--- a/TCC_UNIP_Consumo_Residencial_IoT_IA.docx
+++ b/TCC_UNIP_Consumo_Residencial_IoT_IA.docx
@@ -239,7 +239,7 @@
           <w:sz w:val="24"/>
           <w:szCs w:val="24"/>
         </w:rPr>
-        <w:t xml:space="preserve">SISTEMA DE MONITORAMENTO E PREVISÃO DE CONSUMO ENERGÉTICO RESIDENCIAL BASEADO EM INTERNET DAS COISAS, COMPUTAÇÃO EM NUVEM E APRENDIZADO DE MÁQUINA</w:t>
+        <w:t xml:space="preserve">MONITORAMENTO E PREVISÃO DE CONSUMO ENERGÉTICO RESIDENCIAL COM INTERNET DAS COISAS E APRENDIZADO DE MÁQUINA EM NUVEM</w:t>
       </w:r>
     </w:p>
     <w:p>
@@ -574,7 +574,7 @@
           <w:sz w:val="24"/>
           <w:szCs w:val="24"/>
         </w:rPr>
-        <w:t xml:space="preserve">SISTEMA DE MONITORAMENTO E PREVISÃO DE CONSUMO ENERGÉTICO RESIDENCIAL BASEADO EM INTERNET DAS COISAS, COMPUTAÇÃO EM NUVEM E APRENDIZADO DE MÁQUINA</w:t>
+        <w:t xml:space="preserve">MONITORAMENTO E PREVISÃO DE CONSUMO ENERGÉTICO RESIDENCIAL COM INTERNET DAS COISAS E APRENDIZADO DE MÁQUINA EM NUVEM</w:t>
       </w:r>
     </w:p>
     <w:p>
@@ -857,13 +857,53 @@
           <w:sz w:val="24"/>
           <w:szCs w:val="24"/>
         </w:rPr>
-        <w:t xml:space="preserve">RESUMO</w:t>
-      </w:r>
-    </w:p>
-    <w:p>
-      <w:pPr>
-        <w:spacing w:line="240"/>
+        <w:t xml:space="preserve">DECLARAÇÃO DE USO DE INTELIGÊNCIA ARTIFICIAL GENERATIVA</w:t>
+      </w:r>
+    </w:p>
+    <w:p>
+      <w:pPr>
+        <w:spacing w:after="0" w:before="0" w:line="360"/>
+        <w:ind w:firstLine="708"/>
         <w:jc w:val="both"/>
+      </w:pPr>
+      <w:r>
+        <w:rPr>
+          <w:rFonts w:ascii="Arial" w:cs="Arial" w:eastAsia="Arial" w:hAnsi="Arial"/>
+          <w:b w:val="false"/>
+          <w:bCs w:val="false"/>
+          <w:i w:val="false"/>
+          <w:iCs w:val="false"/>
+          <w:caps w:val="false"/>
+          <w:sz w:val="24"/>
+          <w:szCs w:val="24"/>
+        </w:rPr>
+        <w:t xml:space="preserve">Em atendimento ao disposto no art. 9º, inciso I, alínea “c”, da Portaria CNPq nº 2.664, de 6 de março de 2026, que institui a Política de Integridade na Atividade Científica, os autores declaram o uso da ferramenta de Inteligência Artificial Generativa Claude Opus 5, desenvolvida pela Anthropic, no desenvolvimento deste trabalho, especificando a seguir a fase da pesquisa e a finalidade de cada uso.</w:t>
+      </w:r>
+    </w:p>
+    <w:p>
+      <w:pPr>
+        <w:spacing w:after="0" w:before="0" w:line="360"/>
+        <w:ind w:firstLine="708"/>
+        <w:jc w:val="both"/>
+      </w:pPr>
+      <w:r>
+        <w:rPr>
+          <w:rFonts w:ascii="Arial" w:cs="Arial" w:eastAsia="Arial" w:hAnsi="Arial"/>
+          <w:b w:val="false"/>
+          <w:bCs w:val="false"/>
+          <w:i w:val="false"/>
+          <w:iCs w:val="false"/>
+          <w:caps w:val="false"/>
+          <w:sz w:val="24"/>
+          <w:szCs w:val="24"/>
+        </w:rPr>
+        <w:t xml:space="preserve">Registra-se, preliminarmente, uma distinção necessária. Este trabalho emprega técnicas de Inteligência Artificial como objeto de estudo, na forma dos modelos de aprendizado supervisionado descritos na seção 3.7, os quais constituem parte do sistema desenvolvido e não configuram uso de Inteligência Artificial Generativa. A presente declaração refere-se exclusivamente ao emprego de ferramentas generativas como instrumento auxiliar na elaboração do documento e do projeto, conforme discriminado no Quadro 19.</w:t>
+      </w:r>
+    </w:p>
+    <w:p>
+      <w:pPr>
+        <w:spacing w:after="80" w:before="240" w:line="240"/>
+        <w:jc w:val="left"/>
       </w:pPr>
       <w:r>
         <w:rPr>
@@ -876,39 +916,826 @@
           <w:sz w:val="20"/>
           <w:szCs w:val="20"/>
         </w:rPr>
-        <w:t xml:space="preserve">O consumo residencial representa parcela expressiva da demanda de energia elétrica no Brasil, e sua gestão eficiente é um dos pilares do conceito de cidades inteligentes. Este trabalho apresenta o desenvolvimento de um sistema de monitoramento e previsão de consumo energético residencial que integra dispositivos de Internet das Coisas, computação em nuvem e algoritmos de aprendizado de máquina. A pesquisa é de natureza aplicada, abordagem quantitativa e procedimento experimental. O sistema é composto por nós sensores baseados no microcontrolador ESP32 e no sensor de corrente e tensão INA219, operando sobre uma bancada didática em baixa tensão contínua que reproduz perfis de carga residenciais em escala reduzida, sem qualquer intervenção na instalação elétrica predial. Os dados medidos são transmitidos por Wi-Fi utilizando o protocolo MQTT para uma infraestrutura hospedada em nuvem, composta por broker gerenciado, serviço de ingestão, banco de dados relacional PostgreSQL e serviço de inferência. Para a etapa de previsão, além da série coletada pelo protótipo, utilizou-se a base pública Individual Household Electric Power Consumption, do repositório da Universidade da Califórnia em Irvine, que fornece volume histórico suficiente para o treinamento supervisionado. Foram implementados e comparados três modelos de previsão de consumo horário: um baseline de persistência sazonal, uma regressão linear regularizada e um regressor Random Forest, avaliados pelas métricas MAE, RMSE e MAPE sob validação temporal. Os resultados obtidos são apresentados e discutidos, verificando-se as hipóteses formuladas. Conclui-se que a arquitetura proposta é tecnicamente viável, de baixo custo e reprodutível, constituindo base para aplicações de eficiência energética residencial.</w:t>
-      </w:r>
-    </w:p>
-    <w:p>
-      <w:pPr>
-        <w:spacing w:before="360" w:line="240"/>
-        <w:jc w:val="both"/>
-      </w:pPr>
-      <w:r>
-        <w:rPr>
-          <w:rFonts w:ascii="Arial" w:cs="Arial" w:eastAsia="Arial" w:hAnsi="Arial"/>
-          <w:b/>
-          <w:bCs/>
+        <w:t xml:space="preserve">Quadro 19 – Declaração de uso de ferramentas de Inteligência Artificial Generativa</w:t>
+      </w:r>
+    </w:p>
+    <w:tbl>
+      <w:tblPr>
+        <w:tblW w:type="dxa" w:w="10000"/>
+        <w:tblBorders>
+          <w:top w:val="single" w:color="auto" w:sz="4"/>
+          <w:left w:val="single" w:color="auto" w:sz="4"/>
+          <w:bottom w:val="single" w:color="auto" w:sz="4"/>
+          <w:right w:val="single" w:color="auto" w:sz="4"/>
+          <w:insideH w:val="single" w:color="auto" w:sz="4"/>
+          <w:insideV w:val="single" w:color="auto" w:sz="4"/>
+        </w:tblBorders>
+      </w:tblPr>
+      <w:tblGrid>
+        <w:gridCol w:w="2400"/>
+        <w:gridCol w:w="2400"/>
+        <w:gridCol w:w="5200"/>
+      </w:tblGrid>
+      <w:tr>
+        <w:trPr>
+          <w:tblHeader/>
+        </w:trPr>
+        <w:tc>
+          <w:tcPr>
+            <w:tcW w:type="dxa" w:w="2400"/>
+            <w:shd w:fill="D9D9D9" w:color="auto" w:val="clear"/>
+            <w:tcMar>
+              <w:top w:type="dxa" w:w="60"/>
+              <w:left w:type="dxa" w:w="90"/>
+              <w:bottom w:type="dxa" w:w="60"/>
+              <w:right w:type="dxa" w:w="90"/>
+            </w:tcMar>
+          </w:tcPr>
+          <w:p>
+            <w:pPr>
+              <w:spacing w:line="240"/>
+              <w:jc w:val="left"/>
+            </w:pPr>
+            <w:r>
+              <w:rPr>
+                <w:rFonts w:ascii="Arial" w:cs="Arial" w:eastAsia="Arial" w:hAnsi="Arial"/>
+                <w:b/>
+                <w:bCs/>
+                <w:i w:val="false"/>
+                <w:iCs w:val="false"/>
+                <w:caps w:val="false"/>
+                <w:sz w:val="20"/>
+                <w:szCs w:val="20"/>
+              </w:rPr>
+              <w:t xml:space="preserve">Ferramenta</w:t>
+            </w:r>
+          </w:p>
+        </w:tc>
+        <w:tc>
+          <w:tcPr>
+            <w:tcW w:type="dxa" w:w="2400"/>
+            <w:shd w:fill="D9D9D9" w:color="auto" w:val="clear"/>
+            <w:tcMar>
+              <w:top w:type="dxa" w:w="60"/>
+              <w:left w:type="dxa" w:w="90"/>
+              <w:bottom w:type="dxa" w:w="60"/>
+              <w:right w:type="dxa" w:w="90"/>
+            </w:tcMar>
+          </w:tcPr>
+          <w:p>
+            <w:pPr>
+              <w:spacing w:line="240"/>
+              <w:jc w:val="left"/>
+            </w:pPr>
+            <w:r>
+              <w:rPr>
+                <w:rFonts w:ascii="Arial" w:cs="Arial" w:eastAsia="Arial" w:hAnsi="Arial"/>
+                <w:b/>
+                <w:bCs/>
+                <w:i w:val="false"/>
+                <w:iCs w:val="false"/>
+                <w:caps w:val="false"/>
+                <w:sz w:val="20"/>
+                <w:szCs w:val="20"/>
+              </w:rPr>
+              <w:t xml:space="preserve">Fase da pesquisa</w:t>
+            </w:r>
+          </w:p>
+        </w:tc>
+        <w:tc>
+          <w:tcPr>
+            <w:tcW w:type="dxa" w:w="5200"/>
+            <w:shd w:fill="D9D9D9" w:color="auto" w:val="clear"/>
+            <w:tcMar>
+              <w:top w:type="dxa" w:w="60"/>
+              <w:left w:type="dxa" w:w="90"/>
+              <w:bottom w:type="dxa" w:w="60"/>
+              <w:right w:type="dxa" w:w="90"/>
+            </w:tcMar>
+          </w:tcPr>
+          <w:p>
+            <w:pPr>
+              <w:spacing w:line="240"/>
+              <w:jc w:val="left"/>
+            </w:pPr>
+            <w:r>
+              <w:rPr>
+                <w:rFonts w:ascii="Arial" w:cs="Arial" w:eastAsia="Arial" w:hAnsi="Arial"/>
+                <w:b/>
+                <w:bCs/>
+                <w:i w:val="false"/>
+                <w:iCs w:val="false"/>
+                <w:caps w:val="false"/>
+                <w:sz w:val="20"/>
+                <w:szCs w:val="20"/>
+              </w:rPr>
+              <w:t xml:space="preserve">Finalidade do uso</w:t>
+            </w:r>
+          </w:p>
+        </w:tc>
+      </w:tr>
+      <w:tr>
+        <w:tc>
+          <w:tcPr>
+            <w:tcW w:type="dxa" w:w="2400"/>
+            <w:tcMar>
+              <w:top w:type="dxa" w:w="60"/>
+              <w:left w:type="dxa" w:w="90"/>
+              <w:bottom w:type="dxa" w:w="60"/>
+              <w:right w:type="dxa" w:w="90"/>
+            </w:tcMar>
+          </w:tcPr>
+          <w:p>
+            <w:pPr>
+              <w:spacing w:line="240"/>
+              <w:jc w:val="left"/>
+            </w:pPr>
+            <w:r>
+              <w:rPr>
+                <w:rFonts w:ascii="Arial" w:cs="Arial" w:eastAsia="Arial" w:hAnsi="Arial"/>
+                <w:b w:val="false"/>
+                <w:bCs w:val="false"/>
+                <w:i w:val="false"/>
+                <w:iCs w:val="false"/>
+                <w:caps w:val="false"/>
+                <w:sz w:val="20"/>
+                <w:szCs w:val="20"/>
+              </w:rPr>
+              <w:t xml:space="preserve">Claude Opus 5 (Anthropic)</w:t>
+            </w:r>
+          </w:p>
+        </w:tc>
+        <w:tc>
+          <w:tcPr>
+            <w:tcW w:type="dxa" w:w="2400"/>
+            <w:tcMar>
+              <w:top w:type="dxa" w:w="60"/>
+              <w:left w:type="dxa" w:w="90"/>
+              <w:bottom w:type="dxa" w:w="60"/>
+              <w:right w:type="dxa" w:w="90"/>
+            </w:tcMar>
+          </w:tcPr>
+          <w:p>
+            <w:pPr>
+              <w:spacing w:line="240"/>
+              <w:jc w:val="left"/>
+            </w:pPr>
+            <w:r>
+              <w:rPr>
+                <w:rFonts w:ascii="Arial" w:cs="Arial" w:eastAsia="Arial" w:hAnsi="Arial"/>
+                <w:b w:val="false"/>
+                <w:bCs w:val="false"/>
+                <w:i w:val="false"/>
+                <w:iCs w:val="false"/>
+                <w:caps w:val="false"/>
+                <w:sz w:val="20"/>
+                <w:szCs w:val="20"/>
+              </w:rPr>
+              <w:t xml:space="preserve">Concepção e delimitação do tema</w:t>
+            </w:r>
+          </w:p>
+        </w:tc>
+        <w:tc>
+          <w:tcPr>
+            <w:tcW w:type="dxa" w:w="5200"/>
+            <w:tcMar>
+              <w:top w:type="dxa" w:w="60"/>
+              <w:left w:type="dxa" w:w="90"/>
+              <w:bottom w:type="dxa" w:w="60"/>
+              <w:right w:type="dxa" w:w="90"/>
+            </w:tcMar>
+          </w:tcPr>
+          <w:p>
+            <w:pPr>
+              <w:spacing w:line="240"/>
+              <w:jc w:val="left"/>
+            </w:pPr>
+            <w:r>
+              <w:rPr>
+                <w:rFonts w:ascii="Arial" w:cs="Arial" w:eastAsia="Arial" w:hAnsi="Arial"/>
+                <w:b w:val="false"/>
+                <w:bCs w:val="false"/>
+                <w:i w:val="false"/>
+                <w:iCs w:val="false"/>
+                <w:caps w:val="false"/>
+                <w:sz w:val="20"/>
+                <w:szCs w:val="20"/>
+              </w:rPr>
+              <w:t xml:space="preserve">Discussão de alternativas de escopo, análise crítica da viabilidade técnica e identificação de restrições normativas e de segurança do tema originalmente proposto.</w:t>
+            </w:r>
+          </w:p>
+        </w:tc>
+      </w:tr>
+      <w:tr>
+        <w:tc>
+          <w:tcPr>
+            <w:tcW w:type="dxa" w:w="2400"/>
+            <w:tcMar>
+              <w:top w:type="dxa" w:w="60"/>
+              <w:left w:type="dxa" w:w="90"/>
+              <w:bottom w:type="dxa" w:w="60"/>
+              <w:right w:type="dxa" w:w="90"/>
+            </w:tcMar>
+          </w:tcPr>
+          <w:p>
+            <w:pPr>
+              <w:spacing w:line="240"/>
+              <w:jc w:val="left"/>
+            </w:pPr>
+            <w:r>
+              <w:rPr>
+                <w:rFonts w:ascii="Arial" w:cs="Arial" w:eastAsia="Arial" w:hAnsi="Arial"/>
+                <w:b w:val="false"/>
+                <w:bCs w:val="false"/>
+                <w:i w:val="false"/>
+                <w:iCs w:val="false"/>
+                <w:caps w:val="false"/>
+                <w:sz w:val="20"/>
+                <w:szCs w:val="20"/>
+              </w:rPr>
+              <w:t xml:space="preserve">Claude Opus 5 (Anthropic)</w:t>
+            </w:r>
+          </w:p>
+        </w:tc>
+        <w:tc>
+          <w:tcPr>
+            <w:tcW w:type="dxa" w:w="2400"/>
+            <w:tcMar>
+              <w:top w:type="dxa" w:w="60"/>
+              <w:left w:type="dxa" w:w="90"/>
+              <w:bottom w:type="dxa" w:w="60"/>
+              <w:right w:type="dxa" w:w="90"/>
+            </w:tcMar>
+          </w:tcPr>
+          <w:p>
+            <w:pPr>
+              <w:spacing w:line="240"/>
+              <w:jc w:val="left"/>
+            </w:pPr>
+            <w:r>
+              <w:rPr>
+                <w:rFonts w:ascii="Arial" w:cs="Arial" w:eastAsia="Arial" w:hAnsi="Arial"/>
+                <w:b w:val="false"/>
+                <w:bCs w:val="false"/>
+                <w:i w:val="false"/>
+                <w:iCs w:val="false"/>
+                <w:caps w:val="false"/>
+                <w:sz w:val="20"/>
+                <w:szCs w:val="20"/>
+              </w:rPr>
+              <w:t xml:space="preserve">Revisão de literatura</w:t>
+            </w:r>
+          </w:p>
+        </w:tc>
+        <w:tc>
+          <w:tcPr>
+            <w:tcW w:type="dxa" w:w="5200"/>
+            <w:tcMar>
+              <w:top w:type="dxa" w:w="60"/>
+              <w:left w:type="dxa" w:w="90"/>
+              <w:bottom w:type="dxa" w:w="60"/>
+              <w:right w:type="dxa" w:w="90"/>
+            </w:tcMar>
+          </w:tcPr>
+          <w:p>
+            <w:pPr>
+              <w:spacing w:line="240"/>
+              <w:jc w:val="left"/>
+            </w:pPr>
+            <w:r>
+              <w:rPr>
+                <w:rFonts w:ascii="Arial" w:cs="Arial" w:eastAsia="Arial" w:hAnsi="Arial"/>
+                <w:b w:val="false"/>
+                <w:bCs w:val="false"/>
+                <w:i w:val="false"/>
+                <w:iCs w:val="false"/>
+                <w:caps w:val="false"/>
+                <w:sz w:val="20"/>
+                <w:szCs w:val="20"/>
+              </w:rPr>
+              <w:t xml:space="preserve">Auxílio na identificação de termos de busca e na organização temática das referências. A localização, a leitura e a verificação de cada fonte na base original foram realizadas pelos autores.</w:t>
+            </w:r>
+          </w:p>
+        </w:tc>
+      </w:tr>
+      <w:tr>
+        <w:tc>
+          <w:tcPr>
+            <w:tcW w:type="dxa" w:w="2400"/>
+            <w:tcMar>
+              <w:top w:type="dxa" w:w="60"/>
+              <w:left w:type="dxa" w:w="90"/>
+              <w:bottom w:type="dxa" w:w="60"/>
+              <w:right w:type="dxa" w:w="90"/>
+            </w:tcMar>
+          </w:tcPr>
+          <w:p>
+            <w:pPr>
+              <w:spacing w:line="240"/>
+              <w:jc w:val="left"/>
+            </w:pPr>
+            <w:r>
+              <w:rPr>
+                <w:rFonts w:ascii="Arial" w:cs="Arial" w:eastAsia="Arial" w:hAnsi="Arial"/>
+                <w:b w:val="false"/>
+                <w:bCs w:val="false"/>
+                <w:i w:val="false"/>
+                <w:iCs w:val="false"/>
+                <w:caps w:val="false"/>
+                <w:sz w:val="20"/>
+                <w:szCs w:val="20"/>
+              </w:rPr>
+              <w:t xml:space="preserve">Claude Opus 5 (Anthropic)</w:t>
+            </w:r>
+          </w:p>
+        </w:tc>
+        <w:tc>
+          <w:tcPr>
+            <w:tcW w:type="dxa" w:w="2400"/>
+            <w:tcMar>
+              <w:top w:type="dxa" w:w="60"/>
+              <w:left w:type="dxa" w:w="90"/>
+              <w:bottom w:type="dxa" w:w="60"/>
+              <w:right w:type="dxa" w:w="90"/>
+            </w:tcMar>
+          </w:tcPr>
+          <w:p>
+            <w:pPr>
+              <w:spacing w:line="240"/>
+              <w:jc w:val="left"/>
+            </w:pPr>
+            <w:r>
+              <w:rPr>
+                <w:rFonts w:ascii="Arial" w:cs="Arial" w:eastAsia="Arial" w:hAnsi="Arial"/>
+                <w:b w:val="false"/>
+                <w:bCs w:val="false"/>
+                <w:i w:val="false"/>
+                <w:iCs w:val="false"/>
+                <w:caps w:val="false"/>
+                <w:sz w:val="20"/>
+                <w:szCs w:val="20"/>
+              </w:rPr>
+              <w:t xml:space="preserve">Estruturação e redação</w:t>
+            </w:r>
+          </w:p>
+        </w:tc>
+        <w:tc>
+          <w:tcPr>
+            <w:tcW w:type="dxa" w:w="5200"/>
+            <w:tcMar>
+              <w:top w:type="dxa" w:w="60"/>
+              <w:left w:type="dxa" w:w="90"/>
+              <w:bottom w:type="dxa" w:w="60"/>
+              <w:right w:type="dxa" w:w="90"/>
+            </w:tcMar>
+          </w:tcPr>
+          <w:p>
+            <w:pPr>
+              <w:spacing w:line="240"/>
+              <w:jc w:val="left"/>
+            </w:pPr>
+            <w:r>
+              <w:rPr>
+                <w:rFonts w:ascii="Arial" w:cs="Arial" w:eastAsia="Arial" w:hAnsi="Arial"/>
+                <w:b w:val="false"/>
+                <w:bCs w:val="false"/>
+                <w:i w:val="false"/>
+                <w:iCs w:val="false"/>
+                <w:caps w:val="false"/>
+                <w:sz w:val="20"/>
+                <w:szCs w:val="20"/>
+              </w:rPr>
+              <w:t xml:space="preserve">Sugestão de estrutura de capítulos em conformidade com as normas institucionais e auxílio na redação e no refinamento da linguagem acadêmica de seções do texto.</w:t>
+            </w:r>
+          </w:p>
+        </w:tc>
+      </w:tr>
+      <w:tr>
+        <w:tc>
+          <w:tcPr>
+            <w:tcW w:type="dxa" w:w="2400"/>
+            <w:tcMar>
+              <w:top w:type="dxa" w:w="60"/>
+              <w:left w:type="dxa" w:w="90"/>
+              <w:bottom w:type="dxa" w:w="60"/>
+              <w:right w:type="dxa" w:w="90"/>
+            </w:tcMar>
+          </w:tcPr>
+          <w:p>
+            <w:pPr>
+              <w:spacing w:line="240"/>
+              <w:jc w:val="left"/>
+            </w:pPr>
+            <w:r>
+              <w:rPr>
+                <w:rFonts w:ascii="Arial" w:cs="Arial" w:eastAsia="Arial" w:hAnsi="Arial"/>
+                <w:b w:val="false"/>
+                <w:bCs w:val="false"/>
+                <w:i w:val="false"/>
+                <w:iCs w:val="false"/>
+                <w:caps w:val="false"/>
+                <w:sz w:val="20"/>
+                <w:szCs w:val="20"/>
+              </w:rPr>
+              <w:t xml:space="preserve">Claude Opus 5 (Anthropic)</w:t>
+            </w:r>
+          </w:p>
+        </w:tc>
+        <w:tc>
+          <w:tcPr>
+            <w:tcW w:type="dxa" w:w="2400"/>
+            <w:tcMar>
+              <w:top w:type="dxa" w:w="60"/>
+              <w:left w:type="dxa" w:w="90"/>
+              <w:bottom w:type="dxa" w:w="60"/>
+              <w:right w:type="dxa" w:w="90"/>
+            </w:tcMar>
+          </w:tcPr>
+          <w:p>
+            <w:pPr>
+              <w:spacing w:line="240"/>
+              <w:jc w:val="left"/>
+            </w:pPr>
+            <w:r>
+              <w:rPr>
+                <w:rFonts w:ascii="Arial" w:cs="Arial" w:eastAsia="Arial" w:hAnsi="Arial"/>
+                <w:b w:val="false"/>
+                <w:bCs w:val="false"/>
+                <w:i w:val="false"/>
+                <w:iCs w:val="false"/>
+                <w:caps w:val="false"/>
+                <w:sz w:val="20"/>
+                <w:szCs w:val="20"/>
+              </w:rPr>
+              <w:t xml:space="preserve">Modelagem do projeto</w:t>
+            </w:r>
+          </w:p>
+        </w:tc>
+        <w:tc>
+          <w:tcPr>
+            <w:tcW w:type="dxa" w:w="5200"/>
+            <w:tcMar>
+              <w:top w:type="dxa" w:w="60"/>
+              <w:left w:type="dxa" w:w="90"/>
+              <w:bottom w:type="dxa" w:w="60"/>
+              <w:right w:type="dxa" w:w="90"/>
+            </w:tcMar>
+          </w:tcPr>
+          <w:p>
+            <w:pPr>
+              <w:spacing w:line="240"/>
+              <w:jc w:val="left"/>
+            </w:pPr>
+            <w:r>
+              <w:rPr>
+                <w:rFonts w:ascii="Arial" w:cs="Arial" w:eastAsia="Arial" w:hAnsi="Arial"/>
+                <w:b w:val="false"/>
+                <w:bCs w:val="false"/>
+                <w:i w:val="false"/>
+                <w:iCs w:val="false"/>
+                <w:caps w:val="false"/>
+                <w:sz w:val="20"/>
+                <w:szCs w:val="20"/>
+              </w:rPr>
+              <w:t xml:space="preserve">Auxílio na elaboração dos quadros comparativos de componentes, na especificação da arquitetura em camadas e na modelagem do banco de dados.</w:t>
+            </w:r>
+          </w:p>
+        </w:tc>
+      </w:tr>
+      <w:tr>
+        <w:tc>
+          <w:tcPr>
+            <w:tcW w:type="dxa" w:w="2400"/>
+            <w:tcMar>
+              <w:top w:type="dxa" w:w="60"/>
+              <w:left w:type="dxa" w:w="90"/>
+              <w:bottom w:type="dxa" w:w="60"/>
+              <w:right w:type="dxa" w:w="90"/>
+            </w:tcMar>
+          </w:tcPr>
+          <w:p>
+            <w:pPr>
+              <w:spacing w:line="240"/>
+              <w:jc w:val="left"/>
+            </w:pPr>
+            <w:r>
+              <w:rPr>
+                <w:rFonts w:ascii="Arial" w:cs="Arial" w:eastAsia="Arial" w:hAnsi="Arial"/>
+                <w:b w:val="false"/>
+                <w:bCs w:val="false"/>
+                <w:i w:val="false"/>
+                <w:iCs w:val="false"/>
+                <w:caps w:val="false"/>
+                <w:sz w:val="20"/>
+                <w:szCs w:val="20"/>
+              </w:rPr>
+              <w:t xml:space="preserve">Claude Opus 5 (Anthropic)</w:t>
+            </w:r>
+          </w:p>
+        </w:tc>
+        <w:tc>
+          <w:tcPr>
+            <w:tcW w:type="dxa" w:w="2400"/>
+            <w:tcMar>
+              <w:top w:type="dxa" w:w="60"/>
+              <w:left w:type="dxa" w:w="90"/>
+              <w:bottom w:type="dxa" w:w="60"/>
+              <w:right w:type="dxa" w:w="90"/>
+            </w:tcMar>
+          </w:tcPr>
+          <w:p>
+            <w:pPr>
+              <w:spacing w:line="240"/>
+              <w:jc w:val="left"/>
+            </w:pPr>
+            <w:r>
+              <w:rPr>
+                <w:rFonts w:ascii="Arial" w:cs="Arial" w:eastAsia="Arial" w:hAnsi="Arial"/>
+                <w:b w:val="false"/>
+                <w:bCs w:val="false"/>
+                <w:i w:val="false"/>
+                <w:iCs w:val="false"/>
+                <w:caps w:val="false"/>
+                <w:sz w:val="20"/>
+                <w:szCs w:val="20"/>
+              </w:rPr>
+              <w:t xml:space="preserve">Desenvolvimento</w:t>
+            </w:r>
+          </w:p>
+        </w:tc>
+        <w:tc>
+          <w:tcPr>
+            <w:tcW w:type="dxa" w:w="5200"/>
+            <w:tcMar>
+              <w:top w:type="dxa" w:w="60"/>
+              <w:left w:type="dxa" w:w="90"/>
+              <w:bottom w:type="dxa" w:w="60"/>
+              <w:right w:type="dxa" w:w="90"/>
+            </w:tcMar>
+          </w:tcPr>
+          <w:p>
+            <w:pPr>
+              <w:spacing w:line="240"/>
+              <w:jc w:val="left"/>
+            </w:pPr>
+            <w:r>
+              <w:rPr>
+                <w:rFonts w:ascii="Arial" w:cs="Arial" w:eastAsia="Arial" w:hAnsi="Arial"/>
+                <w:b w:val="false"/>
+                <w:bCs w:val="false"/>
+                <w:i w:val="false"/>
+                <w:iCs w:val="false"/>
+                <w:caps w:val="false"/>
+                <w:sz w:val="20"/>
+                <w:szCs w:val="20"/>
+              </w:rPr>
+              <w:t xml:space="preserve">Geração de código-fonte de referência para o firmware e para o script de treinamento dos modelos, constantes dos Apêndices A e B, posteriormente compilado, executado, corrigido e validado pelos autores em ambiente real.</w:t>
+            </w:r>
+          </w:p>
+        </w:tc>
+      </w:tr>
+      <w:tr>
+        <w:tc>
+          <w:tcPr>
+            <w:tcW w:type="dxa" w:w="2400"/>
+            <w:tcMar>
+              <w:top w:type="dxa" w:w="60"/>
+              <w:left w:type="dxa" w:w="90"/>
+              <w:bottom w:type="dxa" w:w="60"/>
+              <w:right w:type="dxa" w:w="90"/>
+            </w:tcMar>
+          </w:tcPr>
+          <w:p>
+            <w:pPr>
+              <w:spacing w:line="240"/>
+              <w:jc w:val="left"/>
+            </w:pPr>
+            <w:r>
+              <w:rPr>
+                <w:rFonts w:ascii="Arial" w:cs="Arial" w:eastAsia="Arial" w:hAnsi="Arial"/>
+                <w:b w:val="false"/>
+                <w:bCs w:val="false"/>
+                <w:i w:val="false"/>
+                <w:iCs w:val="false"/>
+                <w:caps w:val="false"/>
+                <w:sz w:val="20"/>
+                <w:szCs w:val="20"/>
+              </w:rPr>
+              <w:t xml:space="preserve">Claude Opus 5 (Anthropic)</w:t>
+            </w:r>
+          </w:p>
+        </w:tc>
+        <w:tc>
+          <w:tcPr>
+            <w:tcW w:type="dxa" w:w="2400"/>
+            <w:tcMar>
+              <w:top w:type="dxa" w:w="60"/>
+              <w:left w:type="dxa" w:w="90"/>
+              <w:bottom w:type="dxa" w:w="60"/>
+              <w:right w:type="dxa" w:w="90"/>
+            </w:tcMar>
+          </w:tcPr>
+          <w:p>
+            <w:pPr>
+              <w:spacing w:line="240"/>
+              <w:jc w:val="left"/>
+            </w:pPr>
+            <w:r>
+              <w:rPr>
+                <w:rFonts w:ascii="Arial" w:cs="Arial" w:eastAsia="Arial" w:hAnsi="Arial"/>
+                <w:b w:val="false"/>
+                <w:bCs w:val="false"/>
+                <w:i w:val="false"/>
+                <w:iCs w:val="false"/>
+                <w:caps w:val="false"/>
+                <w:sz w:val="20"/>
+                <w:szCs w:val="20"/>
+              </w:rPr>
+              <w:t xml:space="preserve">Elaboração de artefatos gráficos</w:t>
+            </w:r>
+          </w:p>
+        </w:tc>
+        <w:tc>
+          <w:tcPr>
+            <w:tcW w:type="dxa" w:w="5200"/>
+            <w:tcMar>
+              <w:top w:type="dxa" w:w="60"/>
+              <w:left w:type="dxa" w:w="90"/>
+              <w:bottom w:type="dxa" w:w="60"/>
+              <w:right w:type="dxa" w:w="90"/>
+            </w:tcMar>
+          </w:tcPr>
+          <w:p>
+            <w:pPr>
+              <w:spacing w:line="240"/>
+              <w:jc w:val="left"/>
+            </w:pPr>
+            <w:r>
+              <w:rPr>
+                <w:rFonts w:ascii="Arial" w:cs="Arial" w:eastAsia="Arial" w:hAnsi="Arial"/>
+                <w:b w:val="false"/>
+                <w:bCs w:val="false"/>
+                <w:i w:val="false"/>
+                <w:iCs w:val="false"/>
+                <w:caps w:val="false"/>
+                <w:sz w:val="20"/>
+                <w:szCs w:val="20"/>
+              </w:rPr>
+              <w:t xml:space="preserve">Geração das versões preliminares dos diagramas apresentados nas Figuras 1 a 6, revisadas e validadas pelos autores quanto à correspondência com o sistema implementado.</w:t>
+            </w:r>
+          </w:p>
+        </w:tc>
+      </w:tr>
+      <w:tr>
+        <w:tc>
+          <w:tcPr>
+            <w:tcW w:type="dxa" w:w="2400"/>
+            <w:tcMar>
+              <w:top w:type="dxa" w:w="60"/>
+              <w:left w:type="dxa" w:w="90"/>
+              <w:bottom w:type="dxa" w:w="60"/>
+              <w:right w:type="dxa" w:w="90"/>
+            </w:tcMar>
+          </w:tcPr>
+          <w:p>
+            <w:pPr>
+              <w:spacing w:line="240"/>
+              <w:jc w:val="left"/>
+            </w:pPr>
+            <w:r>
+              <w:rPr>
+                <w:rFonts w:ascii="Arial" w:cs="Arial" w:eastAsia="Arial" w:hAnsi="Arial"/>
+                <w:b w:val="false"/>
+                <w:bCs w:val="false"/>
+                <w:i w:val="false"/>
+                <w:iCs w:val="false"/>
+                <w:caps w:val="false"/>
+                <w:sz w:val="20"/>
+                <w:szCs w:val="20"/>
+              </w:rPr>
+              <w:t xml:space="preserve">Claude Opus 5 (Anthropic)</w:t>
+            </w:r>
+          </w:p>
+        </w:tc>
+        <w:tc>
+          <w:tcPr>
+            <w:tcW w:type="dxa" w:w="2400"/>
+            <w:tcMar>
+              <w:top w:type="dxa" w:w="60"/>
+              <w:left w:type="dxa" w:w="90"/>
+              <w:bottom w:type="dxa" w:w="60"/>
+              <w:right w:type="dxa" w:w="90"/>
+            </w:tcMar>
+          </w:tcPr>
+          <w:p>
+            <w:pPr>
+              <w:spacing w:line="240"/>
+              <w:jc w:val="left"/>
+            </w:pPr>
+            <w:r>
+              <w:rPr>
+                <w:rFonts w:ascii="Arial" w:cs="Arial" w:eastAsia="Arial" w:hAnsi="Arial"/>
+                <w:b w:val="false"/>
+                <w:bCs w:val="false"/>
+                <w:i w:val="false"/>
+                <w:iCs w:val="false"/>
+                <w:caps w:val="false"/>
+                <w:sz w:val="20"/>
+                <w:szCs w:val="20"/>
+              </w:rPr>
+              <w:t xml:space="preserve">Normalização</w:t>
+            </w:r>
+          </w:p>
+        </w:tc>
+        <w:tc>
+          <w:tcPr>
+            <w:tcW w:type="dxa" w:w="5200"/>
+            <w:tcMar>
+              <w:top w:type="dxa" w:w="60"/>
+              <w:left w:type="dxa" w:w="90"/>
+              <w:bottom w:type="dxa" w:w="60"/>
+              <w:right w:type="dxa" w:w="90"/>
+            </w:tcMar>
+          </w:tcPr>
+          <w:p>
+            <w:pPr>
+              <w:spacing w:line="240"/>
+              <w:jc w:val="left"/>
+            </w:pPr>
+            <w:r>
+              <w:rPr>
+                <w:rFonts w:ascii="Arial" w:cs="Arial" w:eastAsia="Arial" w:hAnsi="Arial"/>
+                <w:b w:val="false"/>
+                <w:bCs w:val="false"/>
+                <w:i w:val="false"/>
+                <w:iCs w:val="false"/>
+                <w:caps w:val="false"/>
+                <w:sz w:val="20"/>
+                <w:szCs w:val="20"/>
+              </w:rPr>
+              <w:t xml:space="preserve">Verificação de conformidade da formatação e das referências com as normas da ABNT.</w:t>
+            </w:r>
+          </w:p>
+        </w:tc>
+      </w:tr>
+    </w:tbl>
+    <w:p>
+      <w:pPr>
+        <w:spacing w:after="240" w:before="80" w:line="240"/>
+        <w:jc w:val="left"/>
+      </w:pPr>
+      <w:r>
+        <w:rPr>
+          <w:rFonts w:ascii="Arial" w:cs="Arial" w:eastAsia="Arial" w:hAnsi="Arial"/>
+          <w:b w:val="false"/>
+          <w:bCs w:val="false"/>
           <w:i w:val="false"/>
           <w:iCs w:val="false"/>
           <w:caps w:val="false"/>
           <w:sz w:val="20"/>
           <w:szCs w:val="20"/>
         </w:rPr>
-        <w:t xml:space="preserve">Palavras-chave: </w:t>
-      </w:r>
-      <w:r>
-        <w:rPr>
-          <w:rFonts w:ascii="Arial" w:cs="Arial" w:eastAsia="Arial" w:hAnsi="Arial"/>
-          <w:b w:val="false"/>
-          <w:bCs w:val="false"/>
-          <w:i w:val="false"/>
-          <w:iCs w:val="false"/>
-          <w:caps w:val="false"/>
-          <w:sz w:val="20"/>
-          <w:szCs w:val="20"/>
-        </w:rPr>
-        <w:t xml:space="preserve">Internet das Coisas. Aprendizado de Máquina. Previsão de Carga. Eficiência Energética. Cidades Inteligentes.</w:t>
+        <w:t xml:space="preserve">Fonte: Elaborado pelos autores (2026).</w:t>
+      </w:r>
+    </w:p>
+    <w:p>
+      <w:pPr>
+        <w:spacing w:after="0" w:before="0" w:line="360"/>
+        <w:ind w:firstLine="708"/>
+        <w:jc w:val="both"/>
+      </w:pPr>
+      <w:r>
+        <w:rPr>
+          <w:rFonts w:ascii="Arial" w:cs="Arial" w:eastAsia="Arial" w:hAnsi="Arial"/>
+          <w:b w:val="false"/>
+          <w:bCs w:val="false"/>
+          <w:i w:val="false"/>
+          <w:iCs w:val="false"/>
+          <w:caps w:val="false"/>
+          <w:sz w:val="24"/>
+          <w:szCs w:val="24"/>
+        </w:rPr>
+        <w:t xml:space="preserve">Os autores declaram que nenhum conteúdo gerado por ferramenta de Inteligência Artificial Generativa foi incorporado ao trabalho sem revisão crítica prévia. Todas as referências bibliográficas citadas foram localizadas e conferidas nas fontes originais pelos autores; todos os dados experimentais apresentados foram obtidos por medição direta no protótipo construído ou extraídos de base de dados pública devidamente referenciada; e todo o código-fonte constante dos apêndices foi executado e validado em ambiente real. Nenhum dado, resultado ou referência foi produzido ou estimado por ferramenta generativa.</w:t>
+      </w:r>
+    </w:p>
+    <w:p>
+      <w:pPr>
+        <w:spacing w:after="0" w:before="0" w:line="360"/>
+        <w:ind w:firstLine="708"/>
+        <w:jc w:val="both"/>
+      </w:pPr>
+      <w:r>
+        <w:rPr>
+          <w:rFonts w:ascii="Arial" w:cs="Arial" w:eastAsia="Arial" w:hAnsi="Arial"/>
+          <w:b w:val="false"/>
+          <w:bCs w:val="false"/>
+          <w:i w:val="false"/>
+          <w:iCs w:val="false"/>
+          <w:caps w:val="false"/>
+          <w:sz w:val="24"/>
+          <w:szCs w:val="24"/>
+        </w:rPr>
+        <w:t xml:space="preserve">Os autores assumem integral responsabilidade pela originalidade, pela veracidade e pelo conteúdo do texto final, bem como pelos eventuais erros nele contidos.</w:t>
       </w:r>
     </w:p>
     <w:p>
@@ -933,7 +1760,7 @@
           <w:sz w:val="24"/>
           <w:szCs w:val="24"/>
         </w:rPr>
-        <w:t xml:space="preserve">ABSTRACT</w:t>
+        <w:t xml:space="preserve">RESUMO</w:t>
       </w:r>
     </w:p>
     <w:p>
@@ -952,7 +1779,83 @@
           <w:sz w:val="20"/>
           <w:szCs w:val="20"/>
         </w:rPr>
-        <w:t xml:space="preserve">Residential consumption accounts for a significant share of electricity demand in Brazil, and its efficient management is one of the pillars of the smart city concept. This work presents the development of a residential energy consumption monitoring and forecasting system that integrates Internet of Things devices, cloud computing and machine learning algorithms. The research is applied in nature, quantitative in approach and experimental in procedure. The system consists of sensor nodes based on the ESP32 microcontroller and the INA219 current and voltage sensor, operating on a low-voltage direct current test bench that reproduces residential load profiles at reduced scale, without any intervention in the building electrical installation. Measured data are transmitted over Wi-Fi using the MQTT protocol to a cloud-hosted infrastructure comprising a managed broker, an ingestion service, a PostgreSQL relational database and an inference service. For the forecasting stage, in addition to the series collected by the prototype, the public Individual Household Electric Power Consumption dataset from the University of California Irvine repository was used, providing sufficient historical volume for supervised training. Three hourly consumption forecasting models were implemented and compared: a seasonal persistence baseline, a regularized linear regression and a Random Forest regressor, evaluated by MAE, RMSE and MAPE metrics under temporal validation. The results are presented and discussed, and the formulated hypotheses are verified. It is concluded that the proposed architecture is technically feasible, low cost and reproducible, constituting a basis for residential energy efficiency applications.</w:t>
+        <w:t xml:space="preserve">O consumo residencial representa parcela expressiva da demanda de energia elétrica no Brasil, e sua gestão eficiente é um dos pilares do conceito de cidades inteligentes. Este trabalho apresenta o desenvolvimento de um sistema de monitoramento e previsão de consumo energético residencial que integra dispositivos de Internet das Coisas, computação em nuvem e algoritmos de aprendizado de máquina. A pesquisa é de natureza aplicada, abordagem quantitativa e procedimento experimental. O sistema é composto por um nó de medição agregada, baseado no microcontrolador ESP32 e no transformador de corrente de núcleo bipartido SCT-013-030, aplicado de forma não invasiva a um circuito derivado de uma unidade consumidora residencial em tensão de rede. O método de acoplamento é exclusivamente magnético, dispensando o seccionamento de condutores e a remoção de isolamento. Os dados medidos são transmitidos por Wi-Fi utilizando o protocolo MQTT para uma infraestrutura hospedada em nuvem, composta por broker gerenciado, serviço de ingestão, banco de dados relacional PostgreSQL e serviço de inferência. Para a etapa de previsão, além da série coletada pelo protótipo, utilizou-se a base pública Individual Household Electric Power Consumption, do repositório da Universidade da Califórnia em Irvine, que fornece volume histórico suficiente para o treinamento supervisionado. Foram implementados e comparados três modelos de previsão de consumo horário: um baseline de persistência sazonal, uma regressão linear regularizada e um regressor Random Forest, avaliados pelas métricas MAE, RMSE e MAPE sob validação temporal. Os resultados obtidos são apresentados e discutidos, verificando-se as hipóteses formuladas. Conclui-se que a arquitetura proposta é tecnicamente viável, de baixo custo e reprodutível, constituindo base para aplicações de eficiência energética residencial.</w:t>
+      </w:r>
+    </w:p>
+    <w:p>
+      <w:pPr>
+        <w:spacing w:before="360" w:line="240"/>
+        <w:jc w:val="both"/>
+      </w:pPr>
+      <w:r>
+        <w:rPr>
+          <w:rFonts w:ascii="Arial" w:cs="Arial" w:eastAsia="Arial" w:hAnsi="Arial"/>
+          <w:b/>
+          <w:bCs/>
+          <w:i w:val="false"/>
+          <w:iCs w:val="false"/>
+          <w:caps w:val="false"/>
+          <w:sz w:val="20"/>
+          <w:szCs w:val="20"/>
+        </w:rPr>
+        <w:t xml:space="preserve">Palavras-chave: </w:t>
+      </w:r>
+      <w:r>
+        <w:rPr>
+          <w:rFonts w:ascii="Arial" w:cs="Arial" w:eastAsia="Arial" w:hAnsi="Arial"/>
+          <w:b w:val="false"/>
+          <w:bCs w:val="false"/>
+          <w:i w:val="false"/>
+          <w:iCs w:val="false"/>
+          <w:caps w:val="false"/>
+          <w:sz w:val="20"/>
+          <w:szCs w:val="20"/>
+        </w:rPr>
+        <w:t xml:space="preserve">Internet das Coisas. Aprendizado de Máquina. Previsão de Carga. Eficiência Energética. Cidades Inteligentes.</w:t>
+      </w:r>
+    </w:p>
+    <w:p>
+      <w:r>
+        <w:br w:type="page"/>
+      </w:r>
+    </w:p>
+    <w:p>
+      <w:pPr>
+        <w:pStyle w:val="Heading1"/>
+        <w:spacing w:after="360" w:before="0" w:line="360"/>
+        <w:jc w:val="center"/>
+      </w:pPr>
+      <w:r>
+        <w:rPr>
+          <w:rFonts w:ascii="Arial" w:cs="Arial" w:eastAsia="Arial" w:hAnsi="Arial"/>
+          <w:b/>
+          <w:bCs/>
+          <w:i w:val="false"/>
+          <w:iCs w:val="false"/>
+          <w:caps/>
+          <w:sz w:val="24"/>
+          <w:szCs w:val="24"/>
+        </w:rPr>
+        <w:t xml:space="preserve">ABSTRACT</w:t>
+      </w:r>
+    </w:p>
+    <w:p>
+      <w:pPr>
+        <w:spacing w:line="240"/>
+        <w:jc w:val="both"/>
+      </w:pPr>
+      <w:r>
+        <w:rPr>
+          <w:rFonts w:ascii="Arial" w:cs="Arial" w:eastAsia="Arial" w:hAnsi="Arial"/>
+          <w:b w:val="false"/>
+          <w:bCs w:val="false"/>
+          <w:i w:val="false"/>
+          <w:iCs w:val="false"/>
+          <w:caps w:val="false"/>
+          <w:sz w:val="20"/>
+          <w:szCs w:val="20"/>
+        </w:rPr>
+        <w:t xml:space="preserve">Residential consumption accounts for a significant share of electricity demand in Brazil, and its efficient management is one of the pillars of the smart city concept. This work presents the development of a residential energy consumption monitoring and forecasting system that integrates Internet of Things devices, cloud computing and machine learning algorithms. The research is applied in nature, quantitative in approach and experimental in procedure. The system consists of an aggregate measurement node based on the ESP32 microcontroller and the SCT-013-030 split-core current transformer, applied non-invasively to a branch circuit of a residential consumer unit at mains voltage. Coupling is purely magnetic, requiring no conductor sectioning or insulation removal. Measured data are transmitted over Wi-Fi using the MQTT protocol to a cloud-hosted infrastructure comprising a managed broker, an ingestion service, a PostgreSQL relational database and an inference service. For the forecasting stage, in addition to the series collected by the prototype, the public Individual Household Electric Power Consumption dataset from the University of California Irvine repository was used, providing sufficient historical volume for supervised training. Three hourly consumption forecasting models were implemented and compared: a seasonal persistence baseline, a regularized linear regression and a Random Forest regressor, evaluated by MAE, RMSE and MAPE metrics under temporal validation. The results are presented and discussed, and the formulated hypotheses are verified. It is concluded that the proposed architecture is technically feasible, low cost and reproducible, constituting a basis for residential energy efficiency applications.</w:t>
       </w:r>
     </w:p>
     <w:p>
@@ -1141,6 +2044,26 @@
           <w:sz w:val="24"/>
           <w:szCs w:val="24"/>
         </w:rPr>
+        <w:t xml:space="preserve">No Brasil, a classe residencial responde por aproximadamente 30% do consumo total de energia elétrica e concentra o maior número de unidades consumidoras do país (EPE, 2025), o que a torna alvo prioritário de políticas de eficiência.</w:t>
+      </w:r>
+    </w:p>
+    <w:p>
+      <w:pPr>
+        <w:spacing w:after="0" w:before="0" w:line="360"/>
+        <w:ind w:firstLine="708"/>
+        <w:jc w:val="both"/>
+      </w:pPr>
+      <w:r>
+        <w:rPr>
+          <w:rFonts w:ascii="Arial" w:cs="Arial" w:eastAsia="Arial" w:hAnsi="Arial"/>
+          <w:b w:val="false"/>
+          <w:bCs w:val="false"/>
+          <w:i w:val="false"/>
+          <w:iCs w:val="false"/>
+          <w:caps w:val="false"/>
+          <w:sz w:val="24"/>
+          <w:szCs w:val="24"/>
+        </w:rPr>
         <w:t xml:space="preserve">Dentro desse cenário, a unidade consumidora residencial é a menor célula da rede urbana e, simultaneamente, uma das mais numerosas. A soma do comportamento individual de milhões de residências determina o perfil de carga de uma cidade, incluindo os horários de pico que dimensionam toda a infraestrutura de geração e distribuição. Intervenções de eficiência energética no setor residencial possuem, portanto, efeito agregado relevante, mas dependem de uma condição prévia: a existência de informação granular sobre como e quando a energia é consumida.</w:t>
       </w:r>
     </w:p>
@@ -1397,7 +2320,7 @@
           <w:sz w:val="24"/>
           <w:szCs w:val="24"/>
         </w:rPr>
-        <w:t xml:space="preserve">Especificar e construir um protótipo físico de nó sensor, operando em baixa tensão contínua, capaz de medir tensão, corrente e potência de cargas em bancada didática.</w:t>
+        <w:t xml:space="preserve">Especificar e construir um protótipo físico de nó de medição agregada, capaz de medir de forma não invasiva a corrente e estimar a potência de um circuito residencial em corrente alternada.</w:t>
       </w:r>
     </w:p>
     <w:p>
@@ -1637,7 +2560,7 @@
           <w:sz w:val="24"/>
           <w:szCs w:val="24"/>
         </w:rPr>
-        <w:t xml:space="preserve">Este trabalho se restringe ao monitoramento e à previsão de consumo, não contemplando qualquer forma de atuação ou controle sobre a rede elétrica. Não estão no escopo: o acionamento automático de cargas, a integração com geração distribuída ou armazenamento, a interação com a rede da concessionária e a operação em corrente alternada de tensão de rede. Essa delimitação é deliberada e decorre de dois fatores: a atuação sobre o fluxo de energia elétrica está sujeita a requisitos normativos e de segurança que extrapolam o âmbito de um trabalho de graduação, e a intervenção em circuitos energizados em 127 ou 220 volts representa risco à integridade física dos pesquisadores. A seção 3.3 detalha o arranjo experimental adotado em substituição.</w:t>
+        <w:t xml:space="preserve">Este trabalho se restringe ao monitoramento e à previsão de consumo, não contemplando qualquer forma de atuação ou controle sobre a rede elétrica. Não estão no escopo: o acionamento ou o controle de cargas, a integração com geração distribuída ou armazenamento e a interação com sistemas da concessionária. Essa delimitação é deliberada, uma vez que a atuação sobre o fluxo de energia elétrica está sujeita a requisitos normativos e de segurança que extrapolam o âmbito de um trabalho de graduação. A medição, por sua vez, é realizada em corrente alternada na tensão da rede, por método não invasivo que dispensa qualquer intervenção em condutores energizados, conforme detalhado na seção 3.3.</w:t>
       </w:r>
     </w:p>
     <w:p>
@@ -1922,7 +2845,7 @@
           <w:sz w:val="24"/>
           <w:szCs w:val="24"/>
         </w:rPr>
-        <w:t xml:space="preserve">Para circuitos de corrente contínua e baixa potência, o circuito integrado INA219, da Texas Instruments (2015), constitui solução consolidada. O dispositivo realiza a medição bidirecional de corrente por meio de um resistor shunt de precisão, mede simultaneamente a tensão do barramento e calcula internamente a potência, disponibilizando os resultados por meio do barramento digital I2C. Sua faixa de operação abrange barramentos de até 26 volts em corrente contínua, o que o torna adequado a bancadas experimentais de baixa tensão e inadequado, por outro lado, à medição direta em circuitos de corrente alternada de tensão de rede.</w:t>
+        <w:t xml:space="preserve">Para circuitos de corrente alternada em tensão de rede, o transformador de corrente de núcleo bipartido constitui a solução consolidada em aplicações de monitoramento residencial. O dispositivo opera como transformador cujo primário é o próprio condutor sob medição e cujo secundário produz corrente proporcional, permitindo estimar o valor eficaz sem contato elétrico com o circuito monitorado. O projeto OpenEnergyMonitor (2024), referência técnica na área de monitoramento energético de edificações, adota esse princípio e documenta o modelo SCT-013 como sensor de referência, recomendando sua aplicação ao condutor de alimentação da edificação.</w:t>
       </w:r>
     </w:p>
     <w:p>
@@ -1942,27 +2865,7 @@
           <w:sz w:val="24"/>
           <w:szCs w:val="24"/>
         </w:rPr>
-        <w:t xml:space="preserve">Quanto à plataforma de processamento, o microcontrolador ESP32, da Espressif Systems (2023), integra em encapsulamento único processador de dois núcleos, conversores analógico-digitais, interfaces I2C e SPI, e rádios Wi-Fi e Bluetooth nativos. Essa integração dispensa módulos de comunicação externos e reduz simultaneamente o custo e a complexidade do nó sensor, razão pela qual a plataforma predomina em trabalhos recentes de instrumentação IoT.</w:t>
-      </w:r>
-    </w:p>
-    <w:p>
-      <w:pPr>
-        <w:pStyle w:val="Heading2"/>
-        <w:spacing w:after="200" w:before="360" w:line="360"/>
-        <w:jc w:val="left"/>
-      </w:pPr>
-      <w:r>
-        <w:rPr>
-          <w:rFonts w:ascii="Arial" w:cs="Arial" w:eastAsia="Arial" w:hAnsi="Arial"/>
-          <w:b/>
-          <w:bCs/>
-          <w:i w:val="false"/>
-          <w:iCs w:val="false"/>
-          <w:caps w:val="false"/>
-          <w:sz w:val="24"/>
-          <w:szCs w:val="24"/>
-        </w:rPr>
-        <w:t xml:space="preserve">2.4 Aprendizado de máquina aplicado à previsão de consumo</w:t>
+        <w:t xml:space="preserve">Para circuitos de corrente contínua e baixa potência, por contraste, emprega-se tipicamente a medição por resistor shunt, a exemplo do circuito integrado INA219 da Texas Instruments (2015), cuja faixa de operação se limita a barramentos de até 26 volts em corrente contínua, sendo por isso inaplicável à rede residencial.</w:t>
       </w:r>
     </w:p>
     <w:p>
@@ -1982,7 +2885,7 @@
           <w:sz w:val="24"/>
           <w:szCs w:val="24"/>
         </w:rPr>
-        <w:t xml:space="preserve">A previsão de carga elétrica constitui problema clássico de análise de séries temporais. Hyndman e Athanasopoulos (2021) sistematizam o campo e estabelecem um princípio metodológico fundamental para este trabalho: qualquer modelo proposto deve ser confrontado com métodos de referência simples, sob pena de sua sofisticação não corresponder a ganho real de acurácia. Entre esses métodos de referência, destaca-se a previsão por persistência sazonal, na qual o valor previsto para determinado instante corresponde ao valor observado no mesmo instante do ciclo anterior.</w:t>
+        <w:t xml:space="preserve">Quanto à plataforma de processamento, o microcontrolador ESP32, da Espressif Systems (2023), integra em encapsulamento único processador de dois núcleos, conversores analógico-digitais, interfaces I2C e SPI, e rádios Wi-Fi e Bluetooth nativos. Essa integração dispensa módulos de comunicação externos e reduz simultaneamente o custo e a complexidade do nó sensor, razão pela qual a plataforma predomina em trabalhos recentes de instrumentação IoT.</w:t>
       </w:r>
     </w:p>
     <w:p>
@@ -2002,7 +2905,27 @@
           <w:sz w:val="24"/>
           <w:szCs w:val="24"/>
         </w:rPr>
-        <w:t xml:space="preserve">Séries de consumo residencial apresentam múltiplas sazonalidades sobrepostas — diária, semanal e anual — e volatilidade substancialmente superior à observada em séries agregadas de subestações ou regiões, uma vez que refletem o comportamento estocástico de um número reduzido de indivíduos. Kong et al. (2019) documentam essa dificuldade e demonstram que redes neurais recorrentes do tipo Long Short-Term Memory, cuja arquitetura foi originalmente proposta por Hochreiter e Schmidhuber (1997), obtêm desempenho superior a métodos convencionais na previsão de curto prazo em nível domiciliar.</w:t>
+        <w:t xml:space="preserve">A seleção dos componentes de hardware deste trabalho foi conduzida por comparação sistemática entre alternativas concorrentes, considerando custo, consumo, interface de comunicação, isolamento elétrico e adequação à faixa de operação. As subseções seguintes documentam essa avaliação.</w:t>
+      </w:r>
+    </w:p>
+    <w:p>
+      <w:pPr>
+        <w:pStyle w:val="Heading3"/>
+        <w:spacing w:after="160" w:before="280" w:line="360"/>
+        <w:jc w:val="left"/>
+      </w:pPr>
+      <w:r>
+        <w:rPr>
+          <w:rFonts w:ascii="Arial" w:cs="Arial" w:eastAsia="Arial" w:hAnsi="Arial"/>
+          <w:b w:val="false"/>
+          <w:bCs w:val="false"/>
+          <w:i w:val="false"/>
+          <w:iCs w:val="false"/>
+          <w:caps w:val="false"/>
+          <w:sz w:val="24"/>
+          <w:szCs w:val="24"/>
+        </w:rPr>
+        <w:t xml:space="preserve">2.3.1 Comparativo de plataformas de processamento embarcado</w:t>
       </w:r>
     </w:p>
     <w:p>
@@ -2022,628 +2945,7 @@
           <w:sz w:val="24"/>
           <w:szCs w:val="24"/>
         </w:rPr>
-        <w:t xml:space="preserve">Não obstante, a literatura registra que métodos baseados em árvores de decisão frequentemente igualam ou superam arquiteturas de aprendizado profundo em séries de extensão moderada, com custo computacional e esforço de ajuste significativamente inferiores. O algoritmo Random Forest, proposto por Breiman (2001), combina múltiplas árvores treinadas sobre amostras bootstrap e subconjuntos aleatórios de atributos, produzindo estimador de baixa variância, robusto a ruído e a valores atípicos, e capaz de capturar relações não lineares entre atributos de calendário e consumo sem necessidade de especificação prévia da forma funcional.</w:t>
-      </w:r>
-    </w:p>
-    <w:p>
-      <w:pPr>
-        <w:spacing w:after="0" w:before="0" w:line="360"/>
-        <w:ind w:firstLine="708"/>
-        <w:jc w:val="both"/>
-      </w:pPr>
-      <w:r>
-        <w:rPr>
-          <w:rFonts w:ascii="Arial" w:cs="Arial" w:eastAsia="Arial" w:hAnsi="Arial"/>
-          <w:b w:val="false"/>
-          <w:bCs w:val="false"/>
-          <w:i w:val="false"/>
-          <w:iCs w:val="false"/>
-          <w:caps w:val="false"/>
-          <w:sz w:val="24"/>
-          <w:szCs w:val="24"/>
-        </w:rPr>
-        <w:t xml:space="preserve">Uma linha de pesquisa correlata é a desagregação de cargas, ou monitoramento não intrusivo de aparelhos, inaugurada por Hart (1992), que propôs inferir o consumo individual de cada equipamento a partir da análise das transições no sinal agregado de entrada da residência. Kelly e Knottenbelt (2015a) reformularam o problema por meio de redes neurais profundas, obtendo avanços expressivos. Embora a desagregação não integre o escopo do presente trabalho, que adota submedição direta em pontos instrumentados, o campo é registrado por delimitar a fronteira metodológica adotada.</w:t>
-      </w:r>
-    </w:p>
-    <w:p>
-      <w:pPr>
-        <w:pStyle w:val="Heading2"/>
-        <w:spacing w:after="200" w:before="360" w:line="360"/>
-        <w:jc w:val="left"/>
-      </w:pPr>
-      <w:r>
-        <w:rPr>
-          <w:rFonts w:ascii="Arial" w:cs="Arial" w:eastAsia="Arial" w:hAnsi="Arial"/>
-          <w:b/>
-          <w:bCs/>
-          <w:i w:val="false"/>
-          <w:iCs w:val="false"/>
-          <w:caps w:val="false"/>
-          <w:sz w:val="24"/>
-          <w:szCs w:val="24"/>
-        </w:rPr>
-        <w:t xml:space="preserve">2.5 Métricas de avaliação e validação temporal</w:t>
-      </w:r>
-    </w:p>
-    <w:p>
-      <w:pPr>
-        <w:spacing w:after="0" w:before="0" w:line="360"/>
-        <w:ind w:firstLine="708"/>
-        <w:jc w:val="both"/>
-      </w:pPr>
-      <w:r>
-        <w:rPr>
-          <w:rFonts w:ascii="Arial" w:cs="Arial" w:eastAsia="Arial" w:hAnsi="Arial"/>
-          <w:b w:val="false"/>
-          <w:bCs w:val="false"/>
-          <w:i w:val="false"/>
-          <w:iCs w:val="false"/>
-          <w:caps w:val="false"/>
-          <w:sz w:val="24"/>
-          <w:szCs w:val="24"/>
-        </w:rPr>
-        <w:t xml:space="preserve">A avaliação de modelos de previsão emprega convencionalmente três métricas complementares. O erro absoluto médio, ou MAE, expressa o erro na mesma unidade da grandeza medida e é robusto a valores atípicos. A raiz do erro quadrático médio, ou RMSE, penaliza desproporcionalmente erros de grande magnitude, sendo indicada quando erros severos são particularmente indesejáveis. O erro percentual absoluto médio, ou MAPE, é adimensional e permite comparação entre séries de escalas distintas, apresentando, contudo, instabilidade quando os valores observados se aproximam de zero — condição que ocorre em séries residenciais durante períodos de consumo mínimo (HYNDMAN; ATHANASOPOULOS, 2021).</w:t>
-      </w:r>
-    </w:p>
-    <w:p>
-      <w:pPr>
-        <w:spacing w:after="0" w:before="0" w:line="360"/>
-        <w:ind w:firstLine="708"/>
-        <w:jc w:val="both"/>
-      </w:pPr>
-      <w:r>
-        <w:rPr>
-          <w:rFonts w:ascii="Arial" w:cs="Arial" w:eastAsia="Arial" w:hAnsi="Arial"/>
-          <w:b w:val="false"/>
-          <w:bCs w:val="false"/>
-          <w:i w:val="false"/>
-          <w:iCs w:val="false"/>
-          <w:caps w:val="false"/>
-          <w:sz w:val="24"/>
-          <w:szCs w:val="24"/>
-        </w:rPr>
-        <w:t xml:space="preserve">Hyndman e Athanasopoulos (2021) enfatizam ainda que a validação de modelos de séries temporais não admite particionamento aleatório dos dados. O embaralhamento das amostras permitiria ao modelo acessar informação futura durante o treinamento, configurando vazamento de dados e produzindo estimativa de desempenho artificialmente otimista. A validação deve, portanto, respeitar a ordem cronológica, mediante partição sequencial ou validação cruzada em janelas progressivas.</w:t>
-      </w:r>
-    </w:p>
-    <w:p>
-      <w:pPr>
-        <w:pStyle w:val="Heading2"/>
-        <w:spacing w:after="200" w:before="360" w:line="360"/>
-        <w:jc w:val="left"/>
-      </w:pPr>
-      <w:r>
-        <w:rPr>
-          <w:rFonts w:ascii="Arial" w:cs="Arial" w:eastAsia="Arial" w:hAnsi="Arial"/>
-          <w:b/>
-          <w:bCs/>
-          <w:i w:val="false"/>
-          <w:iCs w:val="false"/>
-          <w:caps w:val="false"/>
-          <w:sz w:val="24"/>
-          <w:szCs w:val="24"/>
-        </w:rPr>
-        <w:t xml:space="preserve">2.6 Bases de dados públicas</w:t>
-      </w:r>
-    </w:p>
-    <w:p>
-      <w:pPr>
-        <w:spacing w:after="0" w:before="0" w:line="360"/>
-        <w:ind w:firstLine="708"/>
-        <w:jc w:val="both"/>
-      </w:pPr>
-      <w:r>
-        <w:rPr>
-          <w:rFonts w:ascii="Arial" w:cs="Arial" w:eastAsia="Arial" w:hAnsi="Arial"/>
-          <w:b w:val="false"/>
-          <w:bCs w:val="false"/>
-          <w:i w:val="false"/>
-          <w:iCs w:val="false"/>
-          <w:caps w:val="false"/>
-          <w:sz w:val="24"/>
-          <w:szCs w:val="24"/>
-        </w:rPr>
-        <w:t xml:space="preserve">A construção de modelos de previsão exige volume de dados históricos que raramente se obtém no prazo de execução de um trabalho de graduação. A comunidade científica disponibiliza bases públicas que suprem essa limitação. A base Individual Household Electric Power Consumption, disponibilizada por Hebrail e Berard (2012) no repositório de aprendizado de máquina da Universidade da Califórnia em Irvine, contém aproximadamente quatro anos de medições de potência ativa, potência reativa, tensão e corrente de uma residência, com resolução de um minuto, além de três submedidores setoriais. A base UK-DALE, descrita por Kelly e Knottenbelt (2015b), fornece medições agregadas e por aparelho de cinco residências do Reino Unido, com resolução temporal elevada, sendo referência consolidada em estudos de desagregação.</w:t>
-      </w:r>
-    </w:p>
-    <w:p>
-      <w:pPr>
-        <w:spacing w:after="0" w:before="0" w:line="360"/>
-        <w:ind w:firstLine="708"/>
-        <w:jc w:val="both"/>
-      </w:pPr>
-      <w:r>
-        <w:rPr>
-          <w:rFonts w:ascii="Arial" w:cs="Arial" w:eastAsia="Arial" w:hAnsi="Arial"/>
-          <w:b w:val="false"/>
-          <w:bCs w:val="false"/>
-          <w:i w:val="false"/>
-          <w:iCs w:val="false"/>
-          <w:caps w:val="false"/>
-          <w:sz w:val="24"/>
-          <w:szCs w:val="24"/>
-        </w:rPr>
-        <w:t xml:space="preserve">O emprego dessas bases em conjunto com dados coletados por instrumentação própria constitui prática metodologicamente aceita, desde que a distinção entre as duas origens seja explicitada e que as conclusões respeitem o alcance de cada conjunto.</w:t>
-      </w:r>
-    </w:p>
-    <w:p>
-      <w:pPr>
-        <w:pStyle w:val="Heading2"/>
-        <w:spacing w:after="200" w:before="360" w:line="360"/>
-        <w:jc w:val="left"/>
-      </w:pPr>
-      <w:r>
-        <w:rPr>
-          <w:rFonts w:ascii="Arial" w:cs="Arial" w:eastAsia="Arial" w:hAnsi="Arial"/>
-          <w:b/>
-          <w:bCs/>
-          <w:i w:val="false"/>
-          <w:iCs w:val="false"/>
-          <w:caps w:val="false"/>
-          <w:sz w:val="24"/>
-          <w:szCs w:val="24"/>
-        </w:rPr>
-        <w:t xml:space="preserve">2.7 Trabalhos relacionados e lacunas identificadas</w:t>
-      </w:r>
-    </w:p>
-    <w:p>
-      <w:pPr>
-        <w:spacing w:after="0" w:before="0" w:line="360"/>
-        <w:ind w:firstLine="708"/>
-        <w:jc w:val="both"/>
-      </w:pPr>
-      <w:r>
-        <w:rPr>
-          <w:rFonts w:ascii="Arial" w:cs="Arial" w:eastAsia="Arial" w:hAnsi="Arial"/>
-          <w:b w:val="false"/>
-          <w:bCs w:val="false"/>
-          <w:i w:val="false"/>
-          <w:iCs w:val="false"/>
-          <w:caps w:val="false"/>
-          <w:sz w:val="24"/>
-          <w:szCs w:val="24"/>
-        </w:rPr>
-        <w:t xml:space="preserve">O cotejo dos trabalhos analisados permite identificar três padrões recorrentes. O primeiro é a concentração de estudos em uma única etapa da cadeia: há literatura abundante sobre modelos de previsão avaliados isoladamente sobre bases públicas, e literatura igualmente abundante sobre plataformas de monitoramento IoT sem componente preditivo, mas é comparativamente escassa a documentação integral de sistemas que percorram todo o percurso, da aquisição física à entrega da previsão ao usuário.</w:t>
-      </w:r>
-    </w:p>
-    <w:p>
-      <w:pPr>
-        <w:spacing w:after="0" w:before="0" w:line="360"/>
-        <w:ind w:firstLine="708"/>
-        <w:jc w:val="both"/>
-      </w:pPr>
-      <w:r>
-        <w:rPr>
-          <w:rFonts w:ascii="Arial" w:cs="Arial" w:eastAsia="Arial" w:hAnsi="Arial"/>
-          <w:b w:val="false"/>
-          <w:bCs w:val="false"/>
-          <w:i w:val="false"/>
-          <w:iCs w:val="false"/>
-          <w:caps w:val="false"/>
-          <w:sz w:val="24"/>
-          <w:szCs w:val="24"/>
-        </w:rPr>
-        <w:t xml:space="preserve">O segundo padrão é a ausência frequente de baselines de comparação. Diversos trabalhos reportam métricas de modelos sofisticados sem confrontá-las com métodos triviais, o que impossibilita avaliar o ganho efetivo obtido, contrariando a recomendação metodológica de Hyndman e Athanasopoulos (2021).</w:t>
-      </w:r>
-    </w:p>
-    <w:p>
-      <w:pPr>
-        <w:spacing w:after="0" w:before="0" w:line="360"/>
-        <w:ind w:firstLine="708"/>
-        <w:jc w:val="both"/>
-      </w:pPr>
-      <w:r>
-        <w:rPr>
-          <w:rFonts w:ascii="Arial" w:cs="Arial" w:eastAsia="Arial" w:hAnsi="Arial"/>
-          <w:b w:val="false"/>
-          <w:bCs w:val="false"/>
-          <w:i w:val="false"/>
-          <w:iCs w:val="false"/>
-          <w:caps w:val="false"/>
-          <w:sz w:val="24"/>
-          <w:szCs w:val="24"/>
-        </w:rPr>
-        <w:t xml:space="preserve">O terceiro padrão é a omissão da camada de nuvem. Muitos protótipos armazenam dados localmente, sem discutir a arquitetura de implantação, os custos operacionais e os requisitos de segurança que a operação real imporia.</w:t>
-      </w:r>
-    </w:p>
-    <w:p>
-      <w:pPr>
-        <w:spacing w:after="0" w:before="0" w:line="360"/>
-        <w:ind w:firstLine="708"/>
-        <w:jc w:val="both"/>
-      </w:pPr>
-      <w:r>
-        <w:rPr>
-          <w:rFonts w:ascii="Arial" w:cs="Arial" w:eastAsia="Arial" w:hAnsi="Arial"/>
-          <w:b w:val="false"/>
-          <w:bCs w:val="false"/>
-          <w:i w:val="false"/>
-          <w:iCs w:val="false"/>
-          <w:caps w:val="false"/>
-          <w:sz w:val="24"/>
-          <w:szCs w:val="24"/>
-        </w:rPr>
-        <w:t xml:space="preserve">O presente trabalho posiciona-se nessas três lacunas ao documentar a cadeia completa, ao adotar baseline explícito de comparação e ao especificar integralmente a infraestrutura em nuvem, incluindo sua estimativa de custo.</w:t>
-      </w:r>
-    </w:p>
-    <w:p>
-      <w:pPr>
-        <w:pStyle w:val="Heading2"/>
-        <w:spacing w:after="200" w:before="360" w:line="360"/>
-        <w:jc w:val="left"/>
-      </w:pPr>
-      <w:r>
-        <w:rPr>
-          <w:rFonts w:ascii="Arial" w:cs="Arial" w:eastAsia="Arial" w:hAnsi="Arial"/>
-          <w:b/>
-          <w:bCs/>
-          <w:i w:val="false"/>
-          <w:iCs w:val="false"/>
-          <w:caps w:val="false"/>
-          <w:sz w:val="24"/>
-          <w:szCs w:val="24"/>
-        </w:rPr>
-        <w:t xml:space="preserve">2.8 Hipóteses da pesquisa</w:t>
-      </w:r>
-    </w:p>
-    <w:p>
-      <w:pPr>
-        <w:spacing w:after="0" w:before="0" w:line="360"/>
-        <w:ind w:firstLine="708"/>
-        <w:jc w:val="both"/>
-      </w:pPr>
-      <w:r>
-        <w:rPr>
-          <w:rFonts w:ascii="Arial" w:cs="Arial" w:eastAsia="Arial" w:hAnsi="Arial"/>
-          <w:b w:val="false"/>
-          <w:bCs w:val="false"/>
-          <w:i w:val="false"/>
-          <w:iCs w:val="false"/>
-          <w:caps w:val="false"/>
-          <w:sz w:val="24"/>
-          <w:szCs w:val="24"/>
-        </w:rPr>
-        <w:t xml:space="preserve">Com base na literatura revisada, formulam-se as seguintes hipóteses, cuja verificação é apresentada na seção 9:</w:t>
-      </w:r>
-    </w:p>
-    <w:p>
-      <w:pPr>
-        <w:pStyle w:val="ListParagraph"/>
-        <w:numPr>
-          <w:ilvl w:val="0"/>
-          <w:numId w:val="3"/>
-        </w:numPr>
-        <w:spacing w:line="360"/>
-        <w:jc w:val="both"/>
-      </w:pPr>
-      <w:r>
-        <w:rPr>
-          <w:rFonts w:ascii="Arial" w:cs="Arial" w:eastAsia="Arial" w:hAnsi="Arial"/>
-          <w:b w:val="false"/>
-          <w:bCs w:val="false"/>
-          <w:i w:val="false"/>
-          <w:iCs w:val="false"/>
-          <w:caps w:val="false"/>
-          <w:sz w:val="24"/>
-          <w:szCs w:val="24"/>
-        </w:rPr>
-        <w:t xml:space="preserve">H1 — Um nó sensor construído com componentes de baixo custo, composto por microcontrolador ESP32 e sensor INA219, mede a potência de cargas conhecidas com erro relativo inferior a 5% em relação ao valor de referência.</w:t>
-      </w:r>
-    </w:p>
-    <w:p>
-      <w:pPr>
-        <w:pStyle w:val="ListParagraph"/>
-        <w:numPr>
-          <w:ilvl w:val="0"/>
-          <w:numId w:val="3"/>
-        </w:numPr>
-        <w:spacing w:line="360"/>
-        <w:jc w:val="both"/>
-      </w:pPr>
-      <w:r>
-        <w:rPr>
-          <w:rFonts w:ascii="Arial" w:cs="Arial" w:eastAsia="Arial" w:hAnsi="Arial"/>
-          <w:b w:val="false"/>
-          <w:bCs w:val="false"/>
-          <w:i w:val="false"/>
-          <w:iCs w:val="false"/>
-          <w:caps w:val="false"/>
-          <w:sz w:val="24"/>
-          <w:szCs w:val="24"/>
-        </w:rPr>
-        <w:t xml:space="preserve">H2 — A arquitetura em nuvem proposta sustenta a ingestão contínua de telemetria dos nós sensores sem perda de mensagens, mantendo latência fim a fim compatível com visualização em tempo quase real.</w:t>
-      </w:r>
-    </w:p>
-    <w:p>
-      <w:pPr>
-        <w:pStyle w:val="ListParagraph"/>
-        <w:numPr>
-          <w:ilvl w:val="0"/>
-          <w:numId w:val="3"/>
-        </w:numPr>
-        <w:spacing w:line="360"/>
-        <w:jc w:val="both"/>
-      </w:pPr>
-      <w:r>
-        <w:rPr>
-          <w:rFonts w:ascii="Arial" w:cs="Arial" w:eastAsia="Arial" w:hAnsi="Arial"/>
-          <w:b w:val="false"/>
-          <w:bCs w:val="false"/>
-          <w:i w:val="false"/>
-          <w:iCs w:val="false"/>
-          <w:caps w:val="false"/>
-          <w:sz w:val="24"/>
-          <w:szCs w:val="24"/>
-        </w:rPr>
-        <w:t xml:space="preserve">H3 — Modelos de aprendizado supervisionado treinados sobre a série histórica de consumo produzem previsão de curto prazo com erro inferior ao do baseline de persistência sazonal.</w:t>
-      </w:r>
-    </w:p>
-    <w:p>
-      <w:pPr>
-        <w:pStyle w:val="ListParagraph"/>
-        <w:numPr>
-          <w:ilvl w:val="0"/>
-          <w:numId w:val="3"/>
-        </w:numPr>
-        <w:spacing w:line="360"/>
-        <w:jc w:val="both"/>
-      </w:pPr>
-      <w:r>
-        <w:rPr>
-          <w:rFonts w:ascii="Arial" w:cs="Arial" w:eastAsia="Arial" w:hAnsi="Arial"/>
-          <w:b w:val="false"/>
-          <w:bCs w:val="false"/>
-          <w:i w:val="false"/>
-          <w:iCs w:val="false"/>
-          <w:caps w:val="false"/>
-          <w:sz w:val="24"/>
-          <w:szCs w:val="24"/>
-        </w:rPr>
-        <w:t xml:space="preserve">H4 — A disponibilização das previsões em interface web permite ao usuário identificar padrões acionáveis de consumo, tais como horários de pico e cargas dominantes.</w:t>
-      </w:r>
-    </w:p>
-    <w:p>
-      <w:r>
-        <w:br w:type="page"/>
-      </w:r>
-    </w:p>
-    <w:p>
-      <w:pPr>
-        <w:pStyle w:val="Heading1"/>
-        <w:spacing w:after="240" w:before="480" w:line="360"/>
-        <w:jc w:val="left"/>
-      </w:pPr>
-      <w:r>
-        <w:rPr>
-          <w:rFonts w:ascii="Arial" w:cs="Arial" w:eastAsia="Arial" w:hAnsi="Arial"/>
-          <w:b/>
-          <w:bCs/>
-          <w:i w:val="false"/>
-          <w:iCs w:val="false"/>
-          <w:caps/>
-          <w:sz w:val="24"/>
-          <w:szCs w:val="24"/>
-        </w:rPr>
-        <w:t xml:space="preserve">3 METODOLOGIA</w:t>
-      </w:r>
-    </w:p>
-    <w:p>
-      <w:pPr>
-        <w:pStyle w:val="Heading2"/>
-        <w:spacing w:after="200" w:before="360" w:line="360"/>
-        <w:jc w:val="left"/>
-      </w:pPr>
-      <w:r>
-        <w:rPr>
-          <w:rFonts w:ascii="Arial" w:cs="Arial" w:eastAsia="Arial" w:hAnsi="Arial"/>
-          <w:b/>
-          <w:bCs/>
-          <w:i w:val="false"/>
-          <w:iCs w:val="false"/>
-          <w:caps w:val="false"/>
-          <w:sz w:val="24"/>
-          <w:szCs w:val="24"/>
-        </w:rPr>
-        <w:t xml:space="preserve">3.1 Classificação da pesquisa</w:t>
-      </w:r>
-    </w:p>
-    <w:p>
-      <w:pPr>
-        <w:spacing w:after="0" w:before="0" w:line="360"/>
-        <w:ind w:firstLine="708"/>
-        <w:jc w:val="both"/>
-      </w:pPr>
-      <w:r>
-        <w:rPr>
-          <w:rFonts w:ascii="Arial" w:cs="Arial" w:eastAsia="Arial" w:hAnsi="Arial"/>
-          <w:b w:val="false"/>
-          <w:bCs w:val="false"/>
-          <w:i w:val="false"/>
-          <w:iCs w:val="false"/>
-          <w:caps w:val="false"/>
-          <w:sz w:val="24"/>
-          <w:szCs w:val="24"/>
-        </w:rPr>
-        <w:t xml:space="preserve">Quanto à natureza, esta pesquisa classifica-se como aplicada, uma vez que se destina à produção de conhecimento dirigido à solução de um problema concreto, materializado em um sistema funcional. Quanto à abordagem, classifica-se como quantitativa, pois opera sobre grandezas mensuráveis — tensão, corrente, potência e energia — coletadas sistematicamente e submetidas a tratamento estatístico e a modelos matemáticos de previsão.</w:t>
-      </w:r>
-    </w:p>
-    <w:p>
-      <w:pPr>
-        <w:spacing w:after="0" w:before="0" w:line="360"/>
-        <w:ind w:firstLine="708"/>
-        <w:jc w:val="both"/>
-      </w:pPr>
-      <w:r>
-        <w:rPr>
-          <w:rFonts w:ascii="Arial" w:cs="Arial" w:eastAsia="Arial" w:hAnsi="Arial"/>
-          <w:b w:val="false"/>
-          <w:bCs w:val="false"/>
-          <w:i w:val="false"/>
-          <w:iCs w:val="false"/>
-          <w:caps w:val="false"/>
-          <w:sz w:val="24"/>
-          <w:szCs w:val="24"/>
-        </w:rPr>
-        <w:t xml:space="preserve">Quanto aos objetivos, a pesquisa é descritiva e explicativa: descreve o comportamento do consumo observado e busca explicar a relação entre variáveis de calendário e o consumo subsequente. Quanto aos procedimentos técnicos, é experimental, pois submete o sistema construído a cenários de carga controlados e observa o comportamento resultante, e bibliográfica na etapa de fundamentação.</w:t>
-      </w:r>
-    </w:p>
-    <w:p>
-      <w:pPr>
-        <w:pStyle w:val="Heading2"/>
-        <w:spacing w:after="200" w:before="360" w:line="360"/>
-        <w:jc w:val="left"/>
-      </w:pPr>
-      <w:r>
-        <w:rPr>
-          <w:rFonts w:ascii="Arial" w:cs="Arial" w:eastAsia="Arial" w:hAnsi="Arial"/>
-          <w:b/>
-          <w:bCs/>
-          <w:i w:val="false"/>
-          <w:iCs w:val="false"/>
-          <w:caps w:val="false"/>
-          <w:sz w:val="24"/>
-          <w:szCs w:val="24"/>
-        </w:rPr>
-        <w:t xml:space="preserve">3.2 Delineamento experimental</w:t>
-      </w:r>
-    </w:p>
-    <w:p>
-      <w:pPr>
-        <w:spacing w:after="0" w:before="0" w:line="360"/>
-        <w:ind w:firstLine="708"/>
-        <w:jc w:val="both"/>
-      </w:pPr>
-      <w:r>
-        <w:rPr>
-          <w:rFonts w:ascii="Arial" w:cs="Arial" w:eastAsia="Arial" w:hAnsi="Arial"/>
-          <w:b w:val="false"/>
-          <w:bCs w:val="false"/>
-          <w:i w:val="false"/>
-          <w:iCs w:val="false"/>
-          <w:caps w:val="false"/>
-          <w:sz w:val="24"/>
-          <w:szCs w:val="24"/>
-        </w:rPr>
-        <w:t xml:space="preserve">O experimento foi estruturado em duas frentes complementares, cuja separação é essencial para a correta interpretação dos resultados.</w:t>
-      </w:r>
-    </w:p>
-    <w:p>
-      <w:pPr>
-        <w:spacing w:after="0" w:before="0" w:line="360"/>
-        <w:ind w:firstLine="708"/>
-        <w:jc w:val="both"/>
-      </w:pPr>
-      <w:r>
-        <w:rPr>
-          <w:rFonts w:ascii="Arial" w:cs="Arial" w:eastAsia="Arial" w:hAnsi="Arial"/>
-          <w:b w:val="false"/>
-          <w:bCs w:val="false"/>
-          <w:i w:val="false"/>
-          <w:iCs w:val="false"/>
-          <w:caps w:val="false"/>
-          <w:sz w:val="24"/>
-          <w:szCs w:val="24"/>
-        </w:rPr>
-        <w:t xml:space="preserve">A primeira frente é a validação da cadeia de instrumentação e transmissão. Nela, o protótipo físico é submetido a cargas de valor conhecido em bancada, e as medições reportadas pelo sistema são confrontadas com valores de referência. Esta frente responde às hipóteses H1 e H2 e produz dados de curta duração, adequados à verificação de acurácia e integridade do fluxo, porém insuficientes em extensão temporal para o treinamento de modelos preditivos.</w:t>
-      </w:r>
-    </w:p>
-    <w:p>
-      <w:pPr>
-        <w:spacing w:after="0" w:before="0" w:line="360"/>
-        <w:ind w:firstLine="708"/>
-        <w:jc w:val="both"/>
-      </w:pPr>
-      <w:r>
-        <w:rPr>
-          <w:rFonts w:ascii="Arial" w:cs="Arial" w:eastAsia="Arial" w:hAnsi="Arial"/>
-          <w:b w:val="false"/>
-          <w:bCs w:val="false"/>
-          <w:i w:val="false"/>
-          <w:iCs w:val="false"/>
-          <w:caps w:val="false"/>
-          <w:sz w:val="24"/>
-          <w:szCs w:val="24"/>
-        </w:rPr>
-        <w:t xml:space="preserve">A segunda frente é a validação da capacidade preditiva. Nela, os modelos de previsão são treinados e avaliados sobre a base pública descrita na seção 3.5, que oferece extensão histórica compatível com a captura de sazonalidades diária e semanal. Esta frente responde à hipótese H3.</w:t>
-      </w:r>
-    </w:p>
-    <w:p>
-      <w:pPr>
-        <w:spacing w:after="0" w:before="0" w:line="360"/>
-        <w:ind w:firstLine="708"/>
-        <w:jc w:val="both"/>
-      </w:pPr>
-      <w:r>
-        <w:rPr>
-          <w:rFonts w:ascii="Arial" w:cs="Arial" w:eastAsia="Arial" w:hAnsi="Arial"/>
-          <w:b w:val="false"/>
-          <w:bCs w:val="false"/>
-          <w:i w:val="false"/>
-          <w:iCs w:val="false"/>
-          <w:caps w:val="false"/>
-          <w:sz w:val="24"/>
-          <w:szCs w:val="24"/>
-        </w:rPr>
-        <w:t xml:space="preserve">A adoção de duas frentes decorre de uma restrição temporal incontornável: a captura confiável de sazonalidade semanal exige série contínua de várias semanas, prazo que compete diretamente com o cronograma de desenvolvimento do próprio sistema. Reconhecer explicitamente essa separação, em vez de treinar modelos sobre série própria de extensão insuficiente e reportar métricas sem validade estatística, constitui decisão metodológica deliberada. A limitação decorrente está registrada na seção 9.6.</w:t>
-      </w:r>
-    </w:p>
-    <w:p>
-      <w:pPr>
-        <w:pStyle w:val="Heading2"/>
-        <w:spacing w:after="200" w:before="360" w:line="360"/>
-        <w:jc w:val="left"/>
-      </w:pPr>
-      <w:r>
-        <w:rPr>
-          <w:rFonts w:ascii="Arial" w:cs="Arial" w:eastAsia="Arial" w:hAnsi="Arial"/>
-          <w:b/>
-          <w:bCs/>
-          <w:i w:val="false"/>
-          <w:iCs w:val="false"/>
-          <w:caps w:val="false"/>
-          <w:sz w:val="24"/>
-          <w:szCs w:val="24"/>
-        </w:rPr>
-        <w:t xml:space="preserve">3.3 Arranjo experimental e considerações de segurança</w:t>
-      </w:r>
-    </w:p>
-    <w:p>
-      <w:pPr>
-        <w:spacing w:after="0" w:before="0" w:line="360"/>
-        <w:ind w:firstLine="708"/>
-        <w:jc w:val="both"/>
-      </w:pPr>
-      <w:r>
-        <w:rPr>
-          <w:rFonts w:ascii="Arial" w:cs="Arial" w:eastAsia="Arial" w:hAnsi="Arial"/>
-          <w:b w:val="false"/>
-          <w:bCs w:val="false"/>
-          <w:i w:val="false"/>
-          <w:iCs w:val="false"/>
-          <w:caps w:val="false"/>
-          <w:sz w:val="24"/>
-          <w:szCs w:val="24"/>
-        </w:rPr>
-        <w:t xml:space="preserve">A medição direta em circuitos residenciais energizados em 127 ou 220 volts de corrente alternada apresenta risco de choque elétrico, arco elétrico e incêndio, e sua execução por pessoal não habilitado é desaconselhada. Ademais, o sensor INA219 opera em barramentos de até 26 volts em corrente contínua, sendo eletricamente incompatível com a rede de distribuição residencial (TEXAS INSTRUMENTS, 2015).</w:t>
-      </w:r>
-    </w:p>
-    <w:p>
-      <w:pPr>
-        <w:spacing w:after="0" w:before="0" w:line="360"/>
-        <w:ind w:firstLine="708"/>
-        <w:jc w:val="both"/>
-      </w:pPr>
-      <w:r>
-        <w:rPr>
-          <w:rFonts w:ascii="Arial" w:cs="Arial" w:eastAsia="Arial" w:hAnsi="Arial"/>
-          <w:b w:val="false"/>
-          <w:bCs w:val="false"/>
-          <w:i w:val="false"/>
-          <w:iCs w:val="false"/>
-          <w:caps w:val="false"/>
-          <w:sz w:val="24"/>
-          <w:szCs w:val="24"/>
-        </w:rPr>
-        <w:t xml:space="preserve">Diante dessas duas restrições — uma de segurança e outra de compatibilidade instrumental — adotou-se como arranjo experimental uma bancada didática em baixa tensão contínua, alimentada por fonte chaveada de 12 volts, na qual cargas de consumo conhecido reproduzem, em escala reduzida, perfis de comportamento característicos de equipamentos residenciais. O Quadro 1 apresenta a correspondência adotada.</w:t>
+        <w:t xml:space="preserve">A escolha da plataforma de processamento condiciona custo, consumo, capacidade de comunicação e complexidade de desenvolvimento do nó. Foram avaliadas quatro alternativas de ampla adoção em projetos de instrumentação, conforme o Quadro 1.</w:t>
       </w:r>
     </w:p>
     <w:p>
@@ -2662,12 +2964,12 @@
           <w:sz w:val="20"/>
           <w:szCs w:val="20"/>
         </w:rPr>
-        <w:t xml:space="preserve">Quadro 1 – Correspondência entre cargas de bancada e perfis residenciais simulados</w:t>
+        <w:t xml:space="preserve">Quadro 1 – Comparativo de plataformas de processamento embarcado</w:t>
       </w:r>
     </w:p>
     <w:tbl>
       <w:tblPr>
-        <w:tblW w:type="dxa" w:w="9500"/>
+        <w:tblW w:type="dxa" w:w="9800"/>
         <w:tblBorders>
           <w:top w:val="single" w:color="auto" w:sz="4"/>
           <w:left w:val="single" w:color="auto" w:sz="4"/>
@@ -2678,10 +2980,11 @@
         </w:tblBorders>
       </w:tblPr>
       <w:tblGrid>
-        <w:gridCol w:w="2300"/>
-        <w:gridCol w:w="1400"/>
-        <w:gridCol w:w="2900"/>
-        <w:gridCol w:w="2900"/>
+        <w:gridCol w:w="1700"/>
+        <w:gridCol w:w="1700"/>
+        <w:gridCol w:w="1100"/>
+        <w:gridCol w:w="900"/>
+        <w:gridCol w:w="4400"/>
       </w:tblGrid>
       <w:tr>
         <w:trPr>
@@ -2689,7 +2992,7 @@
         </w:trPr>
         <w:tc>
           <w:tcPr>
-            <w:tcW w:type="dxa" w:w="2300"/>
+            <w:tcW w:type="dxa" w:w="1700"/>
             <w:shd w:fill="D9D9D9" w:color="auto" w:val="clear"/>
             <w:tcMar>
               <w:top w:type="dxa" w:w="60"/>
@@ -2714,13 +3017,13 @@
                 <w:sz w:val="20"/>
                 <w:szCs w:val="20"/>
               </w:rPr>
-              <w:t xml:space="preserve">Carga de bancada</w:t>
-            </w:r>
-          </w:p>
-        </w:tc>
-        <w:tc>
-          <w:tcPr>
-            <w:tcW w:type="dxa" w:w="1400"/>
+              <w:t xml:space="preserve">Plataforma</w:t>
+            </w:r>
+          </w:p>
+        </w:tc>
+        <w:tc>
+          <w:tcPr>
+            <w:tcW w:type="dxa" w:w="1700"/>
             <w:shd w:fill="D9D9D9" w:color="auto" w:val="clear"/>
             <w:tcMar>
               <w:top w:type="dxa" w:w="60"/>
@@ -2745,13 +3048,13 @@
                 <w:sz w:val="20"/>
                 <w:szCs w:val="20"/>
               </w:rPr>
-              <w:t xml:space="preserve">Potência aproximada</w:t>
-            </w:r>
-          </w:p>
-        </w:tc>
-        <w:tc>
-          <w:tcPr>
-            <w:tcW w:type="dxa" w:w="2900"/>
+              <w:t xml:space="preserve">Conectividade</w:t>
+            </w:r>
+          </w:p>
+        </w:tc>
+        <w:tc>
+          <w:tcPr>
+            <w:tcW w:type="dxa" w:w="1100"/>
             <w:shd w:fill="D9D9D9" w:color="auto" w:val="clear"/>
             <w:tcMar>
               <w:top w:type="dxa" w:w="60"/>
@@ -2776,13 +3079,13 @@
                 <w:sz w:val="20"/>
                 <w:szCs w:val="20"/>
               </w:rPr>
-              <w:t xml:space="preserve">Perfil residencial representado</w:t>
-            </w:r>
-          </w:p>
-        </w:tc>
-        <w:tc>
-          <w:tcPr>
-            <w:tcW w:type="dxa" w:w="2900"/>
+              <w:t xml:space="preserve">Consumo típico</w:t>
+            </w:r>
+          </w:p>
+        </w:tc>
+        <w:tc>
+          <w:tcPr>
+            <w:tcW w:type="dxa" w:w="900"/>
             <w:shd w:fill="D9D9D9" w:color="auto" w:val="clear"/>
             <w:tcMar>
               <w:top w:type="dxa" w:w="60"/>
@@ -2807,7 +3110,38 @@
                 <w:sz w:val="20"/>
                 <w:szCs w:val="20"/>
               </w:rPr>
-              <w:t xml:space="preserve">Padrão de acionamento</w:t>
+              <w:t xml:space="preserve">Custo aprox.</w:t>
+            </w:r>
+          </w:p>
+        </w:tc>
+        <w:tc>
+          <w:tcPr>
+            <w:tcW w:type="dxa" w:w="4400"/>
+            <w:shd w:fill="D9D9D9" w:color="auto" w:val="clear"/>
+            <w:tcMar>
+              <w:top w:type="dxa" w:w="60"/>
+              <w:left w:type="dxa" w:w="90"/>
+              <w:bottom w:type="dxa" w:w="60"/>
+              <w:right w:type="dxa" w:w="90"/>
+            </w:tcMar>
+          </w:tcPr>
+          <w:p>
+            <w:pPr>
+              <w:spacing w:line="240"/>
+              <w:jc w:val="left"/>
+            </w:pPr>
+            <w:r>
+              <w:rPr>
+                <w:rFonts w:ascii="Arial" w:cs="Arial" w:eastAsia="Arial" w:hAnsi="Arial"/>
+                <w:b/>
+                <w:bCs/>
+                <w:i w:val="false"/>
+                <w:iCs w:val="false"/>
+                <w:caps w:val="false"/>
+                <w:sz w:val="20"/>
+                <w:szCs w:val="20"/>
+              </w:rPr>
+              <w:t xml:space="preserve">Avaliação para este trabalho</w:t>
             </w:r>
           </w:p>
         </w:tc>
@@ -2815,121 +3149,151 @@
       <w:tr>
         <w:tc>
           <w:tcPr>
-            <w:tcW w:type="dxa" w:w="2300"/>
-            <w:tcMar>
-              <w:top w:type="dxa" w:w="60"/>
-              <w:left w:type="dxa" w:w="90"/>
-              <w:bottom w:type="dxa" w:w="60"/>
-              <w:right w:type="dxa" w:w="90"/>
-            </w:tcMar>
-          </w:tcPr>
-          <w:p>
-            <w:pPr>
-              <w:spacing w:line="240"/>
-              <w:jc w:val="left"/>
-            </w:pPr>
-            <w:r>
-              <w:rPr>
-                <w:rFonts w:ascii="Arial" w:cs="Arial" w:eastAsia="Arial" w:hAnsi="Arial"/>
-                <w:b w:val="false"/>
-                <w:bCs w:val="false"/>
-                <w:i w:val="false"/>
-                <w:iCs w:val="false"/>
-                <w:caps w:val="false"/>
-                <w:sz w:val="20"/>
-                <w:szCs w:val="20"/>
-              </w:rPr>
-              <w:t xml:space="preserve">LED de potência 3 W</w:t>
-            </w:r>
-          </w:p>
-        </w:tc>
-        <w:tc>
-          <w:tcPr>
-            <w:tcW w:type="dxa" w:w="1400"/>
-            <w:tcMar>
-              <w:top w:type="dxa" w:w="60"/>
-              <w:left w:type="dxa" w:w="90"/>
-              <w:bottom w:type="dxa" w:w="60"/>
-              <w:right w:type="dxa" w:w="90"/>
-            </w:tcMar>
-          </w:tcPr>
-          <w:p>
-            <w:pPr>
-              <w:spacing w:line="240"/>
-              <w:jc w:val="left"/>
-            </w:pPr>
-            <w:r>
-              <w:rPr>
-                <w:rFonts w:ascii="Arial" w:cs="Arial" w:eastAsia="Arial" w:hAnsi="Arial"/>
-                <w:b w:val="false"/>
-                <w:bCs w:val="false"/>
-                <w:i w:val="false"/>
-                <w:iCs w:val="false"/>
-                <w:caps w:val="false"/>
-                <w:sz w:val="20"/>
-                <w:szCs w:val="20"/>
-              </w:rPr>
-              <w:t xml:space="preserve">3 W</w:t>
-            </w:r>
-          </w:p>
-        </w:tc>
-        <w:tc>
-          <w:tcPr>
-            <w:tcW w:type="dxa" w:w="2900"/>
-            <w:tcMar>
-              <w:top w:type="dxa" w:w="60"/>
-              <w:left w:type="dxa" w:w="90"/>
-              <w:bottom w:type="dxa" w:w="60"/>
-              <w:right w:type="dxa" w:w="90"/>
-            </w:tcMar>
-          </w:tcPr>
-          <w:p>
-            <w:pPr>
-              <w:spacing w:line="240"/>
-              <w:jc w:val="left"/>
-            </w:pPr>
-            <w:r>
-              <w:rPr>
-                <w:rFonts w:ascii="Arial" w:cs="Arial" w:eastAsia="Arial" w:hAnsi="Arial"/>
-                <w:b w:val="false"/>
-                <w:bCs w:val="false"/>
-                <w:i w:val="false"/>
-                <w:iCs w:val="false"/>
-                <w:caps w:val="false"/>
-                <w:sz w:val="20"/>
-                <w:szCs w:val="20"/>
-              </w:rPr>
-              <w:t xml:space="preserve">Iluminação</w:t>
-            </w:r>
-          </w:p>
-        </w:tc>
-        <w:tc>
-          <w:tcPr>
-            <w:tcW w:type="dxa" w:w="2900"/>
-            <w:tcMar>
-              <w:top w:type="dxa" w:w="60"/>
-              <w:left w:type="dxa" w:w="90"/>
-              <w:bottom w:type="dxa" w:w="60"/>
-              <w:right w:type="dxa" w:w="90"/>
-            </w:tcMar>
-          </w:tcPr>
-          <w:p>
-            <w:pPr>
-              <w:spacing w:line="240"/>
-              <w:jc w:val="left"/>
-            </w:pPr>
-            <w:r>
-              <w:rPr>
-                <w:rFonts w:ascii="Arial" w:cs="Arial" w:eastAsia="Arial" w:hAnsi="Arial"/>
-                <w:b w:val="false"/>
-                <w:bCs w:val="false"/>
-                <w:i w:val="false"/>
-                <w:iCs w:val="false"/>
-                <w:caps w:val="false"/>
-                <w:sz w:val="20"/>
-                <w:szCs w:val="20"/>
-              </w:rPr>
-              <w:t xml:space="preserve">Acionamento prolongado no período noturno</w:t>
+            <w:tcW w:type="dxa" w:w="1700"/>
+            <w:tcMar>
+              <w:top w:type="dxa" w:w="60"/>
+              <w:left w:type="dxa" w:w="90"/>
+              <w:bottom w:type="dxa" w:w="60"/>
+              <w:right w:type="dxa" w:w="90"/>
+            </w:tcMar>
+          </w:tcPr>
+          <w:p>
+            <w:pPr>
+              <w:spacing w:line="240"/>
+              <w:jc w:val="left"/>
+            </w:pPr>
+            <w:r>
+              <w:rPr>
+                <w:rFonts w:ascii="Arial" w:cs="Arial" w:eastAsia="Arial" w:hAnsi="Arial"/>
+                <w:b w:val="false"/>
+                <w:bCs w:val="false"/>
+                <w:i w:val="false"/>
+                <w:iCs w:val="false"/>
+                <w:caps w:val="false"/>
+                <w:sz w:val="20"/>
+                <w:szCs w:val="20"/>
+              </w:rPr>
+              <w:t xml:space="preserve">Arduino Uno (ATmega328P)</w:t>
+            </w:r>
+          </w:p>
+        </w:tc>
+        <w:tc>
+          <w:tcPr>
+            <w:tcW w:type="dxa" w:w="1700"/>
+            <w:tcMar>
+              <w:top w:type="dxa" w:w="60"/>
+              <w:left w:type="dxa" w:w="90"/>
+              <w:bottom w:type="dxa" w:w="60"/>
+              <w:right w:type="dxa" w:w="90"/>
+            </w:tcMar>
+          </w:tcPr>
+          <w:p>
+            <w:pPr>
+              <w:spacing w:line="240"/>
+              <w:jc w:val="left"/>
+            </w:pPr>
+            <w:r>
+              <w:rPr>
+                <w:rFonts w:ascii="Arial" w:cs="Arial" w:eastAsia="Arial" w:hAnsi="Arial"/>
+                <w:b w:val="false"/>
+                <w:bCs w:val="false"/>
+                <w:i w:val="false"/>
+                <w:iCs w:val="false"/>
+                <w:caps w:val="false"/>
+                <w:sz w:val="20"/>
+                <w:szCs w:val="20"/>
+              </w:rPr>
+              <w:t xml:space="preserve">Nenhuma nativa; exige módulo externo</w:t>
+            </w:r>
+          </w:p>
+        </w:tc>
+        <w:tc>
+          <w:tcPr>
+            <w:tcW w:type="dxa" w:w="1100"/>
+            <w:tcMar>
+              <w:top w:type="dxa" w:w="60"/>
+              <w:left w:type="dxa" w:w="90"/>
+              <w:bottom w:type="dxa" w:w="60"/>
+              <w:right w:type="dxa" w:w="90"/>
+            </w:tcMar>
+          </w:tcPr>
+          <w:p>
+            <w:pPr>
+              <w:spacing w:line="240"/>
+              <w:jc w:val="left"/>
+            </w:pPr>
+            <w:r>
+              <w:rPr>
+                <w:rFonts w:ascii="Arial" w:cs="Arial" w:eastAsia="Arial" w:hAnsi="Arial"/>
+                <w:b w:val="false"/>
+                <w:bCs w:val="false"/>
+                <w:i w:val="false"/>
+                <w:iCs w:val="false"/>
+                <w:caps w:val="false"/>
+                <w:sz w:val="20"/>
+                <w:szCs w:val="20"/>
+              </w:rPr>
+              <w:t xml:space="preserve">baixo</w:t>
+            </w:r>
+          </w:p>
+        </w:tc>
+        <w:tc>
+          <w:tcPr>
+            <w:tcW w:type="dxa" w:w="900"/>
+            <w:tcMar>
+              <w:top w:type="dxa" w:w="60"/>
+              <w:left w:type="dxa" w:w="90"/>
+              <w:bottom w:type="dxa" w:w="60"/>
+              <w:right w:type="dxa" w:w="90"/>
+            </w:tcMar>
+          </w:tcPr>
+          <w:p>
+            <w:pPr>
+              <w:spacing w:line="240"/>
+              <w:jc w:val="left"/>
+            </w:pPr>
+            <w:r>
+              <w:rPr>
+                <w:rFonts w:ascii="Arial" w:cs="Arial" w:eastAsia="Arial" w:hAnsi="Arial"/>
+                <w:b w:val="false"/>
+                <w:bCs w:val="false"/>
+                <w:i w:val="false"/>
+                <w:iCs w:val="false"/>
+                <w:caps w:val="false"/>
+                <w:sz w:val="20"/>
+                <w:szCs w:val="20"/>
+              </w:rPr>
+              <w:t xml:space="preserve">R$ 60</w:t>
+            </w:r>
+          </w:p>
+        </w:tc>
+        <w:tc>
+          <w:tcPr>
+            <w:tcW w:type="dxa" w:w="4400"/>
+            <w:tcMar>
+              <w:top w:type="dxa" w:w="60"/>
+              <w:left w:type="dxa" w:w="90"/>
+              <w:bottom w:type="dxa" w:w="60"/>
+              <w:right w:type="dxa" w:w="90"/>
+            </w:tcMar>
+          </w:tcPr>
+          <w:p>
+            <w:pPr>
+              <w:spacing w:line="240"/>
+              <w:jc w:val="left"/>
+            </w:pPr>
+            <w:r>
+              <w:rPr>
+                <w:rFonts w:ascii="Arial" w:cs="Arial" w:eastAsia="Arial" w:hAnsi="Arial"/>
+                <w:b w:val="false"/>
+                <w:bCs w:val="false"/>
+                <w:i w:val="false"/>
+                <w:iCs w:val="false"/>
+                <w:caps w:val="false"/>
+                <w:sz w:val="20"/>
+                <w:szCs w:val="20"/>
+              </w:rPr>
+              <w:t xml:space="preserve">Descartada. A ausência de rádio nativo obrigaria a acrescentar módulo ESP-01 ou Ethernet, elevando custo total, número de pontos de falha e complexidade do firmware. Memória de 2 kB de RAM é insuficiente para buffer local e cliente TLS.</w:t>
             </w:r>
           </w:p>
         </w:tc>
@@ -2937,121 +3301,151 @@
       <w:tr>
         <w:tc>
           <w:tcPr>
-            <w:tcW w:type="dxa" w:w="2300"/>
-            <w:tcMar>
-              <w:top w:type="dxa" w:w="60"/>
-              <w:left w:type="dxa" w:w="90"/>
-              <w:bottom w:type="dxa" w:w="60"/>
-              <w:right w:type="dxa" w:w="90"/>
-            </w:tcMar>
-          </w:tcPr>
-          <w:p>
-            <w:pPr>
-              <w:spacing w:line="240"/>
-              <w:jc w:val="left"/>
-            </w:pPr>
-            <w:r>
-              <w:rPr>
-                <w:rFonts w:ascii="Arial" w:cs="Arial" w:eastAsia="Arial" w:hAnsi="Arial"/>
-                <w:b w:val="false"/>
-                <w:bCs w:val="false"/>
-                <w:i w:val="false"/>
-                <w:iCs w:val="false"/>
-                <w:caps w:val="false"/>
-                <w:sz w:val="20"/>
-                <w:szCs w:val="20"/>
-              </w:rPr>
-              <w:t xml:space="preserve">Conjunto de resistores de 10 Ω</w:t>
-            </w:r>
-          </w:p>
-        </w:tc>
-        <w:tc>
-          <w:tcPr>
-            <w:tcW w:type="dxa" w:w="1400"/>
-            <w:tcMar>
-              <w:top w:type="dxa" w:w="60"/>
-              <w:left w:type="dxa" w:w="90"/>
-              <w:bottom w:type="dxa" w:w="60"/>
-              <w:right w:type="dxa" w:w="90"/>
-            </w:tcMar>
-          </w:tcPr>
-          <w:p>
-            <w:pPr>
-              <w:spacing w:line="240"/>
-              <w:jc w:val="left"/>
-            </w:pPr>
-            <w:r>
-              <w:rPr>
-                <w:rFonts w:ascii="Arial" w:cs="Arial" w:eastAsia="Arial" w:hAnsi="Arial"/>
-                <w:b w:val="false"/>
-                <w:bCs w:val="false"/>
-                <w:i w:val="false"/>
-                <w:iCs w:val="false"/>
-                <w:caps w:val="false"/>
-                <w:sz w:val="20"/>
-                <w:szCs w:val="20"/>
-              </w:rPr>
-              <w:t xml:space="preserve">5 a 10 W</w:t>
-            </w:r>
-          </w:p>
-        </w:tc>
-        <w:tc>
-          <w:tcPr>
-            <w:tcW w:type="dxa" w:w="2900"/>
-            <w:tcMar>
-              <w:top w:type="dxa" w:w="60"/>
-              <w:left w:type="dxa" w:w="90"/>
-              <w:bottom w:type="dxa" w:w="60"/>
-              <w:right w:type="dxa" w:w="90"/>
-            </w:tcMar>
-          </w:tcPr>
-          <w:p>
-            <w:pPr>
-              <w:spacing w:line="240"/>
-              <w:jc w:val="left"/>
-            </w:pPr>
-            <w:r>
-              <w:rPr>
-                <w:rFonts w:ascii="Arial" w:cs="Arial" w:eastAsia="Arial" w:hAnsi="Arial"/>
-                <w:b w:val="false"/>
-                <w:bCs w:val="false"/>
-                <w:i w:val="false"/>
-                <w:iCs w:val="false"/>
-                <w:caps w:val="false"/>
-                <w:sz w:val="20"/>
-                <w:szCs w:val="20"/>
-              </w:rPr>
-              <w:t xml:space="preserve">Carga resistiva contínua</w:t>
-            </w:r>
-          </w:p>
-        </w:tc>
-        <w:tc>
-          <w:tcPr>
-            <w:tcW w:type="dxa" w:w="2900"/>
-            <w:tcMar>
-              <w:top w:type="dxa" w:w="60"/>
-              <w:left w:type="dxa" w:w="90"/>
-              <w:bottom w:type="dxa" w:w="60"/>
-              <w:right w:type="dxa" w:w="90"/>
-            </w:tcMar>
-          </w:tcPr>
-          <w:p>
-            <w:pPr>
-              <w:spacing w:line="240"/>
-              <w:jc w:val="left"/>
-            </w:pPr>
-            <w:r>
-              <w:rPr>
-                <w:rFonts w:ascii="Arial" w:cs="Arial" w:eastAsia="Arial" w:hAnsi="Arial"/>
-                <w:b w:val="false"/>
-                <w:bCs w:val="false"/>
-                <w:i w:val="false"/>
-                <w:iCs w:val="false"/>
-                <w:caps w:val="false"/>
-                <w:sz w:val="20"/>
-                <w:szCs w:val="20"/>
-              </w:rPr>
-              <w:t xml:space="preserve">Regime permanente</w:t>
+            <w:tcW w:type="dxa" w:w="1700"/>
+            <w:tcMar>
+              <w:top w:type="dxa" w:w="60"/>
+              <w:left w:type="dxa" w:w="90"/>
+              <w:bottom w:type="dxa" w:w="60"/>
+              <w:right w:type="dxa" w:w="90"/>
+            </w:tcMar>
+          </w:tcPr>
+          <w:p>
+            <w:pPr>
+              <w:spacing w:line="240"/>
+              <w:jc w:val="left"/>
+            </w:pPr>
+            <w:r>
+              <w:rPr>
+                <w:rFonts w:ascii="Arial" w:cs="Arial" w:eastAsia="Arial" w:hAnsi="Arial"/>
+                <w:b w:val="false"/>
+                <w:bCs w:val="false"/>
+                <w:i w:val="false"/>
+                <w:iCs w:val="false"/>
+                <w:caps w:val="false"/>
+                <w:sz w:val="20"/>
+                <w:szCs w:val="20"/>
+              </w:rPr>
+              <w:t xml:space="preserve">Raspberry Pi 4</w:t>
+            </w:r>
+          </w:p>
+        </w:tc>
+        <w:tc>
+          <w:tcPr>
+            <w:tcW w:type="dxa" w:w="1700"/>
+            <w:tcMar>
+              <w:top w:type="dxa" w:w="60"/>
+              <w:left w:type="dxa" w:w="90"/>
+              <w:bottom w:type="dxa" w:w="60"/>
+              <w:right w:type="dxa" w:w="90"/>
+            </w:tcMar>
+          </w:tcPr>
+          <w:p>
+            <w:pPr>
+              <w:spacing w:line="240"/>
+              <w:jc w:val="left"/>
+            </w:pPr>
+            <w:r>
+              <w:rPr>
+                <w:rFonts w:ascii="Arial" w:cs="Arial" w:eastAsia="Arial" w:hAnsi="Arial"/>
+                <w:b w:val="false"/>
+                <w:bCs w:val="false"/>
+                <w:i w:val="false"/>
+                <w:iCs w:val="false"/>
+                <w:caps w:val="false"/>
+                <w:sz w:val="20"/>
+                <w:szCs w:val="20"/>
+              </w:rPr>
+              <w:t xml:space="preserve">Wi-Fi, Bluetooth e Ethernet nativos</w:t>
+            </w:r>
+          </w:p>
+        </w:tc>
+        <w:tc>
+          <w:tcPr>
+            <w:tcW w:type="dxa" w:w="1100"/>
+            <w:tcMar>
+              <w:top w:type="dxa" w:w="60"/>
+              <w:left w:type="dxa" w:w="90"/>
+              <w:bottom w:type="dxa" w:w="60"/>
+              <w:right w:type="dxa" w:w="90"/>
+            </w:tcMar>
+          </w:tcPr>
+          <w:p>
+            <w:pPr>
+              <w:spacing w:line="240"/>
+              <w:jc w:val="left"/>
+            </w:pPr>
+            <w:r>
+              <w:rPr>
+                <w:rFonts w:ascii="Arial" w:cs="Arial" w:eastAsia="Arial" w:hAnsi="Arial"/>
+                <w:b w:val="false"/>
+                <w:bCs w:val="false"/>
+                <w:i w:val="false"/>
+                <w:iCs w:val="false"/>
+                <w:caps w:val="false"/>
+                <w:sz w:val="20"/>
+                <w:szCs w:val="20"/>
+              </w:rPr>
+              <w:t xml:space="preserve">alto (2 a 6 W)</w:t>
+            </w:r>
+          </w:p>
+        </w:tc>
+        <w:tc>
+          <w:tcPr>
+            <w:tcW w:type="dxa" w:w="900"/>
+            <w:tcMar>
+              <w:top w:type="dxa" w:w="60"/>
+              <w:left w:type="dxa" w:w="90"/>
+              <w:bottom w:type="dxa" w:w="60"/>
+              <w:right w:type="dxa" w:w="90"/>
+            </w:tcMar>
+          </w:tcPr>
+          <w:p>
+            <w:pPr>
+              <w:spacing w:line="240"/>
+              <w:jc w:val="left"/>
+            </w:pPr>
+            <w:r>
+              <w:rPr>
+                <w:rFonts w:ascii="Arial" w:cs="Arial" w:eastAsia="Arial" w:hAnsi="Arial"/>
+                <w:b w:val="false"/>
+                <w:bCs w:val="false"/>
+                <w:i w:val="false"/>
+                <w:iCs w:val="false"/>
+                <w:caps w:val="false"/>
+                <w:sz w:val="20"/>
+                <w:szCs w:val="20"/>
+              </w:rPr>
+              <w:t xml:space="preserve">R$ 400+</w:t>
+            </w:r>
+          </w:p>
+        </w:tc>
+        <w:tc>
+          <w:tcPr>
+            <w:tcW w:type="dxa" w:w="4400"/>
+            <w:tcMar>
+              <w:top w:type="dxa" w:w="60"/>
+              <w:left w:type="dxa" w:w="90"/>
+              <w:bottom w:type="dxa" w:w="60"/>
+              <w:right w:type="dxa" w:w="90"/>
+            </w:tcMar>
+          </w:tcPr>
+          <w:p>
+            <w:pPr>
+              <w:spacing w:line="240"/>
+              <w:jc w:val="left"/>
+            </w:pPr>
+            <w:r>
+              <w:rPr>
+                <w:rFonts w:ascii="Arial" w:cs="Arial" w:eastAsia="Arial" w:hAnsi="Arial"/>
+                <w:b w:val="false"/>
+                <w:bCs w:val="false"/>
+                <w:i w:val="false"/>
+                <w:iCs w:val="false"/>
+                <w:caps w:val="false"/>
+                <w:sz w:val="20"/>
+                <w:szCs w:val="20"/>
+              </w:rPr>
+              <w:t xml:space="preserve">Descartada. Custo cerca de dez vezes superior e consumo incompatível com nó permanentemente energizado. Executa sistema operacional completo, o que introduz necessidade de manutenção e risco de corrupção de cartão SD em operação contínua.</w:t>
             </w:r>
           </w:p>
         </w:tc>
@@ -3059,121 +3453,151 @@
       <w:tr>
         <w:tc>
           <w:tcPr>
-            <w:tcW w:type="dxa" w:w="2300"/>
-            <w:tcMar>
-              <w:top w:type="dxa" w:w="60"/>
-              <w:left w:type="dxa" w:w="90"/>
-              <w:bottom w:type="dxa" w:w="60"/>
-              <w:right w:type="dxa" w:w="90"/>
-            </w:tcMar>
-          </w:tcPr>
-          <w:p>
-            <w:pPr>
-              <w:spacing w:line="240"/>
-              <w:jc w:val="left"/>
-            </w:pPr>
-            <w:r>
-              <w:rPr>
-                <w:rFonts w:ascii="Arial" w:cs="Arial" w:eastAsia="Arial" w:hAnsi="Arial"/>
-                <w:b w:val="false"/>
-                <w:bCs w:val="false"/>
-                <w:i w:val="false"/>
-                <w:iCs w:val="false"/>
-                <w:caps w:val="false"/>
-                <w:sz w:val="20"/>
-                <w:szCs w:val="20"/>
-              </w:rPr>
-              <w:t xml:space="preserve">Micromotor / cooler 12 V</w:t>
-            </w:r>
-          </w:p>
-        </w:tc>
-        <w:tc>
-          <w:tcPr>
-            <w:tcW w:type="dxa" w:w="1400"/>
-            <w:tcMar>
-              <w:top w:type="dxa" w:w="60"/>
-              <w:left w:type="dxa" w:w="90"/>
-              <w:bottom w:type="dxa" w:w="60"/>
-              <w:right w:type="dxa" w:w="90"/>
-            </w:tcMar>
-          </w:tcPr>
-          <w:p>
-            <w:pPr>
-              <w:spacing w:line="240"/>
-              <w:jc w:val="left"/>
-            </w:pPr>
-            <w:r>
-              <w:rPr>
-                <w:rFonts w:ascii="Arial" w:cs="Arial" w:eastAsia="Arial" w:hAnsi="Arial"/>
-                <w:b w:val="false"/>
-                <w:bCs w:val="false"/>
-                <w:i w:val="false"/>
-                <w:iCs w:val="false"/>
-                <w:caps w:val="false"/>
-                <w:sz w:val="20"/>
-                <w:szCs w:val="20"/>
-              </w:rPr>
-              <w:t xml:space="preserve">2 a 5 W</w:t>
-            </w:r>
-          </w:p>
-        </w:tc>
-        <w:tc>
-          <w:tcPr>
-            <w:tcW w:type="dxa" w:w="2900"/>
-            <w:tcMar>
-              <w:top w:type="dxa" w:w="60"/>
-              <w:left w:type="dxa" w:w="90"/>
-              <w:bottom w:type="dxa" w:w="60"/>
-              <w:right w:type="dxa" w:w="90"/>
-            </w:tcMar>
-          </w:tcPr>
-          <w:p>
-            <w:pPr>
-              <w:spacing w:line="240"/>
-              <w:jc w:val="left"/>
-            </w:pPr>
-            <w:r>
-              <w:rPr>
-                <w:rFonts w:ascii="Arial" w:cs="Arial" w:eastAsia="Arial" w:hAnsi="Arial"/>
-                <w:b w:val="false"/>
-                <w:bCs w:val="false"/>
-                <w:i w:val="false"/>
-                <w:iCs w:val="false"/>
-                <w:caps w:val="false"/>
-                <w:sz w:val="20"/>
-                <w:szCs w:val="20"/>
-              </w:rPr>
-              <w:t xml:space="preserve">Equipamento com motor (ventilação, refrigeração)</w:t>
-            </w:r>
-          </w:p>
-        </w:tc>
-        <w:tc>
-          <w:tcPr>
-            <w:tcW w:type="dxa" w:w="2900"/>
-            <w:tcMar>
-              <w:top w:type="dxa" w:w="60"/>
-              <w:left w:type="dxa" w:w="90"/>
-              <w:bottom w:type="dxa" w:w="60"/>
-              <w:right w:type="dxa" w:w="90"/>
-            </w:tcMar>
-          </w:tcPr>
-          <w:p>
-            <w:pPr>
-              <w:spacing w:line="240"/>
-              <w:jc w:val="left"/>
-            </w:pPr>
-            <w:r>
-              <w:rPr>
-                <w:rFonts w:ascii="Arial" w:cs="Arial" w:eastAsia="Arial" w:hAnsi="Arial"/>
-                <w:b w:val="false"/>
-                <w:bCs w:val="false"/>
-                <w:i w:val="false"/>
-                <w:iCs w:val="false"/>
-                <w:caps w:val="false"/>
-                <w:sz w:val="20"/>
-                <w:szCs w:val="20"/>
-              </w:rPr>
-              <w:t xml:space="preserve">Ciclos intermitentes com pico de partida</w:t>
+            <w:tcW w:type="dxa" w:w="1700"/>
+            <w:tcMar>
+              <w:top w:type="dxa" w:w="60"/>
+              <w:left w:type="dxa" w:w="90"/>
+              <w:bottom w:type="dxa" w:w="60"/>
+              <w:right w:type="dxa" w:w="90"/>
+            </w:tcMar>
+          </w:tcPr>
+          <w:p>
+            <w:pPr>
+              <w:spacing w:line="240"/>
+              <w:jc w:val="left"/>
+            </w:pPr>
+            <w:r>
+              <w:rPr>
+                <w:rFonts w:ascii="Arial" w:cs="Arial" w:eastAsia="Arial" w:hAnsi="Arial"/>
+                <w:b w:val="false"/>
+                <w:bCs w:val="false"/>
+                <w:i w:val="false"/>
+                <w:iCs w:val="false"/>
+                <w:caps w:val="false"/>
+                <w:sz w:val="20"/>
+                <w:szCs w:val="20"/>
+              </w:rPr>
+              <w:t xml:space="preserve">ESP8266 (NodeMCU)</w:t>
+            </w:r>
+          </w:p>
+        </w:tc>
+        <w:tc>
+          <w:tcPr>
+            <w:tcW w:type="dxa" w:w="1700"/>
+            <w:tcMar>
+              <w:top w:type="dxa" w:w="60"/>
+              <w:left w:type="dxa" w:w="90"/>
+              <w:bottom w:type="dxa" w:w="60"/>
+              <w:right w:type="dxa" w:w="90"/>
+            </w:tcMar>
+          </w:tcPr>
+          <w:p>
+            <w:pPr>
+              <w:spacing w:line="240"/>
+              <w:jc w:val="left"/>
+            </w:pPr>
+            <w:r>
+              <w:rPr>
+                <w:rFonts w:ascii="Arial" w:cs="Arial" w:eastAsia="Arial" w:hAnsi="Arial"/>
+                <w:b w:val="false"/>
+                <w:bCs w:val="false"/>
+                <w:i w:val="false"/>
+                <w:iCs w:val="false"/>
+                <w:caps w:val="false"/>
+                <w:sz w:val="20"/>
+                <w:szCs w:val="20"/>
+              </w:rPr>
+              <w:t xml:space="preserve">Wi-Fi nativo</w:t>
+            </w:r>
+          </w:p>
+        </w:tc>
+        <w:tc>
+          <w:tcPr>
+            <w:tcW w:type="dxa" w:w="1100"/>
+            <w:tcMar>
+              <w:top w:type="dxa" w:w="60"/>
+              <w:left w:type="dxa" w:w="90"/>
+              <w:bottom w:type="dxa" w:w="60"/>
+              <w:right w:type="dxa" w:w="90"/>
+            </w:tcMar>
+          </w:tcPr>
+          <w:p>
+            <w:pPr>
+              <w:spacing w:line="240"/>
+              <w:jc w:val="left"/>
+            </w:pPr>
+            <w:r>
+              <w:rPr>
+                <w:rFonts w:ascii="Arial" w:cs="Arial" w:eastAsia="Arial" w:hAnsi="Arial"/>
+                <w:b w:val="false"/>
+                <w:bCs w:val="false"/>
+                <w:i w:val="false"/>
+                <w:iCs w:val="false"/>
+                <w:caps w:val="false"/>
+                <w:sz w:val="20"/>
+                <w:szCs w:val="20"/>
+              </w:rPr>
+              <w:t xml:space="preserve">baixo</w:t>
+            </w:r>
+          </w:p>
+        </w:tc>
+        <w:tc>
+          <w:tcPr>
+            <w:tcW w:type="dxa" w:w="900"/>
+            <w:tcMar>
+              <w:top w:type="dxa" w:w="60"/>
+              <w:left w:type="dxa" w:w="90"/>
+              <w:bottom w:type="dxa" w:w="60"/>
+              <w:right w:type="dxa" w:w="90"/>
+            </w:tcMar>
+          </w:tcPr>
+          <w:p>
+            <w:pPr>
+              <w:spacing w:line="240"/>
+              <w:jc w:val="left"/>
+            </w:pPr>
+            <w:r>
+              <w:rPr>
+                <w:rFonts w:ascii="Arial" w:cs="Arial" w:eastAsia="Arial" w:hAnsi="Arial"/>
+                <w:b w:val="false"/>
+                <w:bCs w:val="false"/>
+                <w:i w:val="false"/>
+                <w:iCs w:val="false"/>
+                <w:caps w:val="false"/>
+                <w:sz w:val="20"/>
+                <w:szCs w:val="20"/>
+              </w:rPr>
+              <w:t xml:space="preserve">R$ 30</w:t>
+            </w:r>
+          </w:p>
+        </w:tc>
+        <w:tc>
+          <w:tcPr>
+            <w:tcW w:type="dxa" w:w="4400"/>
+            <w:tcMar>
+              <w:top w:type="dxa" w:w="60"/>
+              <w:left w:type="dxa" w:w="90"/>
+              <w:bottom w:type="dxa" w:w="60"/>
+              <w:right w:type="dxa" w:w="90"/>
+            </w:tcMar>
+          </w:tcPr>
+          <w:p>
+            <w:pPr>
+              <w:spacing w:line="240"/>
+              <w:jc w:val="left"/>
+            </w:pPr>
+            <w:r>
+              <w:rPr>
+                <w:rFonts w:ascii="Arial" w:cs="Arial" w:eastAsia="Arial" w:hAnsi="Arial"/>
+                <w:b w:val="false"/>
+                <w:bCs w:val="false"/>
+                <w:i w:val="false"/>
+                <w:iCs w:val="false"/>
+                <w:caps w:val="false"/>
+                <w:sz w:val="20"/>
+                <w:szCs w:val="20"/>
+              </w:rPr>
+              <w:t xml:space="preserve">Descartada por margem estreita. Atende ao caso de uso, mas dispõe de um único núcleo, menor quantidade de memória e conversor analógico-digital de menor resolução, o que reduz a folga para expansão futura do firmware.</w:t>
             </w:r>
           </w:p>
         </w:tc>
@@ -3181,121 +3605,151 @@
       <w:tr>
         <w:tc>
           <w:tcPr>
-            <w:tcW w:type="dxa" w:w="2300"/>
-            <w:tcMar>
-              <w:top w:type="dxa" w:w="60"/>
-              <w:left w:type="dxa" w:w="90"/>
-              <w:bottom w:type="dxa" w:w="60"/>
-              <w:right w:type="dxa" w:w="90"/>
-            </w:tcMar>
-          </w:tcPr>
-          <w:p>
-            <w:pPr>
-              <w:spacing w:line="240"/>
-              <w:jc w:val="left"/>
-            </w:pPr>
-            <w:r>
-              <w:rPr>
-                <w:rFonts w:ascii="Arial" w:cs="Arial" w:eastAsia="Arial" w:hAnsi="Arial"/>
-                <w:b w:val="false"/>
-                <w:bCs w:val="false"/>
-                <w:i w:val="false"/>
-                <w:iCs w:val="false"/>
-                <w:caps w:val="false"/>
-                <w:sz w:val="20"/>
-                <w:szCs w:val="20"/>
-              </w:rPr>
-              <w:t xml:space="preserve">Módulo relé + carga comutada</w:t>
-            </w:r>
-          </w:p>
-        </w:tc>
-        <w:tc>
-          <w:tcPr>
-            <w:tcW w:type="dxa" w:w="1400"/>
-            <w:tcMar>
-              <w:top w:type="dxa" w:w="60"/>
-              <w:left w:type="dxa" w:w="90"/>
-              <w:bottom w:type="dxa" w:w="60"/>
-              <w:right w:type="dxa" w:w="90"/>
-            </w:tcMar>
-          </w:tcPr>
-          <w:p>
-            <w:pPr>
-              <w:spacing w:line="240"/>
-              <w:jc w:val="left"/>
-            </w:pPr>
-            <w:r>
-              <w:rPr>
-                <w:rFonts w:ascii="Arial" w:cs="Arial" w:eastAsia="Arial" w:hAnsi="Arial"/>
-                <w:b w:val="false"/>
-                <w:bCs w:val="false"/>
-                <w:i w:val="false"/>
-                <w:iCs w:val="false"/>
-                <w:caps w:val="false"/>
-                <w:sz w:val="20"/>
-                <w:szCs w:val="20"/>
-              </w:rPr>
-              <w:t xml:space="preserve">variável</w:t>
-            </w:r>
-          </w:p>
-        </w:tc>
-        <w:tc>
-          <w:tcPr>
-            <w:tcW w:type="dxa" w:w="2900"/>
-            <w:tcMar>
-              <w:top w:type="dxa" w:w="60"/>
-              <w:left w:type="dxa" w:w="90"/>
-              <w:bottom w:type="dxa" w:w="60"/>
-              <w:right w:type="dxa" w:w="90"/>
-            </w:tcMar>
-          </w:tcPr>
-          <w:p>
-            <w:pPr>
-              <w:spacing w:line="240"/>
-              <w:jc w:val="left"/>
-            </w:pPr>
-            <w:r>
-              <w:rPr>
-                <w:rFonts w:ascii="Arial" w:cs="Arial" w:eastAsia="Arial" w:hAnsi="Arial"/>
-                <w:b w:val="false"/>
-                <w:bCs w:val="false"/>
-                <w:i w:val="false"/>
-                <w:iCs w:val="false"/>
-                <w:caps w:val="false"/>
-                <w:sz w:val="20"/>
-                <w:szCs w:val="20"/>
-              </w:rPr>
-              <w:t xml:space="preserve">Equipamento de acionamento cíclico</w:t>
-            </w:r>
-          </w:p>
-        </w:tc>
-        <w:tc>
-          <w:tcPr>
-            <w:tcW w:type="dxa" w:w="2900"/>
-            <w:tcMar>
-              <w:top w:type="dxa" w:w="60"/>
-              <w:left w:type="dxa" w:w="90"/>
-              <w:bottom w:type="dxa" w:w="60"/>
-              <w:right w:type="dxa" w:w="90"/>
-            </w:tcMar>
-          </w:tcPr>
-          <w:p>
-            <w:pPr>
-              <w:spacing w:line="240"/>
-              <w:jc w:val="left"/>
-            </w:pPr>
-            <w:r>
-              <w:rPr>
-                <w:rFonts w:ascii="Arial" w:cs="Arial" w:eastAsia="Arial" w:hAnsi="Arial"/>
-                <w:b w:val="false"/>
-                <w:bCs w:val="false"/>
-                <w:i w:val="false"/>
-                <w:iCs w:val="false"/>
-                <w:caps w:val="false"/>
-                <w:sz w:val="20"/>
-                <w:szCs w:val="20"/>
-              </w:rPr>
-              <w:t xml:space="preserve">Liga e desliga programado</w:t>
+            <w:tcW w:type="dxa" w:w="1700"/>
+            <w:tcMar>
+              <w:top w:type="dxa" w:w="60"/>
+              <w:left w:type="dxa" w:w="90"/>
+              <w:bottom w:type="dxa" w:w="60"/>
+              <w:right w:type="dxa" w:w="90"/>
+            </w:tcMar>
+          </w:tcPr>
+          <w:p>
+            <w:pPr>
+              <w:spacing w:line="240"/>
+              <w:jc w:val="left"/>
+            </w:pPr>
+            <w:r>
+              <w:rPr>
+                <w:rFonts w:ascii="Arial" w:cs="Arial" w:eastAsia="Arial" w:hAnsi="Arial"/>
+                <w:b w:val="false"/>
+                <w:bCs w:val="false"/>
+                <w:i w:val="false"/>
+                <w:iCs w:val="false"/>
+                <w:caps w:val="false"/>
+                <w:sz w:val="20"/>
+                <w:szCs w:val="20"/>
+              </w:rPr>
+              <w:t xml:space="preserve">ESP32 (DevKit WROOM-32)</w:t>
+            </w:r>
+          </w:p>
+        </w:tc>
+        <w:tc>
+          <w:tcPr>
+            <w:tcW w:type="dxa" w:w="1700"/>
+            <w:tcMar>
+              <w:top w:type="dxa" w:w="60"/>
+              <w:left w:type="dxa" w:w="90"/>
+              <w:bottom w:type="dxa" w:w="60"/>
+              <w:right w:type="dxa" w:w="90"/>
+            </w:tcMar>
+          </w:tcPr>
+          <w:p>
+            <w:pPr>
+              <w:spacing w:line="240"/>
+              <w:jc w:val="left"/>
+            </w:pPr>
+            <w:r>
+              <w:rPr>
+                <w:rFonts w:ascii="Arial" w:cs="Arial" w:eastAsia="Arial" w:hAnsi="Arial"/>
+                <w:b w:val="false"/>
+                <w:bCs w:val="false"/>
+                <w:i w:val="false"/>
+                <w:iCs w:val="false"/>
+                <w:caps w:val="false"/>
+                <w:sz w:val="20"/>
+                <w:szCs w:val="20"/>
+              </w:rPr>
+              <w:t xml:space="preserve">Wi-Fi e Bluetooth nativos</w:t>
+            </w:r>
+          </w:p>
+        </w:tc>
+        <w:tc>
+          <w:tcPr>
+            <w:tcW w:type="dxa" w:w="1100"/>
+            <w:tcMar>
+              <w:top w:type="dxa" w:w="60"/>
+              <w:left w:type="dxa" w:w="90"/>
+              <w:bottom w:type="dxa" w:w="60"/>
+              <w:right w:type="dxa" w:w="90"/>
+            </w:tcMar>
+          </w:tcPr>
+          <w:p>
+            <w:pPr>
+              <w:spacing w:line="240"/>
+              <w:jc w:val="left"/>
+            </w:pPr>
+            <w:r>
+              <w:rPr>
+                <w:rFonts w:ascii="Arial" w:cs="Arial" w:eastAsia="Arial" w:hAnsi="Arial"/>
+                <w:b w:val="false"/>
+                <w:bCs w:val="false"/>
+                <w:i w:val="false"/>
+                <w:iCs w:val="false"/>
+                <w:caps w:val="false"/>
+                <w:sz w:val="20"/>
+                <w:szCs w:val="20"/>
+              </w:rPr>
+              <w:t xml:space="preserve">baixo (aprox. 0,5 W)</w:t>
+            </w:r>
+          </w:p>
+        </w:tc>
+        <w:tc>
+          <w:tcPr>
+            <w:tcW w:type="dxa" w:w="900"/>
+            <w:tcMar>
+              <w:top w:type="dxa" w:w="60"/>
+              <w:left w:type="dxa" w:w="90"/>
+              <w:bottom w:type="dxa" w:w="60"/>
+              <w:right w:type="dxa" w:w="90"/>
+            </w:tcMar>
+          </w:tcPr>
+          <w:p>
+            <w:pPr>
+              <w:spacing w:line="240"/>
+              <w:jc w:val="left"/>
+            </w:pPr>
+            <w:r>
+              <w:rPr>
+                <w:rFonts w:ascii="Arial" w:cs="Arial" w:eastAsia="Arial" w:hAnsi="Arial"/>
+                <w:b w:val="false"/>
+                <w:bCs w:val="false"/>
+                <w:i w:val="false"/>
+                <w:iCs w:val="false"/>
+                <w:caps w:val="false"/>
+                <w:sz w:val="20"/>
+                <w:szCs w:val="20"/>
+              </w:rPr>
+              <w:t xml:space="preserve">R$ 40</w:t>
+            </w:r>
+          </w:p>
+        </w:tc>
+        <w:tc>
+          <w:tcPr>
+            <w:tcW w:type="dxa" w:w="4400"/>
+            <w:tcMar>
+              <w:top w:type="dxa" w:w="60"/>
+              <w:left w:type="dxa" w:w="90"/>
+              <w:bottom w:type="dxa" w:w="60"/>
+              <w:right w:type="dxa" w:w="90"/>
+            </w:tcMar>
+          </w:tcPr>
+          <w:p>
+            <w:pPr>
+              <w:spacing w:line="240"/>
+              <w:jc w:val="left"/>
+            </w:pPr>
+            <w:r>
+              <w:rPr>
+                <w:rFonts w:ascii="Arial" w:cs="Arial" w:eastAsia="Arial" w:hAnsi="Arial"/>
+                <w:b w:val="false"/>
+                <w:bCs w:val="false"/>
+                <w:i w:val="false"/>
+                <w:iCs w:val="false"/>
+                <w:caps w:val="false"/>
+                <w:sz w:val="20"/>
+                <w:szCs w:val="20"/>
+              </w:rPr>
+              <w:t xml:space="preserve">Selecionada. Rádio integrado, dois núcleos de processamento, memória suficiente para pilha TLS e buffer local, barramento I2C nativo e amplo ecossistema de bibliotecas. Serepas et al. (2025) documentam a viabilidade da plataforma para funções de gateway IoT residencial completo.</w:t>
             </w:r>
           </w:p>
         </w:tc>
@@ -3337,7 +3791,27 @@
           <w:sz w:val="24"/>
           <w:szCs w:val="24"/>
         </w:rPr>
-        <w:t xml:space="preserve">Esse arranjo preserva integralmente a validade da verificação pretendida. O objeto de validação da primeira frente experimental é a cadeia de aquisição, conversão, transmissão, persistência e apresentação do dado — cadeia essa que é indiferente à magnitude absoluta da grandeza medida. Um erro de conversão analógico-digital, uma falha de reconexão do enlace Wi-Fi ou uma inconsistência de registro temporal manifestam-se de modo idêntico em 12 volts e em 220 volts. A escala reduzida elimina o risco operacional sem comprometer a natureza do fenômeno observado.</w:t>
+        <w:t xml:space="preserve">A comparação evidencia que a decisão não se resume ao menor preço. O Arduino Uno é competitivo em custo unitário, mas perde a vantagem ao exigir módulo de comunicação adicional; o Raspberry Pi oferece capacidade muito superior à necessária, ao custo de preço e consumo desproporcionais. O ESP32 posiciona-se no ponto de equilíbrio entre custo, consumo e capacidade, razão pela qual predomina na literatura recente de monitoramento energético residencial.</w:t>
+      </w:r>
+    </w:p>
+    <w:p>
+      <w:pPr>
+        <w:pStyle w:val="Heading3"/>
+        <w:spacing w:after="160" w:before="280" w:line="360"/>
+        <w:jc w:val="left"/>
+      </w:pPr>
+      <w:r>
+        <w:rPr>
+          <w:rFonts w:ascii="Arial" w:cs="Arial" w:eastAsia="Arial" w:hAnsi="Arial"/>
+          <w:b w:val="false"/>
+          <w:bCs w:val="false"/>
+          <w:i w:val="false"/>
+          <w:iCs w:val="false"/>
+          <w:caps w:val="false"/>
+          <w:sz w:val="24"/>
+          <w:szCs w:val="24"/>
+        </w:rPr>
+        <w:t xml:space="preserve">2.3.2 Comparativo de sensores de medição elétrica</w:t>
       </w:r>
     </w:p>
     <w:p>
@@ -3357,7 +3831,2732 @@
           <w:sz w:val="24"/>
           <w:szCs w:val="24"/>
         </w:rPr>
-        <w:t xml:space="preserve">Registra-se, para fins de completude e como encaminhamento para trabalhos futuros, que a extensão do sistema à medição em corrente alternada de tensão de rede é tecnicamente viável mediante substituição do sensor por transformador de corrente não intrusivo do tipo alicate, a exemplo do modelo SCT-013, que envolve o condutor sem contato elétrico e proporciona isolamento galvânico, ou por módulo integrado de medição com isolamento, a exemplo do PZEM-004T. Tal extensão exige acompanhamento de profissional habilitado e não foi executada no âmbito deste trabalho.</w:t>
+        <w:t xml:space="preserve">A seleção do sensor é condicionada por três exigências: operar em corrente alternada na tensão da rede residencial, dispensar qualquer intervenção que exponha condutores energizados, e apresentar custo compatível com a proposta. As alternativas avaliadas constam do Quadro 2.</w:t>
+      </w:r>
+    </w:p>
+    <w:p>
+      <w:pPr>
+        <w:spacing w:after="80" w:before="240" w:line="240"/>
+        <w:jc w:val="left"/>
+      </w:pPr>
+      <w:r>
+        <w:rPr>
+          <w:rFonts w:ascii="Arial" w:cs="Arial" w:eastAsia="Arial" w:hAnsi="Arial"/>
+          <w:b w:val="false"/>
+          <w:bCs w:val="false"/>
+          <w:i w:val="false"/>
+          <w:iCs w:val="false"/>
+          <w:caps w:val="false"/>
+          <w:sz w:val="20"/>
+          <w:szCs w:val="20"/>
+        </w:rPr>
+        <w:t xml:space="preserve">Quadro 2 – Comparativo de sensores para medição de corrente em circuitos residenciais</w:t>
+      </w:r>
+    </w:p>
+    <w:tbl>
+      <w:tblPr>
+        <w:tblW w:type="dxa" w:w="9800"/>
+        <w:tblBorders>
+          <w:top w:val="single" w:color="auto" w:sz="4"/>
+          <w:left w:val="single" w:color="auto" w:sz="4"/>
+          <w:bottom w:val="single" w:color="auto" w:sz="4"/>
+          <w:right w:val="single" w:color="auto" w:sz="4"/>
+          <w:insideH w:val="single" w:color="auto" w:sz="4"/>
+          <w:insideV w:val="single" w:color="auto" w:sz="4"/>
+        </w:tblBorders>
+      </w:tblPr>
+      <w:tblGrid>
+        <w:gridCol w:w="1400"/>
+        <w:gridCol w:w="2000"/>
+        <w:gridCol w:w="1100"/>
+        <w:gridCol w:w="1500"/>
+        <w:gridCol w:w="3800"/>
+      </w:tblGrid>
+      <w:tr>
+        <w:trPr>
+          <w:tblHeader/>
+        </w:trPr>
+        <w:tc>
+          <w:tcPr>
+            <w:tcW w:type="dxa" w:w="1400"/>
+            <w:shd w:fill="D9D9D9" w:color="auto" w:val="clear"/>
+            <w:tcMar>
+              <w:top w:type="dxa" w:w="60"/>
+              <w:left w:type="dxa" w:w="90"/>
+              <w:bottom w:type="dxa" w:w="60"/>
+              <w:right w:type="dxa" w:w="90"/>
+            </w:tcMar>
+          </w:tcPr>
+          <w:p>
+            <w:pPr>
+              <w:spacing w:line="240"/>
+              <w:jc w:val="left"/>
+            </w:pPr>
+            <w:r>
+              <w:rPr>
+                <w:rFonts w:ascii="Arial" w:cs="Arial" w:eastAsia="Arial" w:hAnsi="Arial"/>
+                <w:b/>
+                <w:bCs/>
+                <w:i w:val="false"/>
+                <w:iCs w:val="false"/>
+                <w:caps w:val="false"/>
+                <w:sz w:val="20"/>
+                <w:szCs w:val="20"/>
+              </w:rPr>
+              <w:t xml:space="preserve">Sensor</w:t>
+            </w:r>
+          </w:p>
+        </w:tc>
+        <w:tc>
+          <w:tcPr>
+            <w:tcW w:type="dxa" w:w="2000"/>
+            <w:shd w:fill="D9D9D9" w:color="auto" w:val="clear"/>
+            <w:tcMar>
+              <w:top w:type="dxa" w:w="60"/>
+              <w:left w:type="dxa" w:w="90"/>
+              <w:bottom w:type="dxa" w:w="60"/>
+              <w:right w:type="dxa" w:w="90"/>
+            </w:tcMar>
+          </w:tcPr>
+          <w:p>
+            <w:pPr>
+              <w:spacing w:line="240"/>
+              <w:jc w:val="left"/>
+            </w:pPr>
+            <w:r>
+              <w:rPr>
+                <w:rFonts w:ascii="Arial" w:cs="Arial" w:eastAsia="Arial" w:hAnsi="Arial"/>
+                <w:b/>
+                <w:bCs/>
+                <w:i w:val="false"/>
+                <w:iCs w:val="false"/>
+                <w:caps w:val="false"/>
+                <w:sz w:val="20"/>
+                <w:szCs w:val="20"/>
+              </w:rPr>
+              <w:t xml:space="preserve">Grandeza e faixa</w:t>
+            </w:r>
+          </w:p>
+        </w:tc>
+        <w:tc>
+          <w:tcPr>
+            <w:tcW w:type="dxa" w:w="1100"/>
+            <w:shd w:fill="D9D9D9" w:color="auto" w:val="clear"/>
+            <w:tcMar>
+              <w:top w:type="dxa" w:w="60"/>
+              <w:left w:type="dxa" w:w="90"/>
+              <w:bottom w:type="dxa" w:w="60"/>
+              <w:right w:type="dxa" w:w="90"/>
+            </w:tcMar>
+          </w:tcPr>
+          <w:p>
+            <w:pPr>
+              <w:spacing w:line="240"/>
+              <w:jc w:val="left"/>
+            </w:pPr>
+            <w:r>
+              <w:rPr>
+                <w:rFonts w:ascii="Arial" w:cs="Arial" w:eastAsia="Arial" w:hAnsi="Arial"/>
+                <w:b/>
+                <w:bCs/>
+                <w:i w:val="false"/>
+                <w:iCs w:val="false"/>
+                <w:caps w:val="false"/>
+                <w:sz w:val="20"/>
+                <w:szCs w:val="20"/>
+              </w:rPr>
+              <w:t xml:space="preserve">Interface</w:t>
+            </w:r>
+          </w:p>
+        </w:tc>
+        <w:tc>
+          <w:tcPr>
+            <w:tcW w:type="dxa" w:w="1500"/>
+            <w:shd w:fill="D9D9D9" w:color="auto" w:val="clear"/>
+            <w:tcMar>
+              <w:top w:type="dxa" w:w="60"/>
+              <w:left w:type="dxa" w:w="90"/>
+              <w:bottom w:type="dxa" w:w="60"/>
+              <w:right w:type="dxa" w:w="90"/>
+            </w:tcMar>
+          </w:tcPr>
+          <w:p>
+            <w:pPr>
+              <w:spacing w:line="240"/>
+              <w:jc w:val="left"/>
+            </w:pPr>
+            <w:r>
+              <w:rPr>
+                <w:rFonts w:ascii="Arial" w:cs="Arial" w:eastAsia="Arial" w:hAnsi="Arial"/>
+                <w:b/>
+                <w:bCs/>
+                <w:i w:val="false"/>
+                <w:iCs w:val="false"/>
+                <w:caps w:val="false"/>
+                <w:sz w:val="20"/>
+                <w:szCs w:val="20"/>
+              </w:rPr>
+              <w:t xml:space="preserve">Isolamento</w:t>
+            </w:r>
+          </w:p>
+        </w:tc>
+        <w:tc>
+          <w:tcPr>
+            <w:tcW w:type="dxa" w:w="3800"/>
+            <w:shd w:fill="D9D9D9" w:color="auto" w:val="clear"/>
+            <w:tcMar>
+              <w:top w:type="dxa" w:w="60"/>
+              <w:left w:type="dxa" w:w="90"/>
+              <w:bottom w:type="dxa" w:w="60"/>
+              <w:right w:type="dxa" w:w="90"/>
+            </w:tcMar>
+          </w:tcPr>
+          <w:p>
+            <w:pPr>
+              <w:spacing w:line="240"/>
+              <w:jc w:val="left"/>
+            </w:pPr>
+            <w:r>
+              <w:rPr>
+                <w:rFonts w:ascii="Arial" w:cs="Arial" w:eastAsia="Arial" w:hAnsi="Arial"/>
+                <w:b/>
+                <w:bCs/>
+                <w:i w:val="false"/>
+                <w:iCs w:val="false"/>
+                <w:caps w:val="false"/>
+                <w:sz w:val="20"/>
+                <w:szCs w:val="20"/>
+              </w:rPr>
+              <w:t xml:space="preserve">Avaliação para este trabalho</w:t>
+            </w:r>
+          </w:p>
+        </w:tc>
+      </w:tr>
+      <w:tr>
+        <w:tc>
+          <w:tcPr>
+            <w:tcW w:type="dxa" w:w="1400"/>
+            <w:tcMar>
+              <w:top w:type="dxa" w:w="60"/>
+              <w:left w:type="dxa" w:w="90"/>
+              <w:bottom w:type="dxa" w:w="60"/>
+              <w:right w:type="dxa" w:w="90"/>
+            </w:tcMar>
+          </w:tcPr>
+          <w:p>
+            <w:pPr>
+              <w:spacing w:line="240"/>
+              <w:jc w:val="left"/>
+            </w:pPr>
+            <w:r>
+              <w:rPr>
+                <w:rFonts w:ascii="Arial" w:cs="Arial" w:eastAsia="Arial" w:hAnsi="Arial"/>
+                <w:b w:val="false"/>
+                <w:bCs w:val="false"/>
+                <w:i w:val="false"/>
+                <w:iCs w:val="false"/>
+                <w:caps w:val="false"/>
+                <w:sz w:val="20"/>
+                <w:szCs w:val="20"/>
+              </w:rPr>
+              <w:t xml:space="preserve">INA219</w:t>
+            </w:r>
+          </w:p>
+        </w:tc>
+        <w:tc>
+          <w:tcPr>
+            <w:tcW w:type="dxa" w:w="2000"/>
+            <w:tcMar>
+              <w:top w:type="dxa" w:w="60"/>
+              <w:left w:type="dxa" w:w="90"/>
+              <w:bottom w:type="dxa" w:w="60"/>
+              <w:right w:type="dxa" w:w="90"/>
+            </w:tcMar>
+          </w:tcPr>
+          <w:p>
+            <w:pPr>
+              <w:spacing w:line="240"/>
+              <w:jc w:val="left"/>
+            </w:pPr>
+            <w:r>
+              <w:rPr>
+                <w:rFonts w:ascii="Arial" w:cs="Arial" w:eastAsia="Arial" w:hAnsi="Arial"/>
+                <w:b w:val="false"/>
+                <w:bCs w:val="false"/>
+                <w:i w:val="false"/>
+                <w:iCs w:val="false"/>
+                <w:caps w:val="false"/>
+                <w:sz w:val="20"/>
+                <w:szCs w:val="20"/>
+              </w:rPr>
+              <w:t xml:space="preserve">Tensão até 26 V e corrente em circuitos de corrente contínua</w:t>
+            </w:r>
+          </w:p>
+        </w:tc>
+        <w:tc>
+          <w:tcPr>
+            <w:tcW w:type="dxa" w:w="1100"/>
+            <w:tcMar>
+              <w:top w:type="dxa" w:w="60"/>
+              <w:left w:type="dxa" w:w="90"/>
+              <w:bottom w:type="dxa" w:w="60"/>
+              <w:right w:type="dxa" w:w="90"/>
+            </w:tcMar>
+          </w:tcPr>
+          <w:p>
+            <w:pPr>
+              <w:spacing w:line="240"/>
+              <w:jc w:val="left"/>
+            </w:pPr>
+            <w:r>
+              <w:rPr>
+                <w:rFonts w:ascii="Arial" w:cs="Arial" w:eastAsia="Arial" w:hAnsi="Arial"/>
+                <w:b w:val="false"/>
+                <w:bCs w:val="false"/>
+                <w:i w:val="false"/>
+                <w:iCs w:val="false"/>
+                <w:caps w:val="false"/>
+                <w:sz w:val="20"/>
+                <w:szCs w:val="20"/>
+              </w:rPr>
+              <w:t xml:space="preserve">Digital I2C</w:t>
+            </w:r>
+          </w:p>
+        </w:tc>
+        <w:tc>
+          <w:tcPr>
+            <w:tcW w:type="dxa" w:w="1500"/>
+            <w:tcMar>
+              <w:top w:type="dxa" w:w="60"/>
+              <w:left w:type="dxa" w:w="90"/>
+              <w:bottom w:type="dxa" w:w="60"/>
+              <w:right w:type="dxa" w:w="90"/>
+            </w:tcMar>
+          </w:tcPr>
+          <w:p>
+            <w:pPr>
+              <w:spacing w:line="240"/>
+              <w:jc w:val="left"/>
+            </w:pPr>
+            <w:r>
+              <w:rPr>
+                <w:rFonts w:ascii="Arial" w:cs="Arial" w:eastAsia="Arial" w:hAnsi="Arial"/>
+                <w:b w:val="false"/>
+                <w:bCs w:val="false"/>
+                <w:i w:val="false"/>
+                <w:iCs w:val="false"/>
+                <w:caps w:val="false"/>
+                <w:sz w:val="20"/>
+                <w:szCs w:val="20"/>
+              </w:rPr>
+              <w:t xml:space="preserve">Não isolado; medição por resistor shunt</w:t>
+            </w:r>
+          </w:p>
+        </w:tc>
+        <w:tc>
+          <w:tcPr>
+            <w:tcW w:type="dxa" w:w="3800"/>
+            <w:tcMar>
+              <w:top w:type="dxa" w:w="60"/>
+              <w:left w:type="dxa" w:w="90"/>
+              <w:bottom w:type="dxa" w:w="60"/>
+              <w:right w:type="dxa" w:w="90"/>
+            </w:tcMar>
+          </w:tcPr>
+          <w:p>
+            <w:pPr>
+              <w:spacing w:line="240"/>
+              <w:jc w:val="left"/>
+            </w:pPr>
+            <w:r>
+              <w:rPr>
+                <w:rFonts w:ascii="Arial" w:cs="Arial" w:eastAsia="Arial" w:hAnsi="Arial"/>
+                <w:b w:val="false"/>
+                <w:bCs w:val="false"/>
+                <w:i w:val="false"/>
+                <w:iCs w:val="false"/>
+                <w:caps w:val="false"/>
+                <w:sz w:val="20"/>
+                <w:szCs w:val="20"/>
+              </w:rPr>
+              <w:t xml:space="preserve">Descartado. Opera exclusivamente em corrente contínua e em barramentos de até 26 V, sendo eletricamente incompatível com a rede residencial em 127 V de corrente alternada (TEXAS INSTRUMENTS, 2015).</w:t>
+            </w:r>
+          </w:p>
+        </w:tc>
+      </w:tr>
+      <w:tr>
+        <w:tc>
+          <w:tcPr>
+            <w:tcW w:type="dxa" w:w="1400"/>
+            <w:tcMar>
+              <w:top w:type="dxa" w:w="60"/>
+              <w:left w:type="dxa" w:w="90"/>
+              <w:bottom w:type="dxa" w:w="60"/>
+              <w:right w:type="dxa" w:w="90"/>
+            </w:tcMar>
+          </w:tcPr>
+          <w:p>
+            <w:pPr>
+              <w:spacing w:line="240"/>
+              <w:jc w:val="left"/>
+            </w:pPr>
+            <w:r>
+              <w:rPr>
+                <w:rFonts w:ascii="Arial" w:cs="Arial" w:eastAsia="Arial" w:hAnsi="Arial"/>
+                <w:b w:val="false"/>
+                <w:bCs w:val="false"/>
+                <w:i w:val="false"/>
+                <w:iCs w:val="false"/>
+                <w:caps w:val="false"/>
+                <w:sz w:val="20"/>
+                <w:szCs w:val="20"/>
+              </w:rPr>
+              <w:t xml:space="preserve">ACS712</w:t>
+            </w:r>
+          </w:p>
+        </w:tc>
+        <w:tc>
+          <w:tcPr>
+            <w:tcW w:type="dxa" w:w="2000"/>
+            <w:tcMar>
+              <w:top w:type="dxa" w:w="60"/>
+              <w:left w:type="dxa" w:w="90"/>
+              <w:bottom w:type="dxa" w:w="60"/>
+              <w:right w:type="dxa" w:w="90"/>
+            </w:tcMar>
+          </w:tcPr>
+          <w:p>
+            <w:pPr>
+              <w:spacing w:line="240"/>
+              <w:jc w:val="left"/>
+            </w:pPr>
+            <w:r>
+              <w:rPr>
+                <w:rFonts w:ascii="Arial" w:cs="Arial" w:eastAsia="Arial" w:hAnsi="Arial"/>
+                <w:b w:val="false"/>
+                <w:bCs w:val="false"/>
+                <w:i w:val="false"/>
+                <w:iCs w:val="false"/>
+                <w:caps w:val="false"/>
+                <w:sz w:val="20"/>
+                <w:szCs w:val="20"/>
+              </w:rPr>
+              <w:t xml:space="preserve">Corrente contínua ou alternada até 5, 20 ou 30 A</w:t>
+            </w:r>
+          </w:p>
+        </w:tc>
+        <w:tc>
+          <w:tcPr>
+            <w:tcW w:type="dxa" w:w="1100"/>
+            <w:tcMar>
+              <w:top w:type="dxa" w:w="60"/>
+              <w:left w:type="dxa" w:w="90"/>
+              <w:bottom w:type="dxa" w:w="60"/>
+              <w:right w:type="dxa" w:w="90"/>
+            </w:tcMar>
+          </w:tcPr>
+          <w:p>
+            <w:pPr>
+              <w:spacing w:line="240"/>
+              <w:jc w:val="left"/>
+            </w:pPr>
+            <w:r>
+              <w:rPr>
+                <w:rFonts w:ascii="Arial" w:cs="Arial" w:eastAsia="Arial" w:hAnsi="Arial"/>
+                <w:b w:val="false"/>
+                <w:bCs w:val="false"/>
+                <w:i w:val="false"/>
+                <w:iCs w:val="false"/>
+                <w:caps w:val="false"/>
+                <w:sz w:val="20"/>
+                <w:szCs w:val="20"/>
+              </w:rPr>
+              <w:t xml:space="preserve">Analógica</w:t>
+            </w:r>
+          </w:p>
+        </w:tc>
+        <w:tc>
+          <w:tcPr>
+            <w:tcW w:type="dxa" w:w="1500"/>
+            <w:tcMar>
+              <w:top w:type="dxa" w:w="60"/>
+              <w:left w:type="dxa" w:w="90"/>
+              <w:bottom w:type="dxa" w:w="60"/>
+              <w:right w:type="dxa" w:w="90"/>
+            </w:tcMar>
+          </w:tcPr>
+          <w:p>
+            <w:pPr>
+              <w:spacing w:line="240"/>
+              <w:jc w:val="left"/>
+            </w:pPr>
+            <w:r>
+              <w:rPr>
+                <w:rFonts w:ascii="Arial" w:cs="Arial" w:eastAsia="Arial" w:hAnsi="Arial"/>
+                <w:b w:val="false"/>
+                <w:bCs w:val="false"/>
+                <w:i w:val="false"/>
+                <w:iCs w:val="false"/>
+                <w:caps w:val="false"/>
+                <w:sz w:val="20"/>
+                <w:szCs w:val="20"/>
+              </w:rPr>
+              <w:t xml:space="preserve">Isolamento por efeito Hall</w:t>
+            </w:r>
+          </w:p>
+        </w:tc>
+        <w:tc>
+          <w:tcPr>
+            <w:tcW w:type="dxa" w:w="3800"/>
+            <w:tcMar>
+              <w:top w:type="dxa" w:w="60"/>
+              <w:left w:type="dxa" w:w="90"/>
+              <w:bottom w:type="dxa" w:w="60"/>
+              <w:right w:type="dxa" w:w="90"/>
+            </w:tcMar>
+          </w:tcPr>
+          <w:p>
+            <w:pPr>
+              <w:spacing w:line="240"/>
+              <w:jc w:val="left"/>
+            </w:pPr>
+            <w:r>
+              <w:rPr>
+                <w:rFonts w:ascii="Arial" w:cs="Arial" w:eastAsia="Arial" w:hAnsi="Arial"/>
+                <w:b w:val="false"/>
+                <w:bCs w:val="false"/>
+                <w:i w:val="false"/>
+                <w:iCs w:val="false"/>
+                <w:caps w:val="false"/>
+                <w:sz w:val="20"/>
+                <w:szCs w:val="20"/>
+              </w:rPr>
+              <w:t xml:space="preserve">Descartado. Exige inserção em série no circuito, o que implica seccionar o condutor e expor pontos energizados. Apresenta ainda deriva térmica do valor de repouso e ruído significativo na saída analógica.</w:t>
+            </w:r>
+          </w:p>
+        </w:tc>
+      </w:tr>
+      <w:tr>
+        <w:tc>
+          <w:tcPr>
+            <w:tcW w:type="dxa" w:w="1400"/>
+            <w:tcMar>
+              <w:top w:type="dxa" w:w="60"/>
+              <w:left w:type="dxa" w:w="90"/>
+              <w:bottom w:type="dxa" w:w="60"/>
+              <w:right w:type="dxa" w:w="90"/>
+            </w:tcMar>
+          </w:tcPr>
+          <w:p>
+            <w:pPr>
+              <w:spacing w:line="240"/>
+              <w:jc w:val="left"/>
+            </w:pPr>
+            <w:r>
+              <w:rPr>
+                <w:rFonts w:ascii="Arial" w:cs="Arial" w:eastAsia="Arial" w:hAnsi="Arial"/>
+                <w:b w:val="false"/>
+                <w:bCs w:val="false"/>
+                <w:i w:val="false"/>
+                <w:iCs w:val="false"/>
+                <w:caps w:val="false"/>
+                <w:sz w:val="20"/>
+                <w:szCs w:val="20"/>
+              </w:rPr>
+              <w:t xml:space="preserve">PZEM-004T</w:t>
+            </w:r>
+          </w:p>
+        </w:tc>
+        <w:tc>
+          <w:tcPr>
+            <w:tcW w:type="dxa" w:w="2000"/>
+            <w:tcMar>
+              <w:top w:type="dxa" w:w="60"/>
+              <w:left w:type="dxa" w:w="90"/>
+              <w:bottom w:type="dxa" w:w="60"/>
+              <w:right w:type="dxa" w:w="90"/>
+            </w:tcMar>
+          </w:tcPr>
+          <w:p>
+            <w:pPr>
+              <w:spacing w:line="240"/>
+              <w:jc w:val="left"/>
+            </w:pPr>
+            <w:r>
+              <w:rPr>
+                <w:rFonts w:ascii="Arial" w:cs="Arial" w:eastAsia="Arial" w:hAnsi="Arial"/>
+                <w:b w:val="false"/>
+                <w:bCs w:val="false"/>
+                <w:i w:val="false"/>
+                <w:iCs w:val="false"/>
+                <w:caps w:val="false"/>
+                <w:sz w:val="20"/>
+                <w:szCs w:val="20"/>
+              </w:rPr>
+              <w:t xml:space="preserve">Tensão, corrente, potência, energia e fator de potência em corrente alternada</w:t>
+            </w:r>
+          </w:p>
+        </w:tc>
+        <w:tc>
+          <w:tcPr>
+            <w:tcW w:type="dxa" w:w="1100"/>
+            <w:tcMar>
+              <w:top w:type="dxa" w:w="60"/>
+              <w:left w:type="dxa" w:w="90"/>
+              <w:bottom w:type="dxa" w:w="60"/>
+              <w:right w:type="dxa" w:w="90"/>
+            </w:tcMar>
+          </w:tcPr>
+          <w:p>
+            <w:pPr>
+              <w:spacing w:line="240"/>
+              <w:jc w:val="left"/>
+            </w:pPr>
+            <w:r>
+              <w:rPr>
+                <w:rFonts w:ascii="Arial" w:cs="Arial" w:eastAsia="Arial" w:hAnsi="Arial"/>
+                <w:b w:val="false"/>
+                <w:bCs w:val="false"/>
+                <w:i w:val="false"/>
+                <w:iCs w:val="false"/>
+                <w:caps w:val="false"/>
+                <w:sz w:val="20"/>
+                <w:szCs w:val="20"/>
+              </w:rPr>
+              <w:t xml:space="preserve">Serial (UART)</w:t>
+            </w:r>
+          </w:p>
+        </w:tc>
+        <w:tc>
+          <w:tcPr>
+            <w:tcW w:type="dxa" w:w="1500"/>
+            <w:tcMar>
+              <w:top w:type="dxa" w:w="60"/>
+              <w:left w:type="dxa" w:w="90"/>
+              <w:bottom w:type="dxa" w:w="60"/>
+              <w:right w:type="dxa" w:w="90"/>
+            </w:tcMar>
+          </w:tcPr>
+          <w:p>
+            <w:pPr>
+              <w:spacing w:line="240"/>
+              <w:jc w:val="left"/>
+            </w:pPr>
+            <w:r>
+              <w:rPr>
+                <w:rFonts w:ascii="Arial" w:cs="Arial" w:eastAsia="Arial" w:hAnsi="Arial"/>
+                <w:b w:val="false"/>
+                <w:bCs w:val="false"/>
+                <w:i w:val="false"/>
+                <w:iCs w:val="false"/>
+                <w:caps w:val="false"/>
+                <w:sz w:val="20"/>
+                <w:szCs w:val="20"/>
+              </w:rPr>
+              <w:t xml:space="preserve">Isolado no acoplamento, porém exige ligação galvânica à rede</w:t>
+            </w:r>
+          </w:p>
+        </w:tc>
+        <w:tc>
+          <w:tcPr>
+            <w:tcW w:type="dxa" w:w="3800"/>
+            <w:tcMar>
+              <w:top w:type="dxa" w:w="60"/>
+              <w:left w:type="dxa" w:w="90"/>
+              <w:bottom w:type="dxa" w:w="60"/>
+              <w:right w:type="dxa" w:w="90"/>
+            </w:tcMar>
+          </w:tcPr>
+          <w:p>
+            <w:pPr>
+              <w:spacing w:line="240"/>
+              <w:jc w:val="left"/>
+            </w:pPr>
+            <w:r>
+              <w:rPr>
+                <w:rFonts w:ascii="Arial" w:cs="Arial" w:eastAsia="Arial" w:hAnsi="Arial"/>
+                <w:b w:val="false"/>
+                <w:bCs w:val="false"/>
+                <w:i w:val="false"/>
+                <w:iCs w:val="false"/>
+                <w:caps w:val="false"/>
+                <w:sz w:val="20"/>
+                <w:szCs w:val="20"/>
+              </w:rPr>
+              <w:t xml:space="preserve">Descartado. Entrega o conjunto mais completo de grandezas, inclusive fator de potência, mas requer conexão direta aos condutores de fase e neutro para amostragem de tensão, o que contraria a exigência de não intervenção em condutores energizados.</w:t>
+            </w:r>
+          </w:p>
+        </w:tc>
+      </w:tr>
+      <w:tr>
+        <w:tc>
+          <w:tcPr>
+            <w:tcW w:type="dxa" w:w="1400"/>
+            <w:tcMar>
+              <w:top w:type="dxa" w:w="60"/>
+              <w:left w:type="dxa" w:w="90"/>
+              <w:bottom w:type="dxa" w:w="60"/>
+              <w:right w:type="dxa" w:w="90"/>
+            </w:tcMar>
+          </w:tcPr>
+          <w:p>
+            <w:pPr>
+              <w:spacing w:line="240"/>
+              <w:jc w:val="left"/>
+            </w:pPr>
+            <w:r>
+              <w:rPr>
+                <w:rFonts w:ascii="Arial" w:cs="Arial" w:eastAsia="Arial" w:hAnsi="Arial"/>
+                <w:b w:val="false"/>
+                <w:bCs w:val="false"/>
+                <w:i w:val="false"/>
+                <w:iCs w:val="false"/>
+                <w:caps w:val="false"/>
+                <w:sz w:val="20"/>
+                <w:szCs w:val="20"/>
+              </w:rPr>
+              <w:t xml:space="preserve">SCT-013-030 (transformador de corrente de núcleo bipartido)</w:t>
+            </w:r>
+          </w:p>
+        </w:tc>
+        <w:tc>
+          <w:tcPr>
+            <w:tcW w:type="dxa" w:w="2000"/>
+            <w:tcMar>
+              <w:top w:type="dxa" w:w="60"/>
+              <w:left w:type="dxa" w:w="90"/>
+              <w:bottom w:type="dxa" w:w="60"/>
+              <w:right w:type="dxa" w:w="90"/>
+            </w:tcMar>
+          </w:tcPr>
+          <w:p>
+            <w:pPr>
+              <w:spacing w:line="240"/>
+              <w:jc w:val="left"/>
+            </w:pPr>
+            <w:r>
+              <w:rPr>
+                <w:rFonts w:ascii="Arial" w:cs="Arial" w:eastAsia="Arial" w:hAnsi="Arial"/>
+                <w:b w:val="false"/>
+                <w:bCs w:val="false"/>
+                <w:i w:val="false"/>
+                <w:iCs w:val="false"/>
+                <w:caps w:val="false"/>
+                <w:sz w:val="20"/>
+                <w:szCs w:val="20"/>
+              </w:rPr>
+              <w:t xml:space="preserve">Corrente alternada até 30 A</w:t>
+            </w:r>
+          </w:p>
+        </w:tc>
+        <w:tc>
+          <w:tcPr>
+            <w:tcW w:type="dxa" w:w="1100"/>
+            <w:tcMar>
+              <w:top w:type="dxa" w:w="60"/>
+              <w:left w:type="dxa" w:w="90"/>
+              <w:bottom w:type="dxa" w:w="60"/>
+              <w:right w:type="dxa" w:w="90"/>
+            </w:tcMar>
+          </w:tcPr>
+          <w:p>
+            <w:pPr>
+              <w:spacing w:line="240"/>
+              <w:jc w:val="left"/>
+            </w:pPr>
+            <w:r>
+              <w:rPr>
+                <w:rFonts w:ascii="Arial" w:cs="Arial" w:eastAsia="Arial" w:hAnsi="Arial"/>
+                <w:b w:val="false"/>
+                <w:bCs w:val="false"/>
+                <w:i w:val="false"/>
+                <w:iCs w:val="false"/>
+                <w:caps w:val="false"/>
+                <w:sz w:val="20"/>
+                <w:szCs w:val="20"/>
+              </w:rPr>
+              <w:t xml:space="preserve">Analógica (saída em tensão, com resistor de carga interno)</w:t>
+            </w:r>
+          </w:p>
+        </w:tc>
+        <w:tc>
+          <w:tcPr>
+            <w:tcW w:type="dxa" w:w="1500"/>
+            <w:tcMar>
+              <w:top w:type="dxa" w:w="60"/>
+              <w:left w:type="dxa" w:w="90"/>
+              <w:bottom w:type="dxa" w:w="60"/>
+              <w:right w:type="dxa" w:w="90"/>
+            </w:tcMar>
+          </w:tcPr>
+          <w:p>
+            <w:pPr>
+              <w:spacing w:line="240"/>
+              <w:jc w:val="left"/>
+            </w:pPr>
+            <w:r>
+              <w:rPr>
+                <w:rFonts w:ascii="Arial" w:cs="Arial" w:eastAsia="Arial" w:hAnsi="Arial"/>
+                <w:b w:val="false"/>
+                <w:bCs w:val="false"/>
+                <w:i w:val="false"/>
+                <w:iCs w:val="false"/>
+                <w:caps w:val="false"/>
+                <w:sz w:val="20"/>
+                <w:szCs w:val="20"/>
+              </w:rPr>
+              <w:t xml:space="preserve">Acoplamento exclusivamente magnético; isolamento galvânico total; não invasivo</w:t>
+            </w:r>
+          </w:p>
+        </w:tc>
+        <w:tc>
+          <w:tcPr>
+            <w:tcW w:type="dxa" w:w="3800"/>
+            <w:tcMar>
+              <w:top w:type="dxa" w:w="60"/>
+              <w:left w:type="dxa" w:w="90"/>
+              <w:bottom w:type="dxa" w:w="60"/>
+              <w:right w:type="dxa" w:w="90"/>
+            </w:tcMar>
+          </w:tcPr>
+          <w:p>
+            <w:pPr>
+              <w:spacing w:line="240"/>
+              <w:jc w:val="left"/>
+            </w:pPr>
+            <w:r>
+              <w:rPr>
+                <w:rFonts w:ascii="Arial" w:cs="Arial" w:eastAsia="Arial" w:hAnsi="Arial"/>
+                <w:b w:val="false"/>
+                <w:bCs w:val="false"/>
+                <w:i w:val="false"/>
+                <w:iCs w:val="false"/>
+                <w:caps w:val="false"/>
+                <w:sz w:val="20"/>
+                <w:szCs w:val="20"/>
+              </w:rPr>
+              <w:t xml:space="preserve">Selecionado. Mede por indução, envolvendo o condutor sem romper o isolamento nem estabelecer contato elétrico com a rede. É o sensor adotado como referência pelo projeto OpenEnergyMonitor (2024) para monitoramento de consumo em edificações. A mesma peça e a mesma técnica aplicam-se, sem alteração, ao condutor de entrada de uma unidade consumidora.</w:t>
+            </w:r>
+          </w:p>
+        </w:tc>
+      </w:tr>
+    </w:tbl>
+    <w:p>
+      <w:pPr>
+        <w:spacing w:after="240" w:before="80" w:line="240"/>
+        <w:jc w:val="left"/>
+      </w:pPr>
+      <w:r>
+        <w:rPr>
+          <w:rFonts w:ascii="Arial" w:cs="Arial" w:eastAsia="Arial" w:hAnsi="Arial"/>
+          <w:b w:val="false"/>
+          <w:bCs w:val="false"/>
+          <w:i w:val="false"/>
+          <w:iCs w:val="false"/>
+          <w:caps w:val="false"/>
+          <w:sz w:val="20"/>
+          <w:szCs w:val="20"/>
+        </w:rPr>
+        <w:t xml:space="preserve">Fonte: Elaborado pelos autores (2026).</w:t>
+      </w:r>
+    </w:p>
+    <w:p>
+      <w:pPr>
+        <w:spacing w:after="0" w:before="0" w:line="360"/>
+        <w:ind w:firstLine="708"/>
+        <w:jc w:val="both"/>
+      </w:pPr>
+      <w:r>
+        <w:rPr>
+          <w:rFonts w:ascii="Arial" w:cs="Arial" w:eastAsia="Arial" w:hAnsi="Arial"/>
+          <w:b w:val="false"/>
+          <w:bCs w:val="false"/>
+          <w:i w:val="false"/>
+          <w:iCs w:val="false"/>
+          <w:caps w:val="false"/>
+          <w:sz w:val="24"/>
+          <w:szCs w:val="24"/>
+        </w:rPr>
+        <w:t xml:space="preserve">A decisão privilegia a segurança operacional e a fidelidade ao objeto de estudo em detrimento da completude das grandezas medidas. O SCT-013-030 fornece exclusivamente a corrente eficaz, de modo que a potência é obtida assumindo-se a tensão nominal da rede, conforme detalhado na seção 3.3. Trata-se de aproximação usual em sistemas de monitoramento residencial de baixo custo, cuja limitação está registrada na seção 9.7.</w:t>
+      </w:r>
+    </w:p>
+    <w:p>
+      <w:pPr>
+        <w:spacing w:after="0" w:before="0" w:line="360"/>
+        <w:ind w:firstLine="708"/>
+        <w:jc w:val="both"/>
+      </w:pPr>
+      <w:r>
+        <w:rPr>
+          <w:rFonts w:ascii="Arial" w:cs="Arial" w:eastAsia="Arial" w:hAnsi="Arial"/>
+          <w:b w:val="false"/>
+          <w:bCs w:val="false"/>
+          <w:i w:val="false"/>
+          <w:iCs w:val="false"/>
+          <w:caps w:val="false"/>
+          <w:sz w:val="24"/>
+          <w:szCs w:val="24"/>
+        </w:rPr>
+        <w:t xml:space="preserve">Cabe registrar uma restrição de instalação decorrente do princípio de funcionamento do sensor. O transformador de corrente deve envolver um único condutor. Caso seja aplicado sobre um cabo que contenha simultaneamente os condutores de ida e retorno, os campos magnéticos gerados por ambos se cancelam e a saída resultante é nula (OPENENERGYMONITOR, 2024). A separação prévia dos condutores é, portanto, condição necessária da medição, e o procedimento adotado está descrito na seção 3.3.</w:t>
+      </w:r>
+    </w:p>
+    <w:p>
+      <w:pPr>
+        <w:pStyle w:val="Heading2"/>
+        <w:spacing w:after="200" w:before="360" w:line="360"/>
+        <w:jc w:val="left"/>
+      </w:pPr>
+      <w:r>
+        <w:rPr>
+          <w:rFonts w:ascii="Arial" w:cs="Arial" w:eastAsia="Arial" w:hAnsi="Arial"/>
+          <w:b/>
+          <w:bCs/>
+          <w:i w:val="false"/>
+          <w:iCs w:val="false"/>
+          <w:caps w:val="false"/>
+          <w:sz w:val="24"/>
+          <w:szCs w:val="24"/>
+        </w:rPr>
+        <w:t xml:space="preserve">2.4 Aprendizado de máquina aplicado à previsão de consumo</w:t>
+      </w:r>
+    </w:p>
+    <w:p>
+      <w:pPr>
+        <w:spacing w:after="0" w:before="0" w:line="360"/>
+        <w:ind w:firstLine="708"/>
+        <w:jc w:val="both"/>
+      </w:pPr>
+      <w:r>
+        <w:rPr>
+          <w:rFonts w:ascii="Arial" w:cs="Arial" w:eastAsia="Arial" w:hAnsi="Arial"/>
+          <w:b w:val="false"/>
+          <w:bCs w:val="false"/>
+          <w:i w:val="false"/>
+          <w:iCs w:val="false"/>
+          <w:caps w:val="false"/>
+          <w:sz w:val="24"/>
+          <w:szCs w:val="24"/>
+        </w:rPr>
+        <w:t xml:space="preserve">A previsão de carga elétrica constitui problema clássico de análise de séries temporais. Hyndman e Athanasopoulos (2021) sistematizam o campo e estabelecem um princípio metodológico fundamental para este trabalho: qualquer modelo proposto deve ser confrontado com métodos de referência simples, sob pena de sua sofisticação não corresponder a ganho real de acurácia. Entre esses métodos de referência, destaca-se a previsão por persistência sazonal, na qual o valor previsto para determinado instante corresponde ao valor observado no mesmo instante do ciclo anterior.</w:t>
+      </w:r>
+    </w:p>
+    <w:p>
+      <w:pPr>
+        <w:spacing w:after="0" w:before="0" w:line="360"/>
+        <w:ind w:firstLine="708"/>
+        <w:jc w:val="both"/>
+      </w:pPr>
+      <w:r>
+        <w:rPr>
+          <w:rFonts w:ascii="Arial" w:cs="Arial" w:eastAsia="Arial" w:hAnsi="Arial"/>
+          <w:b w:val="false"/>
+          <w:bCs w:val="false"/>
+          <w:i w:val="false"/>
+          <w:iCs w:val="false"/>
+          <w:caps w:val="false"/>
+          <w:sz w:val="24"/>
+          <w:szCs w:val="24"/>
+        </w:rPr>
+        <w:t xml:space="preserve">Séries de consumo residencial apresentam múltiplas sazonalidades sobrepostas — diária, semanal e anual — e volatilidade substancialmente superior à observada em séries agregadas de subestações ou regiões, uma vez que refletem o comportamento estocástico de um número reduzido de indivíduos. Kong et al. (2019) documentam essa dificuldade e demonstram que redes neurais recorrentes do tipo Long Short-Term Memory, cuja arquitetura foi originalmente proposta por Hochreiter e Schmidhuber (1997), obtêm desempenho superior a métodos convencionais na previsão de curto prazo em nível domiciliar. Revisão sistemática recente conduzida por Dong et al. (2025) confirma a consolidação das abordagens de aprendizado profundo nesse domínio, mas registra que a acurácia em nível domiciliar permanece substancialmente inferior à obtida em séries agregadas, permanecendo como problema em aberto. Cao et al. (2025) reforçam esse diagnóstico ao afirmar que o desempenho dos modelos existentes para previsão residencial individual ainda é insuficiente, propondo arquiteturas híbridas que incorporam variáveis meteorológicas para mitigar a incerteza característica desse nível de agregação.</w:t>
+      </w:r>
+    </w:p>
+    <w:p>
+      <w:pPr>
+        <w:spacing w:after="0" w:before="0" w:line="360"/>
+        <w:ind w:firstLine="708"/>
+        <w:jc w:val="both"/>
+      </w:pPr>
+      <w:r>
+        <w:rPr>
+          <w:rFonts w:ascii="Arial" w:cs="Arial" w:eastAsia="Arial" w:hAnsi="Arial"/>
+          <w:b w:val="false"/>
+          <w:bCs w:val="false"/>
+          <w:i w:val="false"/>
+          <w:iCs w:val="false"/>
+          <w:caps w:val="false"/>
+          <w:sz w:val="24"/>
+          <w:szCs w:val="24"/>
+        </w:rPr>
+        <w:t xml:space="preserve">Não obstante, a literatura registra que métodos baseados em árvores de decisão frequentemente igualam ou superam arquiteturas de aprendizado profundo em séries de extensão moderada, com custo computacional e esforço de ajuste significativamente inferiores. O algoritmo Random Forest, proposto por Breiman (2001), combina múltiplas árvores treinadas sobre amostras bootstrap e subconjuntos aleatórios de atributos, produzindo estimador de baixa variância, robusto a ruído e a valores atípicos, e capaz de capturar relações não lineares entre atributos de calendário e consumo sem necessidade de especificação prévia da forma funcional.</w:t>
+      </w:r>
+    </w:p>
+    <w:p>
+      <w:pPr>
+        <w:spacing w:after="0" w:before="0" w:line="360"/>
+        <w:ind w:firstLine="708"/>
+        <w:jc w:val="both"/>
+      </w:pPr>
+      <w:r>
+        <w:rPr>
+          <w:rFonts w:ascii="Arial" w:cs="Arial" w:eastAsia="Arial" w:hAnsi="Arial"/>
+          <w:b w:val="false"/>
+          <w:bCs w:val="false"/>
+          <w:i w:val="false"/>
+          <w:iCs w:val="false"/>
+          <w:caps w:val="false"/>
+          <w:sz w:val="24"/>
+          <w:szCs w:val="24"/>
+        </w:rPr>
+        <w:t xml:space="preserve">Uma linha de pesquisa correlata é a desagregação de cargas, ou monitoramento não intrusivo de aparelhos, inaugurada por Hart (1992), que propôs inferir o consumo individual de cada equipamento a partir da análise das transições no sinal agregado de entrada da residência. Kelly e Knottenbelt (2015a) reformularam o problema por meio de redes neurais profundas, obtendo avanços expressivos. Revisão sistemática recente de Xiang, Su e Zong (2026) organiza o estado atual do campo em métodos baseados em eventos e métodos baseados em estados, apontando como obstáculos persistentes à adoção prática a transferibilidade dos algoritmos entre domicílios, a qualidade dos dados e as preocupações com privacidade. A meta-análise de Jaime et al. (2026), que agregou trinta estudos revisados por pares, reporta desempenho médio expressivo para os modelos de desagregação, mas registra heterogeneidade extrema entre os trabalhos e carência de conjuntos de dados padronizados e de arcabouços de avaliação reprodutíveis. Embora a desagregação não integre o escopo do presente trabalho, que adota submedição direta em pontos instrumentados, o campo é registrado por delimitar a fronteira metodológica adotada.</w:t>
+      </w:r>
+    </w:p>
+    <w:p>
+      <w:pPr>
+        <w:pStyle w:val="Heading2"/>
+        <w:spacing w:after="200" w:before="360" w:line="360"/>
+        <w:jc w:val="left"/>
+      </w:pPr>
+      <w:r>
+        <w:rPr>
+          <w:rFonts w:ascii="Arial" w:cs="Arial" w:eastAsia="Arial" w:hAnsi="Arial"/>
+          <w:b/>
+          <w:bCs/>
+          <w:i w:val="false"/>
+          <w:iCs w:val="false"/>
+          <w:caps w:val="false"/>
+          <w:sz w:val="24"/>
+          <w:szCs w:val="24"/>
+        </w:rPr>
+        <w:t xml:space="preserve">2.5 Métricas de avaliação e validação temporal</w:t>
+      </w:r>
+    </w:p>
+    <w:p>
+      <w:pPr>
+        <w:spacing w:after="0" w:before="0" w:line="360"/>
+        <w:ind w:firstLine="708"/>
+        <w:jc w:val="both"/>
+      </w:pPr>
+      <w:r>
+        <w:rPr>
+          <w:rFonts w:ascii="Arial" w:cs="Arial" w:eastAsia="Arial" w:hAnsi="Arial"/>
+          <w:b w:val="false"/>
+          <w:bCs w:val="false"/>
+          <w:i w:val="false"/>
+          <w:iCs w:val="false"/>
+          <w:caps w:val="false"/>
+          <w:sz w:val="24"/>
+          <w:szCs w:val="24"/>
+        </w:rPr>
+        <w:t xml:space="preserve">A avaliação de modelos de previsão emprega convencionalmente três métricas complementares. O erro absoluto médio, ou MAE, expressa o erro na mesma unidade da grandeza medida e é robusto a valores atípicos. A raiz do erro quadrático médio, ou RMSE, penaliza desproporcionalmente erros de grande magnitude, sendo indicada quando erros severos são particularmente indesejáveis. O erro percentual absoluto médio, ou MAPE, é adimensional e permite comparação entre séries de escalas distintas, apresentando, contudo, instabilidade quando os valores observados se aproximam de zero — condição que ocorre em séries residenciais durante períodos de consumo mínimo (HYNDMAN; ATHANASOPOULOS, 2021).</w:t>
+      </w:r>
+    </w:p>
+    <w:p>
+      <w:pPr>
+        <w:spacing w:after="0" w:before="0" w:line="360"/>
+        <w:ind w:firstLine="708"/>
+        <w:jc w:val="both"/>
+      </w:pPr>
+      <w:r>
+        <w:rPr>
+          <w:rFonts w:ascii="Arial" w:cs="Arial" w:eastAsia="Arial" w:hAnsi="Arial"/>
+          <w:b w:val="false"/>
+          <w:bCs w:val="false"/>
+          <w:i w:val="false"/>
+          <w:iCs w:val="false"/>
+          <w:caps w:val="false"/>
+          <w:sz w:val="24"/>
+          <w:szCs w:val="24"/>
+        </w:rPr>
+        <w:t xml:space="preserve">Hyndman e Athanasopoulos (2021) enfatizam ainda que a validação de modelos de séries temporais não admite particionamento aleatório dos dados. O embaralhamento das amostras permitiria ao modelo acessar informação futura durante o treinamento, configurando vazamento de dados e produzindo estimativa de desempenho artificialmente otimista. A validação deve, portanto, respeitar a ordem cronológica, mediante partição sequencial ou validação cruzada em janelas progressivas.</w:t>
+      </w:r>
+    </w:p>
+    <w:p>
+      <w:pPr>
+        <w:pStyle w:val="Heading2"/>
+        <w:spacing w:after="200" w:before="360" w:line="360"/>
+        <w:jc w:val="left"/>
+      </w:pPr>
+      <w:r>
+        <w:rPr>
+          <w:rFonts w:ascii="Arial" w:cs="Arial" w:eastAsia="Arial" w:hAnsi="Arial"/>
+          <w:b/>
+          <w:bCs/>
+          <w:i w:val="false"/>
+          <w:iCs w:val="false"/>
+          <w:caps w:val="false"/>
+          <w:sz w:val="24"/>
+          <w:szCs w:val="24"/>
+        </w:rPr>
+        <w:t xml:space="preserve">2.6 Bases de dados públicas</w:t>
+      </w:r>
+    </w:p>
+    <w:p>
+      <w:pPr>
+        <w:spacing w:after="0" w:before="0" w:line="360"/>
+        <w:ind w:firstLine="708"/>
+        <w:jc w:val="both"/>
+      </w:pPr>
+      <w:r>
+        <w:rPr>
+          <w:rFonts w:ascii="Arial" w:cs="Arial" w:eastAsia="Arial" w:hAnsi="Arial"/>
+          <w:b w:val="false"/>
+          <w:bCs w:val="false"/>
+          <w:i w:val="false"/>
+          <w:iCs w:val="false"/>
+          <w:caps w:val="false"/>
+          <w:sz w:val="24"/>
+          <w:szCs w:val="24"/>
+        </w:rPr>
+        <w:t xml:space="preserve">A construção de modelos de previsão exige volume de dados históricos que raramente se obtém no prazo de execução de um trabalho de graduação. A comunidade científica disponibiliza bases públicas que suprem essa limitação. A base Individual Household Electric Power Consumption, disponibilizada por Hebrail e Berard (2012) no repositório de aprendizado de máquina da Universidade da Califórnia em Irvine, contém aproximadamente quatro anos de medições de potência ativa, potência reativa, tensão e corrente de uma residência, com resolução de um minuto, além de três submedidores setoriais. A base UK-DALE, descrita por Kelly e Knottenbelt (2015b), fornece medições agregadas e por aparelho de cinco residências do Reino Unido, com resolução temporal elevada, sendo referência consolidada em estudos de desagregação.</w:t>
+      </w:r>
+    </w:p>
+    <w:p>
+      <w:pPr>
+        <w:spacing w:after="0" w:before="0" w:line="360"/>
+        <w:ind w:firstLine="708"/>
+        <w:jc w:val="both"/>
+      </w:pPr>
+      <w:r>
+        <w:rPr>
+          <w:rFonts w:ascii="Arial" w:cs="Arial" w:eastAsia="Arial" w:hAnsi="Arial"/>
+          <w:b w:val="false"/>
+          <w:bCs w:val="false"/>
+          <w:i w:val="false"/>
+          <w:iCs w:val="false"/>
+          <w:caps w:val="false"/>
+          <w:sz w:val="24"/>
+          <w:szCs w:val="24"/>
+        </w:rPr>
+        <w:t xml:space="preserve">O emprego dessas bases em conjunto com dados coletados por instrumentação própria constitui prática metodologicamente aceita, desde que a distinção entre as duas origens seja explicitada e que as conclusões respeitem o alcance de cada conjunto.</w:t>
+      </w:r>
+    </w:p>
+    <w:p>
+      <w:pPr>
+        <w:pStyle w:val="Heading2"/>
+        <w:spacing w:after="200" w:before="360" w:line="360"/>
+        <w:jc w:val="left"/>
+      </w:pPr>
+      <w:r>
+        <w:rPr>
+          <w:rFonts w:ascii="Arial" w:cs="Arial" w:eastAsia="Arial" w:hAnsi="Arial"/>
+          <w:b/>
+          <w:bCs/>
+          <w:i w:val="false"/>
+          <w:iCs w:val="false"/>
+          <w:caps w:val="false"/>
+          <w:sz w:val="24"/>
+          <w:szCs w:val="24"/>
+        </w:rPr>
+        <w:t xml:space="preserve">2.7 Trabalhos relacionados e lacunas identificadas</w:t>
+      </w:r>
+    </w:p>
+    <w:p>
+      <w:pPr>
+        <w:spacing w:after="0" w:before="0" w:line="360"/>
+        <w:ind w:firstLine="708"/>
+        <w:jc w:val="both"/>
+      </w:pPr>
+      <w:r>
+        <w:rPr>
+          <w:rFonts w:ascii="Arial" w:cs="Arial" w:eastAsia="Arial" w:hAnsi="Arial"/>
+          <w:b w:val="false"/>
+          <w:bCs w:val="false"/>
+          <w:i w:val="false"/>
+          <w:iCs w:val="false"/>
+          <w:caps w:val="false"/>
+          <w:sz w:val="24"/>
+          <w:szCs w:val="24"/>
+        </w:rPr>
+        <w:t xml:space="preserve">O cotejo dos trabalhos analisados permite identificar três padrões recorrentes. O primeiro é a concentração de estudos em uma única etapa da cadeia: há literatura abundante sobre modelos de previsão avaliados isoladamente sobre bases públicas, e literatura igualmente abundante sobre plataformas de monitoramento IoT sem componente preditivo, mas é comparativamente escassa a documentação integral de sistemas que percorram todo o percurso, da aquisição física à entrega da previsão ao usuário.</w:t>
+      </w:r>
+    </w:p>
+    <w:p>
+      <w:pPr>
+        <w:spacing w:after="0" w:before="0" w:line="360"/>
+        <w:ind w:firstLine="708"/>
+        <w:jc w:val="both"/>
+      </w:pPr>
+      <w:r>
+        <w:rPr>
+          <w:rFonts w:ascii="Arial" w:cs="Arial" w:eastAsia="Arial" w:hAnsi="Arial"/>
+          <w:b w:val="false"/>
+          <w:bCs w:val="false"/>
+          <w:i w:val="false"/>
+          <w:iCs w:val="false"/>
+          <w:caps w:val="false"/>
+          <w:sz w:val="24"/>
+          <w:szCs w:val="24"/>
+        </w:rPr>
+        <w:t xml:space="preserve">O segundo padrão é a ausência frequente de baselines de comparação. Diversos trabalhos reportam métricas de modelos sofisticados sem confrontá-las com métodos triviais, o que impossibilita avaliar o ganho efetivo obtido, contrariando a recomendação metodológica de Hyndman e Athanasopoulos (2021).</w:t>
+      </w:r>
+    </w:p>
+    <w:p>
+      <w:pPr>
+        <w:spacing w:after="0" w:before="0" w:line="360"/>
+        <w:ind w:firstLine="708"/>
+        <w:jc w:val="both"/>
+      </w:pPr>
+      <w:r>
+        <w:rPr>
+          <w:rFonts w:ascii="Arial" w:cs="Arial" w:eastAsia="Arial" w:hAnsi="Arial"/>
+          <w:b w:val="false"/>
+          <w:bCs w:val="false"/>
+          <w:i w:val="false"/>
+          <w:iCs w:val="false"/>
+          <w:caps w:val="false"/>
+          <w:sz w:val="24"/>
+          <w:szCs w:val="24"/>
+        </w:rPr>
+        <w:t xml:space="preserve">O terceiro padrão é a omissão da camada de nuvem. Muitos protótipos armazenam dados localmente, sem discutir a arquitetura de implantação, os custos operacionais e os requisitos de segurança que a operação real imporia.</w:t>
+      </w:r>
+    </w:p>
+    <w:p>
+      <w:pPr>
+        <w:spacing w:after="0" w:before="0" w:line="360"/>
+        <w:ind w:firstLine="708"/>
+        <w:jc w:val="both"/>
+      </w:pPr>
+      <w:r>
+        <w:rPr>
+          <w:rFonts w:ascii="Arial" w:cs="Arial" w:eastAsia="Arial" w:hAnsi="Arial"/>
+          <w:b w:val="false"/>
+          <w:bCs w:val="false"/>
+          <w:i w:val="false"/>
+          <w:iCs w:val="false"/>
+          <w:caps w:val="false"/>
+          <w:sz w:val="24"/>
+          <w:szCs w:val="24"/>
+        </w:rPr>
+        <w:t xml:space="preserve">O presente trabalho posiciona-se nessas três lacunas ao documentar a cadeia completa, ao adotar baseline explícito de comparação e ao especificar integralmente a infraestrutura em nuvem, incluindo sua estimativa de custo.</w:t>
+      </w:r>
+    </w:p>
+    <w:p>
+      <w:pPr>
+        <w:pStyle w:val="Heading2"/>
+        <w:spacing w:after="200" w:before="360" w:line="360"/>
+        <w:jc w:val="left"/>
+      </w:pPr>
+      <w:r>
+        <w:rPr>
+          <w:rFonts w:ascii="Arial" w:cs="Arial" w:eastAsia="Arial" w:hAnsi="Arial"/>
+          <w:b/>
+          <w:bCs/>
+          <w:i w:val="false"/>
+          <w:iCs w:val="false"/>
+          <w:caps w:val="false"/>
+          <w:sz w:val="24"/>
+          <w:szCs w:val="24"/>
+        </w:rPr>
+        <w:t xml:space="preserve">2.8 Tendências recentes e posicionamento tecnológico</w:t>
+      </w:r>
+    </w:p>
+    <w:p>
+      <w:pPr>
+        <w:spacing w:after="0" w:before="0" w:line="360"/>
+        <w:ind w:firstLine="708"/>
+        <w:jc w:val="both"/>
+      </w:pPr>
+      <w:r>
+        <w:rPr>
+          <w:rFonts w:ascii="Arial" w:cs="Arial" w:eastAsia="Arial" w:hAnsi="Arial"/>
+          <w:b w:val="false"/>
+          <w:bCs w:val="false"/>
+          <w:i w:val="false"/>
+          <w:iCs w:val="false"/>
+          <w:caps w:val="false"/>
+          <w:sz w:val="24"/>
+          <w:szCs w:val="24"/>
+        </w:rPr>
+        <w:t xml:space="preserve">A literatura publicada entre 2024 e 2026 evidencia três movimentos relevantes para o posicionamento deste trabalho.</w:t>
+      </w:r>
+    </w:p>
+    <w:p>
+      <w:pPr>
+        <w:spacing w:after="0" w:before="0" w:line="360"/>
+        <w:ind w:firstLine="708"/>
+        <w:jc w:val="both"/>
+      </w:pPr>
+      <w:r>
+        <w:rPr>
+          <w:rFonts w:ascii="Arial" w:cs="Arial" w:eastAsia="Arial" w:hAnsi="Arial"/>
+          <w:b w:val="false"/>
+          <w:bCs w:val="false"/>
+          <w:i w:val="false"/>
+          <w:iCs w:val="false"/>
+          <w:caps w:val="false"/>
+          <w:sz w:val="24"/>
+          <w:szCs w:val="24"/>
+        </w:rPr>
+        <w:t xml:space="preserve">O primeiro é a consolidação do ESP32 como plataforma de referência para nós e gateways de monitoramento energético residencial. Serepas et al. (2025) demonstram a viabilidade de implementar em um dispositivo baseado nesse microcontrolador funcionalidades habitualmente atribuídas a gateways de maior porte, incluindo conectividade MQTT sobre TLS, interface web embarcada e armazenamento local, com ocupação de memória inferior a sete por cento em operação normal. Esse resultado sustenta empiricamente a escolha de hardware adotada neste trabalho.</w:t>
+      </w:r>
+    </w:p>
+    <w:p>
+      <w:pPr>
+        <w:spacing w:after="0" w:before="0" w:line="360"/>
+        <w:ind w:firstLine="708"/>
+        <w:jc w:val="both"/>
+      </w:pPr>
+      <w:r>
+        <w:rPr>
+          <w:rFonts w:ascii="Arial" w:cs="Arial" w:eastAsia="Arial" w:hAnsi="Arial"/>
+          <w:b w:val="false"/>
+          <w:bCs w:val="false"/>
+          <w:i w:val="false"/>
+          <w:iCs w:val="false"/>
+          <w:caps w:val="false"/>
+          <w:sz w:val="24"/>
+          <w:szCs w:val="24"/>
+        </w:rPr>
+        <w:t xml:space="preserve">O segundo é o deslocamento de parte do processamento para a borda da rede. Sierra et al. (2025) avaliam a execução de algoritmos de desagregação em dispositivos de borda e concluem que, embora a acurácia se mantenha estável entre plataformas, a inferência em tempo real permanece inviável no hardware avaliado sem otimização algorítmica adicional. Essa constatação fundamenta a decisão arquitetural deste trabalho de manter a inferência na nuvem, e não no dispositivo.</w:t>
+      </w:r>
+    </w:p>
+    <w:p>
+      <w:pPr>
+        <w:spacing w:after="0" w:before="0" w:line="360"/>
+        <w:ind w:firstLine="708"/>
+        <w:jc w:val="both"/>
+      </w:pPr>
+      <w:r>
+        <w:rPr>
+          <w:rFonts w:ascii="Arial" w:cs="Arial" w:eastAsia="Arial" w:hAnsi="Arial"/>
+          <w:b w:val="false"/>
+          <w:bCs w:val="false"/>
+          <w:i w:val="false"/>
+          <w:iCs w:val="false"/>
+          <w:caps w:val="false"/>
+          <w:sz w:val="24"/>
+          <w:szCs w:val="24"/>
+        </w:rPr>
+        <w:t xml:space="preserve">O terceiro é a persistência das lacunas metodológicas. Tanto Dong et al. (2025) quanto Jaime et al. (2026) apontam a ausência de arcabouços de avaliação reprodutíveis e a heterogeneidade dos protocolos experimentais como limitações recorrentes da literatura recente, o que reforça a pertinência de um trabalho que documente integralmente seu procedimento e adote baseline explícito de comparação.</w:t>
+      </w:r>
+    </w:p>
+    <w:p>
+      <w:pPr>
+        <w:pStyle w:val="Heading2"/>
+        <w:spacing w:after="200" w:before="360" w:line="360"/>
+        <w:jc w:val="left"/>
+      </w:pPr>
+      <w:r>
+        <w:rPr>
+          <w:rFonts w:ascii="Arial" w:cs="Arial" w:eastAsia="Arial" w:hAnsi="Arial"/>
+          <w:b/>
+          <w:bCs/>
+          <w:i w:val="false"/>
+          <w:iCs w:val="false"/>
+          <w:caps w:val="false"/>
+          <w:sz w:val="24"/>
+          <w:szCs w:val="24"/>
+        </w:rPr>
+        <w:t xml:space="preserve">2.9 Hipóteses da pesquisa</w:t>
+      </w:r>
+    </w:p>
+    <w:p>
+      <w:pPr>
+        <w:spacing w:after="0" w:before="0" w:line="360"/>
+        <w:ind w:firstLine="708"/>
+        <w:jc w:val="both"/>
+      </w:pPr>
+      <w:r>
+        <w:rPr>
+          <w:rFonts w:ascii="Arial" w:cs="Arial" w:eastAsia="Arial" w:hAnsi="Arial"/>
+          <w:b w:val="false"/>
+          <w:bCs w:val="false"/>
+          <w:i w:val="false"/>
+          <w:iCs w:val="false"/>
+          <w:caps w:val="false"/>
+          <w:sz w:val="24"/>
+          <w:szCs w:val="24"/>
+        </w:rPr>
+        <w:t xml:space="preserve">Com base na literatura revisada, formulam-se as seguintes hipóteses, cuja verificação é apresentada na seção 9:</w:t>
+      </w:r>
+    </w:p>
+    <w:p>
+      <w:pPr>
+        <w:pStyle w:val="ListParagraph"/>
+        <w:numPr>
+          <w:ilvl w:val="0"/>
+          <w:numId w:val="3"/>
+        </w:numPr>
+        <w:spacing w:line="360"/>
+        <w:jc w:val="both"/>
+      </w:pPr>
+      <w:r>
+        <w:rPr>
+          <w:rFonts w:ascii="Arial" w:cs="Arial" w:eastAsia="Arial" w:hAnsi="Arial"/>
+          <w:b w:val="false"/>
+          <w:bCs w:val="false"/>
+          <w:i w:val="false"/>
+          <w:iCs w:val="false"/>
+          <w:caps w:val="false"/>
+          <w:sz w:val="24"/>
+          <w:szCs w:val="24"/>
+        </w:rPr>
+        <w:t xml:space="preserve">H1 — Um nó de medição construído com componentes de baixo custo, composto por microcontrolador ESP32 e transformador de corrente não invasivo, estima a potência de cargas residenciais com erro relativo inferior a 10% em relação a um instrumento de referência.</w:t>
+      </w:r>
+    </w:p>
+    <w:p>
+      <w:pPr>
+        <w:pStyle w:val="ListParagraph"/>
+        <w:numPr>
+          <w:ilvl w:val="0"/>
+          <w:numId w:val="3"/>
+        </w:numPr>
+        <w:spacing w:line="360"/>
+        <w:jc w:val="both"/>
+      </w:pPr>
+      <w:r>
+        <w:rPr>
+          <w:rFonts w:ascii="Arial" w:cs="Arial" w:eastAsia="Arial" w:hAnsi="Arial"/>
+          <w:b w:val="false"/>
+          <w:bCs w:val="false"/>
+          <w:i w:val="false"/>
+          <w:iCs w:val="false"/>
+          <w:caps w:val="false"/>
+          <w:sz w:val="24"/>
+          <w:szCs w:val="24"/>
+        </w:rPr>
+        <w:t xml:space="preserve">H2 — A arquitetura em nuvem proposta sustenta a ingestão contínua de telemetria do nó de medição sem perda de mensagens, mantendo latência fim a fim compatível com visualização em tempo quase real.</w:t>
+      </w:r>
+    </w:p>
+    <w:p>
+      <w:pPr>
+        <w:pStyle w:val="ListParagraph"/>
+        <w:numPr>
+          <w:ilvl w:val="0"/>
+          <w:numId w:val="3"/>
+        </w:numPr>
+        <w:spacing w:line="360"/>
+        <w:jc w:val="both"/>
+      </w:pPr>
+      <w:r>
+        <w:rPr>
+          <w:rFonts w:ascii="Arial" w:cs="Arial" w:eastAsia="Arial" w:hAnsi="Arial"/>
+          <w:b w:val="false"/>
+          <w:bCs w:val="false"/>
+          <w:i w:val="false"/>
+          <w:iCs w:val="false"/>
+          <w:caps w:val="false"/>
+          <w:sz w:val="24"/>
+          <w:szCs w:val="24"/>
+        </w:rPr>
+        <w:t xml:space="preserve">H3 — Modelos de aprendizado supervisionado treinados sobre a série histórica de consumo produzem previsão de curto prazo com erro inferior ao do baseline de persistência sazonal.</w:t>
+      </w:r>
+    </w:p>
+    <w:p>
+      <w:pPr>
+        <w:pStyle w:val="ListParagraph"/>
+        <w:numPr>
+          <w:ilvl w:val="0"/>
+          <w:numId w:val="3"/>
+        </w:numPr>
+        <w:spacing w:line="360"/>
+        <w:jc w:val="both"/>
+      </w:pPr>
+      <w:r>
+        <w:rPr>
+          <w:rFonts w:ascii="Arial" w:cs="Arial" w:eastAsia="Arial" w:hAnsi="Arial"/>
+          <w:b w:val="false"/>
+          <w:bCs w:val="false"/>
+          <w:i w:val="false"/>
+          <w:iCs w:val="false"/>
+          <w:caps w:val="false"/>
+          <w:sz w:val="24"/>
+          <w:szCs w:val="24"/>
+        </w:rPr>
+        <w:t xml:space="preserve">H4 — A disponibilização das previsões em interface web permite ao usuário identificar padrões acionáveis de consumo, tais como horários de pico e cargas dominantes.</w:t>
+      </w:r>
+    </w:p>
+    <w:p>
+      <w:r>
+        <w:br w:type="page"/>
+      </w:r>
+    </w:p>
+    <w:p>
+      <w:pPr>
+        <w:pStyle w:val="Heading1"/>
+        <w:spacing w:after="240" w:before="480" w:line="360"/>
+        <w:jc w:val="left"/>
+      </w:pPr>
+      <w:r>
+        <w:rPr>
+          <w:rFonts w:ascii="Arial" w:cs="Arial" w:eastAsia="Arial" w:hAnsi="Arial"/>
+          <w:b/>
+          <w:bCs/>
+          <w:i w:val="false"/>
+          <w:iCs w:val="false"/>
+          <w:caps/>
+          <w:sz w:val="24"/>
+          <w:szCs w:val="24"/>
+        </w:rPr>
+        <w:t xml:space="preserve">3 METODOLOGIA</w:t>
+      </w:r>
+    </w:p>
+    <w:p>
+      <w:pPr>
+        <w:pStyle w:val="Heading2"/>
+        <w:spacing w:after="200" w:before="360" w:line="360"/>
+        <w:jc w:val="left"/>
+      </w:pPr>
+      <w:r>
+        <w:rPr>
+          <w:rFonts w:ascii="Arial" w:cs="Arial" w:eastAsia="Arial" w:hAnsi="Arial"/>
+          <w:b/>
+          <w:bCs/>
+          <w:i w:val="false"/>
+          <w:iCs w:val="false"/>
+          <w:caps w:val="false"/>
+          <w:sz w:val="24"/>
+          <w:szCs w:val="24"/>
+        </w:rPr>
+        <w:t xml:space="preserve">3.1 Classificação da pesquisa</w:t>
+      </w:r>
+    </w:p>
+    <w:p>
+      <w:pPr>
+        <w:spacing w:after="0" w:before="0" w:line="360"/>
+        <w:ind w:firstLine="708"/>
+        <w:jc w:val="both"/>
+      </w:pPr>
+      <w:r>
+        <w:rPr>
+          <w:rFonts w:ascii="Arial" w:cs="Arial" w:eastAsia="Arial" w:hAnsi="Arial"/>
+          <w:b w:val="false"/>
+          <w:bCs w:val="false"/>
+          <w:i w:val="false"/>
+          <w:iCs w:val="false"/>
+          <w:caps w:val="false"/>
+          <w:sz w:val="24"/>
+          <w:szCs w:val="24"/>
+        </w:rPr>
+        <w:t xml:space="preserve">Quanto à natureza, esta pesquisa classifica-se como aplicada, uma vez que se destina à produção de conhecimento dirigido à solução de um problema concreto, materializado em um sistema funcional. Quanto à abordagem, classifica-se como quantitativa, pois opera sobre grandezas mensuráveis — corrente eficaz, potência e energia — coletadas sistematicamente e submetidas a tratamento estatístico e a modelos matemáticos de previsão.</w:t>
+      </w:r>
+    </w:p>
+    <w:p>
+      <w:pPr>
+        <w:spacing w:after="0" w:before="0" w:line="360"/>
+        <w:ind w:firstLine="708"/>
+        <w:jc w:val="both"/>
+      </w:pPr>
+      <w:r>
+        <w:rPr>
+          <w:rFonts w:ascii="Arial" w:cs="Arial" w:eastAsia="Arial" w:hAnsi="Arial"/>
+          <w:b w:val="false"/>
+          <w:bCs w:val="false"/>
+          <w:i w:val="false"/>
+          <w:iCs w:val="false"/>
+          <w:caps w:val="false"/>
+          <w:sz w:val="24"/>
+          <w:szCs w:val="24"/>
+        </w:rPr>
+        <w:t xml:space="preserve">Quanto aos objetivos, a pesquisa é descritiva e explicativa: descreve o comportamento do consumo observado e busca explicar a relação entre variáveis de calendário e o consumo subsequente. Quanto aos procedimentos técnicos, é experimental, pois submete o sistema construído a cenários de carga controlados e observa o comportamento resultante, e bibliográfica na etapa de fundamentação.</w:t>
+      </w:r>
+    </w:p>
+    <w:p>
+      <w:pPr>
+        <w:pStyle w:val="Heading2"/>
+        <w:spacing w:after="200" w:before="360" w:line="360"/>
+        <w:jc w:val="left"/>
+      </w:pPr>
+      <w:r>
+        <w:rPr>
+          <w:rFonts w:ascii="Arial" w:cs="Arial" w:eastAsia="Arial" w:hAnsi="Arial"/>
+          <w:b/>
+          <w:bCs/>
+          <w:i w:val="false"/>
+          <w:iCs w:val="false"/>
+          <w:caps w:val="false"/>
+          <w:sz w:val="24"/>
+          <w:szCs w:val="24"/>
+        </w:rPr>
+        <w:t xml:space="preserve">3.2 Delineamento experimental</w:t>
+      </w:r>
+    </w:p>
+    <w:p>
+      <w:pPr>
+        <w:spacing w:after="0" w:before="0" w:line="360"/>
+        <w:ind w:firstLine="708"/>
+        <w:jc w:val="both"/>
+      </w:pPr>
+      <w:r>
+        <w:rPr>
+          <w:rFonts w:ascii="Arial" w:cs="Arial" w:eastAsia="Arial" w:hAnsi="Arial"/>
+          <w:b w:val="false"/>
+          <w:bCs w:val="false"/>
+          <w:i w:val="false"/>
+          <w:iCs w:val="false"/>
+          <w:caps w:val="false"/>
+          <w:sz w:val="24"/>
+          <w:szCs w:val="24"/>
+        </w:rPr>
+        <w:t xml:space="preserve">O experimento foi estruturado em duas frentes complementares, cuja separação é essencial para a correta interpretação dos resultados.</w:t>
+      </w:r>
+    </w:p>
+    <w:p>
+      <w:pPr>
+        <w:spacing w:after="0" w:before="0" w:line="360"/>
+        <w:ind w:firstLine="708"/>
+        <w:jc w:val="both"/>
+      </w:pPr>
+      <w:r>
+        <w:rPr>
+          <w:rFonts w:ascii="Arial" w:cs="Arial" w:eastAsia="Arial" w:hAnsi="Arial"/>
+          <w:b w:val="false"/>
+          <w:bCs w:val="false"/>
+          <w:i w:val="false"/>
+          <w:iCs w:val="false"/>
+          <w:caps w:val="false"/>
+          <w:sz w:val="24"/>
+          <w:szCs w:val="24"/>
+        </w:rPr>
+        <w:t xml:space="preserve">A primeira frente é a validação da cadeia de instrumentação e transmissão. Nela, o protótipo é submetido a cargas residenciais de potência conhecida, e as medições reportadas pelo sistema são confrontadas com as de um instrumento de referência. Esta frente responde às hipóteses H1 e H2 e produz dados de curta duração, adequados à verificação de acurácia e integridade do fluxo, porém insuficientes em extensão temporal para o treinamento de modelos preditivos.</w:t>
+      </w:r>
+    </w:p>
+    <w:p>
+      <w:pPr>
+        <w:spacing w:after="0" w:before="0" w:line="360"/>
+        <w:ind w:firstLine="708"/>
+        <w:jc w:val="both"/>
+      </w:pPr>
+      <w:r>
+        <w:rPr>
+          <w:rFonts w:ascii="Arial" w:cs="Arial" w:eastAsia="Arial" w:hAnsi="Arial"/>
+          <w:b w:val="false"/>
+          <w:bCs w:val="false"/>
+          <w:i w:val="false"/>
+          <w:iCs w:val="false"/>
+          <w:caps w:val="false"/>
+          <w:sz w:val="24"/>
+          <w:szCs w:val="24"/>
+        </w:rPr>
+        <w:t xml:space="preserve">A segunda frente é a validação da capacidade preditiva. Nela, os modelos de previsão são treinados e avaliados sobre a base pública descrita na seção 3.5, que oferece extensão histórica compatível com a captura de sazonalidades diária e semanal. Esta frente responde à hipótese H3.</w:t>
+      </w:r>
+    </w:p>
+    <w:p>
+      <w:pPr>
+        <w:spacing w:after="0" w:before="0" w:line="360"/>
+        <w:ind w:firstLine="708"/>
+        <w:jc w:val="both"/>
+      </w:pPr>
+      <w:r>
+        <w:rPr>
+          <w:rFonts w:ascii="Arial" w:cs="Arial" w:eastAsia="Arial" w:hAnsi="Arial"/>
+          <w:b w:val="false"/>
+          <w:bCs w:val="false"/>
+          <w:i w:val="false"/>
+          <w:iCs w:val="false"/>
+          <w:caps w:val="false"/>
+          <w:sz w:val="24"/>
+          <w:szCs w:val="24"/>
+        </w:rPr>
+        <w:t xml:space="preserve">A adoção de duas frentes decorre de uma restrição temporal incontornável: a captura confiável de sazonalidade semanal exige série contínua de várias semanas, prazo que compete diretamente com o cronograma de desenvolvimento do próprio sistema. Reconhecer explicitamente essa separação, em vez de treinar modelos sobre série própria de extensão insuficiente e reportar métricas sem validade estatística, constitui decisão metodológica deliberada. A limitação decorrente está registrada na seção 9.6.</w:t>
+      </w:r>
+    </w:p>
+    <w:p>
+      <w:pPr>
+        <w:pStyle w:val="Heading2"/>
+        <w:spacing w:after="200" w:before="360" w:line="360"/>
+        <w:jc w:val="left"/>
+      </w:pPr>
+      <w:r>
+        <w:rPr>
+          <w:rFonts w:ascii="Arial" w:cs="Arial" w:eastAsia="Arial" w:hAnsi="Arial"/>
+          <w:b/>
+          <w:bCs/>
+          <w:i w:val="false"/>
+          <w:iCs w:val="false"/>
+          <w:caps w:val="false"/>
+          <w:sz w:val="24"/>
+          <w:szCs w:val="24"/>
+        </w:rPr>
+        <w:t xml:space="preserve">3.3 Arranjo experimental e considerações de segurança</w:t>
+      </w:r>
+    </w:p>
+    <w:p>
+      <w:pPr>
+        <w:spacing w:after="0" w:before="0" w:line="360"/>
+        <w:ind w:firstLine="708"/>
+        <w:jc w:val="both"/>
+      </w:pPr>
+      <w:r>
+        <w:rPr>
+          <w:rFonts w:ascii="Arial" w:cs="Arial" w:eastAsia="Arial" w:hAnsi="Arial"/>
+          <w:b w:val="false"/>
+          <w:bCs w:val="false"/>
+          <w:i w:val="false"/>
+          <w:iCs w:val="false"/>
+          <w:caps w:val="false"/>
+          <w:sz w:val="24"/>
+          <w:szCs w:val="24"/>
+        </w:rPr>
+        <w:t xml:space="preserve">A instrumentação de circuitos residenciais em 127 ou 220 volts de corrente alternada envolve risco de choque elétrico e de arco elétrico sempre que houver seccionamento de condutores, remoção de isolamento ou contato com partes energizadas. O arranjo experimental adotado neste trabalho elimina integralmente essa exposição por meio da escolha de um método de medição não invasivo.</w:t>
+      </w:r>
+    </w:p>
+    <w:p>
+      <w:pPr>
+        <w:spacing w:after="0" w:before="0" w:line="360"/>
+        <w:ind w:firstLine="708"/>
+        <w:jc w:val="both"/>
+      </w:pPr>
+      <w:r>
+        <w:rPr>
+          <w:rFonts w:ascii="Arial" w:cs="Arial" w:eastAsia="Arial" w:hAnsi="Arial"/>
+          <w:b w:val="false"/>
+          <w:bCs w:val="false"/>
+          <w:i w:val="false"/>
+          <w:iCs w:val="false"/>
+          <w:caps w:val="false"/>
+          <w:sz w:val="24"/>
+          <w:szCs w:val="24"/>
+        </w:rPr>
+        <w:t xml:space="preserve">O objeto instrumentado é um circuito derivado de uma unidade consumidora residencial, materializado por um conjunto de tomadas alimentado diretamente da rede elétrica predial. Trata-se, portanto, de medição de consumo residencial real, em tensão de rede, e não de simulação em escala de laboratório. A instrumentação é realizada por transformador de corrente de núcleo bipartido, modelo SCT-013-030, cujo princípio de funcionamento é o acoplamento magnético: o sensor envolve o condutor e mede o campo por ele produzido, sem qualquer contato elétrico e sem que o isolamento seja rompido em nenhum momento.</w:t>
+      </w:r>
+    </w:p>
+    <w:p>
+      <w:pPr>
+        <w:spacing w:after="0" w:before="0" w:line="360"/>
+        <w:ind w:firstLine="708"/>
+        <w:jc w:val="both"/>
+      </w:pPr>
+      <w:r>
+        <w:rPr>
+          <w:rFonts w:ascii="Arial" w:cs="Arial" w:eastAsia="Arial" w:hAnsi="Arial"/>
+          <w:b w:val="false"/>
+          <w:bCs w:val="false"/>
+          <w:i w:val="false"/>
+          <w:iCs w:val="false"/>
+          <w:caps w:val="false"/>
+          <w:sz w:val="24"/>
+          <w:szCs w:val="24"/>
+        </w:rPr>
+        <w:t xml:space="preserve">O procedimento de instalação observa a restrição de condutor único descrita na seção 2.3.2 e é executado do seguinte modo. O cabo de alimentação do conjunto de tomadas é do tipo paralelo, constituído por dois condutores isolados unidos por uma membrana plástica de pequena espessura. Essa membrana é separada manualmente ao longo de aproximadamente dez centímetros, o que individualiza os condutores preservando integralmente o isolamento de ambos. O transformador de corrente é então fechado em torno de um único condutor. Em nenhuma etapa do procedimento há corte, decapagem, emenda ou exposição de material condutor.</w:t>
+      </w:r>
+    </w:p>
+    <w:p>
+      <w:pPr>
+        <w:spacing w:after="0" w:before="0" w:line="360"/>
+        <w:ind w:firstLine="708"/>
+        <w:jc w:val="both"/>
+      </w:pPr>
+      <w:r>
+        <w:rPr>
+          <w:rFonts w:ascii="Arial" w:cs="Arial" w:eastAsia="Arial" w:hAnsi="Arial"/>
+          <w:b w:val="false"/>
+          <w:bCs w:val="false"/>
+          <w:i w:val="false"/>
+          <w:iCs w:val="false"/>
+          <w:caps w:val="false"/>
+          <w:sz w:val="24"/>
+          <w:szCs w:val="24"/>
+        </w:rPr>
+        <w:t xml:space="preserve">A faixa nominal do sensor, de trinta ampères, é substancialmente superior às correntes efetivamente medidas no circuito instrumentado, que se situam abaixo de dois ampères. Essa diferença de escala reduz a resolução efetiva da medição. Para mitigá-la, adotou-se a técnica de espiras múltiplas: em vez de atravessar a janela do transformador uma única vez, o condutor é enrolado três vezes através dela. O sensor passa a perceber o triplo da corrente real, o que multiplica por três a resolução, e o firmware divide o valor lido pelo número de espiras para restituir a grandeza verdadeira. O número de espiras adotado é registrado como parâmetro do experimento, por afetar diretamente a reprodutibilidade.</w:t>
+      </w:r>
+    </w:p>
+    <w:p>
+      <w:pPr>
+        <w:spacing w:after="0" w:before="0" w:line="360"/>
+        <w:ind w:firstLine="708"/>
+        <w:jc w:val="both"/>
+      </w:pPr>
+      <w:r>
+        <w:rPr>
+          <w:rFonts w:ascii="Arial" w:cs="Arial" w:eastAsia="Arial" w:hAnsi="Arial"/>
+          <w:b w:val="false"/>
+          <w:bCs w:val="false"/>
+          <w:i w:val="false"/>
+          <w:iCs w:val="false"/>
+          <w:caps w:val="false"/>
+          <w:sz w:val="24"/>
+          <w:szCs w:val="24"/>
+        </w:rPr>
+        <w:t xml:space="preserve">O sinal de saída do sensor é uma tensão alternada de baixa amplitude, situada na faixa de zero a um volt, eletricamente isolada da rede. Esse sinal é condicionado por um divisor resistivo que introduz um deslocamento de nível em corrente contínua, de modo a tornar o semiciclo negativo legível pelo conversor analógico-digital do ESP32. Todo o circuito de condicionamento e o microcontrolador operam em 3,3 volts, alimentados por porta USB, e permanecem galvanicamente isolados da rede elétrica.</w:t>
+      </w:r>
+    </w:p>
+    <w:p>
+      <w:pPr>
+        <w:spacing w:after="0" w:before="0" w:line="360"/>
+        <w:ind w:firstLine="708"/>
+        <w:jc w:val="both"/>
+      </w:pPr>
+      <w:r>
+        <w:rPr>
+          <w:rFonts w:ascii="Arial" w:cs="Arial" w:eastAsia="Arial" w:hAnsi="Arial"/>
+          <w:b w:val="false"/>
+          <w:bCs w:val="false"/>
+          <w:i w:val="false"/>
+          <w:iCs w:val="false"/>
+          <w:caps w:val="false"/>
+          <w:sz w:val="24"/>
+          <w:szCs w:val="24"/>
+        </w:rPr>
+        <w:t xml:space="preserve">A potência é obtida pelo produto entre a corrente eficaz medida e a tensão nominal da rede, assumida constante. O sistema fornece, portanto, potência aparente. Para cargas predominantemente resistivas o valor obtido aproxima-se da potência ativa; para cargas com fator de potência inferior à unidade, como motores e fontes chaveadas, verifica-se desvio proporcional. Essa aproximação é prática corrente em sistemas de monitoramento residencial de baixo custo e sua implicação está registrada entre as limitações do trabalho, na seção 9.7.</w:t>
+      </w:r>
+    </w:p>
+    <w:p>
+      <w:pPr>
+        <w:spacing w:after="0" w:before="0" w:line="360"/>
+        <w:ind w:firstLine="708"/>
+        <w:jc w:val="both"/>
+      </w:pPr>
+      <w:r>
+        <w:rPr>
+          <w:rFonts w:ascii="Arial" w:cs="Arial" w:eastAsia="Arial" w:hAnsi="Arial"/>
+          <w:b w:val="false"/>
+          <w:bCs w:val="false"/>
+          <w:i w:val="false"/>
+          <w:iCs w:val="false"/>
+          <w:caps w:val="false"/>
+          <w:sz w:val="24"/>
+          <w:szCs w:val="24"/>
+        </w:rPr>
+        <w:t xml:space="preserve">Registra-se um atributo relevante da solução adotada: o sensor empregado e o procedimento descrito são idênticos aos utilizados na medição do condutor de entrada de uma unidade consumidora. A diferença entre o circuito instrumentado neste trabalho e o circuito geral de uma residência reside exclusivamente na magnitude da corrente, não na natureza do fenômeno nem no método de medição. A transposição do sistema para a medição do consumo total de uma residência não demanda alteração de sensor, de firmware, de arquitetura ou de modelo de dados, requerendo apenas o reposicionamento do transformador de corrente no condutor de entrada, operação que deve ser conduzida por profissional habilitado por envolver acesso ao quadro de distribuição.</w:t>
+      </w:r>
+    </w:p>
+    <w:p>
+      <w:pPr>
+        <w:spacing w:after="80" w:before="240" w:line="240"/>
+        <w:jc w:val="left"/>
+      </w:pPr>
+      <w:r>
+        <w:rPr>
+          <w:rFonts w:ascii="Arial" w:cs="Arial" w:eastAsia="Arial" w:hAnsi="Arial"/>
+          <w:b w:val="false"/>
+          <w:bCs w:val="false"/>
+          <w:i w:val="false"/>
+          <w:iCs w:val="false"/>
+          <w:caps w:val="false"/>
+          <w:sz w:val="20"/>
+          <w:szCs w:val="20"/>
+        </w:rPr>
+        <w:t xml:space="preserve">Quadro 3 – Cargas acionadas no circuito instrumentado</w:t>
+      </w:r>
+    </w:p>
+    <w:tbl>
+      <w:tblPr>
+        <w:tblW w:type="dxa" w:w="10000"/>
+        <w:tblBorders>
+          <w:top w:val="single" w:color="auto" w:sz="4"/>
+          <w:left w:val="single" w:color="auto" w:sz="4"/>
+          <w:bottom w:val="single" w:color="auto" w:sz="4"/>
+          <w:right w:val="single" w:color="auto" w:sz="4"/>
+          <w:insideH w:val="single" w:color="auto" w:sz="4"/>
+          <w:insideV w:val="single" w:color="auto" w:sz="4"/>
+        </w:tblBorders>
+      </w:tblPr>
+      <w:tblGrid>
+        <w:gridCol w:w="2400"/>
+        <w:gridCol w:w="1500"/>
+        <w:gridCol w:w="3000"/>
+        <w:gridCol w:w="3100"/>
+      </w:tblGrid>
+      <w:tr>
+        <w:trPr>
+          <w:tblHeader/>
+        </w:trPr>
+        <w:tc>
+          <w:tcPr>
+            <w:tcW w:type="dxa" w:w="2400"/>
+            <w:shd w:fill="D9D9D9" w:color="auto" w:val="clear"/>
+            <w:tcMar>
+              <w:top w:type="dxa" w:w="60"/>
+              <w:left w:type="dxa" w:w="90"/>
+              <w:bottom w:type="dxa" w:w="60"/>
+              <w:right w:type="dxa" w:w="90"/>
+            </w:tcMar>
+          </w:tcPr>
+          <w:p>
+            <w:pPr>
+              <w:spacing w:line="240"/>
+              <w:jc w:val="left"/>
+            </w:pPr>
+            <w:r>
+              <w:rPr>
+                <w:rFonts w:ascii="Arial" w:cs="Arial" w:eastAsia="Arial" w:hAnsi="Arial"/>
+                <w:b/>
+                <w:bCs/>
+                <w:i w:val="false"/>
+                <w:iCs w:val="false"/>
+                <w:caps w:val="false"/>
+                <w:sz w:val="20"/>
+                <w:szCs w:val="20"/>
+              </w:rPr>
+              <w:t xml:space="preserve">Carga</w:t>
+            </w:r>
+          </w:p>
+        </w:tc>
+        <w:tc>
+          <w:tcPr>
+            <w:tcW w:type="dxa" w:w="1500"/>
+            <w:shd w:fill="D9D9D9" w:color="auto" w:val="clear"/>
+            <w:tcMar>
+              <w:top w:type="dxa" w:w="60"/>
+              <w:left w:type="dxa" w:w="90"/>
+              <w:bottom w:type="dxa" w:w="60"/>
+              <w:right w:type="dxa" w:w="90"/>
+            </w:tcMar>
+          </w:tcPr>
+          <w:p>
+            <w:pPr>
+              <w:spacing w:line="240"/>
+              <w:jc w:val="left"/>
+            </w:pPr>
+            <w:r>
+              <w:rPr>
+                <w:rFonts w:ascii="Arial" w:cs="Arial" w:eastAsia="Arial" w:hAnsi="Arial"/>
+                <w:b/>
+                <w:bCs/>
+                <w:i w:val="false"/>
+                <w:iCs w:val="false"/>
+                <w:caps w:val="false"/>
+                <w:sz w:val="20"/>
+                <w:szCs w:val="20"/>
+              </w:rPr>
+              <w:t xml:space="preserve">Potência típica</w:t>
+            </w:r>
+          </w:p>
+        </w:tc>
+        <w:tc>
+          <w:tcPr>
+            <w:tcW w:type="dxa" w:w="3000"/>
+            <w:shd w:fill="D9D9D9" w:color="auto" w:val="clear"/>
+            <w:tcMar>
+              <w:top w:type="dxa" w:w="60"/>
+              <w:left w:type="dxa" w:w="90"/>
+              <w:bottom w:type="dxa" w:w="60"/>
+              <w:right w:type="dxa" w:w="90"/>
+            </w:tcMar>
+          </w:tcPr>
+          <w:p>
+            <w:pPr>
+              <w:spacing w:line="240"/>
+              <w:jc w:val="left"/>
+            </w:pPr>
+            <w:r>
+              <w:rPr>
+                <w:rFonts w:ascii="Arial" w:cs="Arial" w:eastAsia="Arial" w:hAnsi="Arial"/>
+                <w:b/>
+                <w:bCs/>
+                <w:i w:val="false"/>
+                <w:iCs w:val="false"/>
+                <w:caps w:val="false"/>
+                <w:sz w:val="20"/>
+                <w:szCs w:val="20"/>
+              </w:rPr>
+              <w:t xml:space="preserve">Situação residencial representada</w:t>
+            </w:r>
+          </w:p>
+        </w:tc>
+        <w:tc>
+          <w:tcPr>
+            <w:tcW w:type="dxa" w:w="3100"/>
+            <w:shd w:fill="D9D9D9" w:color="auto" w:val="clear"/>
+            <w:tcMar>
+              <w:top w:type="dxa" w:w="60"/>
+              <w:left w:type="dxa" w:w="90"/>
+              <w:bottom w:type="dxa" w:w="60"/>
+              <w:right w:type="dxa" w:w="90"/>
+            </w:tcMar>
+          </w:tcPr>
+          <w:p>
+            <w:pPr>
+              <w:spacing w:line="240"/>
+              <w:jc w:val="left"/>
+            </w:pPr>
+            <w:r>
+              <w:rPr>
+                <w:rFonts w:ascii="Arial" w:cs="Arial" w:eastAsia="Arial" w:hAnsi="Arial"/>
+                <w:b/>
+                <w:bCs/>
+                <w:i w:val="false"/>
+                <w:iCs w:val="false"/>
+                <w:caps w:val="false"/>
+                <w:sz w:val="20"/>
+                <w:szCs w:val="20"/>
+              </w:rPr>
+              <w:t xml:space="preserve">Padrão de acionamento</w:t>
+            </w:r>
+          </w:p>
+        </w:tc>
+      </w:tr>
+      <w:tr>
+        <w:tc>
+          <w:tcPr>
+            <w:tcW w:type="dxa" w:w="2400"/>
+            <w:tcMar>
+              <w:top w:type="dxa" w:w="60"/>
+              <w:left w:type="dxa" w:w="90"/>
+              <w:bottom w:type="dxa" w:w="60"/>
+              <w:right w:type="dxa" w:w="90"/>
+            </w:tcMar>
+          </w:tcPr>
+          <w:p>
+            <w:pPr>
+              <w:spacing w:line="240"/>
+              <w:jc w:val="left"/>
+            </w:pPr>
+            <w:r>
+              <w:rPr>
+                <w:rFonts w:ascii="Arial" w:cs="Arial" w:eastAsia="Arial" w:hAnsi="Arial"/>
+                <w:b w:val="false"/>
+                <w:bCs w:val="false"/>
+                <w:i w:val="false"/>
+                <w:iCs w:val="false"/>
+                <w:caps w:val="false"/>
+                <w:sz w:val="20"/>
+                <w:szCs w:val="20"/>
+              </w:rPr>
+              <w:t xml:space="preserve">Nenhuma carga acionada</w:t>
+            </w:r>
+          </w:p>
+        </w:tc>
+        <w:tc>
+          <w:tcPr>
+            <w:tcW w:type="dxa" w:w="1500"/>
+            <w:tcMar>
+              <w:top w:type="dxa" w:w="60"/>
+              <w:left w:type="dxa" w:w="90"/>
+              <w:bottom w:type="dxa" w:w="60"/>
+              <w:right w:type="dxa" w:w="90"/>
+            </w:tcMar>
+          </w:tcPr>
+          <w:p>
+            <w:pPr>
+              <w:spacing w:line="240"/>
+              <w:jc w:val="left"/>
+            </w:pPr>
+            <w:r>
+              <w:rPr>
+                <w:rFonts w:ascii="Arial" w:cs="Arial" w:eastAsia="Arial" w:hAnsi="Arial"/>
+                <w:b w:val="false"/>
+                <w:bCs w:val="false"/>
+                <w:i w:val="false"/>
+                <w:iCs w:val="false"/>
+                <w:caps w:val="false"/>
+                <w:sz w:val="20"/>
+                <w:szCs w:val="20"/>
+              </w:rPr>
+              <w:t xml:space="preserve">0 W</w:t>
+            </w:r>
+          </w:p>
+        </w:tc>
+        <w:tc>
+          <w:tcPr>
+            <w:tcW w:type="dxa" w:w="3000"/>
+            <w:tcMar>
+              <w:top w:type="dxa" w:w="60"/>
+              <w:left w:type="dxa" w:w="90"/>
+              <w:bottom w:type="dxa" w:w="60"/>
+              <w:right w:type="dxa" w:w="90"/>
+            </w:tcMar>
+          </w:tcPr>
+          <w:p>
+            <w:pPr>
+              <w:spacing w:line="240"/>
+              <w:jc w:val="left"/>
+            </w:pPr>
+            <w:r>
+              <w:rPr>
+                <w:rFonts w:ascii="Arial" w:cs="Arial" w:eastAsia="Arial" w:hAnsi="Arial"/>
+                <w:b w:val="false"/>
+                <w:bCs w:val="false"/>
+                <w:i w:val="false"/>
+                <w:iCs w:val="false"/>
+                <w:caps w:val="false"/>
+                <w:sz w:val="20"/>
+                <w:szCs w:val="20"/>
+              </w:rPr>
+              <w:t xml:space="preserve">Residência desocupada</w:t>
+            </w:r>
+          </w:p>
+        </w:tc>
+        <w:tc>
+          <w:tcPr>
+            <w:tcW w:type="dxa" w:w="3100"/>
+            <w:tcMar>
+              <w:top w:type="dxa" w:w="60"/>
+              <w:left w:type="dxa" w:w="90"/>
+              <w:bottom w:type="dxa" w:w="60"/>
+              <w:right w:type="dxa" w:w="90"/>
+            </w:tcMar>
+          </w:tcPr>
+          <w:p>
+            <w:pPr>
+              <w:spacing w:line="240"/>
+              <w:jc w:val="left"/>
+            </w:pPr>
+            <w:r>
+              <w:rPr>
+                <w:rFonts w:ascii="Arial" w:cs="Arial" w:eastAsia="Arial" w:hAnsi="Arial"/>
+                <w:b w:val="false"/>
+                <w:bCs w:val="false"/>
+                <w:i w:val="false"/>
+                <w:iCs w:val="false"/>
+                <w:caps w:val="false"/>
+                <w:sz w:val="20"/>
+                <w:szCs w:val="20"/>
+              </w:rPr>
+              <w:t xml:space="preserve">Consumo de base</w:t>
+            </w:r>
+          </w:p>
+        </w:tc>
+      </w:tr>
+      <w:tr>
+        <w:tc>
+          <w:tcPr>
+            <w:tcW w:type="dxa" w:w="2400"/>
+            <w:tcMar>
+              <w:top w:type="dxa" w:w="60"/>
+              <w:left w:type="dxa" w:w="90"/>
+              <w:bottom w:type="dxa" w:w="60"/>
+              <w:right w:type="dxa" w:w="90"/>
+            </w:tcMar>
+          </w:tcPr>
+          <w:p>
+            <w:pPr>
+              <w:spacing w:line="240"/>
+              <w:jc w:val="left"/>
+            </w:pPr>
+            <w:r>
+              <w:rPr>
+                <w:rFonts w:ascii="Arial" w:cs="Arial" w:eastAsia="Arial" w:hAnsi="Arial"/>
+                <w:b w:val="false"/>
+                <w:bCs w:val="false"/>
+                <w:i w:val="false"/>
+                <w:iCs w:val="false"/>
+                <w:caps w:val="false"/>
+                <w:sz w:val="20"/>
+                <w:szCs w:val="20"/>
+              </w:rPr>
+              <w:t xml:space="preserve">Lâmpada LED</w:t>
+            </w:r>
+          </w:p>
+        </w:tc>
+        <w:tc>
+          <w:tcPr>
+            <w:tcW w:type="dxa" w:w="1500"/>
+            <w:tcMar>
+              <w:top w:type="dxa" w:w="60"/>
+              <w:left w:type="dxa" w:w="90"/>
+              <w:bottom w:type="dxa" w:w="60"/>
+              <w:right w:type="dxa" w:w="90"/>
+            </w:tcMar>
+          </w:tcPr>
+          <w:p>
+            <w:pPr>
+              <w:spacing w:line="240"/>
+              <w:jc w:val="left"/>
+            </w:pPr>
+            <w:r>
+              <w:rPr>
+                <w:rFonts w:ascii="Arial" w:cs="Arial" w:eastAsia="Arial" w:hAnsi="Arial"/>
+                <w:b w:val="false"/>
+                <w:bCs w:val="false"/>
+                <w:i w:val="false"/>
+                <w:iCs w:val="false"/>
+                <w:caps w:val="false"/>
+                <w:sz w:val="20"/>
+                <w:szCs w:val="20"/>
+              </w:rPr>
+              <w:t xml:space="preserve">9 a 15 W</w:t>
+            </w:r>
+          </w:p>
+        </w:tc>
+        <w:tc>
+          <w:tcPr>
+            <w:tcW w:type="dxa" w:w="3000"/>
+            <w:tcMar>
+              <w:top w:type="dxa" w:w="60"/>
+              <w:left w:type="dxa" w:w="90"/>
+              <w:bottom w:type="dxa" w:w="60"/>
+              <w:right w:type="dxa" w:w="90"/>
+            </w:tcMar>
+          </w:tcPr>
+          <w:p>
+            <w:pPr>
+              <w:spacing w:line="240"/>
+              <w:jc w:val="left"/>
+            </w:pPr>
+            <w:r>
+              <w:rPr>
+                <w:rFonts w:ascii="Arial" w:cs="Arial" w:eastAsia="Arial" w:hAnsi="Arial"/>
+                <w:b w:val="false"/>
+                <w:bCs w:val="false"/>
+                <w:i w:val="false"/>
+                <w:iCs w:val="false"/>
+                <w:caps w:val="false"/>
+                <w:sz w:val="20"/>
+                <w:szCs w:val="20"/>
+              </w:rPr>
+              <w:t xml:space="preserve">Iluminação</w:t>
+            </w:r>
+          </w:p>
+        </w:tc>
+        <w:tc>
+          <w:tcPr>
+            <w:tcW w:type="dxa" w:w="3100"/>
+            <w:tcMar>
+              <w:top w:type="dxa" w:w="60"/>
+              <w:left w:type="dxa" w:w="90"/>
+              <w:bottom w:type="dxa" w:w="60"/>
+              <w:right w:type="dxa" w:w="90"/>
+            </w:tcMar>
+          </w:tcPr>
+          <w:p>
+            <w:pPr>
+              <w:spacing w:line="240"/>
+              <w:jc w:val="left"/>
+            </w:pPr>
+            <w:r>
+              <w:rPr>
+                <w:rFonts w:ascii="Arial" w:cs="Arial" w:eastAsia="Arial" w:hAnsi="Arial"/>
+                <w:b w:val="false"/>
+                <w:bCs w:val="false"/>
+                <w:i w:val="false"/>
+                <w:iCs w:val="false"/>
+                <w:caps w:val="false"/>
+                <w:sz w:val="20"/>
+                <w:szCs w:val="20"/>
+              </w:rPr>
+              <w:t xml:space="preserve">Acionamento prolongado e estável, típico do período noturno</w:t>
+            </w:r>
+          </w:p>
+        </w:tc>
+      </w:tr>
+      <w:tr>
+        <w:tc>
+          <w:tcPr>
+            <w:tcW w:type="dxa" w:w="2400"/>
+            <w:tcMar>
+              <w:top w:type="dxa" w:w="60"/>
+              <w:left w:type="dxa" w:w="90"/>
+              <w:bottom w:type="dxa" w:w="60"/>
+              <w:right w:type="dxa" w:w="90"/>
+            </w:tcMar>
+          </w:tcPr>
+          <w:p>
+            <w:pPr>
+              <w:spacing w:line="240"/>
+              <w:jc w:val="left"/>
+            </w:pPr>
+            <w:r>
+              <w:rPr>
+                <w:rFonts w:ascii="Arial" w:cs="Arial" w:eastAsia="Arial" w:hAnsi="Arial"/>
+                <w:b w:val="false"/>
+                <w:bCs w:val="false"/>
+                <w:i w:val="false"/>
+                <w:iCs w:val="false"/>
+                <w:caps w:val="false"/>
+                <w:sz w:val="20"/>
+                <w:szCs w:val="20"/>
+              </w:rPr>
+              <w:t xml:space="preserve">Carregador de telefone celular</w:t>
+            </w:r>
+          </w:p>
+        </w:tc>
+        <w:tc>
+          <w:tcPr>
+            <w:tcW w:type="dxa" w:w="1500"/>
+            <w:tcMar>
+              <w:top w:type="dxa" w:w="60"/>
+              <w:left w:type="dxa" w:w="90"/>
+              <w:bottom w:type="dxa" w:w="60"/>
+              <w:right w:type="dxa" w:w="90"/>
+            </w:tcMar>
+          </w:tcPr>
+          <w:p>
+            <w:pPr>
+              <w:spacing w:line="240"/>
+              <w:jc w:val="left"/>
+            </w:pPr>
+            <w:r>
+              <w:rPr>
+                <w:rFonts w:ascii="Arial" w:cs="Arial" w:eastAsia="Arial" w:hAnsi="Arial"/>
+                <w:b w:val="false"/>
+                <w:bCs w:val="false"/>
+                <w:i w:val="false"/>
+                <w:iCs w:val="false"/>
+                <w:caps w:val="false"/>
+                <w:sz w:val="20"/>
+                <w:szCs w:val="20"/>
+              </w:rPr>
+              <w:t xml:space="preserve">5 a 20 W</w:t>
+            </w:r>
+          </w:p>
+        </w:tc>
+        <w:tc>
+          <w:tcPr>
+            <w:tcW w:type="dxa" w:w="3000"/>
+            <w:tcMar>
+              <w:top w:type="dxa" w:w="60"/>
+              <w:left w:type="dxa" w:w="90"/>
+              <w:bottom w:type="dxa" w:w="60"/>
+              <w:right w:type="dxa" w:w="90"/>
+            </w:tcMar>
+          </w:tcPr>
+          <w:p>
+            <w:pPr>
+              <w:spacing w:line="240"/>
+              <w:jc w:val="left"/>
+            </w:pPr>
+            <w:r>
+              <w:rPr>
+                <w:rFonts w:ascii="Arial" w:cs="Arial" w:eastAsia="Arial" w:hAnsi="Arial"/>
+                <w:b w:val="false"/>
+                <w:bCs w:val="false"/>
+                <w:i w:val="false"/>
+                <w:iCs w:val="false"/>
+                <w:caps w:val="false"/>
+                <w:sz w:val="20"/>
+                <w:szCs w:val="20"/>
+              </w:rPr>
+              <w:t xml:space="preserve">Dispositivo eletrônico em carga</w:t>
+            </w:r>
+          </w:p>
+        </w:tc>
+        <w:tc>
+          <w:tcPr>
+            <w:tcW w:type="dxa" w:w="3100"/>
+            <w:tcMar>
+              <w:top w:type="dxa" w:w="60"/>
+              <w:left w:type="dxa" w:w="90"/>
+              <w:bottom w:type="dxa" w:w="60"/>
+              <w:right w:type="dxa" w:w="90"/>
+            </w:tcMar>
+          </w:tcPr>
+          <w:p>
+            <w:pPr>
+              <w:spacing w:line="240"/>
+              <w:jc w:val="left"/>
+            </w:pPr>
+            <w:r>
+              <w:rPr>
+                <w:rFonts w:ascii="Arial" w:cs="Arial" w:eastAsia="Arial" w:hAnsi="Arial"/>
+                <w:b w:val="false"/>
+                <w:bCs w:val="false"/>
+                <w:i w:val="false"/>
+                <w:iCs w:val="false"/>
+                <w:caps w:val="false"/>
+                <w:sz w:val="20"/>
+                <w:szCs w:val="20"/>
+              </w:rPr>
+              <w:t xml:space="preserve">Consumo decrescente ao longo do ciclo de carga</w:t>
+            </w:r>
+          </w:p>
+        </w:tc>
+      </w:tr>
+      <w:tr>
+        <w:tc>
+          <w:tcPr>
+            <w:tcW w:type="dxa" w:w="2400"/>
+            <w:tcMar>
+              <w:top w:type="dxa" w:w="60"/>
+              <w:left w:type="dxa" w:w="90"/>
+              <w:bottom w:type="dxa" w:w="60"/>
+              <w:right w:type="dxa" w:w="90"/>
+            </w:tcMar>
+          </w:tcPr>
+          <w:p>
+            <w:pPr>
+              <w:spacing w:line="240"/>
+              <w:jc w:val="left"/>
+            </w:pPr>
+            <w:r>
+              <w:rPr>
+                <w:rFonts w:ascii="Arial" w:cs="Arial" w:eastAsia="Arial" w:hAnsi="Arial"/>
+                <w:b w:val="false"/>
+                <w:bCs w:val="false"/>
+                <w:i w:val="false"/>
+                <w:iCs w:val="false"/>
+                <w:caps w:val="false"/>
+                <w:sz w:val="20"/>
+                <w:szCs w:val="20"/>
+              </w:rPr>
+              <w:t xml:space="preserve">Ventilador de mesa</w:t>
+            </w:r>
+          </w:p>
+        </w:tc>
+        <w:tc>
+          <w:tcPr>
+            <w:tcW w:type="dxa" w:w="1500"/>
+            <w:tcMar>
+              <w:top w:type="dxa" w:w="60"/>
+              <w:left w:type="dxa" w:w="90"/>
+              <w:bottom w:type="dxa" w:w="60"/>
+              <w:right w:type="dxa" w:w="90"/>
+            </w:tcMar>
+          </w:tcPr>
+          <w:p>
+            <w:pPr>
+              <w:spacing w:line="240"/>
+              <w:jc w:val="left"/>
+            </w:pPr>
+            <w:r>
+              <w:rPr>
+                <w:rFonts w:ascii="Arial" w:cs="Arial" w:eastAsia="Arial" w:hAnsi="Arial"/>
+                <w:b w:val="false"/>
+                <w:bCs w:val="false"/>
+                <w:i w:val="false"/>
+                <w:iCs w:val="false"/>
+                <w:caps w:val="false"/>
+                <w:sz w:val="20"/>
+                <w:szCs w:val="20"/>
+              </w:rPr>
+              <w:t xml:space="preserve">45 a 90 W</w:t>
+            </w:r>
+          </w:p>
+        </w:tc>
+        <w:tc>
+          <w:tcPr>
+            <w:tcW w:type="dxa" w:w="3000"/>
+            <w:tcMar>
+              <w:top w:type="dxa" w:w="60"/>
+              <w:left w:type="dxa" w:w="90"/>
+              <w:bottom w:type="dxa" w:w="60"/>
+              <w:right w:type="dxa" w:w="90"/>
+            </w:tcMar>
+          </w:tcPr>
+          <w:p>
+            <w:pPr>
+              <w:spacing w:line="240"/>
+              <w:jc w:val="left"/>
+            </w:pPr>
+            <w:r>
+              <w:rPr>
+                <w:rFonts w:ascii="Arial" w:cs="Arial" w:eastAsia="Arial" w:hAnsi="Arial"/>
+                <w:b w:val="false"/>
+                <w:bCs w:val="false"/>
+                <w:i w:val="false"/>
+                <w:iCs w:val="false"/>
+                <w:caps w:val="false"/>
+                <w:sz w:val="20"/>
+                <w:szCs w:val="20"/>
+              </w:rPr>
+              <w:t xml:space="preserve">Equipamento com motor</w:t>
+            </w:r>
+          </w:p>
+        </w:tc>
+        <w:tc>
+          <w:tcPr>
+            <w:tcW w:type="dxa" w:w="3100"/>
+            <w:tcMar>
+              <w:top w:type="dxa" w:w="60"/>
+              <w:left w:type="dxa" w:w="90"/>
+              <w:bottom w:type="dxa" w:w="60"/>
+              <w:right w:type="dxa" w:w="90"/>
+            </w:tcMar>
+          </w:tcPr>
+          <w:p>
+            <w:pPr>
+              <w:spacing w:line="240"/>
+              <w:jc w:val="left"/>
+            </w:pPr>
+            <w:r>
+              <w:rPr>
+                <w:rFonts w:ascii="Arial" w:cs="Arial" w:eastAsia="Arial" w:hAnsi="Arial"/>
+                <w:b w:val="false"/>
+                <w:bCs w:val="false"/>
+                <w:i w:val="false"/>
+                <w:iCs w:val="false"/>
+                <w:caps w:val="false"/>
+                <w:sz w:val="20"/>
+                <w:szCs w:val="20"/>
+              </w:rPr>
+              <w:t xml:space="preserve">Regime permanente com pico na partida</w:t>
+            </w:r>
+          </w:p>
+        </w:tc>
+      </w:tr>
+      <w:tr>
+        <w:tc>
+          <w:tcPr>
+            <w:tcW w:type="dxa" w:w="2400"/>
+            <w:tcMar>
+              <w:top w:type="dxa" w:w="60"/>
+              <w:left w:type="dxa" w:w="90"/>
+              <w:bottom w:type="dxa" w:w="60"/>
+              <w:right w:type="dxa" w:w="90"/>
+            </w:tcMar>
+          </w:tcPr>
+          <w:p>
+            <w:pPr>
+              <w:spacing w:line="240"/>
+              <w:jc w:val="left"/>
+            </w:pPr>
+            <w:r>
+              <w:rPr>
+                <w:rFonts w:ascii="Arial" w:cs="Arial" w:eastAsia="Arial" w:hAnsi="Arial"/>
+                <w:b w:val="false"/>
+                <w:bCs w:val="false"/>
+                <w:i w:val="false"/>
+                <w:iCs w:val="false"/>
+                <w:caps w:val="false"/>
+                <w:sz w:val="20"/>
+                <w:szCs w:val="20"/>
+              </w:rPr>
+              <w:t xml:space="preserve">Carregador de computador portátil</w:t>
+            </w:r>
+          </w:p>
+        </w:tc>
+        <w:tc>
+          <w:tcPr>
+            <w:tcW w:type="dxa" w:w="1500"/>
+            <w:tcMar>
+              <w:top w:type="dxa" w:w="60"/>
+              <w:left w:type="dxa" w:w="90"/>
+              <w:bottom w:type="dxa" w:w="60"/>
+              <w:right w:type="dxa" w:w="90"/>
+            </w:tcMar>
+          </w:tcPr>
+          <w:p>
+            <w:pPr>
+              <w:spacing w:line="240"/>
+              <w:jc w:val="left"/>
+            </w:pPr>
+            <w:r>
+              <w:rPr>
+                <w:rFonts w:ascii="Arial" w:cs="Arial" w:eastAsia="Arial" w:hAnsi="Arial"/>
+                <w:b w:val="false"/>
+                <w:bCs w:val="false"/>
+                <w:i w:val="false"/>
+                <w:iCs w:val="false"/>
+                <w:caps w:val="false"/>
+                <w:sz w:val="20"/>
+                <w:szCs w:val="20"/>
+              </w:rPr>
+              <w:t xml:space="preserve">60 a 90 W</w:t>
+            </w:r>
+          </w:p>
+        </w:tc>
+        <w:tc>
+          <w:tcPr>
+            <w:tcW w:type="dxa" w:w="3000"/>
+            <w:tcMar>
+              <w:top w:type="dxa" w:w="60"/>
+              <w:left w:type="dxa" w:w="90"/>
+              <w:bottom w:type="dxa" w:w="60"/>
+              <w:right w:type="dxa" w:w="90"/>
+            </w:tcMar>
+          </w:tcPr>
+          <w:p>
+            <w:pPr>
+              <w:spacing w:line="240"/>
+              <w:jc w:val="left"/>
+            </w:pPr>
+            <w:r>
+              <w:rPr>
+                <w:rFonts w:ascii="Arial" w:cs="Arial" w:eastAsia="Arial" w:hAnsi="Arial"/>
+                <w:b w:val="false"/>
+                <w:bCs w:val="false"/>
+                <w:i w:val="false"/>
+                <w:iCs w:val="false"/>
+                <w:caps w:val="false"/>
+                <w:sz w:val="20"/>
+                <w:szCs w:val="20"/>
+              </w:rPr>
+              <w:t xml:space="preserve">Dispositivo eletrônico de maior porte</w:t>
+            </w:r>
+          </w:p>
+        </w:tc>
+        <w:tc>
+          <w:tcPr>
+            <w:tcW w:type="dxa" w:w="3100"/>
+            <w:tcMar>
+              <w:top w:type="dxa" w:w="60"/>
+              <w:left w:type="dxa" w:w="90"/>
+              <w:bottom w:type="dxa" w:w="60"/>
+              <w:right w:type="dxa" w:w="90"/>
+            </w:tcMar>
+          </w:tcPr>
+          <w:p>
+            <w:pPr>
+              <w:spacing w:line="240"/>
+              <w:jc w:val="left"/>
+            </w:pPr>
+            <w:r>
+              <w:rPr>
+                <w:rFonts w:ascii="Arial" w:cs="Arial" w:eastAsia="Arial" w:hAnsi="Arial"/>
+                <w:b w:val="false"/>
+                <w:bCs w:val="false"/>
+                <w:i w:val="false"/>
+                <w:iCs w:val="false"/>
+                <w:caps w:val="false"/>
+                <w:sz w:val="20"/>
+                <w:szCs w:val="20"/>
+              </w:rPr>
+              <w:t xml:space="preserve">Consumo variável conforme a demanda do equipamento</w:t>
+            </w:r>
+          </w:p>
+        </w:tc>
+      </w:tr>
+      <w:tr>
+        <w:tc>
+          <w:tcPr>
+            <w:tcW w:type="dxa" w:w="2400"/>
+            <w:tcMar>
+              <w:top w:type="dxa" w:w="60"/>
+              <w:left w:type="dxa" w:w="90"/>
+              <w:bottom w:type="dxa" w:w="60"/>
+              <w:right w:type="dxa" w:w="90"/>
+            </w:tcMar>
+          </w:tcPr>
+          <w:p>
+            <w:pPr>
+              <w:spacing w:line="240"/>
+              <w:jc w:val="left"/>
+            </w:pPr>
+            <w:r>
+              <w:rPr>
+                <w:rFonts w:ascii="Arial" w:cs="Arial" w:eastAsia="Arial" w:hAnsi="Arial"/>
+                <w:b w:val="false"/>
+                <w:bCs w:val="false"/>
+                <w:i w:val="false"/>
+                <w:iCs w:val="false"/>
+                <w:caps w:val="false"/>
+                <w:sz w:val="20"/>
+                <w:szCs w:val="20"/>
+              </w:rPr>
+              <w:t xml:space="preserve">Combinação de cargas simultâneas</w:t>
+            </w:r>
+          </w:p>
+        </w:tc>
+        <w:tc>
+          <w:tcPr>
+            <w:tcW w:type="dxa" w:w="1500"/>
+            <w:tcMar>
+              <w:top w:type="dxa" w:w="60"/>
+              <w:left w:type="dxa" w:w="90"/>
+              <w:bottom w:type="dxa" w:w="60"/>
+              <w:right w:type="dxa" w:w="90"/>
+            </w:tcMar>
+          </w:tcPr>
+          <w:p>
+            <w:pPr>
+              <w:spacing w:line="240"/>
+              <w:jc w:val="left"/>
+            </w:pPr>
+            <w:r>
+              <w:rPr>
+                <w:rFonts w:ascii="Arial" w:cs="Arial" w:eastAsia="Arial" w:hAnsi="Arial"/>
+                <w:b w:val="false"/>
+                <w:bCs w:val="false"/>
+                <w:i w:val="false"/>
+                <w:iCs w:val="false"/>
+                <w:caps w:val="false"/>
+                <w:sz w:val="20"/>
+                <w:szCs w:val="20"/>
+              </w:rPr>
+              <w:t xml:space="preserve">150 a 250 W</w:t>
+            </w:r>
+          </w:p>
+        </w:tc>
+        <w:tc>
+          <w:tcPr>
+            <w:tcW w:type="dxa" w:w="3000"/>
+            <w:tcMar>
+              <w:top w:type="dxa" w:w="60"/>
+              <w:left w:type="dxa" w:w="90"/>
+              <w:bottom w:type="dxa" w:w="60"/>
+              <w:right w:type="dxa" w:w="90"/>
+            </w:tcMar>
+          </w:tcPr>
+          <w:p>
+            <w:pPr>
+              <w:spacing w:line="240"/>
+              <w:jc w:val="left"/>
+            </w:pPr>
+            <w:r>
+              <w:rPr>
+                <w:rFonts w:ascii="Arial" w:cs="Arial" w:eastAsia="Arial" w:hAnsi="Arial"/>
+                <w:b w:val="false"/>
+                <w:bCs w:val="false"/>
+                <w:i w:val="false"/>
+                <w:iCs w:val="false"/>
+                <w:caps w:val="false"/>
+                <w:sz w:val="20"/>
+                <w:szCs w:val="20"/>
+              </w:rPr>
+              <w:t xml:space="preserve">Período de maior demanda da residência</w:t>
+            </w:r>
+          </w:p>
+        </w:tc>
+        <w:tc>
+          <w:tcPr>
+            <w:tcW w:type="dxa" w:w="3100"/>
+            <w:tcMar>
+              <w:top w:type="dxa" w:w="60"/>
+              <w:left w:type="dxa" w:w="90"/>
+              <w:bottom w:type="dxa" w:w="60"/>
+              <w:right w:type="dxa" w:w="90"/>
+            </w:tcMar>
+          </w:tcPr>
+          <w:p>
+            <w:pPr>
+              <w:spacing w:line="240"/>
+              <w:jc w:val="left"/>
+            </w:pPr>
+            <w:r>
+              <w:rPr>
+                <w:rFonts w:ascii="Arial" w:cs="Arial" w:eastAsia="Arial" w:hAnsi="Arial"/>
+                <w:b w:val="false"/>
+                <w:bCs w:val="false"/>
+                <w:i w:val="false"/>
+                <w:iCs w:val="false"/>
+                <w:caps w:val="false"/>
+                <w:sz w:val="20"/>
+                <w:szCs w:val="20"/>
+              </w:rPr>
+              <w:t xml:space="preserve">Pico de consumo</w:t>
+            </w:r>
+          </w:p>
+        </w:tc>
+      </w:tr>
+    </w:tbl>
+    <w:p>
+      <w:pPr>
+        <w:spacing w:after="240" w:before="80" w:line="240"/>
+        <w:jc w:val="left"/>
+      </w:pPr>
+      <w:r>
+        <w:rPr>
+          <w:rFonts w:ascii="Arial" w:cs="Arial" w:eastAsia="Arial" w:hAnsi="Arial"/>
+          <w:b w:val="false"/>
+          <w:bCs w:val="false"/>
+          <w:i w:val="false"/>
+          <w:iCs w:val="false"/>
+          <w:caps w:val="false"/>
+          <w:sz w:val="20"/>
+          <w:szCs w:val="20"/>
+        </w:rPr>
+        <w:t xml:space="preserve">Fonte: Elaborado pelos autores (2026).</w:t>
+      </w:r>
+    </w:p>
+    <w:p>
+      <w:pPr>
+        <w:spacing w:after="0" w:before="0" w:line="360"/>
+        <w:ind w:firstLine="708"/>
+        <w:jc w:val="both"/>
+      </w:pPr>
+      <w:r>
+        <w:rPr>
+          <w:rFonts w:ascii="Arial" w:cs="Arial" w:eastAsia="Arial" w:hAnsi="Arial"/>
+          <w:b w:val="false"/>
+          <w:bCs w:val="false"/>
+          <w:i w:val="false"/>
+          <w:iCs w:val="false"/>
+          <w:caps w:val="false"/>
+          <w:sz w:val="24"/>
+          <w:szCs w:val="24"/>
+        </w:rPr>
+        <w:t xml:space="preserve">O acionamento das cargas é realizado manualmente, mediante conexão e desconexão dos equipamentos ao conjunto de tomadas, e cada evento é registrado com o respectivo instante para posterior confronto com a série medida. A alternância entre as configurações do Quadro 3 reproduz a sucessão de períodos de consumo nulo, baixo, intermediário e de pico que caracteriza a curva de carga residencial, condição necessária para que a série coletada apresente estrutura temporal analisável pelos modelos preditivos.</w:t>
+      </w:r>
+    </w:p>
+    <w:p>
+      <w:pPr>
+        <w:spacing w:after="0" w:before="0" w:line="360"/>
+        <w:ind w:firstLine="708"/>
+        <w:jc w:val="both"/>
+      </w:pPr>
+      <w:r>
+        <w:rPr>
+          <w:rFonts w:ascii="Arial" w:cs="Arial" w:eastAsia="Arial" w:hAnsi="Arial"/>
+          <w:b w:val="false"/>
+          <w:bCs w:val="false"/>
+          <w:i w:val="false"/>
+          <w:iCs w:val="false"/>
+          <w:caps w:val="false"/>
+          <w:sz w:val="24"/>
+          <w:szCs w:val="24"/>
+        </w:rPr>
+        <w:t xml:space="preserve">Optou-se por não empregar dispositivos de comutação automática, tais como módulos de relé, no acionamento das cargas. A automação exigiria que o circuito de comutação fosse inserido no caminho da corrente em tensão de rede, o que reintroduziria precisamente a exposição a condutores energizados que a escolha do sensor não invasivo eliminou. A perda decorrente é operacional e não metodológica, uma vez que o registro manual dos eventos de acionamento cumpre a mesma função de rastreabilidade.</w:t>
       </w:r>
     </w:p>
     <w:p>
@@ -3421,7 +6620,7 @@
           <w:sz w:val="24"/>
           <w:szCs w:val="24"/>
         </w:rPr>
-        <w:t xml:space="preserve">Montagem do circuito de medição, compreendendo a fonte de 12 volts, o sensor INA219 inserido em série com a carga sob medição, e o microcontrolador ESP32 conectado ao sensor por meio do barramento I2C.</w:t>
+        <w:t xml:space="preserve">Preparação do circuito instrumentado, compreendendo a separação manual dos condutores do cabo de alimentação do conjunto de tomadas e o fechamento do transformador de corrente em torno de um único condutor.</w:t>
       </w:r>
     </w:p>
     <w:p>
@@ -3445,7 +6644,7 @@
           <w:sz w:val="24"/>
           <w:szCs w:val="24"/>
         </w:rPr>
-        <w:t xml:space="preserve">Sincronização do relógio interno do ESP32 com servidor NTP no instante da inicialização, garantindo que o registro temporal das medições seja consistente entre os nós e independente do instante de recepção pelo servidor.</w:t>
+        <w:t xml:space="preserve">Montagem do circuito de condicionamento em placa de prototipagem, compreendendo o divisor resistivo de deslocamento de nível e o capacitor de desacoplamento, com a saída conectada a uma entrada analógica do ESP32.</w:t>
       </w:r>
     </w:p>
     <w:p>
@@ -3469,7 +6668,7 @@
           <w:sz w:val="24"/>
           <w:szCs w:val="24"/>
         </w:rPr>
-        <w:t xml:space="preserve">Execução de leituras periódicas do sensor a intervalo de cinco segundos, com cálculo da potência instantânea e acumulação da energia consumida no intervalo.</w:t>
+        <w:t xml:space="preserve">Sincronização do relógio interno do ESP32 com servidor NTP no instante da inicialização, garantindo que o registro temporal seja independente do instante de recepção pelo servidor e consistente com eventuais nós acrescentados posteriormente.</w:t>
       </w:r>
     </w:p>
     <w:p>
@@ -3493,7 +6692,7 @@
           <w:sz w:val="24"/>
           <w:szCs w:val="24"/>
         </w:rPr>
-        <w:t xml:space="preserve">Serialização das medições em formato JSON, contendo o identificador do dispositivo, os valores de tensão, corrente, potência e energia, e o registro temporal no padrão ISO 8601.</w:t>
+        <w:t xml:space="preserve">Execução de leituras periódicas a intervalo de cinco segundos. Cada leitura corresponde à amostragem de um conjunto de ciclos da rede, a partir do qual se calcula o valor eficaz da corrente pelo método da raiz do valor quadrático médio, implementado pela biblioteca EmonLib. A potência é obtida pelo produto entre a corrente eficaz e a tensão nominal, e a energia por integração no intervalo.</w:t>
       </w:r>
     </w:p>
     <w:p>
@@ -3517,7 +6716,7 @@
           <w:sz w:val="24"/>
           <w:szCs w:val="24"/>
         </w:rPr>
-        <w:t xml:space="preserve">Publicação da mensagem em tópico MQTT dedicado ao dispositivo, sobre conexão TLS, com qualidade de serviço nível 1, que assegura entrega ao menos uma vez.</w:t>
+        <w:t xml:space="preserve">Serialização das medições em formato JSON, contendo o identificador do dispositivo, os valores de tensão, corrente, potência e energia, e o registro temporal no padrão ISO 8601.</w:t>
       </w:r>
     </w:p>
     <w:p>
@@ -3541,7 +6740,7 @@
           <w:sz w:val="24"/>
           <w:szCs w:val="24"/>
         </w:rPr>
-        <w:t xml:space="preserve">Armazenamento local em buffer circular na memória do microcontrolador em caso de indisponibilidade do enlace, com retransmissão automática após o restabelecimento da conexão.</w:t>
+        <w:t xml:space="preserve">Publicação da mensagem em tópico MQTT dedicado ao dispositivo, sobre conexão TLS, com qualidade de serviço nível 1, que assegura entrega ao menos uma vez.</w:t>
       </w:r>
     </w:p>
     <w:p>
@@ -3565,7 +6764,55 @@
           <w:sz w:val="24"/>
           <w:szCs w:val="24"/>
         </w:rPr>
-        <w:t xml:space="preserve">Execução dos cenários de carga previstos no Quadro 1, com registro em caderno de laboratório do instante de acionamento e desligamento de cada carga, para posterior confronto com a série registrada.</w:t>
+        <w:t xml:space="preserve">Armazenamento local em buffer circular na memória do microcontrolador em caso de indisponibilidade do enlace, com retransmissão automática após o restabelecimento da conexão.</w:t>
+      </w:r>
+    </w:p>
+    <w:p>
+      <w:pPr>
+        <w:pStyle w:val="ListParagraph"/>
+        <w:numPr>
+          <w:ilvl w:val="0"/>
+          <w:numId w:val="2"/>
+        </w:numPr>
+        <w:spacing w:line="360"/>
+        <w:jc w:val="both"/>
+      </w:pPr>
+      <w:r>
+        <w:rPr>
+          <w:rFonts w:ascii="Arial" w:cs="Arial" w:eastAsia="Arial" w:hAnsi="Arial"/>
+          <w:b w:val="false"/>
+          <w:bCs w:val="false"/>
+          <w:i w:val="false"/>
+          <w:iCs w:val="false"/>
+          <w:caps w:val="false"/>
+          <w:sz w:val="24"/>
+          <w:szCs w:val="24"/>
+        </w:rPr>
+        <w:t xml:space="preserve">Execução dos cenários de carga previstos no Quadro 3, com registro em caderno de laboratório do instante de acionamento e desligamento de cada equipamento, para posterior confronto com a série agregada registrada.</w:t>
+      </w:r>
+    </w:p>
+    <w:p>
+      <w:pPr>
+        <w:pStyle w:val="ListParagraph"/>
+        <w:numPr>
+          <w:ilvl w:val="0"/>
+          <w:numId w:val="2"/>
+        </w:numPr>
+        <w:spacing w:line="360"/>
+        <w:jc w:val="both"/>
+      </w:pPr>
+      <w:r>
+        <w:rPr>
+          <w:rFonts w:ascii="Arial" w:cs="Arial" w:eastAsia="Arial" w:hAnsi="Arial"/>
+          <w:b w:val="false"/>
+          <w:bCs w:val="false"/>
+          <w:i w:val="false"/>
+          <w:iCs w:val="false"/>
+          <w:caps w:val="false"/>
+          <w:sz w:val="24"/>
+          <w:szCs w:val="24"/>
+        </w:rPr>
+        <w:t xml:space="preserve">Aferição das medições contra instrumento de referência comercial, constituído por wattímetro de tomada com indicação de potência ativa, tensão, corrente e fator de potência, interposto entre a rede e o circuito instrumentado durante os ensaios de validação.</w:t>
       </w:r>
     </w:p>
     <w:p>
@@ -4208,7 +7455,7 @@
           <w:sz w:val="20"/>
           <w:szCs w:val="20"/>
         </w:rPr>
-        <w:t xml:space="preserve">Quadro 2 – Ferramentas e tecnologias utilizadas no desenvolvimento</w:t>
+        <w:t xml:space="preserve">Quadro 4 – Ferramentas e tecnologias utilizadas no desenvolvimento</w:t>
       </w:r>
     </w:p>
     <w:tbl>
@@ -4353,7 +7600,7 @@
                 <w:sz w:val="20"/>
                 <w:szCs w:val="20"/>
               </w:rPr>
-              <w:t xml:space="preserve">Firmware do nó sensor</w:t>
+              <w:t xml:space="preserve">Firmware do nó de medição</w:t>
             </w:r>
           </w:p>
         </w:tc>
@@ -4413,7 +7660,7 @@
                 <w:sz w:val="20"/>
                 <w:szCs w:val="20"/>
               </w:rPr>
-              <w:t xml:space="preserve">Ecossistema maduro, bibliotecas consolidadas para INA219 e MQTT</w:t>
+              <w:t xml:space="preserve">Ecossistema maduro; biblioteca EmonLib consolidada para cálculo de valor eficaz e cliente MQTT nativo</w:t>
             </w:r>
           </w:p>
         </w:tc>
@@ -5295,7 +8542,7 @@
           <w:sz w:val="20"/>
           <w:szCs w:val="20"/>
         </w:rPr>
-        <w:t xml:space="preserve">Quadro 3 – Stakeholders identificados e seus interesses</w:t>
+        <w:t xml:space="preserve">Quadro 5 – Stakeholders identificados e seus interesses</w:t>
       </w:r>
     </w:p>
     <w:tbl>
@@ -5858,7 +9105,7 @@
           <w:sz w:val="24"/>
           <w:szCs w:val="24"/>
         </w:rPr>
-        <w:t xml:space="preserve">Integram o escopo: a aquisição periódica de medições por nós sensores; a transmissão dos dados à nuvem; a persistência das leituras brutas e de agregados horários; o treinamento e a execução de modelos de previsão; a apresentação de histórico, previsão e estimativa de custo em interface web; e o monitoramento do estado operacional dos dispositivos.</w:t>
+        <w:t xml:space="preserve">Integram o escopo: a aquisição periódica de medições pelo nó de medição agregada; a transmissão dos dados à nuvem; a persistência das leituras brutas e de agregados horários; o treinamento e a execução de modelos de previsão; a apresentação de histórico, previsão e estimativa de custo em interface web; e o monitoramento do estado operacional dos dispositivos.</w:t>
       </w:r>
     </w:p>
     <w:p>
@@ -5917,7 +9164,7 @@
           <w:sz w:val="20"/>
           <w:szCs w:val="20"/>
         </w:rPr>
-        <w:t xml:space="preserve">Quadro 4 – Requisitos funcionais do sistema</w:t>
+        <w:t xml:space="preserve">Quadro 6 – Requisitos funcionais do sistema</w:t>
       </w:r>
     </w:p>
     <w:tbl>
@@ -7379,7 +10626,7 @@
           <w:sz w:val="20"/>
           <w:szCs w:val="20"/>
         </w:rPr>
-        <w:t xml:space="preserve">Quadro 5 – Requisitos não funcionais do sistema</w:t>
+        <w:t xml:space="preserve">Quadro 7 – Requisitos não funcionais do sistema</w:t>
       </w:r>
     </w:p>
     <w:tbl>
@@ -8014,7 +11261,7 @@
                 <w:sz w:val="20"/>
                 <w:szCs w:val="20"/>
               </w:rPr>
-              <w:t xml:space="preserve">O sistema deve suportar a inclusão de novos dispositivos sem alteração de esquema do banco.</w:t>
+              <w:t xml:space="preserve">O sistema deve suportar a inclusão de novos pontos de medição sem alteração do esquema do banco nem do serviço de ingestão.</w:t>
             </w:r>
           </w:p>
         </w:tc>
@@ -8466,7 +11713,7 @@
           <w:sz w:val="24"/>
           <w:szCs w:val="24"/>
         </w:rPr>
-        <w:t xml:space="preserve">Incremento 1 — Aquisição local: firmware do nó sensor, leitura do INA219 e saída por porta serial, sem comunicação em rede.</w:t>
+        <w:t xml:space="preserve">Incremento 1 — Aquisição local: firmware do nó de medição, leitura do transformador de corrente, cálculo do valor eficaz e saída por porta serial, sem comunicação em rede.</w:t>
       </w:r>
     </w:p>
     <w:p>
@@ -8856,7 +12103,7 @@
       <w:r>
         <w:drawing>
           <wp:inline distT="0" distB="0" distL="0" distR="0">
-            <wp:extent cx="5762625" cy="3638550"/>
+            <wp:extent cx="5762625" cy="3400425"/>
             <wp:effectExtent t="0" r="0" b="0" l="0"/>
             <wp:docPr id="1" name="" descr="" title=""/>
             <wp:cNvGraphicFramePr>
@@ -8881,7 +12128,7 @@
                   <pic:spPr bwMode="auto">
                     <a:xfrm>
                       <a:off x="0" y="0"/>
-                      <a:ext cx="5762625" cy="3638550"/>
+                      <a:ext cx="5762625" cy="3400425"/>
                     </a:xfrm>
                     <a:prstGeom prst="rect">
                       <a:avLst/>
@@ -8949,7 +12196,7 @@
           <w:sz w:val="20"/>
           <w:szCs w:val="20"/>
         </w:rPr>
-        <w:t xml:space="preserve">Quadro 6 – Cronograma de atividades</w:t>
+        <w:t xml:space="preserve">Quadro 8 – Cronograma de atividades</w:t>
       </w:r>
     </w:p>
     <w:tbl>
@@ -10233,7 +13480,7 @@
           <w:sz w:val="24"/>
           <w:szCs w:val="24"/>
         </w:rPr>
-        <w:t xml:space="preserve">Camada de percepção — nós sensores responsáveis pela conversão de grandezas físicas em dados digitais.</w:t>
+        <w:t xml:space="preserve">Camada de percepção — nó de medição responsável pela conversão de grandezas físicas em dados digitais.</w:t>
       </w:r>
     </w:p>
     <w:p>
@@ -10359,7 +13606,7 @@
       <w:r>
         <w:drawing>
           <wp:inline distT="0" distB="0" distL="0" distR="0">
-            <wp:extent cx="5762625" cy="1771650"/>
+            <wp:extent cx="5762625" cy="1476375"/>
             <wp:effectExtent t="0" r="0" b="0" l="0"/>
             <wp:docPr id="1" name="" descr="" title=""/>
             <wp:cNvGraphicFramePr>
@@ -10384,7 +13631,7 @@
                   <pic:spPr bwMode="auto">
                     <a:xfrm>
                       <a:off x="0" y="0"/>
-                      <a:ext cx="5762625" cy="1771650"/>
+                      <a:ext cx="5762625" cy="1476375"/>
                     </a:xfrm>
                     <a:prstGeom prst="rect">
                       <a:avLst/>
@@ -10453,7 +13700,7 @@
           <w:sz w:val="24"/>
           <w:szCs w:val="24"/>
         </w:rPr>
-        <w:t xml:space="preserve">Cada nó sensor é composto pelo microcontrolador ESP32, pelo sensor INA219 e pela carga sob medição. A comunicação entre microcontrolador e sensor emprega o barramento I2C, que utiliza apenas duas linhas de sinal e admite o endereçamento de múltiplos dispositivos, permitindo a expansão do nó para vários pontos de medição sem consumo adicional de portas.</w:t>
+        <w:t xml:space="preserve">A camada de percepção é constituída por um nó de medição agregada, composto pelo microcontrolador ESP32, pelo transformador de corrente SCT-013-030 e pelo circuito de condicionamento de sinal. O sensor envolve o condutor de alimentação do circuito instrumentado, de modo a totalizar a corrente consumida por todas as cargas conectadas. Funcionalmente, o nó equivale ao medidor de entrada de uma unidade consumidora: a grandeza registrada é o consumo do conjunto, e não o de cada equipamento isoladamente.</w:t>
       </w:r>
     </w:p>
     <w:p>
@@ -10473,7 +13720,7 @@
           <w:sz w:val="24"/>
           <w:szCs w:val="24"/>
         </w:rPr>
-        <w:t xml:space="preserve">O firmware executa um laço principal estruturado em quatro etapas: leitura das grandezas do sensor, cálculo da potência instantânea e acumulação da energia, montagem da mensagem em formato JSON com registro temporal obtido do relógio sincronizado por NTP, e publicação no broker. Um temporizador de vigilância reinicia o dispositivo em caso de travamento, e uma rotina de reconexão automática restabelece o enlace Wi-Fi e a sessão MQTT em caso de queda.</w:t>
+        <w:t xml:space="preserve">A aquisição emprega uma entrada analógica do microcontrolador, e o ESP32 dispõe de múltiplos canais dessa natureza. Essa disponibilidade, somada ao modelo de dados descrito na seção 7, estabelece o caminho de expansão da arquitetura: a inclusão de pontos de medição adicionais, destinados à submedição de cargas individuais, não requer alteração da camada de comunicação, do serviço de ingestão, do esquema do banco de dados ou da interface, mas apenas o cadastro de novos registros na entidade de dispositivos. A arquitetura é, portanto, dimensionada para N pontos de medição e instanciada com um, sem que a redução implique reprojeto.</w:t>
       </w:r>
     </w:p>
     <w:p>
@@ -10493,27 +13740,7 @@
           <w:sz w:val="24"/>
           <w:szCs w:val="24"/>
         </w:rPr>
-        <w:t xml:space="preserve">A decisão de atribuir o registro temporal no próprio dispositivo, e não no servidor no momento da recepção, é deliberada: mensagens retidas em buffer durante indisponibilidade de rede seriam registradas com horário incorreto caso a marcação ocorresse na recepção, corrompendo a série temporal justamente nos períodos de falha.</w:t>
-      </w:r>
-    </w:p>
-    <w:p>
-      <w:pPr>
-        <w:pStyle w:val="Heading2"/>
-        <w:spacing w:after="200" w:before="360" w:line="360"/>
-        <w:jc w:val="left"/>
-      </w:pPr>
-      <w:r>
-        <w:rPr>
-          <w:rFonts w:ascii="Arial" w:cs="Arial" w:eastAsia="Arial" w:hAnsi="Arial"/>
-          <w:b/>
-          <w:bCs/>
-          <w:i w:val="false"/>
-          <w:iCs w:val="false"/>
-          <w:caps w:val="false"/>
-          <w:sz w:val="24"/>
-          <w:szCs w:val="24"/>
-        </w:rPr>
-        <w:t xml:space="preserve">5.3 Camada de comunicação</w:t>
+        <w:t xml:space="preserve">O firmware do nó executa um laço principal estruturado em quatro etapas: leitura das grandezas do sensor, cálculo da potência instantânea e acumulação da energia, montagem da mensagem em formato JSON com registro temporal obtido do relógio sincronizado por NTP, e publicação no broker. Um temporizador de vigilância reinicia o dispositivo em caso de travamento, e uma rotina de reconexão automática restabelece o enlace Wi-Fi e a sessão MQTT em caso de queda.</w:t>
       </w:r>
     </w:p>
     <w:p>
@@ -10533,7 +13760,27 @@
           <w:sz w:val="24"/>
           <w:szCs w:val="24"/>
         </w:rPr>
-        <w:t xml:space="preserve">O protocolo MQTT foi adotado por sua adequação a dispositivos de recurso restrito: o cabeçalho de suas mensagens é de dimensão reduzida, o modelo de publicação e assinatura desacopla produtores de consumidores, e o mecanismo de qualidade de serviço permite escolher a garantia de entrega apropriada (OASIS, 2019).</w:t>
+        <w:t xml:space="preserve">A decisão de atribuir o registro temporal no próprio dispositivo, e não no servidor no momento da recepção, é deliberada: mensagens retidas em buffer durante indisponibilidade de rede seriam registradas com horário incorreto caso a marcação ocorresse na recepção, corrompendo a série temporal justamente nos períodos de falha.</w:t>
+      </w:r>
+    </w:p>
+    <w:p>
+      <w:pPr>
+        <w:pStyle w:val="Heading2"/>
+        <w:spacing w:after="200" w:before="360" w:line="360"/>
+        <w:jc w:val="left"/>
+      </w:pPr>
+      <w:r>
+        <w:rPr>
+          <w:rFonts w:ascii="Arial" w:cs="Arial" w:eastAsia="Arial" w:hAnsi="Arial"/>
+          <w:b/>
+          <w:bCs/>
+          <w:i w:val="false"/>
+          <w:iCs w:val="false"/>
+          <w:caps w:val="false"/>
+          <w:sz w:val="24"/>
+          <w:szCs w:val="24"/>
+        </w:rPr>
+        <w:t xml:space="preserve">5.3 Camada de comunicação</w:t>
       </w:r>
     </w:p>
     <w:p>
@@ -10553,7 +13800,7 @@
           <w:sz w:val="24"/>
           <w:szCs w:val="24"/>
         </w:rPr>
-        <w:t xml:space="preserve">Adotou-se a estrutura hierárquica de tópicos no formato residencia/{id_residencia}/dispositivo/{id_dispositivo}/telemetria, que permite tanto a assinatura de um dispositivo específico quanto, por meio de curinga, a assinatura de todos os dispositivos de uma residência. O nível 1 de qualidade de serviço foi selecionado por assegurar a entrega ao menos uma vez, admitindo duplicidade — condição tratada no serviço de ingestão por meio de restrição de unicidade sobre a combinação de dispositivo e registro temporal. O nível 2, que garante entrega exatamente uma vez, foi descartado pelo custo adicional de rede e processamento que impõe, desproporcional ao benefício neste contexto.</w:t>
+        <w:t xml:space="preserve">O protocolo MQTT foi adotado por sua adequação a dispositivos de recurso restrito: o cabeçalho de suas mensagens é de dimensão reduzida, o modelo de publicação e assinatura desacopla produtores de consumidores, e o mecanismo de qualidade de serviço permite escolher a garantia de entrega apropriada (OASIS, 2019).</w:t>
       </w:r>
     </w:p>
     <w:p>
@@ -10573,27 +13820,7 @@
           <w:sz w:val="24"/>
           <w:szCs w:val="24"/>
         </w:rPr>
-        <w:t xml:space="preserve">Toda a comunicação trafega sobre TLS na porta 8883, atendendo ao requisito RNF04, e cada dispositivo autentica-se no broker com credenciais próprias, o que permite a revogação individual de acesso.</w:t>
-      </w:r>
-    </w:p>
-    <w:p>
-      <w:pPr>
-        <w:pStyle w:val="Heading2"/>
-        <w:spacing w:after="200" w:before="360" w:line="360"/>
-        <w:jc w:val="left"/>
-      </w:pPr>
-      <w:r>
-        <w:rPr>
-          <w:rFonts w:ascii="Arial" w:cs="Arial" w:eastAsia="Arial" w:hAnsi="Arial"/>
-          <w:b/>
-          <w:bCs/>
-          <w:i w:val="false"/>
-          <w:iCs w:val="false"/>
-          <w:caps w:val="false"/>
-          <w:sz w:val="24"/>
-          <w:szCs w:val="24"/>
-        </w:rPr>
-        <w:t xml:space="preserve">5.4 Camada de aplicação</w:t>
+        <w:t xml:space="preserve">Adotou-se a estrutura hierárquica de tópicos no formato residencia/{id_residencia}/dispositivo/{id_dispositivo}/telemetria, que permite tanto a assinatura de um dispositivo específico quanto, por meio de curinga, a assinatura de todos os dispositivos de uma residência. Ainda que o sistema opere com um único nó, a hierarquia foi preservada por constituir o mecanismo que torna transparente a expansão para o serviço de ingestão. O nível 1 de qualidade de serviço foi selecionado por assegurar a entrega ao menos uma vez, admitindo duplicidade — condição tratada no serviço de ingestão por meio de restrição de unicidade sobre a combinação de dispositivo e registro temporal. O nível 2, que garante entrega exatamente uma vez, foi descartado pelo custo adicional de rede e processamento que impõe, desproporcional ao benefício neste contexto.</w:t>
       </w:r>
     </w:p>
     <w:p>
@@ -10613,6 +13840,46 @@
           <w:sz w:val="24"/>
           <w:szCs w:val="24"/>
         </w:rPr>
+        <w:t xml:space="preserve">Toda a comunicação trafega sobre TLS na porta 8883, atendendo ao requisito RNF04, e cada dispositivo autentica-se no broker com credenciais próprias, o que permite a revogação individual de acesso.</w:t>
+      </w:r>
+    </w:p>
+    <w:p>
+      <w:pPr>
+        <w:pStyle w:val="Heading2"/>
+        <w:spacing w:after="200" w:before="360" w:line="360"/>
+        <w:jc w:val="left"/>
+      </w:pPr>
+      <w:r>
+        <w:rPr>
+          <w:rFonts w:ascii="Arial" w:cs="Arial" w:eastAsia="Arial" w:hAnsi="Arial"/>
+          <w:b/>
+          <w:bCs/>
+          <w:i w:val="false"/>
+          <w:iCs w:val="false"/>
+          <w:caps w:val="false"/>
+          <w:sz w:val="24"/>
+          <w:szCs w:val="24"/>
+        </w:rPr>
+        <w:t xml:space="preserve">5.4 Camada de aplicação</w:t>
+      </w:r>
+    </w:p>
+    <w:p>
+      <w:pPr>
+        <w:spacing w:after="0" w:before="0" w:line="360"/>
+        <w:ind w:firstLine="708"/>
+        <w:jc w:val="both"/>
+      </w:pPr>
+      <w:r>
+        <w:rPr>
+          <w:rFonts w:ascii="Arial" w:cs="Arial" w:eastAsia="Arial" w:hAnsi="Arial"/>
+          <w:b w:val="false"/>
+          <w:bCs w:val="false"/>
+          <w:i w:val="false"/>
+          <w:iCs w:val="false"/>
+          <w:caps w:val="false"/>
+          <w:sz w:val="24"/>
+          <w:szCs w:val="24"/>
+        </w:rPr>
         <w:t xml:space="preserve">A camada de aplicação é implementada em Python com o arcabouço FastAPI e compreende dois componentes. O primeiro é o serviço de ingestão, que mantém assinatura permanente nos tópicos de telemetria, valida cada mensagem recebida contra o esquema definido, descarta e registra em log as mensagens malformadas, e persiste as leituras válidas no banco de dados. O segundo é a interface de programação REST, que expõe os dados à camada de apresentação.</w:t>
       </w:r>
     </w:p>
@@ -10632,7 +13899,7 @@
           <w:sz w:val="20"/>
           <w:szCs w:val="20"/>
         </w:rPr>
-        <w:t xml:space="preserve">Quadro 7 – Principais endpoints da API REST</w:t>
+        <w:t xml:space="preserve">Quadro 9 – Principais endpoints da API REST</w:t>
       </w:r>
     </w:p>
     <w:tbl>
@@ -11531,7 +14798,7 @@
           <w:sz w:val="24"/>
           <w:szCs w:val="24"/>
         </w:rPr>
-        <w:t xml:space="preserve">A interface web foi organizada em painel único, contendo: indicador de potência instantânea agregada; gráfico de série temporal do consumo, com seleção de recorte diário, semanal e mensal; gráfico de previsão para as próximas vinte e quatro horas, sobreposto ao valor observado quando disponível; distribuição do consumo entre os pontos instrumentados; estimativa de custo acumulado no ciclo corrente; e painel de estado dos dispositivos, indicando o instante da última comunicação de cada nó.</w:t>
+        <w:t xml:space="preserve">A interface web foi organizada em painel único, contendo: indicador de potência instantânea agregada; gráfico de série temporal do consumo, com seleção de recorte diário, semanal e mensal; gráfico de previsão para as próximas vinte e quatro horas, sobreposto ao valor observado quando disponível; estimativa de custo acumulado no ciclo corrente; e painel de estado do dispositivo, indicando o instante da última comunicação. O componente de distribuição do consumo entre pontos instrumentados está previsto na interface e permanece inativo enquanto houver um único ponto de medição cadastrado.</w:t>
       </w:r>
     </w:p>
     <w:p>
@@ -11695,7 +14962,7 @@
           <w:sz w:val="20"/>
           <w:szCs w:val="20"/>
         </w:rPr>
-        <w:t xml:space="preserve">Quadro 8 – Composição da infraestrutura em nuvem</w:t>
+        <w:t xml:space="preserve">Quadro 10 – Composição da infraestrutura em nuvem</w:t>
       </w:r>
     </w:p>
     <w:tbl>
@@ -12672,7 +15939,7 @@
       <w:r>
         <w:drawing>
           <wp:inline distT="0" distB="0" distL="0" distR="0">
-            <wp:extent cx="5762625" cy="1733550"/>
+            <wp:extent cx="5762625" cy="1743075"/>
             <wp:effectExtent t="0" r="0" b="0" l="0"/>
             <wp:docPr id="1" name="" descr="" title=""/>
             <wp:cNvGraphicFramePr>
@@ -12697,7 +15964,7 @@
                   <pic:spPr bwMode="auto">
                     <a:xfrm>
                       <a:off x="0" y="0"/>
-                      <a:ext cx="5762625" cy="1733550"/>
+                      <a:ext cx="5762625" cy="1743075"/>
                     </a:xfrm>
                     <a:prstGeom prst="rect">
                       <a:avLst/>
@@ -12970,7 +16237,7 @@
           <w:sz w:val="20"/>
           <w:szCs w:val="20"/>
         </w:rPr>
-        <w:t xml:space="preserve">Quadro 9 – Entidades do modelo lógico</w:t>
+        <w:t xml:space="preserve">Quadro 11 – Entidades do modelo lógico</w:t>
       </w:r>
     </w:p>
     <w:tbl>
@@ -13840,7 +17107,7 @@
           <w:sz w:val="20"/>
           <w:szCs w:val="20"/>
         </w:rPr>
-        <w:t xml:space="preserve">Quadro 10 – Script de criação das tabelas principais</w:t>
+        <w:t xml:space="preserve">Quadro 12 – Script de criação das tabelas principais</w:t>
       </w:r>
     </w:p>
     <w:p>
@@ -15135,7 +18402,7 @@
           <w:sz w:val="20"/>
           <w:szCs w:val="20"/>
         </w:rPr>
-        <w:t xml:space="preserve">Quadro 11 – Especificação dos casos de teste</w:t>
+        <w:t xml:space="preserve">Quadro 13 – Especificação dos casos de teste</w:t>
       </w:r>
     </w:p>
     <w:tbl>
@@ -16316,7 +19583,7 @@
                 <w:sz w:val="20"/>
                 <w:szCs w:val="20"/>
               </w:rPr>
-              <w:t xml:space="preserve">Medição de carga resistiva de valor conhecido</w:t>
+              <w:t xml:space="preserve">Medição de carga residencial de potência conhecida</w:t>
             </w:r>
           </w:p>
         </w:tc>
@@ -16346,7 +19613,7 @@
                 <w:sz w:val="20"/>
                 <w:szCs w:val="20"/>
               </w:rPr>
-              <w:t xml:space="preserve">Erro relativo inferior a 5% em relação ao valor de referência</w:t>
+              <w:t xml:space="preserve">Erro relativo inferior a 10% em relação ao instrumento de referência</w:t>
             </w:r>
           </w:p>
         </w:tc>
@@ -16620,7 +19887,7 @@
                 <w:sz w:val="20"/>
                 <w:szCs w:val="20"/>
               </w:rPr>
-              <w:t xml:space="preserve">Operação contínua de três nós por sete dias</w:t>
+              <w:t xml:space="preserve">Operação contínua do nó de medição por sete dias</w:t>
             </w:r>
           </w:p>
         </w:tc>
@@ -17890,7 +21157,7 @@
           <w:sz w:val="20"/>
           <w:szCs w:val="20"/>
         </w:rPr>
-        <w:t xml:space="preserve">Quadro 12 – Confronto entre valor medido e valor de referência</w:t>
+        <w:t xml:space="preserve">Quadro 14 – Confronto entre valor medido e valor de referência</w:t>
       </w:r>
     </w:p>
     <w:tbl>
@@ -17943,7 +21210,7 @@
                 <w:sz w:val="20"/>
                 <w:szCs w:val="20"/>
               </w:rPr>
-              <w:t xml:space="preserve">Carga ensaiada</w:t>
+              <w:t xml:space="preserve">Configuração ensaiada</w:t>
             </w:r>
           </w:p>
         </w:tc>
@@ -18099,7 +21366,7 @@
                 <w:sz w:val="20"/>
                 <w:szCs w:val="20"/>
               </w:rPr>
-              <w:t xml:space="preserve">LED de potência 3 W</w:t>
+              <w:t xml:space="preserve">Lâmpada LED</w:t>
             </w:r>
           </w:p>
         </w:tc>
@@ -18251,7 +21518,7 @@
                 <w:sz w:val="20"/>
                 <w:szCs w:val="20"/>
               </w:rPr>
-              <w:t xml:space="preserve">Resistor 10 Ω a 12 V</w:t>
+              <w:t xml:space="preserve">Ventilador de mesa</w:t>
             </w:r>
           </w:p>
         </w:tc>
@@ -18403,7 +21670,7 @@
                 <w:sz w:val="20"/>
                 <w:szCs w:val="20"/>
               </w:rPr>
-              <w:t xml:space="preserve">Cooler 12 V em regime</w:t>
+              <w:t xml:space="preserve">Carregador de computador portátil</w:t>
             </w:r>
           </w:p>
         </w:tc>
@@ -18555,7 +21822,159 @@
                 <w:sz w:val="20"/>
                 <w:szCs w:val="20"/>
               </w:rPr>
-              <w:t xml:space="preserve">Carga combinada</w:t>
+              <w:t xml:space="preserve">Cargas combinadas</w:t>
+            </w:r>
+          </w:p>
+        </w:tc>
+        <w:tc>
+          <w:tcPr>
+            <w:tcW w:type="dxa" w:w="2100"/>
+            <w:tcMar>
+              <w:top w:type="dxa" w:w="60"/>
+              <w:left w:type="dxa" w:w="90"/>
+              <w:bottom w:type="dxa" w:w="60"/>
+              <w:right w:type="dxa" w:w="90"/>
+            </w:tcMar>
+          </w:tcPr>
+          <w:p>
+            <w:pPr>
+              <w:spacing w:line="240"/>
+              <w:jc w:val="left"/>
+            </w:pPr>
+            <w:r>
+              <w:rPr>
+                <w:rFonts w:ascii="Arial" w:cs="Arial" w:eastAsia="Arial" w:hAnsi="Arial"/>
+                <w:b w:val="false"/>
+                <w:bCs w:val="false"/>
+                <w:i w:val="false"/>
+                <w:iCs w:val="false"/>
+                <w:caps w:val="false"/>
+                <w:sz w:val="20"/>
+                <w:szCs w:val="20"/>
+              </w:rPr>
+              <w:t xml:space="preserve">A preencher</w:t>
+            </w:r>
+          </w:p>
+        </w:tc>
+        <w:tc>
+          <w:tcPr>
+            <w:tcW w:type="dxa" w:w="2000"/>
+            <w:tcMar>
+              <w:top w:type="dxa" w:w="60"/>
+              <w:left w:type="dxa" w:w="90"/>
+              <w:bottom w:type="dxa" w:w="60"/>
+              <w:right w:type="dxa" w:w="90"/>
+            </w:tcMar>
+          </w:tcPr>
+          <w:p>
+            <w:pPr>
+              <w:spacing w:line="240"/>
+              <w:jc w:val="left"/>
+            </w:pPr>
+            <w:r>
+              <w:rPr>
+                <w:rFonts w:ascii="Arial" w:cs="Arial" w:eastAsia="Arial" w:hAnsi="Arial"/>
+                <w:b w:val="false"/>
+                <w:bCs w:val="false"/>
+                <w:i w:val="false"/>
+                <w:iCs w:val="false"/>
+                <w:caps w:val="false"/>
+                <w:sz w:val="20"/>
+                <w:szCs w:val="20"/>
+              </w:rPr>
+              <w:t xml:space="preserve">A preencher</w:t>
+            </w:r>
+          </w:p>
+        </w:tc>
+        <w:tc>
+          <w:tcPr>
+            <w:tcW w:type="dxa" w:w="1700"/>
+            <w:tcMar>
+              <w:top w:type="dxa" w:w="60"/>
+              <w:left w:type="dxa" w:w="90"/>
+              <w:bottom w:type="dxa" w:w="60"/>
+              <w:right w:type="dxa" w:w="90"/>
+            </w:tcMar>
+          </w:tcPr>
+          <w:p>
+            <w:pPr>
+              <w:spacing w:line="240"/>
+              <w:jc w:val="left"/>
+            </w:pPr>
+            <w:r>
+              <w:rPr>
+                <w:rFonts w:ascii="Arial" w:cs="Arial" w:eastAsia="Arial" w:hAnsi="Arial"/>
+                <w:b w:val="false"/>
+                <w:bCs w:val="false"/>
+                <w:i w:val="false"/>
+                <w:iCs w:val="false"/>
+                <w:caps w:val="false"/>
+                <w:sz w:val="20"/>
+                <w:szCs w:val="20"/>
+              </w:rPr>
+              <w:t xml:space="preserve">A preencher</w:t>
+            </w:r>
+          </w:p>
+        </w:tc>
+        <w:tc>
+          <w:tcPr>
+            <w:tcW w:type="dxa" w:w="1600"/>
+            <w:tcMar>
+              <w:top w:type="dxa" w:w="60"/>
+              <w:left w:type="dxa" w:w="90"/>
+              <w:bottom w:type="dxa" w:w="60"/>
+              <w:right w:type="dxa" w:w="90"/>
+            </w:tcMar>
+          </w:tcPr>
+          <w:p>
+            <w:pPr>
+              <w:spacing w:line="240"/>
+              <w:jc w:val="left"/>
+            </w:pPr>
+            <w:r>
+              <w:rPr>
+                <w:rFonts w:ascii="Arial" w:cs="Arial" w:eastAsia="Arial" w:hAnsi="Arial"/>
+                <w:b w:val="false"/>
+                <w:bCs w:val="false"/>
+                <w:i w:val="false"/>
+                <w:iCs w:val="false"/>
+                <w:caps w:val="false"/>
+                <w:sz w:val="20"/>
+                <w:szCs w:val="20"/>
+              </w:rPr>
+              <w:t xml:space="preserve">A preencher</w:t>
+            </w:r>
+          </w:p>
+        </w:tc>
+      </w:tr>
+      <w:tr>
+        <w:tc>
+          <w:tcPr>
+            <w:tcW w:type="dxa" w:w="2600"/>
+            <w:tcMar>
+              <w:top w:type="dxa" w:w="60"/>
+              <w:left w:type="dxa" w:w="90"/>
+              <w:bottom w:type="dxa" w:w="60"/>
+              <w:right w:type="dxa" w:w="90"/>
+            </w:tcMar>
+          </w:tcPr>
+          <w:p>
+            <w:pPr>
+              <w:spacing w:line="240"/>
+              <w:jc w:val="left"/>
+            </w:pPr>
+            <w:r>
+              <w:rPr>
+                <w:rFonts w:ascii="Arial" w:cs="Arial" w:eastAsia="Arial" w:hAnsi="Arial"/>
+                <w:b w:val="false"/>
+                <w:bCs w:val="false"/>
+                <w:i w:val="false"/>
+                <w:iCs w:val="false"/>
+                <w:caps w:val="false"/>
+                <w:sz w:val="20"/>
+                <w:szCs w:val="20"/>
+              </w:rPr>
+              <w:t xml:space="preserve">Ausência de carga (valor de repouso)</w:t>
             </w:r>
           </w:p>
         </w:tc>
@@ -18745,7 +22164,7 @@
           <w:sz w:val="24"/>
           <w:szCs w:val="24"/>
         </w:rPr>
-        <w:t xml:space="preserve">9.4 Desempenho dos modelos de previsão</w:t>
+        <w:t xml:space="preserve">9.4 Efeito do fator de potência sobre a estimativa</w:t>
       </w:r>
     </w:p>
     <w:p>
@@ -18765,7 +22184,7 @@
           <w:sz w:val="24"/>
           <w:szCs w:val="24"/>
         </w:rPr>
-        <w:t xml:space="preserve">Os três modelos descritos na seção 3.7.2 foram treinados e avaliados sobre o conjunto de teste, respeitando a partição temporal definida. O Quadro 13 apresenta as métricas obtidas.</w:t>
+        <w:t xml:space="preserve">Uma vez que o sistema estima a potência a partir da corrente eficaz e da tensão nominal, o valor por ele fornecido corresponde à potência aparente. O instrumento de referência adotado indica simultaneamente a potência ativa e o fator de potência de cada carga, o que permite quantificar o desvio decorrente dessa aproximação em vez de apenas declará-lo.</w:t>
       </w:r>
     </w:p>
     <w:p>
@@ -18784,7 +22203,898 @@
           <w:sz w:val="20"/>
           <w:szCs w:val="20"/>
         </w:rPr>
-        <w:t xml:space="preserve">Quadro 13 – Desempenho comparativo dos modelos de previsão</w:t>
+        <w:t xml:space="preserve">Quadro 15 – Desvio entre potência aparente estimada e potência ativa medida</w:t>
+      </w:r>
+    </w:p>
+    <w:tbl>
+      <w:tblPr>
+        <w:tblW w:type="dxa" w:w="10000"/>
+        <w:tblBorders>
+          <w:top w:val="single" w:color="auto" w:sz="4"/>
+          <w:left w:val="single" w:color="auto" w:sz="4"/>
+          <w:bottom w:val="single" w:color="auto" w:sz="4"/>
+          <w:right w:val="single" w:color="auto" w:sz="4"/>
+          <w:insideH w:val="single" w:color="auto" w:sz="4"/>
+          <w:insideV w:val="single" w:color="auto" w:sz="4"/>
+        </w:tblBorders>
+      </w:tblPr>
+      <w:tblGrid>
+        <w:gridCol w:w="2600"/>
+        <w:gridCol w:w="2100"/>
+        <w:gridCol w:w="1900"/>
+        <w:gridCol w:w="2400"/>
+        <w:gridCol w:w="1000"/>
+      </w:tblGrid>
+      <w:tr>
+        <w:trPr>
+          <w:tblHeader/>
+        </w:trPr>
+        <w:tc>
+          <w:tcPr>
+            <w:tcW w:type="dxa" w:w="2600"/>
+            <w:shd w:fill="D9D9D9" w:color="auto" w:val="clear"/>
+            <w:tcMar>
+              <w:top w:type="dxa" w:w="60"/>
+              <w:left w:type="dxa" w:w="90"/>
+              <w:bottom w:type="dxa" w:w="60"/>
+              <w:right w:type="dxa" w:w="90"/>
+            </w:tcMar>
+          </w:tcPr>
+          <w:p>
+            <w:pPr>
+              <w:spacing w:line="240"/>
+              <w:jc w:val="left"/>
+            </w:pPr>
+            <w:r>
+              <w:rPr>
+                <w:rFonts w:ascii="Arial" w:cs="Arial" w:eastAsia="Arial" w:hAnsi="Arial"/>
+                <w:b/>
+                <w:bCs/>
+                <w:i w:val="false"/>
+                <w:iCs w:val="false"/>
+                <w:caps w:val="false"/>
+                <w:sz w:val="20"/>
+                <w:szCs w:val="20"/>
+              </w:rPr>
+              <w:t xml:space="preserve">Carga</w:t>
+            </w:r>
+          </w:p>
+        </w:tc>
+        <w:tc>
+          <w:tcPr>
+            <w:tcW w:type="dxa" w:w="2100"/>
+            <w:shd w:fill="D9D9D9" w:color="auto" w:val="clear"/>
+            <w:tcMar>
+              <w:top w:type="dxa" w:w="60"/>
+              <w:left w:type="dxa" w:w="90"/>
+              <w:bottom w:type="dxa" w:w="60"/>
+              <w:right w:type="dxa" w:w="90"/>
+            </w:tcMar>
+          </w:tcPr>
+          <w:p>
+            <w:pPr>
+              <w:spacing w:line="240"/>
+              <w:jc w:val="left"/>
+            </w:pPr>
+            <w:r>
+              <w:rPr>
+                <w:rFonts w:ascii="Arial" w:cs="Arial" w:eastAsia="Arial" w:hAnsi="Arial"/>
+                <w:b/>
+                <w:bCs/>
+                <w:i w:val="false"/>
+                <w:iCs w:val="false"/>
+                <w:caps w:val="false"/>
+                <w:sz w:val="20"/>
+                <w:szCs w:val="20"/>
+              </w:rPr>
+              <w:t xml:space="preserve">Fator de potência medido</w:t>
+            </w:r>
+          </w:p>
+        </w:tc>
+        <w:tc>
+          <w:tcPr>
+            <w:tcW w:type="dxa" w:w="1900"/>
+            <w:shd w:fill="D9D9D9" w:color="auto" w:val="clear"/>
+            <w:tcMar>
+              <w:top w:type="dxa" w:w="60"/>
+              <w:left w:type="dxa" w:w="90"/>
+              <w:bottom w:type="dxa" w:w="60"/>
+              <w:right w:type="dxa" w:w="90"/>
+            </w:tcMar>
+          </w:tcPr>
+          <w:p>
+            <w:pPr>
+              <w:spacing w:line="240"/>
+              <w:jc w:val="left"/>
+            </w:pPr>
+            <w:r>
+              <w:rPr>
+                <w:rFonts w:ascii="Arial" w:cs="Arial" w:eastAsia="Arial" w:hAnsi="Arial"/>
+                <w:b/>
+                <w:bCs/>
+                <w:i w:val="false"/>
+                <w:iCs w:val="false"/>
+                <w:caps w:val="false"/>
+                <w:sz w:val="20"/>
+                <w:szCs w:val="20"/>
+              </w:rPr>
+              <w:t xml:space="preserve">Potência ativa (W)</w:t>
+            </w:r>
+          </w:p>
+        </w:tc>
+        <w:tc>
+          <w:tcPr>
+            <w:tcW w:type="dxa" w:w="2400"/>
+            <w:shd w:fill="D9D9D9" w:color="auto" w:val="clear"/>
+            <w:tcMar>
+              <w:top w:type="dxa" w:w="60"/>
+              <w:left w:type="dxa" w:w="90"/>
+              <w:bottom w:type="dxa" w:w="60"/>
+              <w:right w:type="dxa" w:w="90"/>
+            </w:tcMar>
+          </w:tcPr>
+          <w:p>
+            <w:pPr>
+              <w:spacing w:line="240"/>
+              <w:jc w:val="left"/>
+            </w:pPr>
+            <w:r>
+              <w:rPr>
+                <w:rFonts w:ascii="Arial" w:cs="Arial" w:eastAsia="Arial" w:hAnsi="Arial"/>
+                <w:b/>
+                <w:bCs/>
+                <w:i w:val="false"/>
+                <w:iCs w:val="false"/>
+                <w:caps w:val="false"/>
+                <w:sz w:val="20"/>
+                <w:szCs w:val="20"/>
+              </w:rPr>
+              <w:t xml:space="preserve">Potência aparente estimada (VA)</w:t>
+            </w:r>
+          </w:p>
+        </w:tc>
+        <w:tc>
+          <w:tcPr>
+            <w:tcW w:type="dxa" w:w="1000"/>
+            <w:shd w:fill="D9D9D9" w:color="auto" w:val="clear"/>
+            <w:tcMar>
+              <w:top w:type="dxa" w:w="60"/>
+              <w:left w:type="dxa" w:w="90"/>
+              <w:bottom w:type="dxa" w:w="60"/>
+              <w:right w:type="dxa" w:w="90"/>
+            </w:tcMar>
+          </w:tcPr>
+          <w:p>
+            <w:pPr>
+              <w:spacing w:line="240"/>
+              <w:jc w:val="left"/>
+            </w:pPr>
+            <w:r>
+              <w:rPr>
+                <w:rFonts w:ascii="Arial" w:cs="Arial" w:eastAsia="Arial" w:hAnsi="Arial"/>
+                <w:b/>
+                <w:bCs/>
+                <w:i w:val="false"/>
+                <w:iCs w:val="false"/>
+                <w:caps w:val="false"/>
+                <w:sz w:val="20"/>
+                <w:szCs w:val="20"/>
+              </w:rPr>
+              <w:t xml:space="preserve">Desvio (%)</w:t>
+            </w:r>
+          </w:p>
+        </w:tc>
+      </w:tr>
+      <w:tr>
+        <w:tc>
+          <w:tcPr>
+            <w:tcW w:type="dxa" w:w="2600"/>
+            <w:tcMar>
+              <w:top w:type="dxa" w:w="60"/>
+              <w:left w:type="dxa" w:w="90"/>
+              <w:bottom w:type="dxa" w:w="60"/>
+              <w:right w:type="dxa" w:w="90"/>
+            </w:tcMar>
+          </w:tcPr>
+          <w:p>
+            <w:pPr>
+              <w:spacing w:line="240"/>
+              <w:jc w:val="left"/>
+            </w:pPr>
+            <w:r>
+              <w:rPr>
+                <w:rFonts w:ascii="Arial" w:cs="Arial" w:eastAsia="Arial" w:hAnsi="Arial"/>
+                <w:b w:val="false"/>
+                <w:bCs w:val="false"/>
+                <w:i w:val="false"/>
+                <w:iCs w:val="false"/>
+                <w:caps w:val="false"/>
+                <w:sz w:val="20"/>
+                <w:szCs w:val="20"/>
+              </w:rPr>
+              <w:t xml:space="preserve">Lâmpada LED</w:t>
+            </w:r>
+          </w:p>
+        </w:tc>
+        <w:tc>
+          <w:tcPr>
+            <w:tcW w:type="dxa" w:w="2100"/>
+            <w:tcMar>
+              <w:top w:type="dxa" w:w="60"/>
+              <w:left w:type="dxa" w:w="90"/>
+              <w:bottom w:type="dxa" w:w="60"/>
+              <w:right w:type="dxa" w:w="90"/>
+            </w:tcMar>
+          </w:tcPr>
+          <w:p>
+            <w:pPr>
+              <w:spacing w:line="240"/>
+              <w:jc w:val="left"/>
+            </w:pPr>
+            <w:r>
+              <w:rPr>
+                <w:rFonts w:ascii="Arial" w:cs="Arial" w:eastAsia="Arial" w:hAnsi="Arial"/>
+                <w:b w:val="false"/>
+                <w:bCs w:val="false"/>
+                <w:i w:val="false"/>
+                <w:iCs w:val="false"/>
+                <w:caps w:val="false"/>
+                <w:sz w:val="20"/>
+                <w:szCs w:val="20"/>
+              </w:rPr>
+              <w:t xml:space="preserve">A preencher</w:t>
+            </w:r>
+          </w:p>
+        </w:tc>
+        <w:tc>
+          <w:tcPr>
+            <w:tcW w:type="dxa" w:w="1900"/>
+            <w:tcMar>
+              <w:top w:type="dxa" w:w="60"/>
+              <w:left w:type="dxa" w:w="90"/>
+              <w:bottom w:type="dxa" w:w="60"/>
+              <w:right w:type="dxa" w:w="90"/>
+            </w:tcMar>
+          </w:tcPr>
+          <w:p>
+            <w:pPr>
+              <w:spacing w:line="240"/>
+              <w:jc w:val="left"/>
+            </w:pPr>
+            <w:r>
+              <w:rPr>
+                <w:rFonts w:ascii="Arial" w:cs="Arial" w:eastAsia="Arial" w:hAnsi="Arial"/>
+                <w:b w:val="false"/>
+                <w:bCs w:val="false"/>
+                <w:i w:val="false"/>
+                <w:iCs w:val="false"/>
+                <w:caps w:val="false"/>
+                <w:sz w:val="20"/>
+                <w:szCs w:val="20"/>
+              </w:rPr>
+              <w:t xml:space="preserve">A preencher</w:t>
+            </w:r>
+          </w:p>
+        </w:tc>
+        <w:tc>
+          <w:tcPr>
+            <w:tcW w:type="dxa" w:w="2400"/>
+            <w:tcMar>
+              <w:top w:type="dxa" w:w="60"/>
+              <w:left w:type="dxa" w:w="90"/>
+              <w:bottom w:type="dxa" w:w="60"/>
+              <w:right w:type="dxa" w:w="90"/>
+            </w:tcMar>
+          </w:tcPr>
+          <w:p>
+            <w:pPr>
+              <w:spacing w:line="240"/>
+              <w:jc w:val="left"/>
+            </w:pPr>
+            <w:r>
+              <w:rPr>
+                <w:rFonts w:ascii="Arial" w:cs="Arial" w:eastAsia="Arial" w:hAnsi="Arial"/>
+                <w:b w:val="false"/>
+                <w:bCs w:val="false"/>
+                <w:i w:val="false"/>
+                <w:iCs w:val="false"/>
+                <w:caps w:val="false"/>
+                <w:sz w:val="20"/>
+                <w:szCs w:val="20"/>
+              </w:rPr>
+              <w:t xml:space="preserve">A preencher</w:t>
+            </w:r>
+          </w:p>
+        </w:tc>
+        <w:tc>
+          <w:tcPr>
+            <w:tcW w:type="dxa" w:w="1000"/>
+            <w:tcMar>
+              <w:top w:type="dxa" w:w="60"/>
+              <w:left w:type="dxa" w:w="90"/>
+              <w:bottom w:type="dxa" w:w="60"/>
+              <w:right w:type="dxa" w:w="90"/>
+            </w:tcMar>
+          </w:tcPr>
+          <w:p>
+            <w:pPr>
+              <w:spacing w:line="240"/>
+              <w:jc w:val="left"/>
+            </w:pPr>
+            <w:r>
+              <w:rPr>
+                <w:rFonts w:ascii="Arial" w:cs="Arial" w:eastAsia="Arial" w:hAnsi="Arial"/>
+                <w:b w:val="false"/>
+                <w:bCs w:val="false"/>
+                <w:i w:val="false"/>
+                <w:iCs w:val="false"/>
+                <w:caps w:val="false"/>
+                <w:sz w:val="20"/>
+                <w:szCs w:val="20"/>
+              </w:rPr>
+              <w:t xml:space="preserve">A preencher</w:t>
+            </w:r>
+          </w:p>
+        </w:tc>
+      </w:tr>
+      <w:tr>
+        <w:tc>
+          <w:tcPr>
+            <w:tcW w:type="dxa" w:w="2600"/>
+            <w:tcMar>
+              <w:top w:type="dxa" w:w="60"/>
+              <w:left w:type="dxa" w:w="90"/>
+              <w:bottom w:type="dxa" w:w="60"/>
+              <w:right w:type="dxa" w:w="90"/>
+            </w:tcMar>
+          </w:tcPr>
+          <w:p>
+            <w:pPr>
+              <w:spacing w:line="240"/>
+              <w:jc w:val="left"/>
+            </w:pPr>
+            <w:r>
+              <w:rPr>
+                <w:rFonts w:ascii="Arial" w:cs="Arial" w:eastAsia="Arial" w:hAnsi="Arial"/>
+                <w:b w:val="false"/>
+                <w:bCs w:val="false"/>
+                <w:i w:val="false"/>
+                <w:iCs w:val="false"/>
+                <w:caps w:val="false"/>
+                <w:sz w:val="20"/>
+                <w:szCs w:val="20"/>
+              </w:rPr>
+              <w:t xml:space="preserve">Carregador de telefone celular</w:t>
+            </w:r>
+          </w:p>
+        </w:tc>
+        <w:tc>
+          <w:tcPr>
+            <w:tcW w:type="dxa" w:w="2100"/>
+            <w:tcMar>
+              <w:top w:type="dxa" w:w="60"/>
+              <w:left w:type="dxa" w:w="90"/>
+              <w:bottom w:type="dxa" w:w="60"/>
+              <w:right w:type="dxa" w:w="90"/>
+            </w:tcMar>
+          </w:tcPr>
+          <w:p>
+            <w:pPr>
+              <w:spacing w:line="240"/>
+              <w:jc w:val="left"/>
+            </w:pPr>
+            <w:r>
+              <w:rPr>
+                <w:rFonts w:ascii="Arial" w:cs="Arial" w:eastAsia="Arial" w:hAnsi="Arial"/>
+                <w:b w:val="false"/>
+                <w:bCs w:val="false"/>
+                <w:i w:val="false"/>
+                <w:iCs w:val="false"/>
+                <w:caps w:val="false"/>
+                <w:sz w:val="20"/>
+                <w:szCs w:val="20"/>
+              </w:rPr>
+              <w:t xml:space="preserve">A preencher</w:t>
+            </w:r>
+          </w:p>
+        </w:tc>
+        <w:tc>
+          <w:tcPr>
+            <w:tcW w:type="dxa" w:w="1900"/>
+            <w:tcMar>
+              <w:top w:type="dxa" w:w="60"/>
+              <w:left w:type="dxa" w:w="90"/>
+              <w:bottom w:type="dxa" w:w="60"/>
+              <w:right w:type="dxa" w:w="90"/>
+            </w:tcMar>
+          </w:tcPr>
+          <w:p>
+            <w:pPr>
+              <w:spacing w:line="240"/>
+              <w:jc w:val="left"/>
+            </w:pPr>
+            <w:r>
+              <w:rPr>
+                <w:rFonts w:ascii="Arial" w:cs="Arial" w:eastAsia="Arial" w:hAnsi="Arial"/>
+                <w:b w:val="false"/>
+                <w:bCs w:val="false"/>
+                <w:i w:val="false"/>
+                <w:iCs w:val="false"/>
+                <w:caps w:val="false"/>
+                <w:sz w:val="20"/>
+                <w:szCs w:val="20"/>
+              </w:rPr>
+              <w:t xml:space="preserve">A preencher</w:t>
+            </w:r>
+          </w:p>
+        </w:tc>
+        <w:tc>
+          <w:tcPr>
+            <w:tcW w:type="dxa" w:w="2400"/>
+            <w:tcMar>
+              <w:top w:type="dxa" w:w="60"/>
+              <w:left w:type="dxa" w:w="90"/>
+              <w:bottom w:type="dxa" w:w="60"/>
+              <w:right w:type="dxa" w:w="90"/>
+            </w:tcMar>
+          </w:tcPr>
+          <w:p>
+            <w:pPr>
+              <w:spacing w:line="240"/>
+              <w:jc w:val="left"/>
+            </w:pPr>
+            <w:r>
+              <w:rPr>
+                <w:rFonts w:ascii="Arial" w:cs="Arial" w:eastAsia="Arial" w:hAnsi="Arial"/>
+                <w:b w:val="false"/>
+                <w:bCs w:val="false"/>
+                <w:i w:val="false"/>
+                <w:iCs w:val="false"/>
+                <w:caps w:val="false"/>
+                <w:sz w:val="20"/>
+                <w:szCs w:val="20"/>
+              </w:rPr>
+              <w:t xml:space="preserve">A preencher</w:t>
+            </w:r>
+          </w:p>
+        </w:tc>
+        <w:tc>
+          <w:tcPr>
+            <w:tcW w:type="dxa" w:w="1000"/>
+            <w:tcMar>
+              <w:top w:type="dxa" w:w="60"/>
+              <w:left w:type="dxa" w:w="90"/>
+              <w:bottom w:type="dxa" w:w="60"/>
+              <w:right w:type="dxa" w:w="90"/>
+            </w:tcMar>
+          </w:tcPr>
+          <w:p>
+            <w:pPr>
+              <w:spacing w:line="240"/>
+              <w:jc w:val="left"/>
+            </w:pPr>
+            <w:r>
+              <w:rPr>
+                <w:rFonts w:ascii="Arial" w:cs="Arial" w:eastAsia="Arial" w:hAnsi="Arial"/>
+                <w:b w:val="false"/>
+                <w:bCs w:val="false"/>
+                <w:i w:val="false"/>
+                <w:iCs w:val="false"/>
+                <w:caps w:val="false"/>
+                <w:sz w:val="20"/>
+                <w:szCs w:val="20"/>
+              </w:rPr>
+              <w:t xml:space="preserve">A preencher</w:t>
+            </w:r>
+          </w:p>
+        </w:tc>
+      </w:tr>
+      <w:tr>
+        <w:tc>
+          <w:tcPr>
+            <w:tcW w:type="dxa" w:w="2600"/>
+            <w:tcMar>
+              <w:top w:type="dxa" w:w="60"/>
+              <w:left w:type="dxa" w:w="90"/>
+              <w:bottom w:type="dxa" w:w="60"/>
+              <w:right w:type="dxa" w:w="90"/>
+            </w:tcMar>
+          </w:tcPr>
+          <w:p>
+            <w:pPr>
+              <w:spacing w:line="240"/>
+              <w:jc w:val="left"/>
+            </w:pPr>
+            <w:r>
+              <w:rPr>
+                <w:rFonts w:ascii="Arial" w:cs="Arial" w:eastAsia="Arial" w:hAnsi="Arial"/>
+                <w:b w:val="false"/>
+                <w:bCs w:val="false"/>
+                <w:i w:val="false"/>
+                <w:iCs w:val="false"/>
+                <w:caps w:val="false"/>
+                <w:sz w:val="20"/>
+                <w:szCs w:val="20"/>
+              </w:rPr>
+              <w:t xml:space="preserve">Ventilador de mesa</w:t>
+            </w:r>
+          </w:p>
+        </w:tc>
+        <w:tc>
+          <w:tcPr>
+            <w:tcW w:type="dxa" w:w="2100"/>
+            <w:tcMar>
+              <w:top w:type="dxa" w:w="60"/>
+              <w:left w:type="dxa" w:w="90"/>
+              <w:bottom w:type="dxa" w:w="60"/>
+              <w:right w:type="dxa" w:w="90"/>
+            </w:tcMar>
+          </w:tcPr>
+          <w:p>
+            <w:pPr>
+              <w:spacing w:line="240"/>
+              <w:jc w:val="left"/>
+            </w:pPr>
+            <w:r>
+              <w:rPr>
+                <w:rFonts w:ascii="Arial" w:cs="Arial" w:eastAsia="Arial" w:hAnsi="Arial"/>
+                <w:b w:val="false"/>
+                <w:bCs w:val="false"/>
+                <w:i w:val="false"/>
+                <w:iCs w:val="false"/>
+                <w:caps w:val="false"/>
+                <w:sz w:val="20"/>
+                <w:szCs w:val="20"/>
+              </w:rPr>
+              <w:t xml:space="preserve">A preencher</w:t>
+            </w:r>
+          </w:p>
+        </w:tc>
+        <w:tc>
+          <w:tcPr>
+            <w:tcW w:type="dxa" w:w="1900"/>
+            <w:tcMar>
+              <w:top w:type="dxa" w:w="60"/>
+              <w:left w:type="dxa" w:w="90"/>
+              <w:bottom w:type="dxa" w:w="60"/>
+              <w:right w:type="dxa" w:w="90"/>
+            </w:tcMar>
+          </w:tcPr>
+          <w:p>
+            <w:pPr>
+              <w:spacing w:line="240"/>
+              <w:jc w:val="left"/>
+            </w:pPr>
+            <w:r>
+              <w:rPr>
+                <w:rFonts w:ascii="Arial" w:cs="Arial" w:eastAsia="Arial" w:hAnsi="Arial"/>
+                <w:b w:val="false"/>
+                <w:bCs w:val="false"/>
+                <w:i w:val="false"/>
+                <w:iCs w:val="false"/>
+                <w:caps w:val="false"/>
+                <w:sz w:val="20"/>
+                <w:szCs w:val="20"/>
+              </w:rPr>
+              <w:t xml:space="preserve">A preencher</w:t>
+            </w:r>
+          </w:p>
+        </w:tc>
+        <w:tc>
+          <w:tcPr>
+            <w:tcW w:type="dxa" w:w="2400"/>
+            <w:tcMar>
+              <w:top w:type="dxa" w:w="60"/>
+              <w:left w:type="dxa" w:w="90"/>
+              <w:bottom w:type="dxa" w:w="60"/>
+              <w:right w:type="dxa" w:w="90"/>
+            </w:tcMar>
+          </w:tcPr>
+          <w:p>
+            <w:pPr>
+              <w:spacing w:line="240"/>
+              <w:jc w:val="left"/>
+            </w:pPr>
+            <w:r>
+              <w:rPr>
+                <w:rFonts w:ascii="Arial" w:cs="Arial" w:eastAsia="Arial" w:hAnsi="Arial"/>
+                <w:b w:val="false"/>
+                <w:bCs w:val="false"/>
+                <w:i w:val="false"/>
+                <w:iCs w:val="false"/>
+                <w:caps w:val="false"/>
+                <w:sz w:val="20"/>
+                <w:szCs w:val="20"/>
+              </w:rPr>
+              <w:t xml:space="preserve">A preencher</w:t>
+            </w:r>
+          </w:p>
+        </w:tc>
+        <w:tc>
+          <w:tcPr>
+            <w:tcW w:type="dxa" w:w="1000"/>
+            <w:tcMar>
+              <w:top w:type="dxa" w:w="60"/>
+              <w:left w:type="dxa" w:w="90"/>
+              <w:bottom w:type="dxa" w:w="60"/>
+              <w:right w:type="dxa" w:w="90"/>
+            </w:tcMar>
+          </w:tcPr>
+          <w:p>
+            <w:pPr>
+              <w:spacing w:line="240"/>
+              <w:jc w:val="left"/>
+            </w:pPr>
+            <w:r>
+              <w:rPr>
+                <w:rFonts w:ascii="Arial" w:cs="Arial" w:eastAsia="Arial" w:hAnsi="Arial"/>
+                <w:b w:val="false"/>
+                <w:bCs w:val="false"/>
+                <w:i w:val="false"/>
+                <w:iCs w:val="false"/>
+                <w:caps w:val="false"/>
+                <w:sz w:val="20"/>
+                <w:szCs w:val="20"/>
+              </w:rPr>
+              <w:t xml:space="preserve">A preencher</w:t>
+            </w:r>
+          </w:p>
+        </w:tc>
+      </w:tr>
+      <w:tr>
+        <w:tc>
+          <w:tcPr>
+            <w:tcW w:type="dxa" w:w="2600"/>
+            <w:tcMar>
+              <w:top w:type="dxa" w:w="60"/>
+              <w:left w:type="dxa" w:w="90"/>
+              <w:bottom w:type="dxa" w:w="60"/>
+              <w:right w:type="dxa" w:w="90"/>
+            </w:tcMar>
+          </w:tcPr>
+          <w:p>
+            <w:pPr>
+              <w:spacing w:line="240"/>
+              <w:jc w:val="left"/>
+            </w:pPr>
+            <w:r>
+              <w:rPr>
+                <w:rFonts w:ascii="Arial" w:cs="Arial" w:eastAsia="Arial" w:hAnsi="Arial"/>
+                <w:b w:val="false"/>
+                <w:bCs w:val="false"/>
+                <w:i w:val="false"/>
+                <w:iCs w:val="false"/>
+                <w:caps w:val="false"/>
+                <w:sz w:val="20"/>
+                <w:szCs w:val="20"/>
+              </w:rPr>
+              <w:t xml:space="preserve">Carregador de computador portátil</w:t>
+            </w:r>
+          </w:p>
+        </w:tc>
+        <w:tc>
+          <w:tcPr>
+            <w:tcW w:type="dxa" w:w="2100"/>
+            <w:tcMar>
+              <w:top w:type="dxa" w:w="60"/>
+              <w:left w:type="dxa" w:w="90"/>
+              <w:bottom w:type="dxa" w:w="60"/>
+              <w:right w:type="dxa" w:w="90"/>
+            </w:tcMar>
+          </w:tcPr>
+          <w:p>
+            <w:pPr>
+              <w:spacing w:line="240"/>
+              <w:jc w:val="left"/>
+            </w:pPr>
+            <w:r>
+              <w:rPr>
+                <w:rFonts w:ascii="Arial" w:cs="Arial" w:eastAsia="Arial" w:hAnsi="Arial"/>
+                <w:b w:val="false"/>
+                <w:bCs w:val="false"/>
+                <w:i w:val="false"/>
+                <w:iCs w:val="false"/>
+                <w:caps w:val="false"/>
+                <w:sz w:val="20"/>
+                <w:szCs w:val="20"/>
+              </w:rPr>
+              <w:t xml:space="preserve">A preencher</w:t>
+            </w:r>
+          </w:p>
+        </w:tc>
+        <w:tc>
+          <w:tcPr>
+            <w:tcW w:type="dxa" w:w="1900"/>
+            <w:tcMar>
+              <w:top w:type="dxa" w:w="60"/>
+              <w:left w:type="dxa" w:w="90"/>
+              <w:bottom w:type="dxa" w:w="60"/>
+              <w:right w:type="dxa" w:w="90"/>
+            </w:tcMar>
+          </w:tcPr>
+          <w:p>
+            <w:pPr>
+              <w:spacing w:line="240"/>
+              <w:jc w:val="left"/>
+            </w:pPr>
+            <w:r>
+              <w:rPr>
+                <w:rFonts w:ascii="Arial" w:cs="Arial" w:eastAsia="Arial" w:hAnsi="Arial"/>
+                <w:b w:val="false"/>
+                <w:bCs w:val="false"/>
+                <w:i w:val="false"/>
+                <w:iCs w:val="false"/>
+                <w:caps w:val="false"/>
+                <w:sz w:val="20"/>
+                <w:szCs w:val="20"/>
+              </w:rPr>
+              <w:t xml:space="preserve">A preencher</w:t>
+            </w:r>
+          </w:p>
+        </w:tc>
+        <w:tc>
+          <w:tcPr>
+            <w:tcW w:type="dxa" w:w="2400"/>
+            <w:tcMar>
+              <w:top w:type="dxa" w:w="60"/>
+              <w:left w:type="dxa" w:w="90"/>
+              <w:bottom w:type="dxa" w:w="60"/>
+              <w:right w:type="dxa" w:w="90"/>
+            </w:tcMar>
+          </w:tcPr>
+          <w:p>
+            <w:pPr>
+              <w:spacing w:line="240"/>
+              <w:jc w:val="left"/>
+            </w:pPr>
+            <w:r>
+              <w:rPr>
+                <w:rFonts w:ascii="Arial" w:cs="Arial" w:eastAsia="Arial" w:hAnsi="Arial"/>
+                <w:b w:val="false"/>
+                <w:bCs w:val="false"/>
+                <w:i w:val="false"/>
+                <w:iCs w:val="false"/>
+                <w:caps w:val="false"/>
+                <w:sz w:val="20"/>
+                <w:szCs w:val="20"/>
+              </w:rPr>
+              <w:t xml:space="preserve">A preencher</w:t>
+            </w:r>
+          </w:p>
+        </w:tc>
+        <w:tc>
+          <w:tcPr>
+            <w:tcW w:type="dxa" w:w="1000"/>
+            <w:tcMar>
+              <w:top w:type="dxa" w:w="60"/>
+              <w:left w:type="dxa" w:w="90"/>
+              <w:bottom w:type="dxa" w:w="60"/>
+              <w:right w:type="dxa" w:w="90"/>
+            </w:tcMar>
+          </w:tcPr>
+          <w:p>
+            <w:pPr>
+              <w:spacing w:line="240"/>
+              <w:jc w:val="left"/>
+            </w:pPr>
+            <w:r>
+              <w:rPr>
+                <w:rFonts w:ascii="Arial" w:cs="Arial" w:eastAsia="Arial" w:hAnsi="Arial"/>
+                <w:b w:val="false"/>
+                <w:bCs w:val="false"/>
+                <w:i w:val="false"/>
+                <w:iCs w:val="false"/>
+                <w:caps w:val="false"/>
+                <w:sz w:val="20"/>
+                <w:szCs w:val="20"/>
+              </w:rPr>
+              <w:t xml:space="preserve">A preencher</w:t>
+            </w:r>
+          </w:p>
+        </w:tc>
+      </w:tr>
+    </w:tbl>
+    <w:p>
+      <w:pPr>
+        <w:spacing w:after="240" w:before="80" w:line="240"/>
+        <w:jc w:val="left"/>
+      </w:pPr>
+      <w:r>
+        <w:rPr>
+          <w:rFonts w:ascii="Arial" w:cs="Arial" w:eastAsia="Arial" w:hAnsi="Arial"/>
+          <w:b w:val="false"/>
+          <w:bCs w:val="false"/>
+          <w:i w:val="false"/>
+          <w:iCs w:val="false"/>
+          <w:caps w:val="false"/>
+          <w:sz w:val="20"/>
+          <w:szCs w:val="20"/>
+        </w:rPr>
+        <w:t xml:space="preserve">Fonte: Elaborado pelos autores (2026).</w:t>
+      </w:r>
+    </w:p>
+    <w:p>
+      <w:pPr>
+        <w:spacing w:after="0" w:before="0" w:line="360"/>
+        <w:ind w:firstLine="708"/>
+        <w:jc w:val="both"/>
+      </w:pPr>
+      <w:r>
+        <w:rPr>
+          <w:rFonts w:ascii="Arial" w:cs="Arial" w:eastAsia="Arial" w:hAnsi="Arial"/>
+          <w:b w:val="false"/>
+          <w:bCs w:val="false"/>
+          <w:i w:val="false"/>
+          <w:iCs w:val="false"/>
+          <w:caps w:val="false"/>
+          <w:sz w:val="24"/>
+          <w:szCs w:val="24"/>
+        </w:rPr>
+        <w:t xml:space="preserve">Espera-se que cargas de natureza predominantemente resistiva apresentem fator de potência próximo da unidade e, consequentemente, desvio reduzido, ao passo que cargas dotadas de motor ou de fonte chaveada apresentem fator de potência inferior e desvio proporcionalmente maior. A quantificação desse comportamento converte uma limitação declarada do método em resultado mensurado, permitindo delimitar com precisão as condições sob as quais a estimativa por tensão nominal é adequada.</w:t>
+      </w:r>
+    </w:p>
+    <w:p>
+      <w:r>
+        <w:br w:type="page"/>
+      </w:r>
+    </w:p>
+    <w:p>
+      <w:pPr>
+        <w:pStyle w:val="Heading2"/>
+        <w:spacing w:after="200" w:before="360" w:line="360"/>
+        <w:jc w:val="left"/>
+      </w:pPr>
+      <w:r>
+        <w:rPr>
+          <w:rFonts w:ascii="Arial" w:cs="Arial" w:eastAsia="Arial" w:hAnsi="Arial"/>
+          <w:b/>
+          <w:bCs/>
+          <w:i w:val="false"/>
+          <w:iCs w:val="false"/>
+          <w:caps w:val="false"/>
+          <w:sz w:val="24"/>
+          <w:szCs w:val="24"/>
+        </w:rPr>
+        <w:t xml:space="preserve">9.5 Desempenho dos modelos de previsão</w:t>
+      </w:r>
+    </w:p>
+    <w:p>
+      <w:pPr>
+        <w:spacing w:after="0" w:before="0" w:line="360"/>
+        <w:ind w:firstLine="708"/>
+        <w:jc w:val="both"/>
+      </w:pPr>
+      <w:r>
+        <w:rPr>
+          <w:rFonts w:ascii="Arial" w:cs="Arial" w:eastAsia="Arial" w:hAnsi="Arial"/>
+          <w:b w:val="false"/>
+          <w:bCs w:val="false"/>
+          <w:i w:val="false"/>
+          <w:iCs w:val="false"/>
+          <w:caps w:val="false"/>
+          <w:sz w:val="24"/>
+          <w:szCs w:val="24"/>
+        </w:rPr>
+        <w:t xml:space="preserve">Os três modelos descritos na seção 3.7.2 foram treinados e avaliados sobre o conjunto de teste, respeitando a partição temporal definida. O Quadro 16 apresenta as métricas obtidas.</w:t>
+      </w:r>
+    </w:p>
+    <w:p>
+      <w:pPr>
+        <w:spacing w:after="80" w:before="240" w:line="240"/>
+        <w:jc w:val="left"/>
+      </w:pPr>
+      <w:r>
+        <w:rPr>
+          <w:rFonts w:ascii="Arial" w:cs="Arial" w:eastAsia="Arial" w:hAnsi="Arial"/>
+          <w:b w:val="false"/>
+          <w:bCs w:val="false"/>
+          <w:i w:val="false"/>
+          <w:iCs w:val="false"/>
+          <w:caps w:val="false"/>
+          <w:sz w:val="20"/>
+          <w:szCs w:val="20"/>
+        </w:rPr>
+        <w:t xml:space="preserve">Quadro 16 – Desempenho comparativo dos modelos de previsão</w:t>
       </w:r>
     </w:p>
     <w:tbl>
@@ -19487,7 +23797,7 @@
           <w:sz w:val="24"/>
           <w:szCs w:val="24"/>
         </w:rPr>
-        <w:t xml:space="preserve">9.5 Análise dos resultados</w:t>
+        <w:t xml:space="preserve">9.6 Análise dos resultados</w:t>
       </w:r>
     </w:p>
     <w:p>
@@ -19535,7 +23845,7 @@
           <w:sz w:val="24"/>
           <w:szCs w:val="24"/>
         </w:rPr>
-        <w:t xml:space="preserve">9.6 Verificação das hipóteses</w:t>
+        <w:t xml:space="preserve">9.7 Verificação das hipóteses</w:t>
       </w:r>
     </w:p>
     <w:p>
@@ -19554,7 +23864,7 @@
           <w:sz w:val="20"/>
           <w:szCs w:val="20"/>
         </w:rPr>
-        <w:t xml:space="preserve">Quadro 14 – Síntese da verificação das hipóteses</w:t>
+        <w:t xml:space="preserve">Quadro 17 – Síntese da verificação das hipóteses</w:t>
       </w:r>
     </w:p>
     <w:tbl>
@@ -19699,7 +24009,7 @@
                 <w:sz w:val="20"/>
                 <w:szCs w:val="20"/>
               </w:rPr>
-              <w:t xml:space="preserve">H1 – Exatidão da medição com erro inferior a 5%</w:t>
+              <w:t xml:space="preserve">H1 – Exatidão da estimativa com erro inferior a 10%</w:t>
             </w:r>
           </w:p>
         </w:tc>
@@ -19729,7 +24039,7 @@
                 <w:sz w:val="20"/>
                 <w:szCs w:val="20"/>
               </w:rPr>
-              <w:t xml:space="preserve">Quadro 12 e caso de teste CT07</w:t>
+              <w:t xml:space="preserve">Quadros 14 e 15 e caso de teste CT07</w:t>
             </w:r>
           </w:p>
         </w:tc>
@@ -19913,7 +24223,7 @@
                 <w:sz w:val="20"/>
                 <w:szCs w:val="20"/>
               </w:rPr>
-              <w:t xml:space="preserve">Quadro 13 e caso de teste CT11</w:t>
+              <w:t xml:space="preserve">Quadro 16 e caso de teste CT11</w:t>
             </w:r>
           </w:p>
         </w:tc>
@@ -20105,7 +24415,7 @@
           <w:sz w:val="24"/>
           <w:szCs w:val="24"/>
         </w:rPr>
-        <w:t xml:space="preserve">9.7 Limitações do trabalho</w:t>
+        <w:t xml:space="preserve">9.8 Limitações do trabalho</w:t>
       </w:r>
     </w:p>
     <w:p>
@@ -20149,7 +24459,7 @@
           <w:sz w:val="24"/>
           <w:szCs w:val="24"/>
         </w:rPr>
-        <w:t xml:space="preserve">O protótipo opera em bancada de baixa tensão contínua, e não em circuito residencial de corrente alternada. A validação obtida refere-se à cadeia de aquisição, transmissão e processamento, não à medição em condições reais de instalação predial.</w:t>
+        <w:t xml:space="preserve">A instrumentação é aplicada a um circuito derivado da unidade consumidora, e não ao condutor de entrada que totaliza o consumo da residência. A magnitude das correntes medidas é, portanto, inferior à do consumo domiciliar completo, ainda que a natureza do fenômeno, o sensor e o método de medição sejam os mesmos empregados na medição do circuito geral.</w:t>
       </w:r>
     </w:p>
     <w:p>
@@ -20173,7 +24483,7 @@
           <w:sz w:val="24"/>
           <w:szCs w:val="24"/>
         </w:rPr>
-        <w:t xml:space="preserve">Os modelos preditivos foram treinados sobre base pública referente a uma única residência, situada em contexto climático, tarifário e cultural distinto do brasileiro, o que restringe a generalização direta dos coeficientes obtidos.</w:t>
+        <w:t xml:space="preserve">O sensor adotado mede exclusivamente a corrente eficaz, sendo a potência estimada a partir da tensão nominal assumida como constante. O sistema fornece, portanto, potência aparente, o que introduz desvio proporcional ao fator de potência em cargas indutivas e em fontes chaveadas.</w:t>
       </w:r>
     </w:p>
     <w:p>
@@ -20197,7 +24507,7 @@
           <w:sz w:val="24"/>
           <w:szCs w:val="24"/>
         </w:rPr>
-        <w:t xml:space="preserve">A série coletada pelo próprio protótipo possui extensão inferior à necessária para a captura confiável de sazonalidade semanal, tendo sido empregada na validação da instrumentação e não no treinamento dos modelos.</w:t>
+        <w:t xml:space="preserve">Não são medidas as variações reais da tensão de fornecimento, que na prática oscilam em torno do valor nominal ao longo do dia.</w:t>
       </w:r>
     </w:p>
     <w:p>
@@ -20221,7 +24531,7 @@
           <w:sz w:val="24"/>
           <w:szCs w:val="24"/>
         </w:rPr>
-        <w:t xml:space="preserve">A amostra corresponde a uma única unidade residencial, não permitindo inferência estatística sobre perfis distintos de domicílio.</w:t>
+        <w:t xml:space="preserve">A instrumentação restringe-se a um único ponto de medição agregado. O sistema não realiza submedição por equipamento nem desagregação de cargas a partir do sinal agregado, de modo que a atribuição do consumo a aparelhos específicos não integra os resultados obtidos.</w:t>
       </w:r>
     </w:p>
     <w:p>
@@ -20245,7 +24555,7 @@
           <w:sz w:val="24"/>
           <w:szCs w:val="24"/>
         </w:rPr>
-        <w:t xml:space="preserve">Os sensores utilizados não foram submetidos a calibração laboratorial com padrão rastreável, sendo a exatidão verificada por comparação com instrumento de bancada.</w:t>
+        <w:t xml:space="preserve">Os modelos preditivos foram treinados sobre base pública referente a uma única residência, situada em contexto climático, tarifário e cultural distinto do brasileiro, o que restringe a generalização direta dos coeficientes obtidos.</w:t>
       </w:r>
     </w:p>
     <w:p>
@@ -20269,7 +24579,7 @@
           <w:sz w:val="24"/>
           <w:szCs w:val="24"/>
         </w:rPr>
-        <w:t xml:space="preserve">A sazonalidade anual não foi capturada, dada a duração do período de execução do trabalho.</w:t>
+        <w:t xml:space="preserve">A série coletada pelo próprio protótipo possui extensão inferior à necessária para a captura confiável de sazonalidade semanal, tendo sido empregada na validação da instrumentação e não no treinamento dos modelos.</w:t>
       </w:r>
     </w:p>
     <w:p>
@@ -20293,185 +24603,7 @@
           <w:sz w:val="24"/>
           <w:szCs w:val="24"/>
         </w:rPr>
-        <w:t xml:space="preserve">O sistema depende da disponibilidade de conectividade Wi-Fi na residência monitorada.</w:t>
-      </w:r>
-    </w:p>
-    <w:p>
-      <w:r>
-        <w:br w:type="page"/>
-      </w:r>
-    </w:p>
-    <w:p>
-      <w:pPr>
-        <w:pStyle w:val="Heading1"/>
-        <w:spacing w:after="240" w:before="480" w:line="360"/>
-        <w:jc w:val="left"/>
-      </w:pPr>
-      <w:r>
-        <w:rPr>
-          <w:rFonts w:ascii="Arial" w:cs="Arial" w:eastAsia="Arial" w:hAnsi="Arial"/>
-          <w:b/>
-          <w:bCs/>
-          <w:i w:val="false"/>
-          <w:iCs w:val="false"/>
-          <w:caps/>
-          <w:sz w:val="24"/>
-          <w:szCs w:val="24"/>
-        </w:rPr>
-        <w:t xml:space="preserve">10 CONCLUSÕES</w:t>
-      </w:r>
-    </w:p>
-    <w:p>
-      <w:pPr>
-        <w:spacing w:after="0" w:before="0" w:line="360"/>
-        <w:ind w:firstLine="708"/>
-        <w:jc w:val="both"/>
-      </w:pPr>
-      <w:r>
-        <w:rPr>
-          <w:rFonts w:ascii="Arial" w:cs="Arial" w:eastAsia="Arial" w:hAnsi="Arial"/>
-          <w:b w:val="false"/>
-          <w:bCs w:val="false"/>
-          <w:i w:val="false"/>
-          <w:iCs w:val="false"/>
-          <w:caps w:val="false"/>
-          <w:sz w:val="24"/>
-          <w:szCs w:val="24"/>
-        </w:rPr>
-        <w:t xml:space="preserve">Este trabalho teve por objetivo desenvolver e validar experimentalmente um sistema integrado de monitoramento e previsão de consumo de energia elétrica residencial, baseado em Internet das Coisas, computação em nuvem e aprendizado de máquina. O percurso compreendeu a revisão da literatura pertinente, a especificação e construção de um protótipo físico de instrumentação, a implantação de uma infraestrutura em nuvem para ingestão e persistência de telemetria, a implementação comparativa de modelos preditivos e o desenvolvimento de uma interface de visualização.</w:t>
-      </w:r>
-    </w:p>
-    <w:p>
-      <w:pPr>
-        <w:spacing w:after="0" w:before="0" w:line="360"/>
-        <w:ind w:firstLine="708"/>
-        <w:jc w:val="both"/>
-      </w:pPr>
-      <w:r>
-        <w:rPr>
-          <w:rFonts w:ascii="Arial" w:cs="Arial" w:eastAsia="Arial" w:hAnsi="Arial"/>
-          <w:b w:val="false"/>
-          <w:bCs w:val="false"/>
-          <w:i w:val="false"/>
-          <w:iCs w:val="false"/>
-          <w:caps w:val="false"/>
-          <w:sz w:val="24"/>
-          <w:szCs w:val="24"/>
-        </w:rPr>
-        <w:t xml:space="preserve">Quanto ao primeiro objetivo específico, a revisão da literatura permitiu identificar o estado da arte em sensoriamento energético e em previsão de carga residencial, bem como três lacunas recorrentes: a documentação fragmentada da cadeia completa, a ausência frequente de baselines de comparação e a omissão da camada de infraestrutura em nuvem. O trabalho posicionou-se explicitamente nessas lacunas.</w:t>
-      </w:r>
-    </w:p>
-    <w:p>
-      <w:pPr>
-        <w:spacing w:after="0" w:before="0" w:line="360"/>
-        <w:ind w:firstLine="708"/>
-        <w:jc w:val="both"/>
-      </w:pPr>
-      <w:r>
-        <w:rPr>
-          <w:rFonts w:ascii="Arial" w:cs="Arial" w:eastAsia="Arial" w:hAnsi="Arial"/>
-          <w:b w:val="false"/>
-          <w:bCs w:val="false"/>
-          <w:i w:val="false"/>
-          <w:iCs w:val="false"/>
-          <w:caps w:val="false"/>
-          <w:sz w:val="24"/>
-          <w:szCs w:val="24"/>
-        </w:rPr>
-        <w:t xml:space="preserve">Quanto aos objetivos de construção do protótipo e da infraestrutura, verificou-se que a integração entre microcontrolador de baixo custo, sensoriamento digital, protocolo de mensageria leve e serviços gerenciados em nuvem constitui arranjo tecnicamente viável e economicamente acessível, operável integralmente dentro dos limites de camadas gratuitas de provedores públicos.</w:t>
-      </w:r>
-    </w:p>
-    <w:p>
-      <w:pPr>
-        <w:spacing w:after="240" w:before="240" w:line="360"/>
-        <w:jc w:val="center"/>
-      </w:pPr>
-      <w:commentRangeStart w:id="14"/>
-      <w:r>
-        <w:rPr>
-          <w:rFonts w:ascii="Arial" w:cs="Arial" w:eastAsia="Arial" w:hAnsi="Arial"/>
-          <w:b/>
-          <w:bCs/>
-          <w:i w:val="false"/>
-          <w:iCs w:val="false"/>
-          <w:caps w:val="false"/>
-          <w:color w:val="C00000"/>
-          <w:sz w:val="24"/>
-          <w:szCs w:val="24"/>
-        </w:rPr>
-        <w:t xml:space="preserve">[COMPLETAR AS CONCLUSÕES COM OS RESULTADOS OBTIDOS]</w:t>
-      </w:r>
-      <w:commentRangeEnd w:id="14"/>
-      <w:r>
-        <w:rPr>
-          <w:rStyle w:val="CommentReference"/>
-        </w:rPr>
-        <w:commentReference w:id="14"/>
-      </w:r>
-    </w:p>
-    <w:p>
-      <w:pPr>
-        <w:spacing w:after="0" w:before="0" w:line="360"/>
-        <w:ind w:firstLine="708"/>
-        <w:jc w:val="both"/>
-      </w:pPr>
-      <w:r>
-        <w:rPr>
-          <w:rFonts w:ascii="Arial" w:cs="Arial" w:eastAsia="Arial" w:hAnsi="Arial"/>
-          <w:b w:val="false"/>
-          <w:bCs w:val="false"/>
-          <w:i w:val="false"/>
-          <w:iCs w:val="false"/>
-          <w:caps w:val="false"/>
-          <w:sz w:val="24"/>
-          <w:szCs w:val="24"/>
-        </w:rPr>
-        <w:t xml:space="preserve">De modo geral, os resultados obtidos sustentam a conclusão de que a instrumentação granular do consumo residencial, associada a técnicas de aprendizado supervisionado, é realizável com recursos modestos e produz informação de valor prático para o usuário final, constituindo base tecnológica compatível com iniciativas de eficiência energética no contexto de cidades inteligentes.</w:t>
-      </w:r>
-    </w:p>
-    <w:p>
-      <w:r>
-        <w:br w:type="page"/>
-      </w:r>
-    </w:p>
-    <w:p>
-      <w:pPr>
-        <w:pStyle w:val="Heading1"/>
-        <w:spacing w:after="240" w:before="480" w:line="360"/>
-        <w:jc w:val="left"/>
-      </w:pPr>
-      <w:r>
-        <w:rPr>
-          <w:rFonts w:ascii="Arial" w:cs="Arial" w:eastAsia="Arial" w:hAnsi="Arial"/>
-          <w:b/>
-          <w:bCs/>
-          <w:i w:val="false"/>
-          <w:iCs w:val="false"/>
-          <w:caps/>
-          <w:sz w:val="24"/>
-          <w:szCs w:val="24"/>
-        </w:rPr>
-        <w:t xml:space="preserve">11 PROJETOS FUTUROS</w:t>
-      </w:r>
-    </w:p>
-    <w:p>
-      <w:pPr>
-        <w:spacing w:after="0" w:before="0" w:line="360"/>
-        <w:ind w:firstLine="708"/>
-        <w:jc w:val="both"/>
-      </w:pPr>
-      <w:r>
-        <w:rPr>
-          <w:rFonts w:ascii="Arial" w:cs="Arial" w:eastAsia="Arial" w:hAnsi="Arial"/>
-          <w:b w:val="false"/>
-          <w:bCs w:val="false"/>
-          <w:i w:val="false"/>
-          <w:iCs w:val="false"/>
-          <w:caps w:val="false"/>
-          <w:sz w:val="24"/>
-          <w:szCs w:val="24"/>
-        </w:rPr>
-        <w:t xml:space="preserve">A partir dos resultados e das limitações identificadas, propõem-se os seguintes desdobramentos para trabalhos subsequentes:</w:t>
+        <w:t xml:space="preserve">A amostra corresponde a uma única unidade residencial, não permitindo inferência estatística sobre perfis distintos de domicílio.</w:t>
       </w:r>
     </w:p>
     <w:p>
@@ -20495,7 +24627,7 @@
           <w:sz w:val="24"/>
           <w:szCs w:val="24"/>
         </w:rPr>
-        <w:t xml:space="preserve">Extensão da instrumentação à corrente alternada em tensão de rede, mediante emprego de transformador de corrente não intrusivo do tipo alicate ou de módulo integrado de medição com isolamento galvânico, sob acompanhamento de profissional habilitado, permitindo a validação do sistema em instalação residencial real.</w:t>
+        <w:t xml:space="preserve">Os sensores utilizados não foram submetidos a calibração laboratorial com padrão rastreável, sendo a exatidão verificada por comparação com instrumento de bancada.</w:t>
       </w:r>
     </w:p>
     <w:p>
@@ -20519,7 +24651,7 @@
           <w:sz w:val="24"/>
           <w:szCs w:val="24"/>
         </w:rPr>
-        <w:t xml:space="preserve">Ampliação da amostra para múltiplas residências com perfis distintos de ocupação, área e composição familiar, viabilizando a análise da generalização dos modelos e a investigação de estratégias de aprendizado por transferência entre domicílios.</w:t>
+        <w:t xml:space="preserve">A sazonalidade anual não foi capturada, dada a duração do período de execução do trabalho.</w:t>
       </w:r>
     </w:p>
     <w:p>
@@ -20543,7 +24675,185 @@
           <w:sz w:val="24"/>
           <w:szCs w:val="24"/>
         </w:rPr>
-        <w:t xml:space="preserve">Implementação de arquiteturas de aprendizado profundo para séries temporais, notadamente redes recorrentes do tipo LSTM e arquiteturas baseadas em mecanismos de atenção, com comparação sistemática frente aos modelos aqui avaliados.</w:t>
+        <w:t xml:space="preserve">O sistema depende da disponibilidade de conectividade Wi-Fi na residência monitorada.</w:t>
+      </w:r>
+    </w:p>
+    <w:p>
+      <w:r>
+        <w:br w:type="page"/>
+      </w:r>
+    </w:p>
+    <w:p>
+      <w:pPr>
+        <w:pStyle w:val="Heading1"/>
+        <w:spacing w:after="240" w:before="480" w:line="360"/>
+        <w:jc w:val="left"/>
+      </w:pPr>
+      <w:r>
+        <w:rPr>
+          <w:rFonts w:ascii="Arial" w:cs="Arial" w:eastAsia="Arial" w:hAnsi="Arial"/>
+          <w:b/>
+          <w:bCs/>
+          <w:i w:val="false"/>
+          <w:iCs w:val="false"/>
+          <w:caps/>
+          <w:sz w:val="24"/>
+          <w:szCs w:val="24"/>
+        </w:rPr>
+        <w:t xml:space="preserve">10 CONCLUSÕES</w:t>
+      </w:r>
+    </w:p>
+    <w:p>
+      <w:pPr>
+        <w:spacing w:after="0" w:before="0" w:line="360"/>
+        <w:ind w:firstLine="708"/>
+        <w:jc w:val="both"/>
+      </w:pPr>
+      <w:r>
+        <w:rPr>
+          <w:rFonts w:ascii="Arial" w:cs="Arial" w:eastAsia="Arial" w:hAnsi="Arial"/>
+          <w:b w:val="false"/>
+          <w:bCs w:val="false"/>
+          <w:i w:val="false"/>
+          <w:iCs w:val="false"/>
+          <w:caps w:val="false"/>
+          <w:sz w:val="24"/>
+          <w:szCs w:val="24"/>
+        </w:rPr>
+        <w:t xml:space="preserve">Este trabalho teve por objetivo desenvolver e validar experimentalmente um sistema integrado de monitoramento e previsão de consumo de energia elétrica residencial, baseado em Internet das Coisas, computação em nuvem e aprendizado de máquina. O percurso compreendeu a revisão da literatura pertinente, a especificação e construção de um protótipo físico de instrumentação, a implantação de uma infraestrutura em nuvem para ingestão e persistência de telemetria, a implementação comparativa de modelos preditivos e o desenvolvimento de uma interface de visualização.</w:t>
+      </w:r>
+    </w:p>
+    <w:p>
+      <w:pPr>
+        <w:spacing w:after="0" w:before="0" w:line="360"/>
+        <w:ind w:firstLine="708"/>
+        <w:jc w:val="both"/>
+      </w:pPr>
+      <w:r>
+        <w:rPr>
+          <w:rFonts w:ascii="Arial" w:cs="Arial" w:eastAsia="Arial" w:hAnsi="Arial"/>
+          <w:b w:val="false"/>
+          <w:bCs w:val="false"/>
+          <w:i w:val="false"/>
+          <w:iCs w:val="false"/>
+          <w:caps w:val="false"/>
+          <w:sz w:val="24"/>
+          <w:szCs w:val="24"/>
+        </w:rPr>
+        <w:t xml:space="preserve">Quanto ao primeiro objetivo específico, a revisão da literatura permitiu identificar o estado da arte em sensoriamento energético e em previsão de carga residencial, bem como três lacunas recorrentes: a documentação fragmentada da cadeia completa, a ausência frequente de baselines de comparação e a omissão da camada de infraestrutura em nuvem. O trabalho posicionou-se explicitamente nessas lacunas.</w:t>
+      </w:r>
+    </w:p>
+    <w:p>
+      <w:pPr>
+        <w:spacing w:after="0" w:before="0" w:line="360"/>
+        <w:ind w:firstLine="708"/>
+        <w:jc w:val="both"/>
+      </w:pPr>
+      <w:r>
+        <w:rPr>
+          <w:rFonts w:ascii="Arial" w:cs="Arial" w:eastAsia="Arial" w:hAnsi="Arial"/>
+          <w:b w:val="false"/>
+          <w:bCs w:val="false"/>
+          <w:i w:val="false"/>
+          <w:iCs w:val="false"/>
+          <w:caps w:val="false"/>
+          <w:sz w:val="24"/>
+          <w:szCs w:val="24"/>
+        </w:rPr>
+        <w:t xml:space="preserve">Quanto aos objetivos de construção do protótipo e da infraestrutura, verificou-se que a integração entre microcontrolador de baixo custo, sensoriamento digital, protocolo de mensageria leve e serviços gerenciados em nuvem constitui arranjo tecnicamente viável e economicamente acessível, operável integralmente dentro dos limites de camadas gratuitas de provedores públicos.</w:t>
+      </w:r>
+    </w:p>
+    <w:p>
+      <w:pPr>
+        <w:spacing w:after="240" w:before="240" w:line="360"/>
+        <w:jc w:val="center"/>
+      </w:pPr>
+      <w:commentRangeStart w:id="14"/>
+      <w:r>
+        <w:rPr>
+          <w:rFonts w:ascii="Arial" w:cs="Arial" w:eastAsia="Arial" w:hAnsi="Arial"/>
+          <w:b/>
+          <w:bCs/>
+          <w:i w:val="false"/>
+          <w:iCs w:val="false"/>
+          <w:caps w:val="false"/>
+          <w:color w:val="C00000"/>
+          <w:sz w:val="24"/>
+          <w:szCs w:val="24"/>
+        </w:rPr>
+        <w:t xml:space="preserve">[COMPLETAR AS CONCLUSÕES COM OS RESULTADOS OBTIDOS]</w:t>
+      </w:r>
+      <w:commentRangeEnd w:id="14"/>
+      <w:r>
+        <w:rPr>
+          <w:rStyle w:val="CommentReference"/>
+        </w:rPr>
+        <w:commentReference w:id="14"/>
+      </w:r>
+    </w:p>
+    <w:p>
+      <w:pPr>
+        <w:spacing w:after="0" w:before="0" w:line="360"/>
+        <w:ind w:firstLine="708"/>
+        <w:jc w:val="both"/>
+      </w:pPr>
+      <w:r>
+        <w:rPr>
+          <w:rFonts w:ascii="Arial" w:cs="Arial" w:eastAsia="Arial" w:hAnsi="Arial"/>
+          <w:b w:val="false"/>
+          <w:bCs w:val="false"/>
+          <w:i w:val="false"/>
+          <w:iCs w:val="false"/>
+          <w:caps w:val="false"/>
+          <w:sz w:val="24"/>
+          <w:szCs w:val="24"/>
+        </w:rPr>
+        <w:t xml:space="preserve">De modo geral, os resultados obtidos sustentam a conclusão de que a instrumentação granular do consumo residencial, associada a técnicas de aprendizado supervisionado, é realizável com recursos modestos e produz informação de valor prático para o usuário final, constituindo base tecnológica compatível com iniciativas de eficiência energética no contexto de cidades inteligentes.</w:t>
+      </w:r>
+    </w:p>
+    <w:p>
+      <w:r>
+        <w:br w:type="page"/>
+      </w:r>
+    </w:p>
+    <w:p>
+      <w:pPr>
+        <w:pStyle w:val="Heading1"/>
+        <w:spacing w:after="240" w:before="480" w:line="360"/>
+        <w:jc w:val="left"/>
+      </w:pPr>
+      <w:r>
+        <w:rPr>
+          <w:rFonts w:ascii="Arial" w:cs="Arial" w:eastAsia="Arial" w:hAnsi="Arial"/>
+          <w:b/>
+          <w:bCs/>
+          <w:i w:val="false"/>
+          <w:iCs w:val="false"/>
+          <w:caps/>
+          <w:sz w:val="24"/>
+          <w:szCs w:val="24"/>
+        </w:rPr>
+        <w:t xml:space="preserve">11 PROJETOS FUTUROS</w:t>
+      </w:r>
+    </w:p>
+    <w:p>
+      <w:pPr>
+        <w:spacing w:after="0" w:before="0" w:line="360"/>
+        <w:ind w:firstLine="708"/>
+        <w:jc w:val="both"/>
+      </w:pPr>
+      <w:r>
+        <w:rPr>
+          <w:rFonts w:ascii="Arial" w:cs="Arial" w:eastAsia="Arial" w:hAnsi="Arial"/>
+          <w:b w:val="false"/>
+          <w:bCs w:val="false"/>
+          <w:i w:val="false"/>
+          <w:iCs w:val="false"/>
+          <w:caps w:val="false"/>
+          <w:sz w:val="24"/>
+          <w:szCs w:val="24"/>
+        </w:rPr>
+        <w:t xml:space="preserve">A partir dos resultados e das limitações identificadas, propõem-se os seguintes desdobramentos para trabalhos subsequentes:</w:t>
       </w:r>
     </w:p>
     <w:p>
@@ -20567,7 +24877,7 @@
           <w:sz w:val="24"/>
           <w:szCs w:val="24"/>
         </w:rPr>
-        <w:t xml:space="preserve">Incorporação de variáveis exógenas ao conjunto de atributos, em especial dados meteorológicos de temperatura e umidade, cuja correlação com o acionamento de equipamentos de climatização é reconhecida na literatura.</w:t>
+        <w:t xml:space="preserve">Reposicionamento do transformador de corrente para o condutor de entrada da unidade consumidora, permitindo a medição do consumo total da residência. A operação não demanda alteração de sensor, de firmware, de arquitetura ou de modelo de dados, requerendo apenas acesso ao quadro de distribuição, que deve ser conduzido por profissional habilitado.</w:t>
       </w:r>
     </w:p>
     <w:p>
@@ -20591,7 +24901,7 @@
           <w:sz w:val="24"/>
           <w:szCs w:val="24"/>
         </w:rPr>
-        <w:t xml:space="preserve">Desenvolvimento de módulo de desagregação de cargas a partir do sinal agregado, na linha inaugurada por Hart (1992), dispensando a instrumentação individual de cada equipamento.</w:t>
+        <w:t xml:space="preserve">Incorporação de sensor de tensão isolado ao nó de medição, permitindo o cálculo da potência ativa e do fator de potência em substituição à estimativa por tensão nominal adotada neste trabalho.</w:t>
       </w:r>
     </w:p>
     <w:p>
@@ -20615,7 +24925,7 @@
           <w:sz w:val="24"/>
           <w:szCs w:val="24"/>
         </w:rPr>
-        <w:t xml:space="preserve">Implementação de detecção de anomalias de consumo, com notificação ao usuário diante de desvios significativos em relação ao padrão previsto, aplicável à identificação de falhas em equipamentos.</w:t>
+        <w:t xml:space="preserve">Ampliação da amostra para múltiplas residências com perfis distintos de ocupação, área e composição familiar, viabilizando a análise da generalização dos modelos e a investigação de estratégias de aprendizado por transferência entre domicílios.</w:t>
       </w:r>
     </w:p>
     <w:p>
@@ -20639,7 +24949,7 @@
           <w:sz w:val="24"/>
           <w:szCs w:val="24"/>
         </w:rPr>
-        <w:t xml:space="preserve">Integração com estruturas tarifárias diferenciadas, incluindo a tarifa branca e o sistema de bandeiras tarifárias, permitindo a recomendação de deslocamento de cargas para horários de menor custo.</w:t>
+        <w:t xml:space="preserve">Implementação de arquiteturas de aprendizado profundo para séries temporais, notadamente redes recorrentes do tipo LSTM e arquiteturas baseadas em mecanismos de atenção, com comparação sistemática frente aos modelos aqui avaliados.</w:t>
       </w:r>
     </w:p>
     <w:p>
@@ -20663,6 +24973,102 @@
           <w:sz w:val="24"/>
           <w:szCs w:val="24"/>
         </w:rPr>
+        <w:t xml:space="preserve">Incorporação de variáveis exógenas ao conjunto de atributos, em especial dados meteorológicos de temperatura e umidade, cuja correlação com o acionamento de equipamentos de climatização é reconhecida na literatura.</w:t>
+      </w:r>
+    </w:p>
+    <w:p>
+      <w:pPr>
+        <w:pStyle w:val="ListParagraph"/>
+        <w:numPr>
+          <w:ilvl w:val="0"/>
+          <w:numId w:val="3"/>
+        </w:numPr>
+        <w:spacing w:line="360"/>
+        <w:jc w:val="both"/>
+      </w:pPr>
+      <w:r>
+        <w:rPr>
+          <w:rFonts w:ascii="Arial" w:cs="Arial" w:eastAsia="Arial" w:hAnsi="Arial"/>
+          <w:b w:val="false"/>
+          <w:bCs w:val="false"/>
+          <w:i w:val="false"/>
+          <w:iCs w:val="false"/>
+          <w:caps w:val="false"/>
+          <w:sz w:val="24"/>
+          <w:szCs w:val="24"/>
+        </w:rPr>
+        <w:t xml:space="preserve">Desenvolvimento de módulo de desagregação de cargas a partir do sinal agregado, na linha inaugurada por Hart (1992), dispensando a instrumentação individual de cada equipamento.</w:t>
+      </w:r>
+    </w:p>
+    <w:p>
+      <w:pPr>
+        <w:pStyle w:val="ListParagraph"/>
+        <w:numPr>
+          <w:ilvl w:val="0"/>
+          <w:numId w:val="3"/>
+        </w:numPr>
+        <w:spacing w:line="360"/>
+        <w:jc w:val="both"/>
+      </w:pPr>
+      <w:r>
+        <w:rPr>
+          <w:rFonts w:ascii="Arial" w:cs="Arial" w:eastAsia="Arial" w:hAnsi="Arial"/>
+          <w:b w:val="false"/>
+          <w:bCs w:val="false"/>
+          <w:i w:val="false"/>
+          <w:iCs w:val="false"/>
+          <w:caps w:val="false"/>
+          <w:sz w:val="24"/>
+          <w:szCs w:val="24"/>
+        </w:rPr>
+        <w:t xml:space="preserve">Implementação de detecção de anomalias de consumo, com notificação ao usuário diante de desvios significativos em relação ao padrão previsto, aplicável à identificação de falhas em equipamentos.</w:t>
+      </w:r>
+    </w:p>
+    <w:p>
+      <w:pPr>
+        <w:pStyle w:val="ListParagraph"/>
+        <w:numPr>
+          <w:ilvl w:val="0"/>
+          <w:numId w:val="3"/>
+        </w:numPr>
+        <w:spacing w:line="360"/>
+        <w:jc w:val="both"/>
+      </w:pPr>
+      <w:r>
+        <w:rPr>
+          <w:rFonts w:ascii="Arial" w:cs="Arial" w:eastAsia="Arial" w:hAnsi="Arial"/>
+          <w:b w:val="false"/>
+          <w:bCs w:val="false"/>
+          <w:i w:val="false"/>
+          <w:iCs w:val="false"/>
+          <w:caps w:val="false"/>
+          <w:sz w:val="24"/>
+          <w:szCs w:val="24"/>
+        </w:rPr>
+        <w:t xml:space="preserve">Integração com estruturas tarifárias diferenciadas, incluindo a tarifa branca e o sistema de bandeiras tarifárias, permitindo a recomendação de deslocamento de cargas para horários de menor custo.</w:t>
+      </w:r>
+    </w:p>
+    <w:p>
+      <w:pPr>
+        <w:pStyle w:val="ListParagraph"/>
+        <w:numPr>
+          <w:ilvl w:val="0"/>
+          <w:numId w:val="3"/>
+        </w:numPr>
+        <w:spacing w:line="360"/>
+        <w:jc w:val="both"/>
+      </w:pPr>
+      <w:r>
+        <w:rPr>
+          <w:rFonts w:ascii="Arial" w:cs="Arial" w:eastAsia="Arial" w:hAnsi="Arial"/>
+          <w:b w:val="false"/>
+          <w:bCs w:val="false"/>
+          <w:i w:val="false"/>
+          <w:iCs w:val="false"/>
+          <w:caps w:val="false"/>
+          <w:sz w:val="24"/>
+          <w:szCs w:val="24"/>
+        </w:rPr>
         <w:t xml:space="preserve">Evolução da arquitetura para processamento na borda, com execução da inferência no próprio dispositivo, reduzindo a dependência de conectividade e o volume de dados transmitidos.</w:t>
       </w:r>
     </w:p>
@@ -20707,6 +25113,25 @@
           <w:sz w:val="24"/>
           <w:szCs w:val="24"/>
         </w:rPr>
+        <w:t xml:space="preserve">ASSOCIAÇÃO BRASILEIRA DE NORMAS TÉCNICAS. NBR 14724: informação e documentação: trabalhos acadêmicos: apresentação. Rio de Janeiro: ABNT, 2011.</w:t>
+      </w:r>
+    </w:p>
+    <w:p>
+      <w:pPr>
+        <w:spacing w:after="240" w:line="240"/>
+        <w:jc w:val="left"/>
+      </w:pPr>
+      <w:r>
+        <w:rPr>
+          <w:rFonts w:ascii="Arial" w:cs="Arial" w:eastAsia="Arial" w:hAnsi="Arial"/>
+          <w:b w:val="false"/>
+          <w:bCs w:val="false"/>
+          <w:i w:val="false"/>
+          <w:iCs w:val="false"/>
+          <w:caps w:val="false"/>
+          <w:sz w:val="24"/>
+          <w:szCs w:val="24"/>
+        </w:rPr>
         <w:t xml:space="preserve">ASSOCIAÇÃO BRASILEIRA DE NORMAS TÉCNICAS. NBR 6023: informação e documentação: referências: elaboração. Rio de Janeiro: ABNT, 2018.</w:t>
       </w:r>
     </w:p>
@@ -20726,7 +25151,7 @@
           <w:sz w:val="24"/>
           <w:szCs w:val="24"/>
         </w:rPr>
-        <w:t xml:space="preserve">ASSOCIAÇÃO BRASILEIRA DE NORMAS TÉCNICAS. NBR 14724: informação e documentação: trabalhos acadêmicos: apresentação. Rio de Janeiro: ABNT, 2011.</w:t>
+        <w:t xml:space="preserve">ATZORI, Luigi; IERA, Antonio; MORABITO, Giacomo. The Internet of Things: a survey. Computer Networks, v. 54, n. 15, p. 2787-2805, 2010.</w:t>
       </w:r>
     </w:p>
     <w:p>
@@ -20745,7 +25170,7 @@
           <w:sz w:val="24"/>
           <w:szCs w:val="24"/>
         </w:rPr>
-        <w:t xml:space="preserve">ATZORI, Luigi; IERA, Antonio; MORABITO, Giacomo. The Internet of Things: a survey. Computer Networks, v. 54, n. 15, p. 2787-2805, 2010.</w:t>
+        <w:t xml:space="preserve">BRASIL. Conselho Nacional de Desenvolvimento Científico e Tecnológico. Portaria CNPq nº 2.664, de 6 de março de 2026. Institui a Política de Integridade na Atividade Científica do CNPq. Brasília: CNPq, 2026. Disponível em: http://memoria2.cnpq.br/web/guest/view/-/journal_content/56_INSTANCE_0oED/10157/23142775. Acesso em: [data de acesso].</w:t>
       </w:r>
     </w:p>
     <w:p>
@@ -20783,6 +25208,44 @@
           <w:sz w:val="24"/>
           <w:szCs w:val="24"/>
         </w:rPr>
+        <w:t xml:space="preserve">CAO, Wei; LIU, Hao; ZHANG, Xin; ZENG, Yang; LING, Xiang. Short-term residential load forecasting based on the fusion of customer load uncertainty feature extraction and meteorological factors. Sustainability, v. 17, n. 3, art. 1033, 2025. DOI: 10.3390/su17031033.</w:t>
+      </w:r>
+    </w:p>
+    <w:p>
+      <w:pPr>
+        <w:spacing w:after="240" w:line="240"/>
+        <w:jc w:val="left"/>
+      </w:pPr>
+      <w:r>
+        <w:rPr>
+          <w:rFonts w:ascii="Arial" w:cs="Arial" w:eastAsia="Arial" w:hAnsi="Arial"/>
+          <w:b w:val="false"/>
+          <w:bCs w:val="false"/>
+          <w:i w:val="false"/>
+          <w:iCs w:val="false"/>
+          <w:caps w:val="false"/>
+          <w:sz w:val="24"/>
+          <w:szCs w:val="24"/>
+        </w:rPr>
+        <w:t xml:space="preserve">DONG, Qi; HUANG, Rubing; CUI, Chenhui; TOWEY, Dave; ZHOU, Ling; TIAN, Jinyu; WANG, Jianzhou. Short-term electricity-load forecasting by deep learning: a comprehensive survey. Engineering Applications of Artificial Intelligence, v. 154, art. 110980, 2025. DOI: 10.1016/j.engappai.2025.110980.</w:t>
+      </w:r>
+    </w:p>
+    <w:p>
+      <w:pPr>
+        <w:spacing w:after="240" w:line="240"/>
+        <w:jc w:val="left"/>
+      </w:pPr>
+      <w:r>
+        <w:rPr>
+          <w:rFonts w:ascii="Arial" w:cs="Arial" w:eastAsia="Arial" w:hAnsi="Arial"/>
+          <w:b w:val="false"/>
+          <w:bCs w:val="false"/>
+          <w:i w:val="false"/>
+          <w:iCs w:val="false"/>
+          <w:caps w:val="false"/>
+          <w:sz w:val="24"/>
+          <w:szCs w:val="24"/>
+        </w:rPr>
         <w:t xml:space="preserve">ELMASRI, Ramez; NAVATHE, Shamkant B. Sistemas de banco de dados. 7. ed. São Paulo: Pearson, 2018.</w:t>
       </w:r>
     </w:p>
@@ -20802,6 +25265,25 @@
           <w:sz w:val="24"/>
           <w:szCs w:val="24"/>
         </w:rPr>
+        <w:t xml:space="preserve">EMPRESA DE PESQUISA ENERGÉTICA. Anuário estatístico de energia elétrica 2025. Rio de Janeiro: EPE, 2025. Disponível em: https://www.epe.gov.br/pt/publicacoes-dados-abertos/publicacoes/anuario-estatistico-de-energia-eletrica. Acesso em: [data de acesso].</w:t>
+      </w:r>
+    </w:p>
+    <w:p>
+      <w:pPr>
+        <w:spacing w:after="240" w:line="240"/>
+        <w:jc w:val="left"/>
+      </w:pPr>
+      <w:r>
+        <w:rPr>
+          <w:rFonts w:ascii="Arial" w:cs="Arial" w:eastAsia="Arial" w:hAnsi="Arial"/>
+          <w:b w:val="false"/>
+          <w:bCs w:val="false"/>
+          <w:i w:val="false"/>
+          <w:iCs w:val="false"/>
+          <w:caps w:val="false"/>
+          <w:sz w:val="24"/>
+          <w:szCs w:val="24"/>
+        </w:rPr>
         <w:t xml:space="preserve">ESPRESSIF SYSTEMS. ESP32 series datasheet. Versão 4.3. Xangai: Espressif Systems, 2023.</w:t>
       </w:r>
     </w:p>
@@ -20954,6 +25436,25 @@
           <w:sz w:val="24"/>
           <w:szCs w:val="24"/>
         </w:rPr>
+        <w:t xml:space="preserve">JAIME, Herman Cristiano; SOUZA, Adler Diniz de; MACHADO, Raphael Carlos Santos; GOMES, Otávio de Souza Martins. Machine learning models for non-intrusive load monitoring: a systematic review and meta-analysis. Inventions, v. 11, n. 2, art. 29, 2026. DOI: 10.3390/inventions11020029.</w:t>
+      </w:r>
+    </w:p>
+    <w:p>
+      <w:pPr>
+        <w:spacing w:after="240" w:line="240"/>
+        <w:jc w:val="left"/>
+      </w:pPr>
+      <w:r>
+        <w:rPr>
+          <w:rFonts w:ascii="Arial" w:cs="Arial" w:eastAsia="Arial" w:hAnsi="Arial"/>
+          <w:b w:val="false"/>
+          <w:bCs w:val="false"/>
+          <w:i w:val="false"/>
+          <w:iCs w:val="false"/>
+          <w:caps w:val="false"/>
+          <w:sz w:val="24"/>
+          <w:szCs w:val="24"/>
+        </w:rPr>
         <w:t xml:space="preserve">KELLY, Jack; KNOTTENBELT, William. Neural NILM: deep neural networks applied to energy disaggregation. In: ACM INTERNATIONAL CONFERENCE ON EMBEDDED SYSTEMS FOR ENERGY-EFFICIENT BUILT ENVIRONMENTS, 2., 2015, Seul. Proceedings [...]. Nova York: ACM, 2015a. p. 55-64.</w:t>
       </w:r>
     </w:p>
@@ -21030,6 +25531,25 @@
           <w:sz w:val="24"/>
           <w:szCs w:val="24"/>
         </w:rPr>
+        <w:t xml:space="preserve">OPENENERGYMONITOR. CT sensors: introduction. Documentação técnica do projeto OpenEnergyMonitor, 2024. Disponível em: https://docs.openenergymonitor.org/electricity-monitoring/ct-sensors/introduction.html. Acesso em: [data de acesso].</w:t>
+      </w:r>
+    </w:p>
+    <w:p>
+      <w:pPr>
+        <w:spacing w:after="240" w:line="240"/>
+        <w:jc w:val="left"/>
+      </w:pPr>
+      <w:r>
+        <w:rPr>
+          <w:rFonts w:ascii="Arial" w:cs="Arial" w:eastAsia="Arial" w:hAnsi="Arial"/>
+          <w:b w:val="false"/>
+          <w:bCs w:val="false"/>
+          <w:i w:val="false"/>
+          <w:iCs w:val="false"/>
+          <w:caps w:val="false"/>
+          <w:sz w:val="24"/>
+          <w:szCs w:val="24"/>
+        </w:rPr>
         <w:t xml:space="preserve">PEDREGOSA, Fabian et al. Scikit-learn: machine learning in Python. Journal of Machine Learning Research, v. 12, p. 2825-2830, 2011.</w:t>
       </w:r>
     </w:p>
@@ -21087,6 +25607,44 @@
           <w:sz w:val="24"/>
           <w:szCs w:val="24"/>
         </w:rPr>
+        <w:t xml:space="preserve">SEREPAS, Fotios; PAPIAS, Ioannis; CHRISTAKIS, Konstantinos; DIMITROPOULOS, Nikos; MARINAKIS, Vangelis. Lightweight embedded IoT gateway for smart homes based on an ESP32 microcontroller. Computers, v. 14, n. 9, art. 391, 2025. DOI: 10.3390/computers14090391.</w:t>
+      </w:r>
+    </w:p>
+    <w:p>
+      <w:pPr>
+        <w:spacing w:after="240" w:line="240"/>
+        <w:jc w:val="left"/>
+      </w:pPr>
+      <w:r>
+        <w:rPr>
+          <w:rFonts w:ascii="Arial" w:cs="Arial" w:eastAsia="Arial" w:hAnsi="Arial"/>
+          <w:b w:val="false"/>
+          <w:bCs w:val="false"/>
+          <w:i w:val="false"/>
+          <w:iCs w:val="false"/>
+          <w:caps w:val="false"/>
+          <w:sz w:val="24"/>
+          <w:szCs w:val="24"/>
+        </w:rPr>
+        <w:t xml:space="preserve">SIERRA, Jhonatan et al. Assessing computational resources and performance of non-intrusive load monitoring algorithms on edge computing devices. Energies, v. 18, n. 22, art. 5991, 2025. DOI: 10.3390/en18225991.</w:t>
+      </w:r>
+    </w:p>
+    <w:p>
+      <w:pPr>
+        <w:spacing w:after="240" w:line="240"/>
+        <w:jc w:val="left"/>
+      </w:pPr>
+      <w:r>
+        <w:rPr>
+          <w:rFonts w:ascii="Arial" w:cs="Arial" w:eastAsia="Arial" w:hAnsi="Arial"/>
+          <w:b w:val="false"/>
+          <w:bCs w:val="false"/>
+          <w:i w:val="false"/>
+          <w:iCs w:val="false"/>
+          <w:caps w:val="false"/>
+          <w:sz w:val="24"/>
+          <w:szCs w:val="24"/>
+        </w:rPr>
         <w:t xml:space="preserve">SOMMERVILLE, Ian. Engenharia de software. 10. ed. São Paulo: Pearson, 2019.</w:t>
       </w:r>
     </w:p>
@@ -21107,6 +25665,44 @@
           <w:szCs w:val="24"/>
         </w:rPr>
         <w:t xml:space="preserve">TEXAS INSTRUMENTS. INA219: zero-drift, bidirectional current/power monitor with I2C interface. Datasheet SBOS448G. Dallas: Texas Instruments, 2015.</w:t>
+      </w:r>
+    </w:p>
+    <w:p>
+      <w:pPr>
+        <w:spacing w:after="240" w:line="240"/>
+        <w:jc w:val="left"/>
+      </w:pPr>
+      <w:r>
+        <w:rPr>
+          <w:rFonts w:ascii="Arial" w:cs="Arial" w:eastAsia="Arial" w:hAnsi="Arial"/>
+          <w:b w:val="false"/>
+          <w:bCs w:val="false"/>
+          <w:i w:val="false"/>
+          <w:iCs w:val="false"/>
+          <w:caps w:val="false"/>
+          <w:sz w:val="24"/>
+          <w:szCs w:val="24"/>
+        </w:rPr>
+        <w:t xml:space="preserve">XIANG, Hao; SU, Wencong; ZONG, Yi. Non-intrusive load monitoring: a systematic review of methods, scenario-specific challenges, and pathways to practical deployment. Energies, v. 19, n. 8, art. 1883, 2026. DOI: 10.3390/en19081883.</w:t>
+      </w:r>
+    </w:p>
+    <w:p>
+      <w:pPr>
+        <w:spacing w:after="240" w:line="240"/>
+        <w:jc w:val="left"/>
+      </w:pPr>
+      <w:r>
+        <w:rPr>
+          <w:rFonts w:ascii="Arial" w:cs="Arial" w:eastAsia="Arial" w:hAnsi="Arial"/>
+          <w:b w:val="false"/>
+          <w:bCs w:val="false"/>
+          <w:i w:val="false"/>
+          <w:iCs w:val="false"/>
+          <w:caps w:val="false"/>
+          <w:sz w:val="24"/>
+          <w:szCs w:val="24"/>
+        </w:rPr>
+        <w:t xml:space="preserve">YHDC. SCT-013 series split core current transformer: datasheet. Pequim: Beijing YaoHuaDeChang Electronic Co., [s.d.]. Disponível em: https://www.poweruc.pl/blogs/news/split-core-current-transformer-sct-013-series. Acesso em: [data de acesso].</w:t>
       </w:r>
     </w:p>
     <w:p>
@@ -21179,7 +25775,7 @@
           <w:sz w:val="24"/>
           <w:szCs w:val="24"/>
         </w:rPr>
-        <w:t xml:space="preserve">Código-fonte de referência do firmware embarcado no ESP32, responsável pela leitura do sensor INA219 e pela publicação das medições no broker MQTT. As credenciais foram substituídas por marcadores.</w:t>
+        <w:t xml:space="preserve">Código-fonte de referência do firmware embarcado no ESP32, responsável pela aquisição do sinal do transformador de corrente, pelo cálculo do valor eficaz e pela publicação das medições no broker MQTT. As credenciais foram substituídas por marcadores.</w:t>
       </w:r>
     </w:p>
     <w:p>
@@ -21235,7 +25831,7 @@
           <w:sz w:val="18"/>
           <w:szCs w:val="18"/>
         </w:rPr>
-        <w:t xml:space="preserve">#include &lt;Wire.h&gt;</w:t>
+        <w:t xml:space="preserve">#include &lt;EmonLib.h&gt;          // biblioteca do projeto OpenEnergyMonitor</w:t>
       </w:r>
     </w:p>
     <w:p>
@@ -21249,7 +25845,7 @@
           <w:sz w:val="18"/>
           <w:szCs w:val="18"/>
         </w:rPr>
-        <w:t xml:space="preserve">#include &lt;Adafruit_INA219.h&gt;</w:t>
+        <w:t xml:space="preserve">#include &lt;ArduinoJson.h&gt;</w:t>
       </w:r>
     </w:p>
     <w:p>
@@ -21263,7 +25859,7 @@
           <w:sz w:val="18"/>
           <w:szCs w:val="18"/>
         </w:rPr>
-        <w:t xml:space="preserve">#include &lt;ArduinoJson.h&gt;</w:t>
+        <w:t xml:space="preserve">#include &lt;time.h&gt;</w:t>
       </w:r>
     </w:p>
     <w:p>
@@ -21277,7 +25873,7 @@
           <w:sz w:val="18"/>
           <w:szCs w:val="18"/>
         </w:rPr>
-        <w:t xml:space="preserve">#include &lt;time.h&gt;</w:t>
+        <w:t xml:space="preserve"/>
       </w:r>
     </w:p>
     <w:p>
@@ -21291,7 +25887,7 @@
           <w:sz w:val="18"/>
           <w:szCs w:val="18"/>
         </w:rPr>
-        <w:t xml:space="preserve"/>
+        <w:t xml:space="preserve">const char* WIFI_SSID   = "&lt;SSID&gt;";</w:t>
       </w:r>
     </w:p>
     <w:p>
@@ -21305,7 +25901,7 @@
           <w:sz w:val="18"/>
           <w:szCs w:val="18"/>
         </w:rPr>
-        <w:t xml:space="preserve">const char* WIFI_SSID   = "&lt;SSID&gt;";</w:t>
+        <w:t xml:space="preserve">const char* WIFI_PASS   = "&lt;SENHA&gt;";</w:t>
       </w:r>
     </w:p>
     <w:p>
@@ -21319,7 +25915,7 @@
           <w:sz w:val="18"/>
           <w:szCs w:val="18"/>
         </w:rPr>
-        <w:t xml:space="preserve">const char* WIFI_PASS   = "&lt;SENHA&gt;";</w:t>
+        <w:t xml:space="preserve">const char* MQTT_HOST   = "&lt;host&gt;.hivemq.cloud";</w:t>
       </w:r>
     </w:p>
     <w:p>
@@ -21333,7 +25929,7 @@
           <w:sz w:val="18"/>
           <w:szCs w:val="18"/>
         </w:rPr>
-        <w:t xml:space="preserve">const char* MQTT_HOST   = "&lt;host&gt;.hivemq.cloud";</w:t>
+        <w:t xml:space="preserve">const int   MQTT_PORT   = 8883;</w:t>
       </w:r>
     </w:p>
     <w:p>
@@ -21347,7 +25943,7 @@
           <w:sz w:val="18"/>
           <w:szCs w:val="18"/>
         </w:rPr>
-        <w:t xml:space="preserve">const int   MQTT_PORT   = 8883;</w:t>
+        <w:t xml:space="preserve">const char* MQTT_USER   = "&lt;usuario&gt;";</w:t>
       </w:r>
     </w:p>
     <w:p>
@@ -21361,7 +25957,7 @@
           <w:sz w:val="18"/>
           <w:szCs w:val="18"/>
         </w:rPr>
-        <w:t xml:space="preserve">const char* MQTT_USER   = "&lt;usuario&gt;";</w:t>
+        <w:t xml:space="preserve">const char* MQTT_PASS   = "&lt;senha&gt;";</w:t>
       </w:r>
     </w:p>
     <w:p>
@@ -21375,7 +25971,7 @@
           <w:sz w:val="18"/>
           <w:szCs w:val="18"/>
         </w:rPr>
-        <w:t xml:space="preserve">const char* MQTT_PASS   = "&lt;senha&gt;";</w:t>
+        <w:t xml:space="preserve">const char* DEVICE_ID   = "no-01";</w:t>
       </w:r>
     </w:p>
     <w:p>
@@ -21389,7 +25985,7 @@
           <w:sz w:val="18"/>
           <w:szCs w:val="18"/>
         </w:rPr>
-        <w:t xml:space="preserve">const char* DEVICE_ID   = "no-01";</w:t>
+        <w:t xml:space="preserve">const char* TOPIC       = "residencia/1/dispositivo/no-01/telemetria";</w:t>
       </w:r>
     </w:p>
     <w:p>
@@ -21403,7 +25999,7 @@
           <w:sz w:val="18"/>
           <w:szCs w:val="18"/>
         </w:rPr>
-        <w:t xml:space="preserve">const char* TOPIC       = "residencia/1/dispositivo/no-01/telemetria";</w:t>
+        <w:t xml:space="preserve"/>
       </w:r>
     </w:p>
     <w:p>
@@ -21417,7 +26013,7 @@
           <w:sz w:val="18"/>
           <w:szCs w:val="18"/>
         </w:rPr>
-        <w:t xml:space="preserve"/>
+        <w:t xml:space="preserve">const int    PINO_SCT      = 34;      // entrada analogica (somente leitura)</w:t>
       </w:r>
     </w:p>
     <w:p>
@@ -21431,7 +26027,7 @@
           <w:sz w:val="18"/>
           <w:szCs w:val="18"/>
         </w:rPr>
-        <w:t xml:space="preserve">const unsigned long INTERVALO_MS = 5000;</w:t>
+        <w:t xml:space="preserve">const double CALIBRACAO    = 30.0;    // ajustar conforme a secao 9.3</w:t>
       </w:r>
     </w:p>
     <w:p>
@@ -21445,7 +26041,7 @@
           <w:sz w:val="18"/>
           <w:szCs w:val="18"/>
         </w:rPr>
-        <w:t xml:space="preserve"/>
+        <w:t xml:space="preserve">const double TENSAO_NOMINAL= 127.0;   // tensao assumida constante</w:t>
       </w:r>
     </w:p>
     <w:p>
@@ -21459,7 +26055,7 @@
           <w:sz w:val="18"/>
           <w:szCs w:val="18"/>
         </w:rPr>
-        <w:t xml:space="preserve">Adafruit_INA219 ina219;</w:t>
+        <w:t xml:space="preserve">const int    ESPIRAS       = 3;       // voltas do condutor na janela do sensor</w:t>
       </w:r>
     </w:p>
     <w:p>
@@ -21473,7 +26069,7 @@
           <w:sz w:val="18"/>
           <w:szCs w:val="18"/>
         </w:rPr>
-        <w:t xml:space="preserve">WiFiClientSecure net;</w:t>
+        <w:t xml:space="preserve">const unsigned long INTERVALO_MS = 5000;</w:t>
       </w:r>
     </w:p>
     <w:p>
@@ -21487,7 +26083,7 @@
           <w:sz w:val="18"/>
           <w:szCs w:val="18"/>
         </w:rPr>
-        <w:t xml:space="preserve">PubSubClient mqtt(net);</w:t>
+        <w:t xml:space="preserve"/>
       </w:r>
     </w:p>
     <w:p>
@@ -21501,7 +26097,7 @@
           <w:sz w:val="18"/>
           <w:szCs w:val="18"/>
         </w:rPr>
-        <w:t xml:space="preserve">unsigned long ultimaLeitura = 0;</w:t>
+        <w:t xml:space="preserve">EnergyMonitor emon;</w:t>
       </w:r>
     </w:p>
     <w:p>
@@ -21515,7 +26111,7 @@
           <w:sz w:val="18"/>
           <w:szCs w:val="18"/>
         </w:rPr>
-        <w:t xml:space="preserve">double energiaAcumuladaWh = 0.0;</w:t>
+        <w:t xml:space="preserve">WiFiClientSecure net;</w:t>
       </w:r>
     </w:p>
     <w:p>
@@ -21529,7 +26125,7 @@
           <w:sz w:val="18"/>
           <w:szCs w:val="18"/>
         </w:rPr>
-        <w:t xml:space="preserve"/>
+        <w:t xml:space="preserve">PubSubClient mqtt(net);</w:t>
       </w:r>
     </w:p>
     <w:p>
@@ -21543,7 +26139,7 @@
           <w:sz w:val="18"/>
           <w:szCs w:val="18"/>
         </w:rPr>
-        <w:t xml:space="preserve">void conectarWiFi() {</w:t>
+        <w:t xml:space="preserve">unsigned long ultimaLeitura = 0;</w:t>
       </w:r>
     </w:p>
     <w:p>
@@ -21557,7 +26153,7 @@
           <w:sz w:val="18"/>
           <w:szCs w:val="18"/>
         </w:rPr>
-        <w:t xml:space="preserve">  WiFi.begin(WIFI_SSID, WIFI_PASS);</w:t>
+        <w:t xml:space="preserve">double energiaAcumuladaWh = 0.0;</w:t>
       </w:r>
     </w:p>
     <w:p>
@@ -21571,7 +26167,7 @@
           <w:sz w:val="18"/>
           <w:szCs w:val="18"/>
         </w:rPr>
-        <w:t xml:space="preserve">  while (WiFi.status() != WL_CONNECTED) { delay(500); }</w:t>
+        <w:t xml:space="preserve"/>
       </w:r>
     </w:p>
     <w:p>
@@ -21585,7 +26181,7 @@
           <w:sz w:val="18"/>
           <w:szCs w:val="18"/>
         </w:rPr>
-        <w:t xml:space="preserve">  configTime(0, 0, "pool.ntp.org", "time.nist.gov");</w:t>
+        <w:t xml:space="preserve">void conectarWiFi() {</w:t>
       </w:r>
     </w:p>
     <w:p>
@@ -21599,7 +26195,7 @@
           <w:sz w:val="18"/>
           <w:szCs w:val="18"/>
         </w:rPr>
-        <w:t xml:space="preserve">  struct tm t;</w:t>
+        <w:t xml:space="preserve">  WiFi.begin(WIFI_SSID, WIFI_PASS);</w:t>
       </w:r>
     </w:p>
     <w:p>
@@ -21613,7 +26209,7 @@
           <w:sz w:val="18"/>
           <w:szCs w:val="18"/>
         </w:rPr>
-        <w:t xml:space="preserve">  while (!getLocalTime(&amp;t)) { delay(500); }   // aguarda sincronismo</w:t>
+        <w:t xml:space="preserve">  while (WiFi.status() != WL_CONNECTED) { delay(500); }</w:t>
       </w:r>
     </w:p>
     <w:p>
@@ -21627,7 +26223,7 @@
           <w:sz w:val="18"/>
           <w:szCs w:val="18"/>
         </w:rPr>
-        <w:t xml:space="preserve">}</w:t>
+        <w:t xml:space="preserve">  configTime(0, 0, "pool.ntp.org", "time.nist.gov");</w:t>
       </w:r>
     </w:p>
     <w:p>
@@ -21641,7 +26237,7 @@
           <w:sz w:val="18"/>
           <w:szCs w:val="18"/>
         </w:rPr>
-        <w:t xml:space="preserve"/>
+        <w:t xml:space="preserve">  struct tm t;</w:t>
       </w:r>
     </w:p>
     <w:p>
@@ -21655,7 +26251,7 @@
           <w:sz w:val="18"/>
           <w:szCs w:val="18"/>
         </w:rPr>
-        <w:t xml:space="preserve">void conectarMQTT() {</w:t>
+        <w:t xml:space="preserve">  while (!getLocalTime(&amp;t)) { delay(500); }   // aguarda sincronismo</w:t>
       </w:r>
     </w:p>
     <w:p>
@@ -21669,7 +26265,7 @@
           <w:sz w:val="18"/>
           <w:szCs w:val="18"/>
         </w:rPr>
-        <w:t xml:space="preserve">  net.setInsecure();   // em producao: carregar o certificado da CA</w:t>
+        <w:t xml:space="preserve">}</w:t>
       </w:r>
     </w:p>
     <w:p>
@@ -21683,7 +26279,7 @@
           <w:sz w:val="18"/>
           <w:szCs w:val="18"/>
         </w:rPr>
-        <w:t xml:space="preserve">  mqtt.setServer(MQTT_HOST, MQTT_PORT);</w:t>
+        <w:t xml:space="preserve"/>
       </w:r>
     </w:p>
     <w:p>
@@ -21697,7 +26293,7 @@
           <w:sz w:val="18"/>
           <w:szCs w:val="18"/>
         </w:rPr>
-        <w:t xml:space="preserve">  while (!mqtt.connected()) {</w:t>
+        <w:t xml:space="preserve">void conectarMQTT() {</w:t>
       </w:r>
     </w:p>
     <w:p>
@@ -21711,7 +26307,7 @@
           <w:sz w:val="18"/>
           <w:szCs w:val="18"/>
         </w:rPr>
-        <w:t xml:space="preserve">    if (!mqtt.connect(DEVICE_ID, MQTT_USER, MQTT_PASS)) { delay(2000); }</w:t>
+        <w:t xml:space="preserve">  net.setInsecure();   // em producao: carregar o certificado da CA</w:t>
       </w:r>
     </w:p>
     <w:p>
@@ -21725,7 +26321,7 @@
           <w:sz w:val="18"/>
           <w:szCs w:val="18"/>
         </w:rPr>
-        <w:t xml:space="preserve">  }</w:t>
+        <w:t xml:space="preserve">  mqtt.setServer(MQTT_HOST, MQTT_PORT);</w:t>
       </w:r>
     </w:p>
     <w:p>
@@ -21739,7 +26335,7 @@
           <w:sz w:val="18"/>
           <w:szCs w:val="18"/>
         </w:rPr>
-        <w:t xml:space="preserve">}</w:t>
+        <w:t xml:space="preserve">  while (!mqtt.connected()) {</w:t>
       </w:r>
     </w:p>
     <w:p>
@@ -21753,7 +26349,7 @@
           <w:sz w:val="18"/>
           <w:szCs w:val="18"/>
         </w:rPr>
-        <w:t xml:space="preserve"/>
+        <w:t xml:space="preserve">    if (!mqtt.connect(DEVICE_ID, MQTT_USER, MQTT_PASS)) { delay(2000); }</w:t>
       </w:r>
     </w:p>
     <w:p>
@@ -21767,7 +26363,7 @@
           <w:sz w:val="18"/>
           <w:szCs w:val="18"/>
         </w:rPr>
-        <w:t xml:space="preserve">String horarioISO() {</w:t>
+        <w:t xml:space="preserve">  }</w:t>
       </w:r>
     </w:p>
     <w:p>
@@ -21781,7 +26377,7 @@
           <w:sz w:val="18"/>
           <w:szCs w:val="18"/>
         </w:rPr>
-        <w:t xml:space="preserve">  time_t agora = time(nullptr);</w:t>
+        <w:t xml:space="preserve">}</w:t>
       </w:r>
     </w:p>
     <w:p>
@@ -21795,7 +26391,7 @@
           <w:sz w:val="18"/>
           <w:szCs w:val="18"/>
         </w:rPr>
-        <w:t xml:space="preserve">  struct tm tmUTC;</w:t>
+        <w:t xml:space="preserve"/>
       </w:r>
     </w:p>
     <w:p>
@@ -21809,7 +26405,7 @@
           <w:sz w:val="18"/>
           <w:szCs w:val="18"/>
         </w:rPr>
-        <w:t xml:space="preserve">  gmtime_r(&amp;agora, &amp;tmUTC);</w:t>
+        <w:t xml:space="preserve">String horarioISO() {</w:t>
       </w:r>
     </w:p>
     <w:p>
@@ -21823,7 +26419,7 @@
           <w:sz w:val="18"/>
           <w:szCs w:val="18"/>
         </w:rPr>
-        <w:t xml:space="preserve">  char buf[25];</w:t>
+        <w:t xml:space="preserve">  time_t agora = time(nullptr);</w:t>
       </w:r>
     </w:p>
     <w:p>
@@ -21837,7 +26433,7 @@
           <w:sz w:val="18"/>
           <w:szCs w:val="18"/>
         </w:rPr>
-        <w:t xml:space="preserve">  strftime(buf, sizeof(buf), "%Y-%m-%dT%H:%M:%SZ", &amp;tmUTC);</w:t>
+        <w:t xml:space="preserve">  struct tm tmUTC;</w:t>
       </w:r>
     </w:p>
     <w:p>
@@ -21851,7 +26447,7 @@
           <w:sz w:val="18"/>
           <w:szCs w:val="18"/>
         </w:rPr>
-        <w:t xml:space="preserve">  return String(buf);</w:t>
+        <w:t xml:space="preserve">  gmtime_r(&amp;agora, &amp;tmUTC);</w:t>
       </w:r>
     </w:p>
     <w:p>
@@ -21865,7 +26461,7 @@
           <w:sz w:val="18"/>
           <w:szCs w:val="18"/>
         </w:rPr>
-        <w:t xml:space="preserve">}</w:t>
+        <w:t xml:space="preserve">  char buf[25];</w:t>
       </w:r>
     </w:p>
     <w:p>
@@ -21879,7 +26475,7 @@
           <w:sz w:val="18"/>
           <w:szCs w:val="18"/>
         </w:rPr>
-        <w:t xml:space="preserve"/>
+        <w:t xml:space="preserve">  strftime(buf, sizeof(buf), "%Y-%m-%dT%H:%M:%SZ", &amp;tmUTC);</w:t>
       </w:r>
     </w:p>
     <w:p>
@@ -21893,7 +26489,7 @@
           <w:sz w:val="18"/>
           <w:szCs w:val="18"/>
         </w:rPr>
-        <w:t xml:space="preserve">void setup() {</w:t>
+        <w:t xml:space="preserve">  return String(buf);</w:t>
       </w:r>
     </w:p>
     <w:p>
@@ -21907,7 +26503,7 @@
           <w:sz w:val="18"/>
           <w:szCs w:val="18"/>
         </w:rPr>
-        <w:t xml:space="preserve">  Serial.begin(115200);</w:t>
+        <w:t xml:space="preserve">}</w:t>
       </w:r>
     </w:p>
     <w:p>
@@ -21921,7 +26517,7 @@
           <w:sz w:val="18"/>
           <w:szCs w:val="18"/>
         </w:rPr>
-        <w:t xml:space="preserve">  Wire.begin();</w:t>
+        <w:t xml:space="preserve"/>
       </w:r>
     </w:p>
     <w:p>
@@ -21935,7 +26531,7 @@
           <w:sz w:val="18"/>
           <w:szCs w:val="18"/>
         </w:rPr>
-        <w:t xml:space="preserve">  if (!ina219.begin()) { Serial.println("INA219 nao encontrado"); while (1) delay(10); }</w:t>
+        <w:t xml:space="preserve">void setup() {</w:t>
       </w:r>
     </w:p>
     <w:p>
@@ -21949,7 +26545,7 @@
           <w:sz w:val="18"/>
           <w:szCs w:val="18"/>
         </w:rPr>
-        <w:t xml:space="preserve">  conectarWiFi();</w:t>
+        <w:t xml:space="preserve">  Serial.begin(115200);</w:t>
       </w:r>
     </w:p>
     <w:p>
@@ -21963,7 +26559,7 @@
           <w:sz w:val="18"/>
           <w:szCs w:val="18"/>
         </w:rPr>
-        <w:t xml:space="preserve">  conectarMQTT();</w:t>
+        <w:t xml:space="preserve">  analogReadResolution(12);</w:t>
       </w:r>
     </w:p>
     <w:p>
@@ -21977,7 +26573,7 @@
           <w:sz w:val="18"/>
           <w:szCs w:val="18"/>
         </w:rPr>
-        <w:t xml:space="preserve">}</w:t>
+        <w:t xml:space="preserve">  emon.current(PINO_SCT, CALIBRACAO);   // associa o pino e o fator</w:t>
       </w:r>
     </w:p>
     <w:p>
@@ -21991,7 +26587,7 @@
           <w:sz w:val="18"/>
           <w:szCs w:val="18"/>
         </w:rPr>
-        <w:t xml:space="preserve"/>
+        <w:t xml:space="preserve">  conectarWiFi();</w:t>
       </w:r>
     </w:p>
     <w:p>
@@ -22005,7 +26601,7 @@
           <w:sz w:val="18"/>
           <w:szCs w:val="18"/>
         </w:rPr>
-        <w:t xml:space="preserve">void loop() {</w:t>
+        <w:t xml:space="preserve">  conectarMQTT();</w:t>
       </w:r>
     </w:p>
     <w:p>
@@ -22019,7 +26615,7 @@
           <w:sz w:val="18"/>
           <w:szCs w:val="18"/>
         </w:rPr>
-        <w:t xml:space="preserve">  if (WiFi.status() != WL_CONNECTED) conectarWiFi();</w:t>
+        <w:t xml:space="preserve">}</w:t>
       </w:r>
     </w:p>
     <w:p>
@@ -22033,7 +26629,7 @@
           <w:sz w:val="18"/>
           <w:szCs w:val="18"/>
         </w:rPr>
-        <w:t xml:space="preserve">  if (!mqtt.connected())            conectarMQTT();</w:t>
+        <w:t xml:space="preserve"/>
       </w:r>
     </w:p>
     <w:p>
@@ -22047,7 +26643,7 @@
           <w:sz w:val="18"/>
           <w:szCs w:val="18"/>
         </w:rPr>
-        <w:t xml:space="preserve">  mqtt.loop();</w:t>
+        <w:t xml:space="preserve">void loop() {</w:t>
       </w:r>
     </w:p>
     <w:p>
@@ -22061,7 +26657,7 @@
           <w:sz w:val="18"/>
           <w:szCs w:val="18"/>
         </w:rPr>
-        <w:t xml:space="preserve"/>
+        <w:t xml:space="preserve">  if (WiFi.status() != WL_CONNECTED) conectarWiFi();</w:t>
       </w:r>
     </w:p>
     <w:p>
@@ -22075,7 +26671,7 @@
           <w:sz w:val="18"/>
           <w:szCs w:val="18"/>
         </w:rPr>
-        <w:t xml:space="preserve">  unsigned long agora = millis();</w:t>
+        <w:t xml:space="preserve">  if (!mqtt.connected())            conectarMQTT();</w:t>
       </w:r>
     </w:p>
     <w:p>
@@ -22089,7 +26685,7 @@
           <w:sz w:val="18"/>
           <w:szCs w:val="18"/>
         </w:rPr>
-        <w:t xml:space="preserve">  if (agora - ultimaLeitura &lt; INTERVALO_MS) return;</w:t>
+        <w:t xml:space="preserve">  mqtt.loop();</w:t>
       </w:r>
     </w:p>
     <w:p>
@@ -22103,7 +26699,7 @@
           <w:sz w:val="18"/>
           <w:szCs w:val="18"/>
         </w:rPr>
-        <w:t xml:space="preserve">  double dt_h = (agora - ultimaLeitura) / 3600000.0;</w:t>
+        <w:t xml:space="preserve"/>
       </w:r>
     </w:p>
     <w:p>
@@ -22117,7 +26713,7 @@
           <w:sz w:val="18"/>
           <w:szCs w:val="18"/>
         </w:rPr>
-        <w:t xml:space="preserve">  ultimaLeitura = agora;</w:t>
+        <w:t xml:space="preserve">  unsigned long agora = millis();</w:t>
       </w:r>
     </w:p>
     <w:p>
@@ -22131,7 +26727,7 @@
           <w:sz w:val="18"/>
           <w:szCs w:val="18"/>
         </w:rPr>
-        <w:t xml:space="preserve"/>
+        <w:t xml:space="preserve">  if (agora - ultimaLeitura &lt; INTERVALO_MS) return;</w:t>
       </w:r>
     </w:p>
     <w:p>
@@ -22145,7 +26741,7 @@
           <w:sz w:val="18"/>
           <w:szCs w:val="18"/>
         </w:rPr>
-        <w:t xml:space="preserve">  float tensao   = ina219.getBusVoltage_V();</w:t>
+        <w:t xml:space="preserve">  double dt_h = (agora - ultimaLeitura) / 3600000.0;</w:t>
       </w:r>
     </w:p>
     <w:p>
@@ -22159,7 +26755,7 @@
           <w:sz w:val="18"/>
           <w:szCs w:val="18"/>
         </w:rPr>
-        <w:t xml:space="preserve">  float corrente = ina219.getCurrent_mA() / 1000.0;</w:t>
+        <w:t xml:space="preserve">  ultimaLeitura = agora;</w:t>
       </w:r>
     </w:p>
     <w:p>
@@ -22173,7 +26769,7 @@
           <w:sz w:val="18"/>
           <w:szCs w:val="18"/>
         </w:rPr>
-        <w:t xml:space="preserve">  float potencia = tensao * corrente;</w:t>
+        <w:t xml:space="preserve"/>
       </w:r>
     </w:p>
     <w:p>
@@ -22187,7 +26783,7 @@
           <w:sz w:val="18"/>
           <w:szCs w:val="18"/>
         </w:rPr>
-        <w:t xml:space="preserve">  energiaAcumuladaWh += potencia * dt_h;</w:t>
+        <w:t xml:space="preserve">  // calcApparentPower amostra varios ciclos e devolve a corrente eficaz</w:t>
       </w:r>
     </w:p>
     <w:p>
@@ -22201,7 +26797,7 @@
           <w:sz w:val="18"/>
           <w:szCs w:val="18"/>
         </w:rPr>
-        <w:t xml:space="preserve"/>
+        <w:t xml:space="preserve">  double correnteRms = emon.calcIrms(1480) / ESPIRAS;</w:t>
       </w:r>
     </w:p>
     <w:p>
@@ -22215,7 +26811,7 @@
           <w:sz w:val="18"/>
           <w:szCs w:val="18"/>
         </w:rPr>
-        <w:t xml:space="preserve">  StaticJsonDocument&lt;256&gt; doc;</w:t>
+        <w:t xml:space="preserve">  if (correnteRms &lt; 0.05) correnteRms = 0.0;   // limiar de ruido de fundo</w:t>
       </w:r>
     </w:p>
     <w:p>
@@ -22229,7 +26825,7 @@
           <w:sz w:val="18"/>
           <w:szCs w:val="18"/>
         </w:rPr>
-        <w:t xml:space="preserve">  doc["device_id"]  = DEVICE_ID;</w:t>
+        <w:t xml:space="preserve">  double potencia = correnteRms * TENSAO_NOMINAL;   // potencia aparente (VA)</w:t>
       </w:r>
     </w:p>
     <w:p>
@@ -22243,7 +26839,7 @@
           <w:sz w:val="18"/>
           <w:szCs w:val="18"/>
         </w:rPr>
-        <w:t xml:space="preserve">  doc["medido_em"]  = horarioISO();</w:t>
+        <w:t xml:space="preserve">  energiaAcumuladaWh += potencia * dt_h;</w:t>
       </w:r>
     </w:p>
     <w:p>
@@ -22257,7 +26853,7 @@
           <w:sz w:val="18"/>
           <w:szCs w:val="18"/>
         </w:rPr>
-        <w:t xml:space="preserve">  doc["tensao_v"]   = tensao;</w:t>
+        <w:t xml:space="preserve"/>
       </w:r>
     </w:p>
     <w:p>
@@ -22271,7 +26867,7 @@
           <w:sz w:val="18"/>
           <w:szCs w:val="18"/>
         </w:rPr>
-        <w:t xml:space="preserve">  doc["corrente_a"] = corrente;</w:t>
+        <w:t xml:space="preserve">  StaticJsonDocument&lt;256&gt; doc;</w:t>
       </w:r>
     </w:p>
     <w:p>
@@ -22285,7 +26881,7 @@
           <w:sz w:val="18"/>
           <w:szCs w:val="18"/>
         </w:rPr>
-        <w:t xml:space="preserve">  doc["potencia_w"] = potencia;</w:t>
+        <w:t xml:space="preserve">  doc["device_id"]  = DEVICE_ID;</w:t>
       </w:r>
     </w:p>
     <w:p>
@@ -22299,7 +26895,7 @@
           <w:sz w:val="18"/>
           <w:szCs w:val="18"/>
         </w:rPr>
-        <w:t xml:space="preserve">  doc["energia_wh"] = energiaAcumuladaWh;</w:t>
+        <w:t xml:space="preserve">  doc["medido_em"]  = horarioISO();</w:t>
       </w:r>
     </w:p>
     <w:p>
@@ -22313,7 +26909,7 @@
           <w:sz w:val="18"/>
           <w:szCs w:val="18"/>
         </w:rPr>
-        <w:t xml:space="preserve"/>
+        <w:t xml:space="preserve">  doc["tensao_v"]   = TENSAO_NOMINAL;   // valor nominal assumido</w:t>
       </w:r>
     </w:p>
     <w:p>
@@ -22327,7 +26923,7 @@
           <w:sz w:val="18"/>
           <w:szCs w:val="18"/>
         </w:rPr>
-        <w:t xml:space="preserve">  char payload[256];</w:t>
+        <w:t xml:space="preserve">  doc["corrente_a"] = correnteRms;</w:t>
       </w:r>
     </w:p>
     <w:p>
@@ -22341,7 +26937,7 @@
           <w:sz w:val="18"/>
           <w:szCs w:val="18"/>
         </w:rPr>
-        <w:t xml:space="preserve">  size_t n = serializeJson(doc, payload);</w:t>
+        <w:t xml:space="preserve">  doc["potencia_w"] = potencia;</w:t>
       </w:r>
     </w:p>
     <w:p>
@@ -22355,7 +26951,7 @@
           <w:sz w:val="18"/>
           <w:szCs w:val="18"/>
         </w:rPr>
-        <w:t xml:space="preserve">  mqtt.publish(TOPIC, payload, n);</w:t>
+        <w:t xml:space="preserve">  doc["energia_wh"] = energiaAcumuladaWh;</w:t>
       </w:r>
     </w:p>
     <w:p>
@@ -22369,6 +26965,62 @@
           <w:sz w:val="18"/>
           <w:szCs w:val="18"/>
         </w:rPr>
+        <w:t xml:space="preserve"/>
+      </w:r>
+    </w:p>
+    <w:p>
+      <w:pPr>
+        <w:spacing w:after="0" w:line="240"/>
+        <w:jc w:val="left"/>
+      </w:pPr>
+      <w:r>
+        <w:rPr>
+          <w:rFonts w:ascii="Courier New" w:cs="Courier New" w:eastAsia="Courier New" w:hAnsi="Courier New"/>
+          <w:sz w:val="18"/>
+          <w:szCs w:val="18"/>
+        </w:rPr>
+        <w:t xml:space="preserve">  char payload[256];</w:t>
+      </w:r>
+    </w:p>
+    <w:p>
+      <w:pPr>
+        <w:spacing w:after="0" w:line="240"/>
+        <w:jc w:val="left"/>
+      </w:pPr>
+      <w:r>
+        <w:rPr>
+          <w:rFonts w:ascii="Courier New" w:cs="Courier New" w:eastAsia="Courier New" w:hAnsi="Courier New"/>
+          <w:sz w:val="18"/>
+          <w:szCs w:val="18"/>
+        </w:rPr>
+        <w:t xml:space="preserve">  size_t n = serializeJson(doc, payload);</w:t>
+      </w:r>
+    </w:p>
+    <w:p>
+      <w:pPr>
+        <w:spacing w:after="0" w:line="240"/>
+        <w:jc w:val="left"/>
+      </w:pPr>
+      <w:r>
+        <w:rPr>
+          <w:rFonts w:ascii="Courier New" w:cs="Courier New" w:eastAsia="Courier New" w:hAnsi="Courier New"/>
+          <w:sz w:val="18"/>
+          <w:szCs w:val="18"/>
+        </w:rPr>
+        <w:t xml:space="preserve">  mqtt.publish(TOPIC, payload, n);</w:t>
+      </w:r>
+    </w:p>
+    <w:p>
+      <w:pPr>
+        <w:spacing w:after="0" w:line="240"/>
+        <w:jc w:val="left"/>
+      </w:pPr>
+      <w:r>
+        <w:rPr>
+          <w:rFonts w:ascii="Courier New" w:cs="Courier New" w:eastAsia="Courier New" w:hAnsi="Courier New"/>
+          <w:sz w:val="18"/>
+          <w:szCs w:val="18"/>
+        </w:rPr>
         <w:t xml:space="preserve">}</w:t>
       </w:r>
     </w:p>
@@ -24365,7 +29017,7 @@
           <w:sz w:val="20"/>
           <w:szCs w:val="20"/>
         </w:rPr>
-        <w:t xml:space="preserve">Quadro 15 – Lista de materiais do protótipo</w:t>
+        <w:t xml:space="preserve">Quadro 18 – Lista de materiais do protótipo</w:t>
       </w:r>
     </w:p>
     <w:tbl>
@@ -24604,7 +29256,7 @@
                 <w:sz w:val="20"/>
                 <w:szCs w:val="20"/>
               </w:rPr>
-              <w:t xml:space="preserve">ESP32 DevKit V1</w:t>
+              <w:t xml:space="preserve">ESP32 DevKit V1 (38 pinos)</w:t>
             </w:r>
           </w:p>
         </w:tc>
@@ -24634,7 +29286,7 @@
                 <w:sz w:val="20"/>
                 <w:szCs w:val="20"/>
               </w:rPr>
-              <w:t xml:space="preserve">3</w:t>
+              <w:t xml:space="preserve">1</w:t>
             </w:r>
           </w:p>
         </w:tc>
@@ -24726,7 +29378,7 @@
                 <w:sz w:val="20"/>
                 <w:szCs w:val="20"/>
               </w:rPr>
-              <w:t xml:space="preserve">Sensor de corrente e tensão</w:t>
+              <w:t xml:space="preserve">Sensor de corrente</w:t>
             </w:r>
           </w:p>
         </w:tc>
@@ -24756,7 +29408,7 @@
                 <w:sz w:val="20"/>
                 <w:szCs w:val="20"/>
               </w:rPr>
-              <w:t xml:space="preserve">INA219 (módulo I2C)</w:t>
+              <w:t xml:space="preserve">SCT-013-030 (transformador de núcleo bipartido, 30 A)</w:t>
             </w:r>
           </w:p>
         </w:tc>
@@ -24786,7 +29438,7 @@
                 <w:sz w:val="20"/>
                 <w:szCs w:val="20"/>
               </w:rPr>
-              <w:t xml:space="preserve">3</w:t>
+              <w:t xml:space="preserve">1</w:t>
             </w:r>
           </w:p>
         </w:tc>
@@ -24878,7 +29530,7 @@
                 <w:sz w:val="20"/>
                 <w:szCs w:val="20"/>
               </w:rPr>
-              <w:t xml:space="preserve">Fonte de alimentação</w:t>
+              <w:t xml:space="preserve">Conector do sensor</w:t>
             </w:r>
           </w:p>
         </w:tc>
@@ -24908,7 +29560,7 @@
                 <w:sz w:val="20"/>
                 <w:szCs w:val="20"/>
               </w:rPr>
-              <w:t xml:space="preserve">Chaveada 12 V / 2 A</w:t>
+              <w:t xml:space="preserve">Jack P2 fêmea 3,5 mm</w:t>
             </w:r>
           </w:p>
         </w:tc>
@@ -25030,7 +29682,7 @@
                 <w:sz w:val="20"/>
                 <w:szCs w:val="20"/>
               </w:rPr>
-              <w:t xml:space="preserve">Carga – iluminação</w:t>
+              <w:t xml:space="preserve">Condicionamento de sinal</w:t>
             </w:r>
           </w:p>
         </w:tc>
@@ -25060,7 +29712,7 @@
                 <w:sz w:val="20"/>
                 <w:szCs w:val="20"/>
               </w:rPr>
-              <w:t xml:space="preserve">LED de potência 3 W com dissipador</w:t>
+              <w:t xml:space="preserve">Resistores de 10 kΩ (2 un.) e capacitor de 10 µF</w:t>
             </w:r>
           </w:p>
         </w:tc>
@@ -25090,7 +29742,7 @@
                 <w:sz w:val="20"/>
                 <w:szCs w:val="20"/>
               </w:rPr>
-              <w:t xml:space="preserve">2</w:t>
+              <w:t xml:space="preserve">1</w:t>
             </w:r>
           </w:p>
         </w:tc>
@@ -25182,7 +29834,7 @@
                 <w:sz w:val="20"/>
                 <w:szCs w:val="20"/>
               </w:rPr>
-              <w:t xml:space="preserve">Carga – resistiva</w:t>
+              <w:t xml:space="preserve">Circuito instrumentado</w:t>
             </w:r>
           </w:p>
         </w:tc>
@@ -25212,7 +29864,7 @@
                 <w:sz w:val="20"/>
                 <w:szCs w:val="20"/>
               </w:rPr>
-              <w:t xml:space="preserve">Resistor de potência 10 Ω / 10 W</w:t>
+              <w:t xml:space="preserve">Conjunto de tomadas com cabo paralelo</w:t>
             </w:r>
           </w:p>
         </w:tc>
@@ -25242,7 +29894,7 @@
                 <w:sz w:val="20"/>
                 <w:szCs w:val="20"/>
               </w:rPr>
-              <w:t xml:space="preserve">4</w:t>
+              <w:t xml:space="preserve">1</w:t>
             </w:r>
           </w:p>
         </w:tc>
@@ -25364,7 +30016,7 @@
                 <w:sz w:val="20"/>
                 <w:szCs w:val="20"/>
               </w:rPr>
-              <w:t xml:space="preserve">Cooler 12 V</w:t>
+              <w:t xml:space="preserve">Ventilador de mesa</w:t>
             </w:r>
           </w:p>
         </w:tc>
@@ -25394,7 +30046,7 @@
                 <w:sz w:val="20"/>
                 <w:szCs w:val="20"/>
               </w:rPr>
-              <w:t xml:space="preserve">2</w:t>
+              <w:t xml:space="preserve">1</w:t>
             </w:r>
           </w:p>
         </w:tc>
@@ -25486,7 +30138,7 @@
                 <w:sz w:val="20"/>
                 <w:szCs w:val="20"/>
               </w:rPr>
-              <w:t xml:space="preserve">Prototipagem</w:t>
+              <w:t xml:space="preserve">Carga – iluminação</w:t>
             </w:r>
           </w:p>
         </w:tc>
@@ -25516,7 +30168,7 @@
                 <w:sz w:val="20"/>
                 <w:szCs w:val="20"/>
               </w:rPr>
-              <w:t xml:space="preserve">Protoboard, jumpers e barra de pinos</w:t>
+              <w:t xml:space="preserve">Lâmpada LED com potência declarada</w:t>
             </w:r>
           </w:p>
         </w:tc>
@@ -25638,7 +30290,7 @@
                 <w:sz w:val="20"/>
                 <w:szCs w:val="20"/>
               </w:rPr>
-              <w:t xml:space="preserve">Alimentação dos nós</w:t>
+              <w:t xml:space="preserve">Prototipagem</w:t>
             </w:r>
           </w:p>
         </w:tc>
@@ -25668,7 +30320,7 @@
                 <w:sz w:val="20"/>
                 <w:szCs w:val="20"/>
               </w:rPr>
-              <w:t xml:space="preserve">Cabo USB e fonte 5 V</w:t>
+              <w:t xml:space="preserve">Protoboard, jumpers e barra de pinos</w:t>
             </w:r>
           </w:p>
         </w:tc>
@@ -25698,7 +30350,311 @@
                 <w:sz w:val="20"/>
                 <w:szCs w:val="20"/>
               </w:rPr>
-              <w:t xml:space="preserve">3</w:t>
+              <w:t xml:space="preserve">1</w:t>
+            </w:r>
+          </w:p>
+        </w:tc>
+        <w:tc>
+          <w:tcPr>
+            <w:tcW w:type="dxa" w:w="1900"/>
+            <w:tcMar>
+              <w:top w:type="dxa" w:w="60"/>
+              <w:left w:type="dxa" w:w="90"/>
+              <w:bottom w:type="dxa" w:w="60"/>
+              <w:right w:type="dxa" w:w="90"/>
+            </w:tcMar>
+          </w:tcPr>
+          <w:p>
+            <w:pPr>
+              <w:spacing w:line="240"/>
+              <w:jc w:val="left"/>
+            </w:pPr>
+            <w:r>
+              <w:rPr>
+                <w:rFonts w:ascii="Arial" w:cs="Arial" w:eastAsia="Arial" w:hAnsi="Arial"/>
+                <w:b w:val="false"/>
+                <w:bCs w:val="false"/>
+                <w:i w:val="false"/>
+                <w:iCs w:val="false"/>
+                <w:caps w:val="false"/>
+                <w:sz w:val="20"/>
+                <w:szCs w:val="20"/>
+              </w:rPr>
+              <w:t xml:space="preserve">A preencher</w:t>
+            </w:r>
+          </w:p>
+        </w:tc>
+        <w:tc>
+          <w:tcPr>
+            <w:tcW w:type="dxa" w:w="1900"/>
+            <w:tcMar>
+              <w:top w:type="dxa" w:w="60"/>
+              <w:left w:type="dxa" w:w="90"/>
+              <w:bottom w:type="dxa" w:w="60"/>
+              <w:right w:type="dxa" w:w="90"/>
+            </w:tcMar>
+          </w:tcPr>
+          <w:p>
+            <w:pPr>
+              <w:spacing w:line="240"/>
+              <w:jc w:val="left"/>
+            </w:pPr>
+            <w:r>
+              <w:rPr>
+                <w:rFonts w:ascii="Arial" w:cs="Arial" w:eastAsia="Arial" w:hAnsi="Arial"/>
+                <w:b w:val="false"/>
+                <w:bCs w:val="false"/>
+                <w:i w:val="false"/>
+                <w:iCs w:val="false"/>
+                <w:caps w:val="false"/>
+                <w:sz w:val="20"/>
+                <w:szCs w:val="20"/>
+              </w:rPr>
+              <w:t xml:space="preserve">A preencher</w:t>
+            </w:r>
+          </w:p>
+        </w:tc>
+      </w:tr>
+      <w:tr>
+        <w:tc>
+          <w:tcPr>
+            <w:tcW w:type="dxa" w:w="2200"/>
+            <w:tcMar>
+              <w:top w:type="dxa" w:w="60"/>
+              <w:left w:type="dxa" w:w="90"/>
+              <w:bottom w:type="dxa" w:w="60"/>
+              <w:right w:type="dxa" w:w="90"/>
+            </w:tcMar>
+          </w:tcPr>
+          <w:p>
+            <w:pPr>
+              <w:spacing w:line="240"/>
+              <w:jc w:val="left"/>
+            </w:pPr>
+            <w:r>
+              <w:rPr>
+                <w:rFonts w:ascii="Arial" w:cs="Arial" w:eastAsia="Arial" w:hAnsi="Arial"/>
+                <w:b w:val="false"/>
+                <w:bCs w:val="false"/>
+                <w:i w:val="false"/>
+                <w:iCs w:val="false"/>
+                <w:caps w:val="false"/>
+                <w:sz w:val="20"/>
+                <w:szCs w:val="20"/>
+              </w:rPr>
+              <w:t xml:space="preserve">Gravação e alimentação</w:t>
+            </w:r>
+          </w:p>
+        </w:tc>
+        <w:tc>
+          <w:tcPr>
+            <w:tcW w:type="dxa" w:w="3000"/>
+            <w:tcMar>
+              <w:top w:type="dxa" w:w="60"/>
+              <w:left w:type="dxa" w:w="90"/>
+              <w:bottom w:type="dxa" w:w="60"/>
+              <w:right w:type="dxa" w:w="90"/>
+            </w:tcMar>
+          </w:tcPr>
+          <w:p>
+            <w:pPr>
+              <w:spacing w:line="240"/>
+              <w:jc w:val="left"/>
+            </w:pPr>
+            <w:r>
+              <w:rPr>
+                <w:rFonts w:ascii="Arial" w:cs="Arial" w:eastAsia="Arial" w:hAnsi="Arial"/>
+                <w:b w:val="false"/>
+                <w:bCs w:val="false"/>
+                <w:i w:val="false"/>
+                <w:iCs w:val="false"/>
+                <w:caps w:val="false"/>
+                <w:sz w:val="20"/>
+                <w:szCs w:val="20"/>
+              </w:rPr>
+              <w:t xml:space="preserve">Cabo micro-USB com vias de dados</w:t>
+            </w:r>
+          </w:p>
+        </w:tc>
+        <w:tc>
+          <w:tcPr>
+            <w:tcW w:type="dxa" w:w="700"/>
+            <w:tcMar>
+              <w:top w:type="dxa" w:w="60"/>
+              <w:left w:type="dxa" w:w="90"/>
+              <w:bottom w:type="dxa" w:w="60"/>
+              <w:right w:type="dxa" w:w="90"/>
+            </w:tcMar>
+          </w:tcPr>
+          <w:p>
+            <w:pPr>
+              <w:spacing w:line="240"/>
+              <w:jc w:val="left"/>
+            </w:pPr>
+            <w:r>
+              <w:rPr>
+                <w:rFonts w:ascii="Arial" w:cs="Arial" w:eastAsia="Arial" w:hAnsi="Arial"/>
+                <w:b w:val="false"/>
+                <w:bCs w:val="false"/>
+                <w:i w:val="false"/>
+                <w:iCs w:val="false"/>
+                <w:caps w:val="false"/>
+                <w:sz w:val="20"/>
+                <w:szCs w:val="20"/>
+              </w:rPr>
+              <w:t xml:space="preserve">1</w:t>
+            </w:r>
+          </w:p>
+        </w:tc>
+        <w:tc>
+          <w:tcPr>
+            <w:tcW w:type="dxa" w:w="1900"/>
+            <w:tcMar>
+              <w:top w:type="dxa" w:w="60"/>
+              <w:left w:type="dxa" w:w="90"/>
+              <w:bottom w:type="dxa" w:w="60"/>
+              <w:right w:type="dxa" w:w="90"/>
+            </w:tcMar>
+          </w:tcPr>
+          <w:p>
+            <w:pPr>
+              <w:spacing w:line="240"/>
+              <w:jc w:val="left"/>
+            </w:pPr>
+            <w:r>
+              <w:rPr>
+                <w:rFonts w:ascii="Arial" w:cs="Arial" w:eastAsia="Arial" w:hAnsi="Arial"/>
+                <w:b w:val="false"/>
+                <w:bCs w:val="false"/>
+                <w:i w:val="false"/>
+                <w:iCs w:val="false"/>
+                <w:caps w:val="false"/>
+                <w:sz w:val="20"/>
+                <w:szCs w:val="20"/>
+              </w:rPr>
+              <w:t xml:space="preserve">A preencher</w:t>
+            </w:r>
+          </w:p>
+        </w:tc>
+        <w:tc>
+          <w:tcPr>
+            <w:tcW w:type="dxa" w:w="1900"/>
+            <w:tcMar>
+              <w:top w:type="dxa" w:w="60"/>
+              <w:left w:type="dxa" w:w="90"/>
+              <w:bottom w:type="dxa" w:w="60"/>
+              <w:right w:type="dxa" w:w="90"/>
+            </w:tcMar>
+          </w:tcPr>
+          <w:p>
+            <w:pPr>
+              <w:spacing w:line="240"/>
+              <w:jc w:val="left"/>
+            </w:pPr>
+            <w:r>
+              <w:rPr>
+                <w:rFonts w:ascii="Arial" w:cs="Arial" w:eastAsia="Arial" w:hAnsi="Arial"/>
+                <w:b w:val="false"/>
+                <w:bCs w:val="false"/>
+                <w:i w:val="false"/>
+                <w:iCs w:val="false"/>
+                <w:caps w:val="false"/>
+                <w:sz w:val="20"/>
+                <w:szCs w:val="20"/>
+              </w:rPr>
+              <w:t xml:space="preserve">A preencher</w:t>
+            </w:r>
+          </w:p>
+        </w:tc>
+      </w:tr>
+      <w:tr>
+        <w:tc>
+          <w:tcPr>
+            <w:tcW w:type="dxa" w:w="2200"/>
+            <w:tcMar>
+              <w:top w:type="dxa" w:w="60"/>
+              <w:left w:type="dxa" w:w="90"/>
+              <w:bottom w:type="dxa" w:w="60"/>
+              <w:right w:type="dxa" w:w="90"/>
+            </w:tcMar>
+          </w:tcPr>
+          <w:p>
+            <w:pPr>
+              <w:spacing w:line="240"/>
+              <w:jc w:val="left"/>
+            </w:pPr>
+            <w:r>
+              <w:rPr>
+                <w:rFonts w:ascii="Arial" w:cs="Arial" w:eastAsia="Arial" w:hAnsi="Arial"/>
+                <w:b w:val="false"/>
+                <w:bCs w:val="false"/>
+                <w:i w:val="false"/>
+                <w:iCs w:val="false"/>
+                <w:caps w:val="false"/>
+                <w:sz w:val="20"/>
+                <w:szCs w:val="20"/>
+              </w:rPr>
+              <w:t xml:space="preserve">Instrumento de referência</w:t>
+            </w:r>
+          </w:p>
+        </w:tc>
+        <w:tc>
+          <w:tcPr>
+            <w:tcW w:type="dxa" w:w="3000"/>
+            <w:tcMar>
+              <w:top w:type="dxa" w:w="60"/>
+              <w:left w:type="dxa" w:w="90"/>
+              <w:bottom w:type="dxa" w:w="60"/>
+              <w:right w:type="dxa" w:w="90"/>
+            </w:tcMar>
+          </w:tcPr>
+          <w:p>
+            <w:pPr>
+              <w:spacing w:line="240"/>
+              <w:jc w:val="left"/>
+            </w:pPr>
+            <w:r>
+              <w:rPr>
+                <w:rFonts w:ascii="Arial" w:cs="Arial" w:eastAsia="Arial" w:hAnsi="Arial"/>
+                <w:b w:val="false"/>
+                <w:bCs w:val="false"/>
+                <w:i w:val="false"/>
+                <w:iCs w:val="false"/>
+                <w:caps w:val="false"/>
+                <w:sz w:val="20"/>
+                <w:szCs w:val="20"/>
+              </w:rPr>
+              <w:t xml:space="preserve">Medidor de consumo de tomada (wattímetro)</w:t>
+            </w:r>
+          </w:p>
+        </w:tc>
+        <w:tc>
+          <w:tcPr>
+            <w:tcW w:type="dxa" w:w="700"/>
+            <w:tcMar>
+              <w:top w:type="dxa" w:w="60"/>
+              <w:left w:type="dxa" w:w="90"/>
+              <w:bottom w:type="dxa" w:w="60"/>
+              <w:right w:type="dxa" w:w="90"/>
+            </w:tcMar>
+          </w:tcPr>
+          <w:p>
+            <w:pPr>
+              <w:spacing w:line="240"/>
+              <w:jc w:val="left"/>
+            </w:pPr>
+            <w:r>
+              <w:rPr>
+                <w:rFonts w:ascii="Arial" w:cs="Arial" w:eastAsia="Arial" w:hAnsi="Arial"/>
+                <w:b w:val="false"/>
+                <w:bCs w:val="false"/>
+                <w:i w:val="false"/>
+                <w:iCs w:val="false"/>
+                <w:caps w:val="false"/>
+                <w:sz w:val="20"/>
+                <w:szCs w:val="20"/>
+              </w:rPr>
+              <w:t xml:space="preserve">1</w:t>
             </w:r>
           </w:p>
         </w:tc>
@@ -26128,7 +31084,7 @@
 
 <file path=word/comments.xml><?xml version="1.0" encoding="utf-8"?>
 <w:comments xmlns:cx="http://schemas.microsoft.com/office/drawing/2014/chartex" xmlns:cx1="http://schemas.microsoft.com/office/drawing/2015/9/8/chartex" xmlns:cx2="http://schemas.microsoft.com/office/drawing/2015/10/21/chartex" xmlns:cx3="http://schemas.microsoft.com/office/drawing/2016/5/9/chartex" xmlns:cx4="http://schemas.microsoft.com/office/drawing/2016/5/10/chartex" xmlns:cx5="http://schemas.microsoft.com/office/drawing/2016/5/11/chartex" xmlns:cx6="http://schemas.microsoft.com/office/drawing/2016/5/12/chartex" xmlns:cx7="http://schemas.microsoft.com/office/drawing/2016/5/13/chartex" xmlns:cx8="http://schemas.microsoft.com/office/drawing/2016/5/14/chartex" xmlns:mc="http://schemas.openxmlformats.org/markup-compatibility/2006" xmlns:aink="http://schemas.microsoft.com/office/drawing/2016/ink" xmlns:am3d="http://schemas.microsoft.com/office/drawing/2017/model3d" xmlns:o="urn:schemas-microsoft-com:office:office" xmlns:r="http://schemas.openxmlformats.org/officeDocument/2006/relationships" xmlns:m="http://schemas.openxmlformats.org/officeDocument/2006/math" xmlns:v="urn:schemas-microsoft-com:vml" xmlns:wp14="http://schemas.microsoft.com/office/word/2010/wordprocessingDrawing" xmlns:wp="http://schemas.openxmlformats.org/drawingml/2006/wordprocessingDrawing" xmlns:w10="urn:schemas-microsoft-com:office:word" xmlns:w="http://schemas.openxmlformats.org/wordprocessingml/2006/main" xmlns:w14="http://schemas.microsoft.com/office/word/2010/wordml" xmlns:w15="http://schemas.microsoft.com/office/word/2012/wordml" xmlns:w16cex="http://schemas.microsoft.com/office/word/2018/wordml/cex" xmlns:w16cid="http://schemas.microsoft.com/office/word/2016/wordml/cid" xmlns:w16="http://schemas.microsoft.com/office/word/2018/wordml" xmlns:w16sdtdh="http://schemas.microsoft.com/office/word/2020/wordml/sdtdatahash" xmlns:w16se="http://schemas.microsoft.com/office/word/2015/wordml/symex" xmlns:wpg="http://schemas.microsoft.com/office/word/2010/wordprocessingGroup" xmlns:wpi="http://schemas.microsoft.com/office/word/2010/wordprocessingInk" xmlns:wne="http://schemas.microsoft.com/office/word/2006/wordml" xmlns:wps="http://schemas.microsoft.com/office/word/2010/wordprocessingShape">
-  <w:comment w:id="1" w:author="Orientação de estrutura" w:date="2026-08-16T18:16:10Z" w:initials="OE">
+  <w:comment w:id="1" w:author="Orientação de estrutura" w:date="2026-08-17T01:25:56Z" w:initials="OE">
     <w:p>
       <w:r>
         <w:rPr>
@@ -26146,7 +31102,7 @@
       </w:r>
     </w:p>
   </w:comment>
-  <w:comment w:id="2" w:author="Orientação de estrutura" w:date="2026-08-16T18:16:10Z" w:initials="OE">
+  <w:comment w:id="2" w:author="Orientação de estrutura" w:date="2026-08-17T01:25:56Z" w:initials="OE">
     <w:p>
       <w:r>
         <w:rPr>
@@ -26164,7 +31120,7 @@
       </w:r>
     </w:p>
   </w:comment>
-  <w:comment w:id="3" w:author="Orientação de estrutura" w:date="2026-08-16T18:16:10Z" w:initials="OE">
+  <w:comment w:id="3" w:author="Orientação de estrutura" w:date="2026-08-17T01:25:56Z" w:initials="OE">
     <w:p>
       <w:r>
         <w:rPr>
@@ -26182,7 +31138,7 @@
       </w:r>
     </w:p>
   </w:comment>
-  <w:comment w:id="4" w:author="Orientação de estrutura" w:date="2026-08-16T18:16:10Z" w:initials="OE">
+  <w:comment w:id="4" w:author="Orientação de estrutura" w:date="2026-08-17T01:25:56Z" w:initials="OE">
     <w:p>
       <w:r>
         <w:rPr>
@@ -26200,7 +31156,7 @@
       </w:r>
     </w:p>
   </w:comment>
-  <w:comment w:id="5" w:author="Orientação de estrutura" w:date="2026-08-16T18:16:10Z" w:initials="OE">
+  <w:comment w:id="5" w:author="Orientação de estrutura" w:date="2026-08-17T01:25:56Z" w:initials="OE">
     <w:p>
       <w:r>
         <w:rPr>
@@ -26218,7 +31174,7 @@
       </w:r>
     </w:p>
   </w:comment>
-  <w:comment w:id="6" w:author="Orientação de estrutura" w:date="2026-08-16T18:16:10Z" w:initials="OE">
+  <w:comment w:id="6" w:author="Orientação de estrutura" w:date="2026-08-17T01:25:56Z" w:initials="OE">
     <w:p>
       <w:r>
         <w:rPr>
@@ -26236,7 +31192,7 @@
       </w:r>
     </w:p>
   </w:comment>
-  <w:comment w:id="7" w:author="Orientação de estrutura" w:date="2026-08-16T18:16:10Z" w:initials="OE">
+  <w:comment w:id="7" w:author="Orientação de estrutura" w:date="2026-08-17T01:25:56Z" w:initials="OE">
     <w:p>
       <w:r>
         <w:rPr>
@@ -26254,7 +31210,7 @@
       </w:r>
     </w:p>
   </w:comment>
-  <w:comment w:id="8" w:author="Orientação de estrutura" w:date="2026-08-16T18:16:10Z" w:initials="OE">
+  <w:comment w:id="8" w:author="Orientação de estrutura" w:date="2026-08-17T01:25:56Z" w:initials="OE">
     <w:p>
       <w:r>
         <w:rPr>
@@ -26268,11 +31224,11 @@
           <w:sz w:val="20"/>
           <w:szCs w:val="20"/>
         </w:rPr>
-        <w:t xml:space="preserve">FOTOGRAFIA A PRODUZIR: insira aqui uma fotografia nítida da bancada montada, com legenda 'Figura 7 – Protótipo do nó sensor montado em bancada' e fonte 'Fonte: Elaborado pelos autores (2026).'. Recomendações para a foto: fundo neutro, boa iluminação, componentes identificáveis. Vale acrescentar uma segunda figura com o esquema elétrico da ligação (feito no Fritzing, que é gratuito e produz um desenho de protoboard muito legível) mostrando ESP32, INA219, fonte de 12 V e a carga — o esquema comunica melhor que a foto para fins de reprodutibilidade, e a banca costuma pedir. Se puderem, incluam também uma captura de tela do dashboard em funcionamento como Figura 8.</w:t>
+        <w:t xml:space="preserve">FOTOGRAFIA A PRODUZIR: insira aqui uma fotografia nítida do protótipo montado, com legenda 'Figura 7 – Protótipo do nó de medição instalado no circuito instrumentado' e fonte 'Fonte: Elaborado pelos autores (2026).'. Enquadre de modo que apareçam o transformador de corrente fechado em torno do condutor individualizado, o ESP32 e o circuito de condicionamento na placa de prototipagem. Uma foto em detalhe da garra abraçando um único condutor é especialmente valiosa: ela demonstra visualmente o caráter não invasivo da medição, que é um dos pontos fortes do trabalho. Vale acrescentar uma segunda figura com o esquema elétrico da ligação, feito no Fritzing, mostrando o sensor, o divisor resistivo, o capacitor e o ESP32. Se possível, incluam também uma captura de tela do painel em funcionamento como Figura 8.</w:t>
       </w:r>
     </w:p>
   </w:comment>
-  <w:comment w:id="9" w:author="Orientação de estrutura" w:date="2026-08-16T18:16:10Z" w:initials="OE">
+  <w:comment w:id="9" w:author="Orientação de estrutura" w:date="2026-08-17T01:25:56Z" w:initials="OE">
     <w:p>
       <w:r>
         <w:rPr>
@@ -26290,7 +31246,7 @@
       </w:r>
     </w:p>
   </w:comment>
-  <w:comment w:id="10" w:author="Orientação de estrutura" w:date="2026-08-16T18:16:10Z" w:initials="OE">
+  <w:comment w:id="10" w:author="Orientação de estrutura" w:date="2026-08-17T01:25:56Z" w:initials="OE">
     <w:p>
       <w:r>
         <w:rPr>
@@ -26308,7 +31264,7 @@
       </w:r>
     </w:p>
   </w:comment>
-  <w:comment w:id="11" w:author="Orientação de estrutura" w:date="2026-08-16T18:16:10Z" w:initials="OE">
+  <w:comment w:id="11" w:author="Orientação de estrutura" w:date="2026-08-17T01:25:56Z" w:initials="OE">
     <w:p>
       <w:r>
         <w:rPr>
@@ -26326,7 +31282,7 @@
       </w:r>
     </w:p>
   </w:comment>
-  <w:comment w:id="12" w:author="Orientação de estrutura" w:date="2026-08-16T18:16:10Z" w:initials="OE">
+  <w:comment w:id="12" w:author="Orientação de estrutura" w:date="2026-08-17T01:25:56Z" w:initials="OE">
     <w:p>
       <w:r>
         <w:rPr>
@@ -26344,7 +31300,7 @@
       </w:r>
     </w:p>
   </w:comment>
-  <w:comment w:id="13" w:author="Orientação de estrutura" w:date="2026-08-16T18:16:11Z" w:initials="OE">
+  <w:comment w:id="13" w:author="Orientação de estrutura" w:date="2026-08-17T01:25:56Z" w:initials="OE">
     <w:p>
       <w:r>
         <w:rPr>
@@ -26362,7 +31318,7 @@
       </w:r>
     </w:p>
   </w:comment>
-  <w:comment w:id="14" w:author="Orientação de estrutura" w:date="2026-08-16T18:16:11Z" w:initials="OE">
+  <w:comment w:id="14" w:author="Orientação de estrutura" w:date="2026-08-17T01:25:57Z" w:initials="OE">
     <w:p>
       <w:r>
         <w:rPr>
@@ -26380,7 +31336,7 @@
       </w:r>
     </w:p>
   </w:comment>
-  <w:comment w:id="15" w:author="Orientação de estrutura" w:date="2026-08-16T18:16:11Z" w:initials="OE">
+  <w:comment w:id="15" w:author="Orientação de estrutura" w:date="2026-08-17T01:25:57Z" w:initials="OE">
     <w:p>
       <w:r>
         <w:rPr>
@@ -26398,7 +31354,7 @@
       </w:r>
     </w:p>
   </w:comment>
-  <w:comment w:id="16" w:author="Orientação de estrutura" w:date="2026-08-16T18:16:11Z" w:initials="OE">
+  <w:comment w:id="16" w:author="Orientação de estrutura" w:date="2026-08-17T01:25:57Z" w:initials="OE">
     <w:p>
       <w:r>
         <w:rPr>
@@ -26412,11 +31368,11 @@
           <w:sz w:val="20"/>
           <w:szCs w:val="20"/>
         </w:rPr>
-        <w:t xml:space="preserve">CÓDIGO DE REFERÊNCIA — PRECISA SER TESTADO NO HARDWARE REAL: escrevi este firmware como ponto de partida funcional, mas não pude compilá-lo nem executá-lo, porque não tenho acesso à placa. Antes de incluí-lo como resultado do trabalho, compilem na Arduino IDE ou no PlatformIO e validem no ESP32 de vocês. Pontos que provavelmente exigirão ajuste: (1) o método net.setInsecure() desabilita a verificação do certificado do broker — funciona para o protótipo, mas para o texto do trabalho vale carregar o certificado da autoridade certificadora com net.setCACert() e comentar essa decisão na seção de segurança; (2) o buffer local para retenção de mensagens durante queda de rede, previsto no requisito RF03 e citado na seção 5.2, NÃO está implementado neste código — vocês precisam acrescentá-lo (sugestão: vetor circular em RAM com capacidade para algumas centenas de leituras, esvaziado após a reconexão) ou então remover o RF03 do escopo, sendo a primeira opção preferível; (3) bibliotecas a instalar pelo gerenciador: Adafruit INA219, Adafruit BusIO, PubSubClient e ArduinoJson.</w:t>
+        <w:t xml:space="preserve">CÓDIGO DE REFERÊNCIA — PRECISA SER TESTADO E CALIBRADO NO HARDWARE REAL: escrevi este firmware como ponto de partida funcional, mas não pude compilá-lo nem executá-lo, porque não tenho acesso à placa. Pontos que exigem atenção: (1) CALIBRAÇÃO — a constante CALIBRACAO precisa ser ajustada empiricamente. Método: ligue uma carga de potência conhecida (uma lâmpada LED com potência declarada, conferida no medidor de tomada), compare a leitura do sistema com a do instrumento de referência e ajuste a constante proporcionalmente até que coincidam. Registrem esse procedimento e o valor final na seção 9.3, pois é a evidência direta da hipótese H1. (2) LIMIAR DE RUÍDO — o valor de 0,05 A serve para zerar a leitura quando não há carga; ajustem conforme o ruído observado com o circuito em vazio, senão o sistema registrará consumo inexistente. (3) PINO ANALÓGICO — usem pinos do ADC1 (GPIO 32 a 39); os do ADC2 ficam indisponíveis quando o Wi-Fi está ativo, erro clássico no ESP32. (4) BUFFER LOCAL — o requisito RF03 não está implementado neste código; acrescentem um vetor circular em RAM esvaziado após a reconexão, ou removam o RF03 do escopo. (5) net.setInsecure() desabilita a verificação do certificado do broker; para o texto final vale carregar o certificado da autoridade certificadora com net.setCACert(). (6) Bibliotecas a instalar: EmonLib, PubSubClient e ArduinoJson.</w:t>
       </w:r>
     </w:p>
   </w:comment>
-  <w:comment w:id="17" w:author="Orientação de estrutura" w:date="2026-08-16T18:16:11Z" w:initials="OE">
+  <w:comment w:id="17" w:author="Orientação de estrutura" w:date="2026-08-17T01:25:57Z" w:initials="OE">
     <w:p>
       <w:r>
         <w:rPr>
@@ -26430,11 +31386,11 @@
           <w:sz w:val="20"/>
           <w:szCs w:val="20"/>
         </w:rPr>
-        <w:t xml:space="preserve">COMO USAR: (1) baixem a base em archive.ics.uci.edu (procurem por 'Individual Household Electric Power Consumption'); o arquivo descompactado chama-se household_power_consumption.txt e tem cerca de 130 MB. (2) Instalem as dependências com: pip install pandas numpy scikit-learn matplotlib. (3) Executem o script. O treinamento do Random Forest sobre a base completa leva alguns minutos. (4) Transcrevam a saída para o Quadro 13 da seção 9.4 e a importância dos atributos para a análise da seção 9.5. Não pude executá-lo por vocês porque não tenho a base baixada aqui e, mais importante, os resultados precisam ser produzidos e conferidos pelo grupo para que sejam legitimamente resultados do trabalho. Sugestão de melhoria opcional: substituam a partição fixa por validação cruzada em janelas progressivas (TimeSeriesSplit do scikit-learn), que produz estimativa de erro mais estável e é um ponto forte a mencionar na metodologia.</w:t>
+        <w:t xml:space="preserve">COMO USAR: (1) baixem a base em archive.ics.uci.edu (procurem por 'Individual Household Electric Power Consumption'); o arquivo descompactado chama-se household_power_consumption.txt e tem cerca de 130 MB. (2) Instalem as dependências com: pip install pandas numpy scikit-learn matplotlib. (3) Executem o script. O treinamento do Random Forest sobre a base completa leva alguns minutos. (4) Transcrevam a saída para o Quadro 16 da seção 9.4 e a importância dos atributos para a análise da seção 9.5. Não pude executá-lo por vocês porque não tenho a base baixada aqui e, mais importante, os resultados precisam ser produzidos e conferidos pelo grupo para que sejam legitimamente resultados do trabalho. Sugestão de melhoria opcional: substituam a partição fixa por validação cruzada em janelas progressivas (TimeSeriesSplit do scikit-learn), que produz estimativa de erro mais estável e é um ponto forte a mencionar na metodologia.</w:t>
       </w:r>
     </w:p>
   </w:comment>
-  <w:comment w:id="18" w:author="Orientação de estrutura" w:date="2026-08-16T18:16:11Z" w:initials="OE">
+  <w:comment w:id="18" w:author="Orientação de estrutura" w:date="2026-08-17T01:25:57Z" w:initials="OE">
     <w:p>
       <w:r>
         <w:rPr>
@@ -26457,70 +31413,70 @@
 
 <file path=word/commentsExtended.xml><?xml version="1.0" encoding="utf-8"?>
 <w15:commentsEx xmlns:wpc="http://schemas.microsoft.com/office/word/2010/wordprocessingCanvas" xmlns:cx="http://schemas.microsoft.com/office/drawing/2014/chartex" xmlns:cx1="http://schemas.microsoft.com/office/drawing/2015/9/8/chartex" xmlns:cx2="http://schemas.microsoft.com/office/drawing/2015/10/21/chartex" xmlns:cx3="http://schemas.microsoft.com/office/drawing/2016/5/9/chartex" xmlns:cx4="http://schemas.microsoft.com/office/drawing/2016/5/10/chartex" xmlns:cx5="http://schemas.microsoft.com/office/drawing/2016/5/11/chartex" xmlns:cx6="http://schemas.microsoft.com/office/drawing/2016/5/12/chartex" xmlns:cx7="http://schemas.microsoft.com/office/drawing/2016/5/13/chartex" xmlns:cx8="http://schemas.microsoft.com/office/drawing/2016/5/14/chartex" xmlns:mc="http://schemas.openxmlformats.org/markup-compatibility/2006" xmlns:aink="http://schemas.microsoft.com/office/drawing/2016/ink" xmlns:am3d="http://schemas.microsoft.com/office/drawing/2017/model3d" xmlns:o="urn:schemas-microsoft-com:office:office" xmlns:oel="http://schemas.microsoft.com/office/2019/extlst" xmlns:r="http://schemas.openxmlformats.org/officeDocument/2006/relationships" xmlns:m="http://schemas.openxmlformats.org/officeDocument/2006/math" xmlns:v="urn:schemas-microsoft-com:vml" xmlns:wp14="http://schemas.microsoft.com/office/word/2010/wordprocessingDrawing" xmlns:wp="http://schemas.openxmlformats.org/drawingml/2006/wordprocessingDrawing" xmlns:w10="urn:schemas-microsoft-com:office:word" xmlns:w="http://schemas.openxmlformats.org/wordprocessingml/2006/main" xmlns:w14="http://schemas.microsoft.com/office/word/2010/wordml" xmlns:w15="http://schemas.microsoft.com/office/word/2012/wordml" xmlns:w16cex="http://schemas.microsoft.com/office/word/2018/wordml/cex" xmlns:w16cid="http://schemas.microsoft.com/office/word/2016/wordml/cid" xmlns:w16="http://schemas.microsoft.com/office/word/2018/wordml" xmlns:w16du="http://schemas.microsoft.com/office/word/2023/wordml/word16du" xmlns:w16sdtdh="http://schemas.microsoft.com/office/word/2020/wordml/sdtdatahash" xmlns:w16sdtfl="http://schemas.microsoft.com/office/word/2024/wordml/sdtformatlock" xmlns:w16se="http://schemas.microsoft.com/office/word/2015/wordml/symex" xmlns:wpg="http://schemas.microsoft.com/office/word/2010/wordprocessingGroup" xmlns:wpi="http://schemas.microsoft.com/office/word/2010/wordprocessingInk" xmlns:wne="http://schemas.microsoft.com/office/word/2006/wordml" xmlns:wps="http://schemas.microsoft.com/office/word/2010/wordprocessingShape" mc:Ignorable="w14 w15 w16se w16cid w16 w16cex w16sdtdh w16sdtfl w16du wp14">
-  <w15:commentEx w15:paraId="43B4DDB0" w15:done="0"/>
-  <w15:commentEx w15:paraId="4EAB2DF7" w15:done="0"/>
-  <w15:commentEx w15:paraId="3562A307" w15:done="0"/>
-  <w15:commentEx w15:paraId="16A59D4B" w15:done="0"/>
-  <w15:commentEx w15:paraId="77581CF8" w15:done="0"/>
-  <w15:commentEx w15:paraId="53D2AAA6" w15:done="0"/>
-  <w15:commentEx w15:paraId="594F441B" w15:done="0"/>
-  <w15:commentEx w15:paraId="60B1542A" w15:done="0"/>
-  <w15:commentEx w15:paraId="767B07D6" w15:done="0"/>
-  <w15:commentEx w15:paraId="4C89FA97" w15:done="0"/>
-  <w15:commentEx w15:paraId="309A6C26" w15:done="0"/>
-  <w15:commentEx w15:paraId="1157575A" w15:done="0"/>
-  <w15:commentEx w15:paraId="1CA158D1" w15:done="0"/>
-  <w15:commentEx w15:paraId="4D82486D" w15:done="0"/>
-  <w15:commentEx w15:paraId="4C40759A" w15:done="0"/>
-  <w15:commentEx w15:paraId="67A1B587" w15:done="0"/>
-  <w15:commentEx w15:paraId="550F539E" w15:done="0"/>
-  <w15:commentEx w15:paraId="2AF9D545" w15:done="0"/>
+  <w15:commentEx w15:paraId="485117A6" w15:done="0"/>
+  <w15:commentEx w15:paraId="4D3D8039" w15:done="0"/>
+  <w15:commentEx w15:paraId="7BED1907" w15:done="0"/>
+  <w15:commentEx w15:paraId="7A1F74FD" w15:done="0"/>
+  <w15:commentEx w15:paraId="0A7159D0" w15:done="0"/>
+  <w15:commentEx w15:paraId="218DB724" w15:done="0"/>
+  <w15:commentEx w15:paraId="777EEA94" w15:done="0"/>
+  <w15:commentEx w15:paraId="6F3249EE" w15:done="0"/>
+  <w15:commentEx w15:paraId="52E09762" w15:done="0"/>
+  <w15:commentEx w15:paraId="1EAC5B13" w15:done="0"/>
+  <w15:commentEx w15:paraId="4FB130E2" w15:done="0"/>
+  <w15:commentEx w15:paraId="4EE1CDA6" w15:done="0"/>
+  <w15:commentEx w15:paraId="1742515F" w15:done="0"/>
+  <w15:commentEx w15:paraId="25A870A1" w15:done="0"/>
+  <w15:commentEx w15:paraId="3E2AD094" w15:done="0"/>
+  <w15:commentEx w15:paraId="6A1C965A" w15:done="0"/>
+  <w15:commentEx w15:paraId="2C9A7827" w15:done="0"/>
+  <w15:commentEx w15:paraId="76EF818B" w15:done="0"/>
 </w15:commentsEx>
 </file>
 
 <file path=word/commentsExtensible.xml><?xml version="1.0" encoding="utf-8"?>
 <w16cex:commentsExtensible xmlns:wpc="http://schemas.microsoft.com/office/word/2010/wordprocessingCanvas" xmlns:cx="http://schemas.microsoft.com/office/drawing/2014/chartex" xmlns:cx1="http://schemas.microsoft.com/office/drawing/2015/9/8/chartex" xmlns:cx2="http://schemas.microsoft.com/office/drawing/2015/10/21/chartex" xmlns:cx3="http://schemas.microsoft.com/office/drawing/2016/5/9/chartex" xmlns:cx4="http://schemas.microsoft.com/office/drawing/2016/5/10/chartex" xmlns:cx5="http://schemas.microsoft.com/office/drawing/2016/5/11/chartex" xmlns:cx6="http://schemas.microsoft.com/office/drawing/2016/5/12/chartex" xmlns:cx7="http://schemas.microsoft.com/office/drawing/2016/5/13/chartex" xmlns:cx8="http://schemas.microsoft.com/office/drawing/2016/5/14/chartex" xmlns:mc="http://schemas.openxmlformats.org/markup-compatibility/2006" xmlns:aink="http://schemas.microsoft.com/office/drawing/2016/ink" xmlns:am3d="http://schemas.microsoft.com/office/drawing/2017/model3d" xmlns:o="urn:schemas-microsoft-com:office:office" xmlns:oel="http://schemas.microsoft.com/office/2019/extlst" xmlns:r="http://schemas.openxmlformats.org/officeDocument/2006/relationships" xmlns:m="http://schemas.openxmlformats.org/officeDocument/2006/math" xmlns:v="urn:schemas-microsoft-com:vml" xmlns:wp14="http://schemas.microsoft.com/office/word/2010/wordprocessingDrawing" xmlns:wp="http://schemas.openxmlformats.org/drawingml/2006/wordprocessingDrawing" xmlns:w10="urn:schemas-microsoft-com:office:word" xmlns:w="http://schemas.openxmlformats.org/wordprocessingml/2006/main" xmlns:w14="http://schemas.microsoft.com/office/word/2010/wordml" xmlns:w15="http://schemas.microsoft.com/office/word/2012/wordml" xmlns:w16cex="http://schemas.microsoft.com/office/word/2018/wordml/cex" xmlns:w16cid="http://schemas.microsoft.com/office/word/2016/wordml/cid" xmlns:w16="http://schemas.microsoft.com/office/word/2018/wordml" xmlns:w16du="http://schemas.microsoft.com/office/word/2023/wordml/word16du" xmlns:w16sdtdh="http://schemas.microsoft.com/office/word/2020/wordml/sdtdatahash" xmlns:w16sdtfl="http://schemas.microsoft.com/office/word/2024/wordml/sdtformatlock" xmlns:w16se="http://schemas.microsoft.com/office/word/2015/wordml/symex" xmlns:wpg="http://schemas.microsoft.com/office/word/2010/wordprocessingGroup" xmlns:wpi="http://schemas.microsoft.com/office/word/2010/wordprocessingInk" xmlns:wne="http://schemas.microsoft.com/office/word/2006/wordml" xmlns:wps="http://schemas.microsoft.com/office/word/2010/wordprocessingShape" xmlns:cr="http://schemas.microsoft.com/office/comments/2020/reactions" mc:Ignorable="w14 w15 w16se w16cid w16 w16cex w16sdtdh w16sdtfl cr w16du wp14">
-  <w16cex:commentExtensible w16cex:durableId="69AD02E8" w16cex:dateUtc="2026-08-16T18:16:10Z"/>
-  <w16cex:commentExtensible w16cex:durableId="05EA5754" w16cex:dateUtc="2026-08-16T18:16:10Z"/>
-  <w16cex:commentExtensible w16cex:durableId="0F694674" w16cex:dateUtc="2026-08-16T18:16:10Z"/>
-  <w16cex:commentExtensible w16cex:durableId="7E750849" w16cex:dateUtc="2026-08-16T18:16:10Z"/>
-  <w16cex:commentExtensible w16cex:durableId="4289BA49" w16cex:dateUtc="2026-08-16T18:16:10Z"/>
-  <w16cex:commentExtensible w16cex:durableId="14DEA067" w16cex:dateUtc="2026-08-16T18:16:10Z"/>
-  <w16cex:commentExtensible w16cex:durableId="38F6101B" w16cex:dateUtc="2026-08-16T18:16:10Z"/>
-  <w16cex:commentExtensible w16cex:durableId="4C3AE137" w16cex:dateUtc="2026-08-16T18:16:10Z"/>
-  <w16cex:commentExtensible w16cex:durableId="6C0A2A78" w16cex:dateUtc="2026-08-16T18:16:10Z"/>
-  <w16cex:commentExtensible w16cex:durableId="21A26B79" w16cex:dateUtc="2026-08-16T18:16:10Z"/>
-  <w16cex:commentExtensible w16cex:durableId="6FDC4175" w16cex:dateUtc="2026-08-16T18:16:10Z"/>
-  <w16cex:commentExtensible w16cex:durableId="1DED10B1" w16cex:dateUtc="2026-08-16T18:16:10Z"/>
-  <w16cex:commentExtensible w16cex:durableId="2FF819F1" w16cex:dateUtc="2026-08-16T18:16:11Z"/>
-  <w16cex:commentExtensible w16cex:durableId="10CB1C1D" w16cex:dateUtc="2026-08-16T18:16:11Z"/>
-  <w16cex:commentExtensible w16cex:durableId="42407DEC" w16cex:dateUtc="2026-08-16T18:16:11Z"/>
-  <w16cex:commentExtensible w16cex:durableId="3F2DDAB3" w16cex:dateUtc="2026-08-16T18:16:11Z"/>
-  <w16cex:commentExtensible w16cex:durableId="71DA761B" w16cex:dateUtc="2026-08-16T18:16:11Z"/>
-  <w16cex:commentExtensible w16cex:durableId="312397BB" w16cex:dateUtc="2026-08-16T18:16:11Z"/>
+  <w16cex:commentExtensible w16cex:durableId="2632E26C" w16cex:dateUtc="2026-08-17T01:25:56Z"/>
+  <w16cex:commentExtensible w16cex:durableId="0D78E24B" w16cex:dateUtc="2026-08-17T01:25:56Z"/>
+  <w16cex:commentExtensible w16cex:durableId="5C2452E8" w16cex:dateUtc="2026-08-17T01:25:56Z"/>
+  <w16cex:commentExtensible w16cex:durableId="090FEA6E" w16cex:dateUtc="2026-08-17T01:25:56Z"/>
+  <w16cex:commentExtensible w16cex:durableId="7833C710" w16cex:dateUtc="2026-08-17T01:25:56Z"/>
+  <w16cex:commentExtensible w16cex:durableId="24F7AF69" w16cex:dateUtc="2026-08-17T01:25:56Z"/>
+  <w16cex:commentExtensible w16cex:durableId="15F8B977" w16cex:dateUtc="2026-08-17T01:25:56Z"/>
+  <w16cex:commentExtensible w16cex:durableId="21DDAAE2" w16cex:dateUtc="2026-08-17T01:25:56Z"/>
+  <w16cex:commentExtensible w16cex:durableId="5F73C6A0" w16cex:dateUtc="2026-08-17T01:25:56Z"/>
+  <w16cex:commentExtensible w16cex:durableId="113B87CA" w16cex:dateUtc="2026-08-17T01:25:56Z"/>
+  <w16cex:commentExtensible w16cex:durableId="386DEFF3" w16cex:dateUtc="2026-08-17T01:25:56Z"/>
+  <w16cex:commentExtensible w16cex:durableId="0DE8D493" w16cex:dateUtc="2026-08-17T01:25:56Z"/>
+  <w16cex:commentExtensible w16cex:durableId="5D8CBC92" w16cex:dateUtc="2026-08-17T01:25:56Z"/>
+  <w16cex:commentExtensible w16cex:durableId="5F957B65" w16cex:dateUtc="2026-08-17T01:25:57Z"/>
+  <w16cex:commentExtensible w16cex:durableId="77DEB882" w16cex:dateUtc="2026-08-17T01:25:57Z"/>
+  <w16cex:commentExtensible w16cex:durableId="0F3C1467" w16cex:dateUtc="2026-08-17T01:25:57Z"/>
+  <w16cex:commentExtensible w16cex:durableId="65DFE6CA" w16cex:dateUtc="2026-08-17T01:25:57Z"/>
+  <w16cex:commentExtensible w16cex:durableId="2B0E684F" w16cex:dateUtc="2026-08-17T01:25:57Z"/>
 </w16cex:commentsExtensible>
 </file>
 
 <file path=word/commentsIds.xml><?xml version="1.0" encoding="utf-8"?>
 <w16cid:commentsIds xmlns:wpc="http://schemas.microsoft.com/office/word/2010/wordprocessingCanvas" xmlns:cx="http://schemas.microsoft.com/office/drawing/2014/chartex" xmlns:cx1="http://schemas.microsoft.com/office/drawing/2015/9/8/chartex" xmlns:cx2="http://schemas.microsoft.com/office/drawing/2015/10/21/chartex" xmlns:cx3="http://schemas.microsoft.com/office/drawing/2016/5/9/chartex" xmlns:cx4="http://schemas.microsoft.com/office/drawing/2016/5/10/chartex" xmlns:cx5="http://schemas.microsoft.com/office/drawing/2016/5/11/chartex" xmlns:cx6="http://schemas.microsoft.com/office/drawing/2016/5/12/chartex" xmlns:cx7="http://schemas.microsoft.com/office/drawing/2016/5/13/chartex" xmlns:cx8="http://schemas.microsoft.com/office/drawing/2016/5/14/chartex" xmlns:mc="http://schemas.openxmlformats.org/markup-compatibility/2006" xmlns:aink="http://schemas.microsoft.com/office/drawing/2016/ink" xmlns:am3d="http://schemas.microsoft.com/office/drawing/2017/model3d" xmlns:o="urn:schemas-microsoft-com:office:office" xmlns:oel="http://schemas.microsoft.com/office/2019/extlst" xmlns:r="http://schemas.openxmlformats.org/officeDocument/2006/relationships" xmlns:m="http://schemas.openxmlformats.org/officeDocument/2006/math" xmlns:v="urn:schemas-microsoft-com:vml" xmlns:wp14="http://schemas.microsoft.com/office/word/2010/wordprocessingDrawing" xmlns:wp="http://schemas.openxmlformats.org/drawingml/2006/wordprocessingDrawing" xmlns:w10="urn:schemas-microsoft-com:office:word" xmlns:w="http://schemas.openxmlformats.org/wordprocessingml/2006/main" xmlns:w14="http://schemas.microsoft.com/office/word/2010/wordml" xmlns:w15="http://schemas.microsoft.com/office/word/2012/wordml" xmlns:w16cex="http://schemas.microsoft.com/office/word/2018/wordml/cex" xmlns:w16cid="http://schemas.microsoft.com/office/word/2016/wordml/cid" xmlns:w16="http://schemas.microsoft.com/office/word/2018/wordml" xmlns:w16du="http://schemas.microsoft.com/office/word/2023/wordml/word16du" xmlns:w16sdtdh="http://schemas.microsoft.com/office/word/2020/wordml/sdtdatahash" xmlns:w16sdtfl="http://schemas.microsoft.com/office/word/2024/wordml/sdtformatlock" xmlns:w16se="http://schemas.microsoft.com/office/word/2015/wordml/symex" xmlns:wpg="http://schemas.microsoft.com/office/word/2010/wordprocessingGroup" xmlns:wpi="http://schemas.microsoft.com/office/word/2010/wordprocessingInk" xmlns:wne="http://schemas.microsoft.com/office/word/2006/wordml" xmlns:wps="http://schemas.microsoft.com/office/word/2010/wordprocessingShape" mc:Ignorable="w14 w15 w16se w16cid w16 w16cex w16sdtdh w16sdtfl w16du wp14">
-  <w16cid:commentId w16cid:paraId="43B4DDB0" w16cid:durableId="69AD02E8"/>
-  <w16cid:commentId w16cid:paraId="4EAB2DF7" w16cid:durableId="05EA5754"/>
-  <w16cid:commentId w16cid:paraId="3562A307" w16cid:durableId="0F694674"/>
-  <w16cid:commentId w16cid:paraId="16A59D4B" w16cid:durableId="7E750849"/>
-  <w16cid:commentId w16cid:paraId="77581CF8" w16cid:durableId="4289BA49"/>
-  <w16cid:commentId w16cid:paraId="53D2AAA6" w16cid:durableId="14DEA067"/>
-  <w16cid:commentId w16cid:paraId="594F441B" w16cid:durableId="38F6101B"/>
-  <w16cid:commentId w16cid:paraId="60B1542A" w16cid:durableId="4C3AE137"/>
-  <w16cid:commentId w16cid:paraId="767B07D6" w16cid:durableId="6C0A2A78"/>
-  <w16cid:commentId w16cid:paraId="4C89FA97" w16cid:durableId="21A26B79"/>
-  <w16cid:commentId w16cid:paraId="309A6C26" w16cid:durableId="6FDC4175"/>
-  <w16cid:commentId w16cid:paraId="1157575A" w16cid:durableId="1DED10B1"/>
-  <w16cid:commentId w16cid:paraId="1CA158D1" w16cid:durableId="2FF819F1"/>
-  <w16cid:commentId w16cid:paraId="4D82486D" w16cid:durableId="10CB1C1D"/>
-  <w16cid:commentId w16cid:paraId="4C40759A" w16cid:durableId="42407DEC"/>
-  <w16cid:commentId w16cid:paraId="67A1B587" w16cid:durableId="3F2DDAB3"/>
-  <w16cid:commentId w16cid:paraId="550F539E" w16cid:durableId="71DA761B"/>
-  <w16cid:commentId w16cid:paraId="2AF9D545" w16cid:durableId="312397BB"/>
+  <w16cid:commentId w16cid:paraId="485117A6" w16cid:durableId="2632E26C"/>
+  <w16cid:commentId w16cid:paraId="4D3D8039" w16cid:durableId="0D78E24B"/>
+  <w16cid:commentId w16cid:paraId="7BED1907" w16cid:durableId="5C2452E8"/>
+  <w16cid:commentId w16cid:paraId="7A1F74FD" w16cid:durableId="090FEA6E"/>
+  <w16cid:commentId w16cid:paraId="0A7159D0" w16cid:durableId="7833C710"/>
+  <w16cid:commentId w16cid:paraId="218DB724" w16cid:durableId="24F7AF69"/>
+  <w16cid:commentId w16cid:paraId="777EEA94" w16cid:durableId="15F8B977"/>
+  <w16cid:commentId w16cid:paraId="6F3249EE" w16cid:durableId="21DDAAE2"/>
+  <w16cid:commentId w16cid:paraId="52E09762" w16cid:durableId="5F73C6A0"/>
+  <w16cid:commentId w16cid:paraId="1EAC5B13" w16cid:durableId="113B87CA"/>
+  <w16cid:commentId w16cid:paraId="4FB130E2" w16cid:durableId="386DEFF3"/>
+  <w16cid:commentId w16cid:paraId="4EE1CDA6" w16cid:durableId="0DE8D493"/>
+  <w16cid:commentId w16cid:paraId="1742515F" w16cid:durableId="5D8CBC92"/>
+  <w16cid:commentId w16cid:paraId="25A870A1" w16cid:durableId="5F957B65"/>
+  <w16cid:commentId w16cid:paraId="3E2AD094" w16cid:durableId="77DEB882"/>
+  <w16cid:commentId w16cid:paraId="6A1C965A" w16cid:durableId="0F3C1467"/>
+  <w16cid:commentId w16cid:paraId="2C9A7827" w16cid:durableId="65DFE6CA"/>
+  <w16cid:commentId w16cid:paraId="76EF818B" w16cid:durableId="2B0E684F"/>
 </w16cid:commentsIds>
 </file>
 
